--- a/report/SMS_Spam_Detection_Report.docx
+++ b/report/SMS_Spam_Detection_Report.docx
@@ -135,12 +135,12 @@
             <w:tcW w:type="dxa" w:w="864"/>
             <w:vAlign w:val="center"/>
             <w:tcBorders>
-              <w:top w:val="single" w:sz="4" w:color="D9D9D9"/>
-              <w:left w:val="single" w:sz="4" w:color="D9D9D9"/>
-              <w:bottom w:val="single" w:sz="4" w:color="D9D9D9"/>
-              <w:right w:val="single" w:sz="4" w:color="D9D9D9"/>
+              <w:top w:val="single" w:sz="6" w:color="000000"/>
+              <w:left w:val="single" w:sz="6" w:color="000000"/>
+              <w:bottom w:val="single" w:sz="6" w:color="000000"/>
+              <w:right w:val="single" w:sz="6" w:color="000000"/>
             </w:tcBorders>
-            <w:shd w:fill="18324D"/>
+            <w:shd w:val="clear" w:fill="FFFFFF"/>
             <w:tcMar>
               <w:top w:w="85" w:type="dxa"/>
               <w:bottom w:w="85" w:type="dxa"/>
@@ -155,7 +155,7 @@
             <w:r>
               <w:rPr>
                 <w:b/>
-                <w:color w:val="FFFFFF"/>
+                <w:color w:val="auto"/>
                 <w:sz w:val="19"/>
               </w:rPr>
               <w:t>Section</w:t>
@@ -167,12 +167,12 @@
             <w:tcW w:type="dxa" w:w="7776"/>
             <w:vAlign w:val="center"/>
             <w:tcBorders>
-              <w:top w:val="single" w:sz="4" w:color="D9D9D9"/>
-              <w:left w:val="single" w:sz="4" w:color="D9D9D9"/>
-              <w:bottom w:val="single" w:sz="4" w:color="D9D9D9"/>
-              <w:right w:val="single" w:sz="4" w:color="D9D9D9"/>
+              <w:top w:val="single" w:sz="6" w:color="000000"/>
+              <w:left w:val="single" w:sz="6" w:color="000000"/>
+              <w:bottom w:val="single" w:sz="6" w:color="000000"/>
+              <w:right w:val="single" w:sz="6" w:color="000000"/>
             </w:tcBorders>
-            <w:shd w:fill="18324D"/>
+            <w:shd w:val="clear" w:fill="FFFFFF"/>
             <w:tcMar>
               <w:top w:w="85" w:type="dxa"/>
               <w:bottom w:w="85" w:type="dxa"/>
@@ -187,7 +187,7 @@
             <w:r>
               <w:rPr>
                 <w:b/>
-                <w:color w:val="FFFFFF"/>
+                <w:color w:val="auto"/>
                 <w:sz w:val="19"/>
               </w:rPr>
               <w:t>Subject</w:t>
@@ -199,12 +199,12 @@
             <w:tcW w:type="dxa" w:w="864"/>
             <w:vAlign w:val="center"/>
             <w:tcBorders>
-              <w:top w:val="single" w:sz="4" w:color="D9D9D9"/>
-              <w:left w:val="single" w:sz="4" w:color="D9D9D9"/>
-              <w:bottom w:val="single" w:sz="4" w:color="D9D9D9"/>
-              <w:right w:val="single" w:sz="4" w:color="D9D9D9"/>
+              <w:top w:val="single" w:sz="6" w:color="000000"/>
+              <w:left w:val="single" w:sz="6" w:color="000000"/>
+              <w:bottom w:val="single" w:sz="6" w:color="000000"/>
+              <w:right w:val="single" w:sz="6" w:color="000000"/>
             </w:tcBorders>
-            <w:shd w:fill="18324D"/>
+            <w:shd w:val="clear" w:fill="FFFFFF"/>
             <w:tcMar>
               <w:top w:w="85" w:type="dxa"/>
               <w:bottom w:w="85" w:type="dxa"/>
@@ -219,7 +219,7 @@
             <w:r>
               <w:rPr>
                 <w:b/>
-                <w:color w:val="FFFFFF"/>
+                <w:color w:val="auto"/>
                 <w:sz w:val="19"/>
               </w:rPr>
               <w:t>Page</w:t>
@@ -236,12 +236,12 @@
             <w:tcW w:type="dxa" w:w="864"/>
             <w:vAlign w:val="center"/>
             <w:tcBorders>
-              <w:top w:val="single" w:sz="4" w:color="D9D9D9"/>
-              <w:left w:val="single" w:sz="4" w:color="D9D9D9"/>
-              <w:bottom w:val="single" w:sz="4" w:color="D9D9D9"/>
-              <w:right w:val="single" w:sz="4" w:color="D9D9D9"/>
+              <w:top w:val="single" w:sz="6" w:color="000000"/>
+              <w:left w:val="single" w:sz="6" w:color="000000"/>
+              <w:bottom w:val="single" w:sz="6" w:color="000000"/>
+              <w:right w:val="single" w:sz="6" w:color="000000"/>
             </w:tcBorders>
-            <w:shd w:fill="FFFFFF"/>
+            <w:shd w:val="clear" w:fill="FFFFFF"/>
             <w:tcMar>
               <w:top w:w="85" w:type="dxa"/>
               <w:bottom w:w="85" w:type="dxa"/>
@@ -256,7 +256,7 @@
             <w:r>
               <w:rPr>
                 <w:b w:val="0"/>
-                <w:color w:val="000000"/>
+                <w:color w:val="auto"/>
                 <w:sz w:val="19"/>
               </w:rPr>
               <w:t>1</w:t>
@@ -268,12 +268,12 @@
             <w:tcW w:type="dxa" w:w="7776"/>
             <w:vAlign w:val="center"/>
             <w:tcBorders>
-              <w:top w:val="single" w:sz="4" w:color="D9D9D9"/>
-              <w:left w:val="single" w:sz="4" w:color="D9D9D9"/>
-              <w:bottom w:val="single" w:sz="4" w:color="D9D9D9"/>
-              <w:right w:val="single" w:sz="4" w:color="D9D9D9"/>
+              <w:top w:val="single" w:sz="6" w:color="000000"/>
+              <w:left w:val="single" w:sz="6" w:color="000000"/>
+              <w:bottom w:val="single" w:sz="6" w:color="000000"/>
+              <w:right w:val="single" w:sz="6" w:color="000000"/>
             </w:tcBorders>
-            <w:shd w:fill="FFFFFF"/>
+            <w:shd w:val="clear" w:fill="FFFFFF"/>
             <w:tcMar>
               <w:top w:w="85" w:type="dxa"/>
               <w:bottom w:w="85" w:type="dxa"/>
@@ -288,7 +288,7 @@
             <w:r>
               <w:rPr>
                 <w:b w:val="0"/>
-                <w:color w:val="000000"/>
+                <w:color w:val="auto"/>
                 <w:sz w:val="19"/>
               </w:rPr>
               <w:t>Scope and report guide</w:t>
@@ -300,12 +300,12 @@
             <w:tcW w:type="dxa" w:w="864"/>
             <w:vAlign w:val="center"/>
             <w:tcBorders>
-              <w:top w:val="single" w:sz="4" w:color="D9D9D9"/>
-              <w:left w:val="single" w:sz="4" w:color="D9D9D9"/>
-              <w:bottom w:val="single" w:sz="4" w:color="D9D9D9"/>
-              <w:right w:val="single" w:sz="4" w:color="D9D9D9"/>
+              <w:top w:val="single" w:sz="6" w:color="000000"/>
+              <w:left w:val="single" w:sz="6" w:color="000000"/>
+              <w:bottom w:val="single" w:sz="6" w:color="000000"/>
+              <w:right w:val="single" w:sz="6" w:color="000000"/>
             </w:tcBorders>
-            <w:shd w:fill="FFFFFF"/>
+            <w:shd w:val="clear" w:fill="FFFFFF"/>
             <w:tcMar>
               <w:top w:w="85" w:type="dxa"/>
               <w:bottom w:w="85" w:type="dxa"/>
@@ -320,7 +320,7 @@
             <w:r>
               <w:rPr>
                 <w:b w:val="0"/>
-                <w:color w:val="000000"/>
+                <w:color w:val="auto"/>
                 <w:sz w:val="19"/>
               </w:rPr>
               <w:t>2</w:t>
@@ -337,12 +337,12 @@
             <w:tcW w:type="dxa" w:w="864"/>
             <w:vAlign w:val="center"/>
             <w:tcBorders>
-              <w:top w:val="single" w:sz="4" w:color="D9D9D9"/>
-              <w:left w:val="single" w:sz="4" w:color="D9D9D9"/>
-              <w:bottom w:val="single" w:sz="4" w:color="D9D9D9"/>
-              <w:right w:val="single" w:sz="4" w:color="D9D9D9"/>
+              <w:top w:val="single" w:sz="6" w:color="000000"/>
+              <w:left w:val="single" w:sz="6" w:color="000000"/>
+              <w:bottom w:val="single" w:sz="6" w:color="000000"/>
+              <w:right w:val="single" w:sz="6" w:color="000000"/>
             </w:tcBorders>
-            <w:shd w:fill="F0F4F7"/>
+            <w:shd w:val="clear" w:fill="FFFFFF"/>
             <w:tcMar>
               <w:top w:w="85" w:type="dxa"/>
               <w:bottom w:w="85" w:type="dxa"/>
@@ -357,7 +357,7 @@
             <w:r>
               <w:rPr>
                 <w:b w:val="0"/>
-                <w:color w:val="000000"/>
+                <w:color w:val="auto"/>
                 <w:sz w:val="19"/>
               </w:rPr>
               <w:t>2</w:t>
@@ -369,12 +369,12 @@
             <w:tcW w:type="dxa" w:w="7776"/>
             <w:vAlign w:val="center"/>
             <w:tcBorders>
-              <w:top w:val="single" w:sz="4" w:color="D9D9D9"/>
-              <w:left w:val="single" w:sz="4" w:color="D9D9D9"/>
-              <w:bottom w:val="single" w:sz="4" w:color="D9D9D9"/>
-              <w:right w:val="single" w:sz="4" w:color="D9D9D9"/>
+              <w:top w:val="single" w:sz="6" w:color="000000"/>
+              <w:left w:val="single" w:sz="6" w:color="000000"/>
+              <w:bottom w:val="single" w:sz="6" w:color="000000"/>
+              <w:right w:val="single" w:sz="6" w:color="000000"/>
             </w:tcBorders>
-            <w:shd w:fill="F0F4F7"/>
+            <w:shd w:val="clear" w:fill="FFFFFF"/>
             <w:tcMar>
               <w:top w:w="85" w:type="dxa"/>
               <w:bottom w:w="85" w:type="dxa"/>
@@ -389,7 +389,7 @@
             <w:r>
               <w:rPr>
                 <w:b w:val="0"/>
-                <w:color w:val="000000"/>
+                <w:color w:val="auto"/>
                 <w:sz w:val="19"/>
               </w:rPr>
               <w:t>Dataset provenance and cleaning</w:t>
@@ -401,12 +401,12 @@
             <w:tcW w:type="dxa" w:w="864"/>
             <w:vAlign w:val="center"/>
             <w:tcBorders>
-              <w:top w:val="single" w:sz="4" w:color="D9D9D9"/>
-              <w:left w:val="single" w:sz="4" w:color="D9D9D9"/>
-              <w:bottom w:val="single" w:sz="4" w:color="D9D9D9"/>
-              <w:right w:val="single" w:sz="4" w:color="D9D9D9"/>
+              <w:top w:val="single" w:sz="6" w:color="000000"/>
+              <w:left w:val="single" w:sz="6" w:color="000000"/>
+              <w:bottom w:val="single" w:sz="6" w:color="000000"/>
+              <w:right w:val="single" w:sz="6" w:color="000000"/>
             </w:tcBorders>
-            <w:shd w:fill="F0F4F7"/>
+            <w:shd w:val="clear" w:fill="FFFFFF"/>
             <w:tcMar>
               <w:top w:w="85" w:type="dxa"/>
               <w:bottom w:w="85" w:type="dxa"/>
@@ -421,7 +421,7 @@
             <w:r>
               <w:rPr>
                 <w:b w:val="0"/>
-                <w:color w:val="000000"/>
+                <w:color w:val="auto"/>
                 <w:sz w:val="19"/>
               </w:rPr>
               <w:t>3</w:t>
@@ -438,12 +438,12 @@
             <w:tcW w:type="dxa" w:w="864"/>
             <w:vAlign w:val="center"/>
             <w:tcBorders>
-              <w:top w:val="single" w:sz="4" w:color="D9D9D9"/>
-              <w:left w:val="single" w:sz="4" w:color="D9D9D9"/>
-              <w:bottom w:val="single" w:sz="4" w:color="D9D9D9"/>
-              <w:right w:val="single" w:sz="4" w:color="D9D9D9"/>
+              <w:top w:val="single" w:sz="6" w:color="000000"/>
+              <w:left w:val="single" w:sz="6" w:color="000000"/>
+              <w:bottom w:val="single" w:sz="6" w:color="000000"/>
+              <w:right w:val="single" w:sz="6" w:color="000000"/>
             </w:tcBorders>
-            <w:shd w:fill="FFFFFF"/>
+            <w:shd w:val="clear" w:fill="FFFFFF"/>
             <w:tcMar>
               <w:top w:w="85" w:type="dxa"/>
               <w:bottom w:w="85" w:type="dxa"/>
@@ -458,7 +458,7 @@
             <w:r>
               <w:rPr>
                 <w:b w:val="0"/>
-                <w:color w:val="000000"/>
+                <w:color w:val="auto"/>
                 <w:sz w:val="19"/>
               </w:rPr>
               <w:t>3</w:t>
@@ -470,12 +470,12 @@
             <w:tcW w:type="dxa" w:w="7776"/>
             <w:vAlign w:val="center"/>
             <w:tcBorders>
-              <w:top w:val="single" w:sz="4" w:color="D9D9D9"/>
-              <w:left w:val="single" w:sz="4" w:color="D9D9D9"/>
-              <w:bottom w:val="single" w:sz="4" w:color="D9D9D9"/>
-              <w:right w:val="single" w:sz="4" w:color="D9D9D9"/>
+              <w:top w:val="single" w:sz="6" w:color="000000"/>
+              <w:left w:val="single" w:sz="6" w:color="000000"/>
+              <w:bottom w:val="single" w:sz="6" w:color="000000"/>
+              <w:right w:val="single" w:sz="6" w:color="000000"/>
             </w:tcBorders>
-            <w:shd w:fill="FFFFFF"/>
+            <w:shd w:val="clear" w:fill="FFFFFF"/>
             <w:tcMar>
               <w:top w:w="85" w:type="dxa"/>
               <w:bottom w:w="85" w:type="dxa"/>
@@ -490,7 +490,7 @@
             <w:r>
               <w:rPr>
                 <w:b w:val="0"/>
-                <w:color w:val="000000"/>
+                <w:color w:val="auto"/>
                 <w:sz w:val="19"/>
               </w:rPr>
               <w:t>Class probabilities</w:t>
@@ -502,12 +502,12 @@
             <w:tcW w:type="dxa" w:w="864"/>
             <w:vAlign w:val="center"/>
             <w:tcBorders>
-              <w:top w:val="single" w:sz="4" w:color="D9D9D9"/>
-              <w:left w:val="single" w:sz="4" w:color="D9D9D9"/>
-              <w:bottom w:val="single" w:sz="4" w:color="D9D9D9"/>
-              <w:right w:val="single" w:sz="4" w:color="D9D9D9"/>
+              <w:top w:val="single" w:sz="6" w:color="000000"/>
+              <w:left w:val="single" w:sz="6" w:color="000000"/>
+              <w:bottom w:val="single" w:sz="6" w:color="000000"/>
+              <w:right w:val="single" w:sz="6" w:color="000000"/>
             </w:tcBorders>
-            <w:shd w:fill="FFFFFF"/>
+            <w:shd w:val="clear" w:fill="FFFFFF"/>
             <w:tcMar>
               <w:top w:w="85" w:type="dxa"/>
               <w:bottom w:w="85" w:type="dxa"/>
@@ -522,7 +522,7 @@
             <w:r>
               <w:rPr>
                 <w:b w:val="0"/>
-                <w:color w:val="000000"/>
+                <w:color w:val="auto"/>
                 <w:sz w:val="19"/>
               </w:rPr>
               <w:t>4</w:t>
@@ -539,12 +539,12 @@
             <w:tcW w:type="dxa" w:w="864"/>
             <w:vAlign w:val="center"/>
             <w:tcBorders>
-              <w:top w:val="single" w:sz="4" w:color="D9D9D9"/>
-              <w:left w:val="single" w:sz="4" w:color="D9D9D9"/>
-              <w:bottom w:val="single" w:sz="4" w:color="D9D9D9"/>
-              <w:right w:val="single" w:sz="4" w:color="D9D9D9"/>
+              <w:top w:val="single" w:sz="6" w:color="000000"/>
+              <w:left w:val="single" w:sz="6" w:color="000000"/>
+              <w:bottom w:val="single" w:sz="6" w:color="000000"/>
+              <w:right w:val="single" w:sz="6" w:color="000000"/>
             </w:tcBorders>
-            <w:shd w:fill="F0F4F7"/>
+            <w:shd w:val="clear" w:fill="FFFFFF"/>
             <w:tcMar>
               <w:top w:w="85" w:type="dxa"/>
               <w:bottom w:w="85" w:type="dxa"/>
@@ -559,7 +559,7 @@
             <w:r>
               <w:rPr>
                 <w:b w:val="0"/>
-                <w:color w:val="000000"/>
+                <w:color w:val="auto"/>
                 <w:sz w:val="19"/>
               </w:rPr>
               <w:t>4</w:t>
@@ -571,12 +571,12 @@
             <w:tcW w:type="dxa" w:w="7776"/>
             <w:vAlign w:val="center"/>
             <w:tcBorders>
-              <w:top w:val="single" w:sz="4" w:color="D9D9D9"/>
-              <w:left w:val="single" w:sz="4" w:color="D9D9D9"/>
-              <w:bottom w:val="single" w:sz="4" w:color="D9D9D9"/>
-              <w:right w:val="single" w:sz="4" w:color="D9D9D9"/>
+              <w:top w:val="single" w:sz="6" w:color="000000"/>
+              <w:left w:val="single" w:sz="6" w:color="000000"/>
+              <w:bottom w:val="single" w:sz="6" w:color="000000"/>
+              <w:right w:val="single" w:sz="6" w:color="000000"/>
             </w:tcBorders>
-            <w:shd w:fill="F0F4F7"/>
+            <w:shd w:val="clear" w:fill="FFFFFF"/>
             <w:tcMar>
               <w:top w:w="85" w:type="dxa"/>
               <w:bottom w:w="85" w:type="dxa"/>
@@ -591,7 +591,7 @@
             <w:r>
               <w:rPr>
                 <w:b w:val="0"/>
-                <w:color w:val="000000"/>
+                <w:color w:val="auto"/>
                 <w:sz w:val="19"/>
               </w:rPr>
               <w:t>Word probabilities and Bayes theorem</w:t>
@@ -603,12 +603,12 @@
             <w:tcW w:type="dxa" w:w="864"/>
             <w:vAlign w:val="center"/>
             <w:tcBorders>
-              <w:top w:val="single" w:sz="4" w:color="D9D9D9"/>
-              <w:left w:val="single" w:sz="4" w:color="D9D9D9"/>
-              <w:bottom w:val="single" w:sz="4" w:color="D9D9D9"/>
-              <w:right w:val="single" w:sz="4" w:color="D9D9D9"/>
+              <w:top w:val="single" w:sz="6" w:color="000000"/>
+              <w:left w:val="single" w:sz="6" w:color="000000"/>
+              <w:bottom w:val="single" w:sz="6" w:color="000000"/>
+              <w:right w:val="single" w:sz="6" w:color="000000"/>
             </w:tcBorders>
-            <w:shd w:fill="F0F4F7"/>
+            <w:shd w:val="clear" w:fill="FFFFFF"/>
             <w:tcMar>
               <w:top w:w="85" w:type="dxa"/>
               <w:bottom w:w="85" w:type="dxa"/>
@@ -623,7 +623,7 @@
             <w:r>
               <w:rPr>
                 <w:b w:val="0"/>
-                <w:color w:val="000000"/>
+                <w:color w:val="auto"/>
                 <w:sz w:val="19"/>
               </w:rPr>
               <w:t>5</w:t>
@@ -640,12 +640,12 @@
             <w:tcW w:type="dxa" w:w="864"/>
             <w:vAlign w:val="center"/>
             <w:tcBorders>
-              <w:top w:val="single" w:sz="4" w:color="D9D9D9"/>
-              <w:left w:val="single" w:sz="4" w:color="D9D9D9"/>
-              <w:bottom w:val="single" w:sz="4" w:color="D9D9D9"/>
-              <w:right w:val="single" w:sz="4" w:color="D9D9D9"/>
+              <w:top w:val="single" w:sz="6" w:color="000000"/>
+              <w:left w:val="single" w:sz="6" w:color="000000"/>
+              <w:bottom w:val="single" w:sz="6" w:color="000000"/>
+              <w:right w:val="single" w:sz="6" w:color="000000"/>
             </w:tcBorders>
-            <w:shd w:fill="FFFFFF"/>
+            <w:shd w:val="clear" w:fill="FFFFFF"/>
             <w:tcMar>
               <w:top w:w="85" w:type="dxa"/>
               <w:bottom w:w="85" w:type="dxa"/>
@@ -660,7 +660,7 @@
             <w:r>
               <w:rPr>
                 <w:b w:val="0"/>
-                <w:color w:val="000000"/>
+                <w:color w:val="auto"/>
                 <w:sz w:val="19"/>
               </w:rPr>
               <w:t>5</w:t>
@@ -672,12 +672,12 @@
             <w:tcW w:type="dxa" w:w="7776"/>
             <w:vAlign w:val="center"/>
             <w:tcBorders>
-              <w:top w:val="single" w:sz="4" w:color="D9D9D9"/>
-              <w:left w:val="single" w:sz="4" w:color="D9D9D9"/>
-              <w:bottom w:val="single" w:sz="4" w:color="D9D9D9"/>
-              <w:right w:val="single" w:sz="4" w:color="D9D9D9"/>
+              <w:top w:val="single" w:sz="6" w:color="000000"/>
+              <w:left w:val="single" w:sz="6" w:color="000000"/>
+              <w:bottom w:val="single" w:sz="6" w:color="000000"/>
+              <w:right w:val="single" w:sz="6" w:color="000000"/>
             </w:tcBorders>
-            <w:shd w:fill="FFFFFF"/>
+            <w:shd w:val="clear" w:fill="FFFFFF"/>
             <w:tcMar>
               <w:top w:w="85" w:type="dxa"/>
               <w:bottom w:w="85" w:type="dxa"/>
@@ -692,7 +692,7 @@
             <w:r>
               <w:rPr>
                 <w:b w:val="0"/>
-                <w:color w:val="000000"/>
+                <w:color w:val="auto"/>
                 <w:sz w:val="19"/>
               </w:rPr>
               <w:t>Interpreting the five word events</w:t>
@@ -704,12 +704,12 @@
             <w:tcW w:type="dxa" w:w="864"/>
             <w:vAlign w:val="center"/>
             <w:tcBorders>
-              <w:top w:val="single" w:sz="4" w:color="D9D9D9"/>
-              <w:left w:val="single" w:sz="4" w:color="D9D9D9"/>
-              <w:bottom w:val="single" w:sz="4" w:color="D9D9D9"/>
-              <w:right w:val="single" w:sz="4" w:color="D9D9D9"/>
+              <w:top w:val="single" w:sz="6" w:color="000000"/>
+              <w:left w:val="single" w:sz="6" w:color="000000"/>
+              <w:bottom w:val="single" w:sz="6" w:color="000000"/>
+              <w:right w:val="single" w:sz="6" w:color="000000"/>
             </w:tcBorders>
-            <w:shd w:fill="FFFFFF"/>
+            <w:shd w:val="clear" w:fill="FFFFFF"/>
             <w:tcMar>
               <w:top w:w="85" w:type="dxa"/>
               <w:bottom w:w="85" w:type="dxa"/>
@@ -724,7 +724,7 @@
             <w:r>
               <w:rPr>
                 <w:b w:val="0"/>
-                <w:color w:val="000000"/>
+                <w:color w:val="auto"/>
                 <w:sz w:val="19"/>
               </w:rPr>
               <w:t>6</w:t>
@@ -741,12 +741,12 @@
             <w:tcW w:type="dxa" w:w="864"/>
             <w:vAlign w:val="center"/>
             <w:tcBorders>
-              <w:top w:val="single" w:sz="4" w:color="D9D9D9"/>
-              <w:left w:val="single" w:sz="4" w:color="D9D9D9"/>
-              <w:bottom w:val="single" w:sz="4" w:color="D9D9D9"/>
-              <w:right w:val="single" w:sz="4" w:color="D9D9D9"/>
+              <w:top w:val="single" w:sz="6" w:color="000000"/>
+              <w:left w:val="single" w:sz="6" w:color="000000"/>
+              <w:bottom w:val="single" w:sz="6" w:color="000000"/>
+              <w:right w:val="single" w:sz="6" w:color="000000"/>
             </w:tcBorders>
-            <w:shd w:fill="F0F4F7"/>
+            <w:shd w:val="clear" w:fill="FFFFFF"/>
             <w:tcMar>
               <w:top w:w="85" w:type="dxa"/>
               <w:bottom w:w="85" w:type="dxa"/>
@@ -761,7 +761,7 @@
             <w:r>
               <w:rPr>
                 <w:b w:val="0"/>
-                <w:color w:val="000000"/>
+                <w:color w:val="auto"/>
                 <w:sz w:val="19"/>
               </w:rPr>
               <w:t>6</w:t>
@@ -773,12 +773,12 @@
             <w:tcW w:type="dxa" w:w="7776"/>
             <w:vAlign w:val="center"/>
             <w:tcBorders>
-              <w:top w:val="single" w:sz="4" w:color="D9D9D9"/>
-              <w:left w:val="single" w:sz="4" w:color="D9D9D9"/>
-              <w:bottom w:val="single" w:sz="4" w:color="D9D9D9"/>
-              <w:right w:val="single" w:sz="4" w:color="D9D9D9"/>
+              <w:top w:val="single" w:sz="6" w:color="000000"/>
+              <w:left w:val="single" w:sz="6" w:color="000000"/>
+              <w:bottom w:val="single" w:sz="6" w:color="000000"/>
+              <w:right w:val="single" w:sz="6" w:color="000000"/>
             </w:tcBorders>
-            <w:shd w:fill="F0F4F7"/>
+            <w:shd w:val="clear" w:fill="FFFFFF"/>
             <w:tcMar>
               <w:top w:w="85" w:type="dxa"/>
               <w:bottom w:w="85" w:type="dxa"/>
@@ -793,7 +793,7 @@
             <w:r>
               <w:rPr>
                 <w:b w:val="0"/>
-                <w:color w:val="000000"/>
+                <w:color w:val="auto"/>
                 <w:sz w:val="19"/>
               </w:rPr>
               <w:t>Bernoulli random variable</w:t>
@@ -805,12 +805,12 @@
             <w:tcW w:type="dxa" w:w="864"/>
             <w:vAlign w:val="center"/>
             <w:tcBorders>
-              <w:top w:val="single" w:sz="4" w:color="D9D9D9"/>
-              <w:left w:val="single" w:sz="4" w:color="D9D9D9"/>
-              <w:bottom w:val="single" w:sz="4" w:color="D9D9D9"/>
-              <w:right w:val="single" w:sz="4" w:color="D9D9D9"/>
+              <w:top w:val="single" w:sz="6" w:color="000000"/>
+              <w:left w:val="single" w:sz="6" w:color="000000"/>
+              <w:bottom w:val="single" w:sz="6" w:color="000000"/>
+              <w:right w:val="single" w:sz="6" w:color="000000"/>
             </w:tcBorders>
-            <w:shd w:fill="F0F4F7"/>
+            <w:shd w:val="clear" w:fill="FFFFFF"/>
             <w:tcMar>
               <w:top w:w="85" w:type="dxa"/>
               <w:bottom w:w="85" w:type="dxa"/>
@@ -825,7 +825,7 @@
             <w:r>
               <w:rPr>
                 <w:b w:val="0"/>
-                <w:color w:val="000000"/>
+                <w:color w:val="auto"/>
                 <w:sz w:val="19"/>
               </w:rPr>
               <w:t>7</w:t>
@@ -842,12 +842,12 @@
             <w:tcW w:type="dxa" w:w="864"/>
             <w:vAlign w:val="center"/>
             <w:tcBorders>
-              <w:top w:val="single" w:sz="4" w:color="D9D9D9"/>
-              <w:left w:val="single" w:sz="4" w:color="D9D9D9"/>
-              <w:bottom w:val="single" w:sz="4" w:color="D9D9D9"/>
-              <w:right w:val="single" w:sz="4" w:color="D9D9D9"/>
+              <w:top w:val="single" w:sz="6" w:color="000000"/>
+              <w:left w:val="single" w:sz="6" w:color="000000"/>
+              <w:bottom w:val="single" w:sz="6" w:color="000000"/>
+              <w:right w:val="single" w:sz="6" w:color="000000"/>
             </w:tcBorders>
-            <w:shd w:fill="FFFFFF"/>
+            <w:shd w:val="clear" w:fill="FFFFFF"/>
             <w:tcMar>
               <w:top w:w="85" w:type="dxa"/>
               <w:bottom w:w="85" w:type="dxa"/>
@@ -862,7 +862,7 @@
             <w:r>
               <w:rPr>
                 <w:b w:val="0"/>
-                <w:color w:val="000000"/>
+                <w:color w:val="auto"/>
                 <w:sz w:val="19"/>
               </w:rPr>
               <w:t>7</w:t>
@@ -874,12 +874,12 @@
             <w:tcW w:type="dxa" w:w="7776"/>
             <w:vAlign w:val="center"/>
             <w:tcBorders>
-              <w:top w:val="single" w:sz="4" w:color="D9D9D9"/>
-              <w:left w:val="single" w:sz="4" w:color="D9D9D9"/>
-              <w:bottom w:val="single" w:sz="4" w:color="D9D9D9"/>
-              <w:right w:val="single" w:sz="4" w:color="D9D9D9"/>
+              <w:top w:val="single" w:sz="6" w:color="000000"/>
+              <w:left w:val="single" w:sz="6" w:color="000000"/>
+              <w:bottom w:val="single" w:sz="6" w:color="000000"/>
+              <w:right w:val="single" w:sz="6" w:color="000000"/>
             </w:tcBorders>
-            <w:shd w:fill="FFFFFF"/>
+            <w:shd w:val="clear" w:fill="FFFFFF"/>
             <w:tcMar>
               <w:top w:w="85" w:type="dxa"/>
               <w:bottom w:w="85" w:type="dxa"/>
@@ -894,7 +894,7 @@
             <w:r>
               <w:rPr>
                 <w:b w:val="0"/>
-                <w:color w:val="000000"/>
+                <w:color w:val="auto"/>
                 <w:sz w:val="19"/>
               </w:rPr>
               <w:t>Data preparation and model</w:t>
@@ -906,12 +906,12 @@
             <w:tcW w:type="dxa" w:w="864"/>
             <w:vAlign w:val="center"/>
             <w:tcBorders>
-              <w:top w:val="single" w:sz="4" w:color="D9D9D9"/>
-              <w:left w:val="single" w:sz="4" w:color="D9D9D9"/>
-              <w:bottom w:val="single" w:sz="4" w:color="D9D9D9"/>
-              <w:right w:val="single" w:sz="4" w:color="D9D9D9"/>
+              <w:top w:val="single" w:sz="6" w:color="000000"/>
+              <w:left w:val="single" w:sz="6" w:color="000000"/>
+              <w:bottom w:val="single" w:sz="6" w:color="000000"/>
+              <w:right w:val="single" w:sz="6" w:color="000000"/>
             </w:tcBorders>
-            <w:shd w:fill="FFFFFF"/>
+            <w:shd w:val="clear" w:fill="FFFFFF"/>
             <w:tcMar>
               <w:top w:w="85" w:type="dxa"/>
               <w:bottom w:w="85" w:type="dxa"/>
@@ -926,7 +926,7 @@
             <w:r>
               <w:rPr>
                 <w:b w:val="0"/>
-                <w:color w:val="000000"/>
+                <w:color w:val="auto"/>
                 <w:sz w:val="19"/>
               </w:rPr>
               <w:t>8</w:t>
@@ -943,12 +943,12 @@
             <w:tcW w:type="dxa" w:w="864"/>
             <w:vAlign w:val="center"/>
             <w:tcBorders>
-              <w:top w:val="single" w:sz="4" w:color="D9D9D9"/>
-              <w:left w:val="single" w:sz="4" w:color="D9D9D9"/>
-              <w:bottom w:val="single" w:sz="4" w:color="D9D9D9"/>
-              <w:right w:val="single" w:sz="4" w:color="D9D9D9"/>
+              <w:top w:val="single" w:sz="6" w:color="000000"/>
+              <w:left w:val="single" w:sz="6" w:color="000000"/>
+              <w:bottom w:val="single" w:sz="6" w:color="000000"/>
+              <w:right w:val="single" w:sz="6" w:color="000000"/>
             </w:tcBorders>
-            <w:shd w:fill="F0F4F7"/>
+            <w:shd w:val="clear" w:fill="FFFFFF"/>
             <w:tcMar>
               <w:top w:w="85" w:type="dxa"/>
               <w:bottom w:w="85" w:type="dxa"/>
@@ -963,7 +963,7 @@
             <w:r>
               <w:rPr>
                 <w:b w:val="0"/>
-                <w:color w:val="000000"/>
+                <w:color w:val="auto"/>
                 <w:sz w:val="19"/>
               </w:rPr>
               <w:t>8</w:t>
@@ -975,12 +975,12 @@
             <w:tcW w:type="dxa" w:w="7776"/>
             <w:vAlign w:val="center"/>
             <w:tcBorders>
-              <w:top w:val="single" w:sz="4" w:color="D9D9D9"/>
-              <w:left w:val="single" w:sz="4" w:color="D9D9D9"/>
-              <w:bottom w:val="single" w:sz="4" w:color="D9D9D9"/>
-              <w:right w:val="single" w:sz="4" w:color="D9D9D9"/>
+              <w:top w:val="single" w:sz="6" w:color="000000"/>
+              <w:left w:val="single" w:sz="6" w:color="000000"/>
+              <w:bottom w:val="single" w:sz="6" w:color="000000"/>
+              <w:right w:val="single" w:sz="6" w:color="000000"/>
             </w:tcBorders>
-            <w:shd w:fill="F0F4F7"/>
+            <w:shd w:val="clear" w:fill="FFFFFF"/>
             <w:tcMar>
               <w:top w:w="85" w:type="dxa"/>
               <w:bottom w:w="85" w:type="dxa"/>
@@ -995,7 +995,7 @@
             <w:r>
               <w:rPr>
                 <w:b w:val="0"/>
-                <w:color w:val="000000"/>
+                <w:color w:val="auto"/>
                 <w:sz w:val="19"/>
               </w:rPr>
               <w:t>Evaluation results</w:t>
@@ -1007,12 +1007,12 @@
             <w:tcW w:type="dxa" w:w="864"/>
             <w:vAlign w:val="center"/>
             <w:tcBorders>
-              <w:top w:val="single" w:sz="4" w:color="D9D9D9"/>
-              <w:left w:val="single" w:sz="4" w:color="D9D9D9"/>
-              <w:bottom w:val="single" w:sz="4" w:color="D9D9D9"/>
-              <w:right w:val="single" w:sz="4" w:color="D9D9D9"/>
+              <w:top w:val="single" w:sz="6" w:color="000000"/>
+              <w:left w:val="single" w:sz="6" w:color="000000"/>
+              <w:bottom w:val="single" w:sz="6" w:color="000000"/>
+              <w:right w:val="single" w:sz="6" w:color="000000"/>
             </w:tcBorders>
-            <w:shd w:fill="F0F4F7"/>
+            <w:shd w:val="clear" w:fill="FFFFFF"/>
             <w:tcMar>
               <w:top w:w="85" w:type="dxa"/>
               <w:bottom w:w="85" w:type="dxa"/>
@@ -1027,7 +1027,7 @@
             <w:r>
               <w:rPr>
                 <w:b w:val="0"/>
-                <w:color w:val="000000"/>
+                <w:color w:val="auto"/>
                 <w:sz w:val="19"/>
               </w:rPr>
               <w:t>9</w:t>
@@ -1044,12 +1044,12 @@
             <w:tcW w:type="dxa" w:w="864"/>
             <w:vAlign w:val="center"/>
             <w:tcBorders>
-              <w:top w:val="single" w:sz="4" w:color="D9D9D9"/>
-              <w:left w:val="single" w:sz="4" w:color="D9D9D9"/>
-              <w:bottom w:val="single" w:sz="4" w:color="D9D9D9"/>
-              <w:right w:val="single" w:sz="4" w:color="D9D9D9"/>
+              <w:top w:val="single" w:sz="6" w:color="000000"/>
+              <w:left w:val="single" w:sz="6" w:color="000000"/>
+              <w:bottom w:val="single" w:sz="6" w:color="000000"/>
+              <w:right w:val="single" w:sz="6" w:color="000000"/>
             </w:tcBorders>
-            <w:shd w:fill="FFFFFF"/>
+            <w:shd w:val="clear" w:fill="FFFFFF"/>
             <w:tcMar>
               <w:top w:w="85" w:type="dxa"/>
               <w:bottom w:w="85" w:type="dxa"/>
@@ -1064,7 +1064,7 @@
             <w:r>
               <w:rPr>
                 <w:b w:val="0"/>
-                <w:color w:val="000000"/>
+                <w:color w:val="auto"/>
                 <w:sz w:val="19"/>
               </w:rPr>
               <w:t>9</w:t>
@@ -1076,12 +1076,12 @@
             <w:tcW w:type="dxa" w:w="7776"/>
             <w:vAlign w:val="center"/>
             <w:tcBorders>
-              <w:top w:val="single" w:sz="4" w:color="D9D9D9"/>
-              <w:left w:val="single" w:sz="4" w:color="D9D9D9"/>
-              <w:bottom w:val="single" w:sz="4" w:color="D9D9D9"/>
-              <w:right w:val="single" w:sz="4" w:color="D9D9D9"/>
+              <w:top w:val="single" w:sz="6" w:color="000000"/>
+              <w:left w:val="single" w:sz="6" w:color="000000"/>
+              <w:bottom w:val="single" w:sz="6" w:color="000000"/>
+              <w:right w:val="single" w:sz="6" w:color="000000"/>
             </w:tcBorders>
-            <w:shd w:fill="FFFFFF"/>
+            <w:shd w:val="clear" w:fill="FFFFFF"/>
             <w:tcMar>
               <w:top w:w="85" w:type="dxa"/>
               <w:bottom w:w="85" w:type="dxa"/>
@@ -1096,7 +1096,7 @@
             <w:r>
               <w:rPr>
                 <w:b w:val="0"/>
-                <w:color w:val="000000"/>
+                <w:color w:val="auto"/>
                 <w:sz w:val="19"/>
               </w:rPr>
               <w:t>Error analysis</w:t>
@@ -1108,12 +1108,12 @@
             <w:tcW w:type="dxa" w:w="864"/>
             <w:vAlign w:val="center"/>
             <w:tcBorders>
-              <w:top w:val="single" w:sz="4" w:color="D9D9D9"/>
-              <w:left w:val="single" w:sz="4" w:color="D9D9D9"/>
-              <w:bottom w:val="single" w:sz="4" w:color="D9D9D9"/>
-              <w:right w:val="single" w:sz="4" w:color="D9D9D9"/>
+              <w:top w:val="single" w:sz="6" w:color="000000"/>
+              <w:left w:val="single" w:sz="6" w:color="000000"/>
+              <w:bottom w:val="single" w:sz="6" w:color="000000"/>
+              <w:right w:val="single" w:sz="6" w:color="000000"/>
             </w:tcBorders>
-            <w:shd w:fill="FFFFFF"/>
+            <w:shd w:val="clear" w:fill="FFFFFF"/>
             <w:tcMar>
               <w:top w:w="85" w:type="dxa"/>
               <w:bottom w:w="85" w:type="dxa"/>
@@ -1128,7 +1128,7 @@
             <w:r>
               <w:rPr>
                 <w:b w:val="0"/>
-                <w:color w:val="000000"/>
+                <w:color w:val="auto"/>
                 <w:sz w:val="19"/>
               </w:rPr>
               <w:t>10</w:t>
@@ -1145,12 +1145,12 @@
             <w:tcW w:type="dxa" w:w="864"/>
             <w:vAlign w:val="center"/>
             <w:tcBorders>
-              <w:top w:val="single" w:sz="4" w:color="D9D9D9"/>
-              <w:left w:val="single" w:sz="4" w:color="D9D9D9"/>
-              <w:bottom w:val="single" w:sz="4" w:color="D9D9D9"/>
-              <w:right w:val="single" w:sz="4" w:color="D9D9D9"/>
+              <w:top w:val="single" w:sz="6" w:color="000000"/>
+              <w:left w:val="single" w:sz="6" w:color="000000"/>
+              <w:bottom w:val="single" w:sz="6" w:color="000000"/>
+              <w:right w:val="single" w:sz="6" w:color="000000"/>
             </w:tcBorders>
-            <w:shd w:fill="F0F4F7"/>
+            <w:shd w:val="clear" w:fill="FFFFFF"/>
             <w:tcMar>
               <w:top w:w="85" w:type="dxa"/>
               <w:bottom w:w="85" w:type="dxa"/>
@@ -1165,7 +1165,7 @@
             <w:r>
               <w:rPr>
                 <w:b w:val="0"/>
-                <w:color w:val="000000"/>
+                <w:color w:val="auto"/>
                 <w:sz w:val="19"/>
               </w:rPr>
               <w:t>10</w:t>
@@ -1177,12 +1177,12 @@
             <w:tcW w:type="dxa" w:w="7776"/>
             <w:vAlign w:val="center"/>
             <w:tcBorders>
-              <w:top w:val="single" w:sz="4" w:color="D9D9D9"/>
-              <w:left w:val="single" w:sz="4" w:color="D9D9D9"/>
-              <w:bottom w:val="single" w:sz="4" w:color="D9D9D9"/>
-              <w:right w:val="single" w:sz="4" w:color="D9D9D9"/>
+              <w:top w:val="single" w:sz="6" w:color="000000"/>
+              <w:left w:val="single" w:sz="6" w:color="000000"/>
+              <w:bottom w:val="single" w:sz="6" w:color="000000"/>
+              <w:right w:val="single" w:sz="6" w:color="000000"/>
             </w:tcBorders>
-            <w:shd w:fill="F0F4F7"/>
+            <w:shd w:val="clear" w:fill="FFFFFF"/>
             <w:tcMar>
               <w:top w:w="85" w:type="dxa"/>
               <w:bottom w:w="85" w:type="dxa"/>
@@ -1197,7 +1197,7 @@
             <w:r>
               <w:rPr>
                 <w:b w:val="0"/>
-                <w:color w:val="000000"/>
+                <w:color w:val="auto"/>
                 <w:sz w:val="19"/>
               </w:rPr>
               <w:t>Live prediction and explanation</w:t>
@@ -1209,12 +1209,12 @@
             <w:tcW w:type="dxa" w:w="864"/>
             <w:vAlign w:val="center"/>
             <w:tcBorders>
-              <w:top w:val="single" w:sz="4" w:color="D9D9D9"/>
-              <w:left w:val="single" w:sz="4" w:color="D9D9D9"/>
-              <w:bottom w:val="single" w:sz="4" w:color="D9D9D9"/>
-              <w:right w:val="single" w:sz="4" w:color="D9D9D9"/>
+              <w:top w:val="single" w:sz="6" w:color="000000"/>
+              <w:left w:val="single" w:sz="6" w:color="000000"/>
+              <w:bottom w:val="single" w:sz="6" w:color="000000"/>
+              <w:right w:val="single" w:sz="6" w:color="000000"/>
             </w:tcBorders>
-            <w:shd w:fill="F0F4F7"/>
+            <w:shd w:val="clear" w:fill="FFFFFF"/>
             <w:tcMar>
               <w:top w:w="85" w:type="dxa"/>
               <w:bottom w:w="85" w:type="dxa"/>
@@ -1229,7 +1229,7 @@
             <w:r>
               <w:rPr>
                 <w:b w:val="0"/>
-                <w:color w:val="000000"/>
+                <w:color w:val="auto"/>
                 <w:sz w:val="19"/>
               </w:rPr>
               <w:t>11</w:t>
@@ -1246,12 +1246,12 @@
             <w:tcW w:type="dxa" w:w="864"/>
             <w:vAlign w:val="center"/>
             <w:tcBorders>
-              <w:top w:val="single" w:sz="4" w:color="D9D9D9"/>
-              <w:left w:val="single" w:sz="4" w:color="D9D9D9"/>
-              <w:bottom w:val="single" w:sz="4" w:color="D9D9D9"/>
-              <w:right w:val="single" w:sz="4" w:color="D9D9D9"/>
+              <w:top w:val="single" w:sz="6" w:color="000000"/>
+              <w:left w:val="single" w:sz="6" w:color="000000"/>
+              <w:bottom w:val="single" w:sz="6" w:color="000000"/>
+              <w:right w:val="single" w:sz="6" w:color="000000"/>
             </w:tcBorders>
-            <w:shd w:fill="FFFFFF"/>
+            <w:shd w:val="clear" w:fill="FFFFFF"/>
             <w:tcMar>
               <w:top w:w="85" w:type="dxa"/>
               <w:bottom w:w="85" w:type="dxa"/>
@@ -1266,7 +1266,7 @@
             <w:r>
               <w:rPr>
                 <w:b w:val="0"/>
-                <w:color w:val="000000"/>
+                <w:color w:val="auto"/>
                 <w:sz w:val="19"/>
               </w:rPr>
               <w:t>11</w:t>
@@ -1278,12 +1278,12 @@
             <w:tcW w:type="dxa" w:w="7776"/>
             <w:vAlign w:val="center"/>
             <w:tcBorders>
-              <w:top w:val="single" w:sz="4" w:color="D9D9D9"/>
-              <w:left w:val="single" w:sz="4" w:color="D9D9D9"/>
-              <w:bottom w:val="single" w:sz="4" w:color="D9D9D9"/>
-              <w:right w:val="single" w:sz="4" w:color="D9D9D9"/>
+              <w:top w:val="single" w:sz="6" w:color="000000"/>
+              <w:left w:val="single" w:sz="6" w:color="000000"/>
+              <w:bottom w:val="single" w:sz="6" w:color="000000"/>
+              <w:right w:val="single" w:sz="6" w:color="000000"/>
             </w:tcBorders>
-            <w:shd w:fill="FFFFFF"/>
+            <w:shd w:val="clear" w:fill="FFFFFF"/>
             <w:tcMar>
               <w:top w:w="85" w:type="dxa"/>
               <w:bottom w:w="85" w:type="dxa"/>
@@ -1298,7 +1298,7 @@
             <w:r>
               <w:rPr>
                 <w:b w:val="0"/>
-                <w:color w:val="000000"/>
+                <w:color w:val="auto"/>
                 <w:sz w:val="19"/>
               </w:rPr>
               <w:t>Implementation and reproducibility</w:t>
@@ -1310,12 +1310,12 @@
             <w:tcW w:type="dxa" w:w="864"/>
             <w:vAlign w:val="center"/>
             <w:tcBorders>
-              <w:top w:val="single" w:sz="4" w:color="D9D9D9"/>
-              <w:left w:val="single" w:sz="4" w:color="D9D9D9"/>
-              <w:bottom w:val="single" w:sz="4" w:color="D9D9D9"/>
-              <w:right w:val="single" w:sz="4" w:color="D9D9D9"/>
+              <w:top w:val="single" w:sz="6" w:color="000000"/>
+              <w:left w:val="single" w:sz="6" w:color="000000"/>
+              <w:bottom w:val="single" w:sz="6" w:color="000000"/>
+              <w:right w:val="single" w:sz="6" w:color="000000"/>
             </w:tcBorders>
-            <w:shd w:fill="FFFFFF"/>
+            <w:shd w:val="clear" w:fill="FFFFFF"/>
             <w:tcMar>
               <w:top w:w="85" w:type="dxa"/>
               <w:bottom w:w="85" w:type="dxa"/>
@@ -1330,7 +1330,7 @@
             <w:r>
               <w:rPr>
                 <w:b w:val="0"/>
-                <w:color w:val="000000"/>
+                <w:color w:val="auto"/>
                 <w:sz w:val="19"/>
               </w:rPr>
               <w:t>12</w:t>
@@ -1347,12 +1347,12 @@
             <w:tcW w:type="dxa" w:w="864"/>
             <w:vAlign w:val="center"/>
             <w:tcBorders>
-              <w:top w:val="single" w:sz="4" w:color="D9D9D9"/>
-              <w:left w:val="single" w:sz="4" w:color="D9D9D9"/>
-              <w:bottom w:val="single" w:sz="4" w:color="D9D9D9"/>
-              <w:right w:val="single" w:sz="4" w:color="D9D9D9"/>
+              <w:top w:val="single" w:sz="6" w:color="000000"/>
+              <w:left w:val="single" w:sz="6" w:color="000000"/>
+              <w:bottom w:val="single" w:sz="6" w:color="000000"/>
+              <w:right w:val="single" w:sz="6" w:color="000000"/>
             </w:tcBorders>
-            <w:shd w:fill="F0F4F7"/>
+            <w:shd w:val="clear" w:fill="FFFFFF"/>
             <w:tcMar>
               <w:top w:w="85" w:type="dxa"/>
               <w:bottom w:w="85" w:type="dxa"/>
@@ -1367,7 +1367,7 @@
             <w:r>
               <w:rPr>
                 <w:b w:val="0"/>
-                <w:color w:val="000000"/>
+                <w:color w:val="auto"/>
                 <w:sz w:val="19"/>
               </w:rPr>
               <w:t>12</w:t>
@@ -1379,12 +1379,12 @@
             <w:tcW w:type="dxa" w:w="7776"/>
             <w:vAlign w:val="center"/>
             <w:tcBorders>
-              <w:top w:val="single" w:sz="4" w:color="D9D9D9"/>
-              <w:left w:val="single" w:sz="4" w:color="D9D9D9"/>
-              <w:bottom w:val="single" w:sz="4" w:color="D9D9D9"/>
-              <w:right w:val="single" w:sz="4" w:color="D9D9D9"/>
+              <w:top w:val="single" w:sz="6" w:color="000000"/>
+              <w:left w:val="single" w:sz="6" w:color="000000"/>
+              <w:bottom w:val="single" w:sz="6" w:color="000000"/>
+              <w:right w:val="single" w:sz="6" w:color="000000"/>
             </w:tcBorders>
-            <w:shd w:fill="F0F4F7"/>
+            <w:shd w:val="clear" w:fill="FFFFFF"/>
             <w:tcMar>
               <w:top w:w="85" w:type="dxa"/>
               <w:bottom w:w="85" w:type="dxa"/>
@@ -1399,7 +1399,7 @@
             <w:r>
               <w:rPr>
                 <w:b w:val="0"/>
-                <w:color w:val="000000"/>
+                <w:color w:val="auto"/>
                 <w:sz w:val="19"/>
               </w:rPr>
               <w:t>Validation and conclusions</w:t>
@@ -1411,12 +1411,12 @@
             <w:tcW w:type="dxa" w:w="864"/>
             <w:vAlign w:val="center"/>
             <w:tcBorders>
-              <w:top w:val="single" w:sz="4" w:color="D9D9D9"/>
-              <w:left w:val="single" w:sz="4" w:color="D9D9D9"/>
-              <w:bottom w:val="single" w:sz="4" w:color="D9D9D9"/>
-              <w:right w:val="single" w:sz="4" w:color="D9D9D9"/>
+              <w:top w:val="single" w:sz="6" w:color="000000"/>
+              <w:left w:val="single" w:sz="6" w:color="000000"/>
+              <w:bottom w:val="single" w:sz="6" w:color="000000"/>
+              <w:right w:val="single" w:sz="6" w:color="000000"/>
             </w:tcBorders>
-            <w:shd w:fill="F0F4F7"/>
+            <w:shd w:val="clear" w:fill="FFFFFF"/>
             <w:tcMar>
               <w:top w:w="85" w:type="dxa"/>
               <w:bottom w:w="85" w:type="dxa"/>
@@ -1431,7 +1431,7 @@
             <w:r>
               <w:rPr>
                 <w:b w:val="0"/>
-                <w:color w:val="000000"/>
+                <w:color w:val="auto"/>
                 <w:sz w:val="19"/>
               </w:rPr>
               <w:t>13</w:t>
@@ -1448,12 +1448,12 @@
             <w:tcW w:type="dxa" w:w="864"/>
             <w:vAlign w:val="center"/>
             <w:tcBorders>
-              <w:top w:val="single" w:sz="4" w:color="D9D9D9"/>
-              <w:left w:val="single" w:sz="4" w:color="D9D9D9"/>
-              <w:bottom w:val="single" w:sz="4" w:color="D9D9D9"/>
-              <w:right w:val="single" w:sz="4" w:color="D9D9D9"/>
+              <w:top w:val="single" w:sz="6" w:color="000000"/>
+              <w:left w:val="single" w:sz="6" w:color="000000"/>
+              <w:bottom w:val="single" w:sz="6" w:color="000000"/>
+              <w:right w:val="single" w:sz="6" w:color="000000"/>
             </w:tcBorders>
-            <w:shd w:fill="FFFFFF"/>
+            <w:shd w:val="clear" w:fill="FFFFFF"/>
             <w:tcMar>
               <w:top w:w="85" w:type="dxa"/>
               <w:bottom w:w="85" w:type="dxa"/>
@@ -1468,7 +1468,7 @@
             <w:r>
               <w:rPr>
                 <w:b w:val="0"/>
-                <w:color w:val="000000"/>
+                <w:color w:val="auto"/>
                 <w:sz w:val="19"/>
               </w:rPr>
               <w:t>13</w:t>
@@ -1480,12 +1480,12 @@
             <w:tcW w:type="dxa" w:w="7776"/>
             <w:vAlign w:val="center"/>
             <w:tcBorders>
-              <w:top w:val="single" w:sz="4" w:color="D9D9D9"/>
-              <w:left w:val="single" w:sz="4" w:color="D9D9D9"/>
-              <w:bottom w:val="single" w:sz="4" w:color="D9D9D9"/>
-              <w:right w:val="single" w:sz="4" w:color="D9D9D9"/>
+              <w:top w:val="single" w:sz="6" w:color="000000"/>
+              <w:left w:val="single" w:sz="6" w:color="000000"/>
+              <w:bottom w:val="single" w:sz="6" w:color="000000"/>
+              <w:right w:val="single" w:sz="6" w:color="000000"/>
             </w:tcBorders>
-            <w:shd w:fill="FFFFFF"/>
+            <w:shd w:val="clear" w:fill="FFFFFF"/>
             <w:tcMar>
               <w:top w:w="85" w:type="dxa"/>
               <w:bottom w:w="85" w:type="dxa"/>
@@ -1500,7 +1500,7 @@
             <w:r>
               <w:rPr>
                 <w:b w:val="0"/>
-                <w:color w:val="000000"/>
+                <w:color w:val="auto"/>
                 <w:sz w:val="19"/>
               </w:rPr>
               <w:t>References and deliverable mapping</w:t>
@@ -1512,12 +1512,12 @@
             <w:tcW w:type="dxa" w:w="864"/>
             <w:vAlign w:val="center"/>
             <w:tcBorders>
-              <w:top w:val="single" w:sz="4" w:color="D9D9D9"/>
-              <w:left w:val="single" w:sz="4" w:color="D9D9D9"/>
-              <w:bottom w:val="single" w:sz="4" w:color="D9D9D9"/>
-              <w:right w:val="single" w:sz="4" w:color="D9D9D9"/>
+              <w:top w:val="single" w:sz="6" w:color="000000"/>
+              <w:left w:val="single" w:sz="6" w:color="000000"/>
+              <w:bottom w:val="single" w:sz="6" w:color="000000"/>
+              <w:right w:val="single" w:sz="6" w:color="000000"/>
             </w:tcBorders>
-            <w:shd w:fill="FFFFFF"/>
+            <w:shd w:val="clear" w:fill="FFFFFF"/>
             <w:tcMar>
               <w:top w:w="85" w:type="dxa"/>
               <w:bottom w:w="85" w:type="dxa"/>
@@ -1532,7 +1532,7 @@
             <w:r>
               <w:rPr>
                 <w:b w:val="0"/>
-                <w:color w:val="000000"/>
+                <w:color w:val="auto"/>
                 <w:sz w:val="19"/>
               </w:rPr>
               <w:t>14</w:t>
@@ -1612,12 +1612,12 @@
             <w:tcW w:type="dxa" w:w="6624"/>
             <w:vAlign w:val="center"/>
             <w:tcBorders>
-              <w:top w:val="single" w:sz="4" w:color="D9D9D9"/>
-              <w:left w:val="single" w:sz="4" w:color="D9D9D9"/>
-              <w:bottom w:val="single" w:sz="4" w:color="D9D9D9"/>
-              <w:right w:val="single" w:sz="4" w:color="D9D9D9"/>
+              <w:top w:val="single" w:sz="6" w:color="000000"/>
+              <w:left w:val="single" w:sz="6" w:color="000000"/>
+              <w:bottom w:val="single" w:sz="6" w:color="000000"/>
+              <w:right w:val="single" w:sz="6" w:color="000000"/>
             </w:tcBorders>
-            <w:shd w:fill="18324D"/>
+            <w:shd w:val="clear" w:fill="FFFFFF"/>
             <w:tcMar>
               <w:top w:w="85" w:type="dxa"/>
               <w:bottom w:w="85" w:type="dxa"/>
@@ -1632,7 +1632,7 @@
             <w:r>
               <w:rPr>
                 <w:b/>
-                <w:color w:val="FFFFFF"/>
+                <w:color w:val="auto"/>
                 <w:sz w:val="19"/>
               </w:rPr>
               <w:t>Cleaning check</w:t>
@@ -1644,12 +1644,12 @@
             <w:tcW w:type="dxa" w:w="2880"/>
             <w:vAlign w:val="center"/>
             <w:tcBorders>
-              <w:top w:val="single" w:sz="4" w:color="D9D9D9"/>
-              <w:left w:val="single" w:sz="4" w:color="D9D9D9"/>
-              <w:bottom w:val="single" w:sz="4" w:color="D9D9D9"/>
-              <w:right w:val="single" w:sz="4" w:color="D9D9D9"/>
+              <w:top w:val="single" w:sz="6" w:color="000000"/>
+              <w:left w:val="single" w:sz="6" w:color="000000"/>
+              <w:bottom w:val="single" w:sz="6" w:color="000000"/>
+              <w:right w:val="single" w:sz="6" w:color="000000"/>
             </w:tcBorders>
-            <w:shd w:fill="18324D"/>
+            <w:shd w:val="clear" w:fill="FFFFFF"/>
             <w:tcMar>
               <w:top w:w="85" w:type="dxa"/>
               <w:bottom w:w="85" w:type="dxa"/>
@@ -1664,7 +1664,7 @@
             <w:r>
               <w:rPr>
                 <w:b/>
-                <w:color w:val="FFFFFF"/>
+                <w:color w:val="auto"/>
                 <w:sz w:val="19"/>
               </w:rPr>
               <w:t>Observed result</w:t>
@@ -1681,12 +1681,12 @@
             <w:tcW w:type="dxa" w:w="6624"/>
             <w:vAlign w:val="center"/>
             <w:tcBorders>
-              <w:top w:val="single" w:sz="4" w:color="D9D9D9"/>
-              <w:left w:val="single" w:sz="4" w:color="D9D9D9"/>
-              <w:bottom w:val="single" w:sz="4" w:color="D9D9D9"/>
-              <w:right w:val="single" w:sz="4" w:color="D9D9D9"/>
+              <w:top w:val="single" w:sz="6" w:color="000000"/>
+              <w:left w:val="single" w:sz="6" w:color="000000"/>
+              <w:bottom w:val="single" w:sz="6" w:color="000000"/>
+              <w:right w:val="single" w:sz="6" w:color="000000"/>
             </w:tcBorders>
-            <w:shd w:fill="FFFFFF"/>
+            <w:shd w:val="clear" w:fill="FFFFFF"/>
             <w:tcMar>
               <w:top w:w="85" w:type="dxa"/>
               <w:bottom w:w="85" w:type="dxa"/>
@@ -1701,7 +1701,7 @@
             <w:r>
               <w:rPr>
                 <w:b w:val="0"/>
-                <w:color w:val="000000"/>
+                <w:color w:val="auto"/>
                 <w:sz w:val="19"/>
               </w:rPr>
               <w:t>Raw labelled records</w:t>
@@ -1713,12 +1713,12 @@
             <w:tcW w:type="dxa" w:w="2880"/>
             <w:vAlign w:val="center"/>
             <w:tcBorders>
-              <w:top w:val="single" w:sz="4" w:color="D9D9D9"/>
-              <w:left w:val="single" w:sz="4" w:color="D9D9D9"/>
-              <w:bottom w:val="single" w:sz="4" w:color="D9D9D9"/>
-              <w:right w:val="single" w:sz="4" w:color="D9D9D9"/>
+              <w:top w:val="single" w:sz="6" w:color="000000"/>
+              <w:left w:val="single" w:sz="6" w:color="000000"/>
+              <w:bottom w:val="single" w:sz="6" w:color="000000"/>
+              <w:right w:val="single" w:sz="6" w:color="000000"/>
             </w:tcBorders>
-            <w:shd w:fill="FFFFFF"/>
+            <w:shd w:val="clear" w:fill="FFFFFF"/>
             <w:tcMar>
               <w:top w:w="85" w:type="dxa"/>
               <w:bottom w:w="85" w:type="dxa"/>
@@ -1733,7 +1733,7 @@
             <w:r>
               <w:rPr>
                 <w:b w:val="0"/>
-                <w:color w:val="000000"/>
+                <w:color w:val="auto"/>
                 <w:sz w:val="19"/>
               </w:rPr>
               <w:t>5574</w:t>
@@ -1750,12 +1750,12 @@
             <w:tcW w:type="dxa" w:w="6624"/>
             <w:vAlign w:val="center"/>
             <w:tcBorders>
-              <w:top w:val="single" w:sz="4" w:color="D9D9D9"/>
-              <w:left w:val="single" w:sz="4" w:color="D9D9D9"/>
-              <w:bottom w:val="single" w:sz="4" w:color="D9D9D9"/>
-              <w:right w:val="single" w:sz="4" w:color="D9D9D9"/>
+              <w:top w:val="single" w:sz="6" w:color="000000"/>
+              <w:left w:val="single" w:sz="6" w:color="000000"/>
+              <w:bottom w:val="single" w:sz="6" w:color="000000"/>
+              <w:right w:val="single" w:sz="6" w:color="000000"/>
             </w:tcBorders>
-            <w:shd w:fill="F0F4F7"/>
+            <w:shd w:val="clear" w:fill="FFFFFF"/>
             <w:tcMar>
               <w:top w:w="85" w:type="dxa"/>
               <w:bottom w:w="85" w:type="dxa"/>
@@ -1770,7 +1770,7 @@
             <w:r>
               <w:rPr>
                 <w:b w:val="0"/>
-                <w:color w:val="000000"/>
+                <w:color w:val="auto"/>
                 <w:sz w:val="19"/>
               </w:rPr>
               <w:t>Raw ham and spam</w:t>
@@ -1782,12 +1782,12 @@
             <w:tcW w:type="dxa" w:w="2880"/>
             <w:vAlign w:val="center"/>
             <w:tcBorders>
-              <w:top w:val="single" w:sz="4" w:color="D9D9D9"/>
-              <w:left w:val="single" w:sz="4" w:color="D9D9D9"/>
-              <w:bottom w:val="single" w:sz="4" w:color="D9D9D9"/>
-              <w:right w:val="single" w:sz="4" w:color="D9D9D9"/>
+              <w:top w:val="single" w:sz="6" w:color="000000"/>
+              <w:left w:val="single" w:sz="6" w:color="000000"/>
+              <w:bottom w:val="single" w:sz="6" w:color="000000"/>
+              <w:right w:val="single" w:sz="6" w:color="000000"/>
             </w:tcBorders>
-            <w:shd w:fill="F0F4F7"/>
+            <w:shd w:val="clear" w:fill="FFFFFF"/>
             <w:tcMar>
               <w:top w:w="85" w:type="dxa"/>
               <w:bottom w:w="85" w:type="dxa"/>
@@ -1802,7 +1802,7 @@
             <w:r>
               <w:rPr>
                 <w:b w:val="0"/>
-                <w:color w:val="000000"/>
+                <w:color w:val="auto"/>
                 <w:sz w:val="19"/>
               </w:rPr>
               <w:t>4,827 ham and 747 spam</w:t>
@@ -1819,12 +1819,12 @@
             <w:tcW w:type="dxa" w:w="6624"/>
             <w:vAlign w:val="center"/>
             <w:tcBorders>
-              <w:top w:val="single" w:sz="4" w:color="D9D9D9"/>
-              <w:left w:val="single" w:sz="4" w:color="D9D9D9"/>
-              <w:bottom w:val="single" w:sz="4" w:color="D9D9D9"/>
-              <w:right w:val="single" w:sz="4" w:color="D9D9D9"/>
+              <w:top w:val="single" w:sz="6" w:color="000000"/>
+              <w:left w:val="single" w:sz="6" w:color="000000"/>
+              <w:bottom w:val="single" w:sz="6" w:color="000000"/>
+              <w:right w:val="single" w:sz="6" w:color="000000"/>
             </w:tcBorders>
-            <w:shd w:fill="FFFFFF"/>
+            <w:shd w:val="clear" w:fill="FFFFFF"/>
             <w:tcMar>
               <w:top w:w="85" w:type="dxa"/>
               <w:bottom w:w="85" w:type="dxa"/>
@@ -1839,7 +1839,7 @@
             <w:r>
               <w:rPr>
                 <w:b w:val="0"/>
-                <w:color w:val="000000"/>
+                <w:color w:val="auto"/>
                 <w:sz w:val="19"/>
               </w:rPr>
               <w:t>Missing label or message rows</w:t>
@@ -1851,12 +1851,12 @@
             <w:tcW w:type="dxa" w:w="2880"/>
             <w:vAlign w:val="center"/>
             <w:tcBorders>
-              <w:top w:val="single" w:sz="4" w:color="D9D9D9"/>
-              <w:left w:val="single" w:sz="4" w:color="D9D9D9"/>
-              <w:bottom w:val="single" w:sz="4" w:color="D9D9D9"/>
-              <w:right w:val="single" w:sz="4" w:color="D9D9D9"/>
+              <w:top w:val="single" w:sz="6" w:color="000000"/>
+              <w:left w:val="single" w:sz="6" w:color="000000"/>
+              <w:bottom w:val="single" w:sz="6" w:color="000000"/>
+              <w:right w:val="single" w:sz="6" w:color="000000"/>
             </w:tcBorders>
-            <w:shd w:fill="FFFFFF"/>
+            <w:shd w:val="clear" w:fill="FFFFFF"/>
             <w:tcMar>
               <w:top w:w="85" w:type="dxa"/>
               <w:bottom w:w="85" w:type="dxa"/>
@@ -1871,7 +1871,7 @@
             <w:r>
               <w:rPr>
                 <w:b w:val="0"/>
-                <w:color w:val="000000"/>
+                <w:color w:val="auto"/>
                 <w:sz w:val="19"/>
               </w:rPr>
               <w:t>0</w:t>
@@ -1888,12 +1888,12 @@
             <w:tcW w:type="dxa" w:w="6624"/>
             <w:vAlign w:val="center"/>
             <w:tcBorders>
-              <w:top w:val="single" w:sz="4" w:color="D9D9D9"/>
-              <w:left w:val="single" w:sz="4" w:color="D9D9D9"/>
-              <w:bottom w:val="single" w:sz="4" w:color="D9D9D9"/>
-              <w:right w:val="single" w:sz="4" w:color="D9D9D9"/>
+              <w:top w:val="single" w:sz="6" w:color="000000"/>
+              <w:left w:val="single" w:sz="6" w:color="000000"/>
+              <w:bottom w:val="single" w:sz="6" w:color="000000"/>
+              <w:right w:val="single" w:sz="6" w:color="000000"/>
             </w:tcBorders>
-            <w:shd w:fill="F0F4F7"/>
+            <w:shd w:val="clear" w:fill="FFFFFF"/>
             <w:tcMar>
               <w:top w:w="85" w:type="dxa"/>
               <w:bottom w:w="85" w:type="dxa"/>
@@ -1908,7 +1908,7 @@
             <w:r>
               <w:rPr>
                 <w:b w:val="0"/>
-                <w:color w:val="000000"/>
+                <w:color w:val="auto"/>
                 <w:sz w:val="19"/>
               </w:rPr>
               <w:t>Empty messages after trimming</w:t>
@@ -1920,12 +1920,12 @@
             <w:tcW w:type="dxa" w:w="2880"/>
             <w:vAlign w:val="center"/>
             <w:tcBorders>
-              <w:top w:val="single" w:sz="4" w:color="D9D9D9"/>
-              <w:left w:val="single" w:sz="4" w:color="D9D9D9"/>
-              <w:bottom w:val="single" w:sz="4" w:color="D9D9D9"/>
-              <w:right w:val="single" w:sz="4" w:color="D9D9D9"/>
+              <w:top w:val="single" w:sz="6" w:color="000000"/>
+              <w:left w:val="single" w:sz="6" w:color="000000"/>
+              <w:bottom w:val="single" w:sz="6" w:color="000000"/>
+              <w:right w:val="single" w:sz="6" w:color="000000"/>
             </w:tcBorders>
-            <w:shd w:fill="F0F4F7"/>
+            <w:shd w:val="clear" w:fill="FFFFFF"/>
             <w:tcMar>
               <w:top w:w="85" w:type="dxa"/>
               <w:bottom w:w="85" w:type="dxa"/>
@@ -1940,7 +1940,7 @@
             <w:r>
               <w:rPr>
                 <w:b w:val="0"/>
-                <w:color w:val="000000"/>
+                <w:color w:val="auto"/>
                 <w:sz w:val="19"/>
               </w:rPr>
               <w:t>0</w:t>
@@ -1957,12 +1957,12 @@
             <w:tcW w:type="dxa" w:w="6624"/>
             <w:vAlign w:val="center"/>
             <w:tcBorders>
-              <w:top w:val="single" w:sz="4" w:color="D9D9D9"/>
-              <w:left w:val="single" w:sz="4" w:color="D9D9D9"/>
-              <w:bottom w:val="single" w:sz="4" w:color="D9D9D9"/>
-              <w:right w:val="single" w:sz="4" w:color="D9D9D9"/>
+              <w:top w:val="single" w:sz="6" w:color="000000"/>
+              <w:left w:val="single" w:sz="6" w:color="000000"/>
+              <w:bottom w:val="single" w:sz="6" w:color="000000"/>
+              <w:right w:val="single" w:sz="6" w:color="000000"/>
             </w:tcBorders>
-            <w:shd w:fill="FFFFFF"/>
+            <w:shd w:val="clear" w:fill="FFFFFF"/>
             <w:tcMar>
               <w:top w:w="85" w:type="dxa"/>
               <w:bottom w:w="85" w:type="dxa"/>
@@ -1977,7 +1977,7 @@
             <w:r>
               <w:rPr>
                 <w:b w:val="0"/>
-                <w:color w:val="000000"/>
+                <w:color w:val="auto"/>
                 <w:sz w:val="19"/>
               </w:rPr>
               <w:t>Conflicting duplicate labels</w:t>
@@ -1989,12 +1989,12 @@
             <w:tcW w:type="dxa" w:w="2880"/>
             <w:vAlign w:val="center"/>
             <w:tcBorders>
-              <w:top w:val="single" w:sz="4" w:color="D9D9D9"/>
-              <w:left w:val="single" w:sz="4" w:color="D9D9D9"/>
-              <w:bottom w:val="single" w:sz="4" w:color="D9D9D9"/>
-              <w:right w:val="single" w:sz="4" w:color="D9D9D9"/>
+              <w:top w:val="single" w:sz="6" w:color="000000"/>
+              <w:left w:val="single" w:sz="6" w:color="000000"/>
+              <w:bottom w:val="single" w:sz="6" w:color="000000"/>
+              <w:right w:val="single" w:sz="6" w:color="000000"/>
             </w:tcBorders>
-            <w:shd w:fill="FFFFFF"/>
+            <w:shd w:val="clear" w:fill="FFFFFF"/>
             <w:tcMar>
               <w:top w:w="85" w:type="dxa"/>
               <w:bottom w:w="85" w:type="dxa"/>
@@ -2009,7 +2009,7 @@
             <w:r>
               <w:rPr>
                 <w:b w:val="0"/>
-                <w:color w:val="000000"/>
+                <w:color w:val="auto"/>
                 <w:sz w:val="19"/>
               </w:rPr>
               <w:t>0</w:t>
@@ -2026,12 +2026,12 @@
             <w:tcW w:type="dxa" w:w="6624"/>
             <w:vAlign w:val="center"/>
             <w:tcBorders>
-              <w:top w:val="single" w:sz="4" w:color="D9D9D9"/>
-              <w:left w:val="single" w:sz="4" w:color="D9D9D9"/>
-              <w:bottom w:val="single" w:sz="4" w:color="D9D9D9"/>
-              <w:right w:val="single" w:sz="4" w:color="D9D9D9"/>
+              <w:top w:val="single" w:sz="6" w:color="000000"/>
+              <w:left w:val="single" w:sz="6" w:color="000000"/>
+              <w:bottom w:val="single" w:sz="6" w:color="000000"/>
+              <w:right w:val="single" w:sz="6" w:color="000000"/>
             </w:tcBorders>
-            <w:shd w:fill="F0F4F7"/>
+            <w:shd w:val="clear" w:fill="FFFFFF"/>
             <w:tcMar>
               <w:top w:w="85" w:type="dxa"/>
               <w:bottom w:w="85" w:type="dxa"/>
@@ -2046,7 +2046,7 @@
             <w:r>
               <w:rPr>
                 <w:b w:val="0"/>
-                <w:color w:val="000000"/>
+                <w:color w:val="auto"/>
                 <w:sz w:val="19"/>
               </w:rPr>
               <w:t>Removed duplicate message rows</w:t>
@@ -2058,12 +2058,12 @@
             <w:tcW w:type="dxa" w:w="2880"/>
             <w:vAlign w:val="center"/>
             <w:tcBorders>
-              <w:top w:val="single" w:sz="4" w:color="D9D9D9"/>
-              <w:left w:val="single" w:sz="4" w:color="D9D9D9"/>
-              <w:bottom w:val="single" w:sz="4" w:color="D9D9D9"/>
-              <w:right w:val="single" w:sz="4" w:color="D9D9D9"/>
+              <w:top w:val="single" w:sz="6" w:color="000000"/>
+              <w:left w:val="single" w:sz="6" w:color="000000"/>
+              <w:bottom w:val="single" w:sz="6" w:color="000000"/>
+              <w:right w:val="single" w:sz="6" w:color="000000"/>
             </w:tcBorders>
-            <w:shd w:fill="F0F4F7"/>
+            <w:shd w:val="clear" w:fill="FFFFFF"/>
             <w:tcMar>
               <w:top w:w="85" w:type="dxa"/>
               <w:bottom w:w="85" w:type="dxa"/>
@@ -2078,7 +2078,7 @@
             <w:r>
               <w:rPr>
                 <w:b w:val="0"/>
-                <w:color w:val="000000"/>
+                <w:color w:val="auto"/>
                 <w:sz w:val="19"/>
               </w:rPr>
               <w:t>414</w:t>
@@ -2095,12 +2095,12 @@
             <w:tcW w:type="dxa" w:w="6624"/>
             <w:vAlign w:val="center"/>
             <w:tcBorders>
-              <w:top w:val="single" w:sz="4" w:color="D9D9D9"/>
-              <w:left w:val="single" w:sz="4" w:color="D9D9D9"/>
-              <w:bottom w:val="single" w:sz="4" w:color="D9D9D9"/>
-              <w:right w:val="single" w:sz="4" w:color="D9D9D9"/>
+              <w:top w:val="single" w:sz="6" w:color="000000"/>
+              <w:left w:val="single" w:sz="6" w:color="000000"/>
+              <w:bottom w:val="single" w:sz="6" w:color="000000"/>
+              <w:right w:val="single" w:sz="6" w:color="000000"/>
             </w:tcBorders>
-            <w:shd w:fill="FFFFFF"/>
+            <w:shd w:val="clear" w:fill="FFFFFF"/>
             <w:tcMar>
               <w:top w:w="85" w:type="dxa"/>
               <w:bottom w:w="85" w:type="dxa"/>
@@ -2115,7 +2115,7 @@
             <w:r>
               <w:rPr>
                 <w:b w:val="0"/>
-                <w:color w:val="000000"/>
+                <w:color w:val="auto"/>
                 <w:sz w:val="19"/>
               </w:rPr>
               <w:t>Retained unique messages</w:t>
@@ -2127,12 +2127,12 @@
             <w:tcW w:type="dxa" w:w="2880"/>
             <w:vAlign w:val="center"/>
             <w:tcBorders>
-              <w:top w:val="single" w:sz="4" w:color="D9D9D9"/>
-              <w:left w:val="single" w:sz="4" w:color="D9D9D9"/>
-              <w:bottom w:val="single" w:sz="4" w:color="D9D9D9"/>
-              <w:right w:val="single" w:sz="4" w:color="D9D9D9"/>
+              <w:top w:val="single" w:sz="6" w:color="000000"/>
+              <w:left w:val="single" w:sz="6" w:color="000000"/>
+              <w:bottom w:val="single" w:sz="6" w:color="000000"/>
+              <w:right w:val="single" w:sz="6" w:color="000000"/>
             </w:tcBorders>
-            <w:shd w:fill="FFFFFF"/>
+            <w:shd w:val="clear" w:fill="FFFFFF"/>
             <w:tcMar>
               <w:top w:w="85" w:type="dxa"/>
               <w:bottom w:w="85" w:type="dxa"/>
@@ -2147,7 +2147,7 @@
             <w:r>
               <w:rPr>
                 <w:b w:val="0"/>
-                <w:color w:val="000000"/>
+                <w:color w:val="auto"/>
                 <w:sz w:val="19"/>
               </w:rPr>
               <w:t>5160</w:t>
@@ -2164,12 +2164,12 @@
             <w:tcW w:type="dxa" w:w="6624"/>
             <w:vAlign w:val="center"/>
             <w:tcBorders>
-              <w:top w:val="single" w:sz="4" w:color="D9D9D9"/>
-              <w:left w:val="single" w:sz="4" w:color="D9D9D9"/>
-              <w:bottom w:val="single" w:sz="4" w:color="D9D9D9"/>
-              <w:right w:val="single" w:sz="4" w:color="D9D9D9"/>
+              <w:top w:val="single" w:sz="6" w:color="000000"/>
+              <w:left w:val="single" w:sz="6" w:color="000000"/>
+              <w:bottom w:val="single" w:sz="6" w:color="000000"/>
+              <w:right w:val="single" w:sz="6" w:color="000000"/>
             </w:tcBorders>
-            <w:shd w:fill="F0F4F7"/>
+            <w:shd w:val="clear" w:fill="FFFFFF"/>
             <w:tcMar>
               <w:top w:w="85" w:type="dxa"/>
               <w:bottom w:w="85" w:type="dxa"/>
@@ -2184,7 +2184,7 @@
             <w:r>
               <w:rPr>
                 <w:b w:val="0"/>
-                <w:color w:val="000000"/>
+                <w:color w:val="auto"/>
                 <w:sz w:val="19"/>
               </w:rPr>
               <w:t>Final ham and spam</w:t>
@@ -2196,12 +2196,12 @@
             <w:tcW w:type="dxa" w:w="2880"/>
             <w:vAlign w:val="center"/>
             <w:tcBorders>
-              <w:top w:val="single" w:sz="4" w:color="D9D9D9"/>
-              <w:left w:val="single" w:sz="4" w:color="D9D9D9"/>
-              <w:bottom w:val="single" w:sz="4" w:color="D9D9D9"/>
-              <w:right w:val="single" w:sz="4" w:color="D9D9D9"/>
+              <w:top w:val="single" w:sz="6" w:color="000000"/>
+              <w:left w:val="single" w:sz="6" w:color="000000"/>
+              <w:bottom w:val="single" w:sz="6" w:color="000000"/>
+              <w:right w:val="single" w:sz="6" w:color="000000"/>
             </w:tcBorders>
-            <w:shd w:fill="F0F4F7"/>
+            <w:shd w:val="clear" w:fill="FFFFFF"/>
             <w:tcMar>
               <w:top w:w="85" w:type="dxa"/>
               <w:bottom w:w="85" w:type="dxa"/>
@@ -2216,7 +2216,7 @@
             <w:r>
               <w:rPr>
                 <w:b w:val="0"/>
-                <w:color w:val="000000"/>
+                <w:color w:val="auto"/>
                 <w:sz w:val="19"/>
               </w:rPr>
               <w:t>4,518 ham and 642 spam</w:t>
@@ -2333,12 +2333,12 @@
             <w:tcW w:type="dxa" w:w="2160"/>
             <w:vAlign w:val="center"/>
             <w:tcBorders>
-              <w:top w:val="single" w:sz="4" w:color="D9D9D9"/>
-              <w:left w:val="single" w:sz="4" w:color="D9D9D9"/>
-              <w:bottom w:val="single" w:sz="4" w:color="D9D9D9"/>
-              <w:right w:val="single" w:sz="4" w:color="D9D9D9"/>
+              <w:top w:val="single" w:sz="6" w:color="000000"/>
+              <w:left w:val="single" w:sz="6" w:color="000000"/>
+              <w:bottom w:val="single" w:sz="6" w:color="000000"/>
+              <w:right w:val="single" w:sz="6" w:color="000000"/>
             </w:tcBorders>
-            <w:shd w:fill="18324D"/>
+            <w:shd w:val="clear" w:fill="FFFFFF"/>
             <w:tcMar>
               <w:top w:w="85" w:type="dxa"/>
               <w:bottom w:w="85" w:type="dxa"/>
@@ -2353,7 +2353,7 @@
             <w:r>
               <w:rPr>
                 <w:b/>
-                <w:color w:val="FFFFFF"/>
+                <w:color w:val="auto"/>
                 <w:sz w:val="19"/>
               </w:rPr>
               <w:t>Class</w:t>
@@ -2365,12 +2365,12 @@
             <w:tcW w:type="dxa" w:w="1872"/>
             <w:vAlign w:val="center"/>
             <w:tcBorders>
-              <w:top w:val="single" w:sz="4" w:color="D9D9D9"/>
-              <w:left w:val="single" w:sz="4" w:color="D9D9D9"/>
-              <w:bottom w:val="single" w:sz="4" w:color="D9D9D9"/>
-              <w:right w:val="single" w:sz="4" w:color="D9D9D9"/>
+              <w:top w:val="single" w:sz="6" w:color="000000"/>
+              <w:left w:val="single" w:sz="6" w:color="000000"/>
+              <w:bottom w:val="single" w:sz="6" w:color="000000"/>
+              <w:right w:val="single" w:sz="6" w:color="000000"/>
             </w:tcBorders>
-            <w:shd w:fill="18324D"/>
+            <w:shd w:val="clear" w:fill="FFFFFF"/>
             <w:tcMar>
               <w:top w:w="85" w:type="dxa"/>
               <w:bottom w:w="85" w:type="dxa"/>
@@ -2385,7 +2385,7 @@
             <w:r>
               <w:rPr>
                 <w:b/>
-                <w:color w:val="FFFFFF"/>
+                <w:color w:val="auto"/>
                 <w:sz w:val="19"/>
               </w:rPr>
               <w:t>Count</w:t>
@@ -2397,12 +2397,12 @@
             <w:tcW w:type="dxa" w:w="2880"/>
             <w:vAlign w:val="center"/>
             <w:tcBorders>
-              <w:top w:val="single" w:sz="4" w:color="D9D9D9"/>
-              <w:left w:val="single" w:sz="4" w:color="D9D9D9"/>
-              <w:bottom w:val="single" w:sz="4" w:color="D9D9D9"/>
-              <w:right w:val="single" w:sz="4" w:color="D9D9D9"/>
+              <w:top w:val="single" w:sz="6" w:color="000000"/>
+              <w:left w:val="single" w:sz="6" w:color="000000"/>
+              <w:bottom w:val="single" w:sz="6" w:color="000000"/>
+              <w:right w:val="single" w:sz="6" w:color="000000"/>
             </w:tcBorders>
-            <w:shd w:fill="18324D"/>
+            <w:shd w:val="clear" w:fill="FFFFFF"/>
             <w:tcMar>
               <w:top w:w="85" w:type="dxa"/>
               <w:bottom w:w="85" w:type="dxa"/>
@@ -2417,7 +2417,7 @@
             <w:r>
               <w:rPr>
                 <w:b/>
-                <w:color w:val="FFFFFF"/>
+                <w:color w:val="auto"/>
                 <w:sz w:val="19"/>
               </w:rPr>
               <w:t>Probability</w:t>
@@ -2429,12 +2429,12 @@
             <w:tcW w:type="dxa" w:w="2592"/>
             <w:vAlign w:val="center"/>
             <w:tcBorders>
-              <w:top w:val="single" w:sz="4" w:color="D9D9D9"/>
-              <w:left w:val="single" w:sz="4" w:color="D9D9D9"/>
-              <w:bottom w:val="single" w:sz="4" w:color="D9D9D9"/>
-              <w:right w:val="single" w:sz="4" w:color="D9D9D9"/>
+              <w:top w:val="single" w:sz="6" w:color="000000"/>
+              <w:left w:val="single" w:sz="6" w:color="000000"/>
+              <w:bottom w:val="single" w:sz="6" w:color="000000"/>
+              <w:right w:val="single" w:sz="6" w:color="000000"/>
             </w:tcBorders>
-            <w:shd w:fill="18324D"/>
+            <w:shd w:val="clear" w:fill="FFFFFF"/>
             <w:tcMar>
               <w:top w:w="85" w:type="dxa"/>
               <w:bottom w:w="85" w:type="dxa"/>
@@ -2449,7 +2449,7 @@
             <w:r>
               <w:rPr>
                 <w:b/>
-                <w:color w:val="FFFFFF"/>
+                <w:color w:val="auto"/>
                 <w:sz w:val="19"/>
               </w:rPr>
               <w:t>Percentage</w:t>
@@ -2466,12 +2466,12 @@
             <w:tcW w:type="dxa" w:w="2160"/>
             <w:vAlign w:val="center"/>
             <w:tcBorders>
-              <w:top w:val="single" w:sz="4" w:color="D9D9D9"/>
-              <w:left w:val="single" w:sz="4" w:color="D9D9D9"/>
-              <w:bottom w:val="single" w:sz="4" w:color="D9D9D9"/>
-              <w:right w:val="single" w:sz="4" w:color="D9D9D9"/>
+              <w:top w:val="single" w:sz="6" w:color="000000"/>
+              <w:left w:val="single" w:sz="6" w:color="000000"/>
+              <w:bottom w:val="single" w:sz="6" w:color="000000"/>
+              <w:right w:val="single" w:sz="6" w:color="000000"/>
             </w:tcBorders>
-            <w:shd w:fill="FFFFFF"/>
+            <w:shd w:val="clear" w:fill="FFFFFF"/>
             <w:tcMar>
               <w:top w:w="85" w:type="dxa"/>
               <w:bottom w:w="85" w:type="dxa"/>
@@ -2486,7 +2486,7 @@
             <w:r>
               <w:rPr>
                 <w:b w:val="0"/>
-                <w:color w:val="000000"/>
+                <w:color w:val="auto"/>
                 <w:sz w:val="19"/>
               </w:rPr>
               <w:t>Ham</w:t>
@@ -2498,12 +2498,12 @@
             <w:tcW w:type="dxa" w:w="1872"/>
             <w:vAlign w:val="center"/>
             <w:tcBorders>
-              <w:top w:val="single" w:sz="4" w:color="D9D9D9"/>
-              <w:left w:val="single" w:sz="4" w:color="D9D9D9"/>
-              <w:bottom w:val="single" w:sz="4" w:color="D9D9D9"/>
-              <w:right w:val="single" w:sz="4" w:color="D9D9D9"/>
+              <w:top w:val="single" w:sz="6" w:color="000000"/>
+              <w:left w:val="single" w:sz="6" w:color="000000"/>
+              <w:bottom w:val="single" w:sz="6" w:color="000000"/>
+              <w:right w:val="single" w:sz="6" w:color="000000"/>
             </w:tcBorders>
-            <w:shd w:fill="FFFFFF"/>
+            <w:shd w:val="clear" w:fill="FFFFFF"/>
             <w:tcMar>
               <w:top w:w="85" w:type="dxa"/>
               <w:bottom w:w="85" w:type="dxa"/>
@@ -2518,7 +2518,7 @@
             <w:r>
               <w:rPr>
                 <w:b w:val="0"/>
-                <w:color w:val="000000"/>
+                <w:color w:val="auto"/>
                 <w:sz w:val="19"/>
               </w:rPr>
               <w:t>4518</w:t>
@@ -2530,12 +2530,12 @@
             <w:tcW w:type="dxa" w:w="2880"/>
             <w:vAlign w:val="center"/>
             <w:tcBorders>
-              <w:top w:val="single" w:sz="4" w:color="D9D9D9"/>
-              <w:left w:val="single" w:sz="4" w:color="D9D9D9"/>
-              <w:bottom w:val="single" w:sz="4" w:color="D9D9D9"/>
-              <w:right w:val="single" w:sz="4" w:color="D9D9D9"/>
+              <w:top w:val="single" w:sz="6" w:color="000000"/>
+              <w:left w:val="single" w:sz="6" w:color="000000"/>
+              <w:bottom w:val="single" w:sz="6" w:color="000000"/>
+              <w:right w:val="single" w:sz="6" w:color="000000"/>
             </w:tcBorders>
-            <w:shd w:fill="FFFFFF"/>
+            <w:shd w:val="clear" w:fill="FFFFFF"/>
             <w:tcMar>
               <w:top w:w="85" w:type="dxa"/>
               <w:bottom w:w="85" w:type="dxa"/>
@@ -2550,7 +2550,7 @@
             <w:r>
               <w:rPr>
                 <w:b w:val="0"/>
-                <w:color w:val="000000"/>
+                <w:color w:val="auto"/>
                 <w:sz w:val="19"/>
               </w:rPr>
               <w:t>0.87558140</w:t>
@@ -2562,12 +2562,12 @@
             <w:tcW w:type="dxa" w:w="2592"/>
             <w:vAlign w:val="center"/>
             <w:tcBorders>
-              <w:top w:val="single" w:sz="4" w:color="D9D9D9"/>
-              <w:left w:val="single" w:sz="4" w:color="D9D9D9"/>
-              <w:bottom w:val="single" w:sz="4" w:color="D9D9D9"/>
-              <w:right w:val="single" w:sz="4" w:color="D9D9D9"/>
+              <w:top w:val="single" w:sz="6" w:color="000000"/>
+              <w:left w:val="single" w:sz="6" w:color="000000"/>
+              <w:bottom w:val="single" w:sz="6" w:color="000000"/>
+              <w:right w:val="single" w:sz="6" w:color="000000"/>
             </w:tcBorders>
-            <w:shd w:fill="FFFFFF"/>
+            <w:shd w:val="clear" w:fill="FFFFFF"/>
             <w:tcMar>
               <w:top w:w="85" w:type="dxa"/>
               <w:bottom w:w="85" w:type="dxa"/>
@@ -2582,7 +2582,7 @@
             <w:r>
               <w:rPr>
                 <w:b w:val="0"/>
-                <w:color w:val="000000"/>
+                <w:color w:val="auto"/>
                 <w:sz w:val="19"/>
               </w:rPr>
               <w:t>87.56%</w:t>
@@ -2599,12 +2599,12 @@
             <w:tcW w:type="dxa" w:w="2160"/>
             <w:vAlign w:val="center"/>
             <w:tcBorders>
-              <w:top w:val="single" w:sz="4" w:color="D9D9D9"/>
-              <w:left w:val="single" w:sz="4" w:color="D9D9D9"/>
-              <w:bottom w:val="single" w:sz="4" w:color="D9D9D9"/>
-              <w:right w:val="single" w:sz="4" w:color="D9D9D9"/>
+              <w:top w:val="single" w:sz="6" w:color="000000"/>
+              <w:left w:val="single" w:sz="6" w:color="000000"/>
+              <w:bottom w:val="single" w:sz="6" w:color="000000"/>
+              <w:right w:val="single" w:sz="6" w:color="000000"/>
             </w:tcBorders>
-            <w:shd w:fill="F0F4F7"/>
+            <w:shd w:val="clear" w:fill="FFFFFF"/>
             <w:tcMar>
               <w:top w:w="85" w:type="dxa"/>
               <w:bottom w:w="85" w:type="dxa"/>
@@ -2619,7 +2619,7 @@
             <w:r>
               <w:rPr>
                 <w:b w:val="0"/>
-                <w:color w:val="000000"/>
+                <w:color w:val="auto"/>
                 <w:sz w:val="19"/>
               </w:rPr>
               <w:t>Spam</w:t>
@@ -2631,12 +2631,12 @@
             <w:tcW w:type="dxa" w:w="1872"/>
             <w:vAlign w:val="center"/>
             <w:tcBorders>
-              <w:top w:val="single" w:sz="4" w:color="D9D9D9"/>
-              <w:left w:val="single" w:sz="4" w:color="D9D9D9"/>
-              <w:bottom w:val="single" w:sz="4" w:color="D9D9D9"/>
-              <w:right w:val="single" w:sz="4" w:color="D9D9D9"/>
+              <w:top w:val="single" w:sz="6" w:color="000000"/>
+              <w:left w:val="single" w:sz="6" w:color="000000"/>
+              <w:bottom w:val="single" w:sz="6" w:color="000000"/>
+              <w:right w:val="single" w:sz="6" w:color="000000"/>
             </w:tcBorders>
-            <w:shd w:fill="F0F4F7"/>
+            <w:shd w:val="clear" w:fill="FFFFFF"/>
             <w:tcMar>
               <w:top w:w="85" w:type="dxa"/>
               <w:bottom w:w="85" w:type="dxa"/>
@@ -2651,7 +2651,7 @@
             <w:r>
               <w:rPr>
                 <w:b w:val="0"/>
-                <w:color w:val="000000"/>
+                <w:color w:val="auto"/>
                 <w:sz w:val="19"/>
               </w:rPr>
               <w:t>642</w:t>
@@ -2663,12 +2663,12 @@
             <w:tcW w:type="dxa" w:w="2880"/>
             <w:vAlign w:val="center"/>
             <w:tcBorders>
-              <w:top w:val="single" w:sz="4" w:color="D9D9D9"/>
-              <w:left w:val="single" w:sz="4" w:color="D9D9D9"/>
-              <w:bottom w:val="single" w:sz="4" w:color="D9D9D9"/>
-              <w:right w:val="single" w:sz="4" w:color="D9D9D9"/>
+              <w:top w:val="single" w:sz="6" w:color="000000"/>
+              <w:left w:val="single" w:sz="6" w:color="000000"/>
+              <w:bottom w:val="single" w:sz="6" w:color="000000"/>
+              <w:right w:val="single" w:sz="6" w:color="000000"/>
             </w:tcBorders>
-            <w:shd w:fill="F0F4F7"/>
+            <w:shd w:val="clear" w:fill="FFFFFF"/>
             <w:tcMar>
               <w:top w:w="85" w:type="dxa"/>
               <w:bottom w:w="85" w:type="dxa"/>
@@ -2683,7 +2683,7 @@
             <w:r>
               <w:rPr>
                 <w:b w:val="0"/>
-                <w:color w:val="000000"/>
+                <w:color w:val="auto"/>
                 <w:sz w:val="19"/>
               </w:rPr>
               <w:t>0.12441860</w:t>
@@ -2695,12 +2695,12 @@
             <w:tcW w:type="dxa" w:w="2592"/>
             <w:vAlign w:val="center"/>
             <w:tcBorders>
-              <w:top w:val="single" w:sz="4" w:color="D9D9D9"/>
-              <w:left w:val="single" w:sz="4" w:color="D9D9D9"/>
-              <w:bottom w:val="single" w:sz="4" w:color="D9D9D9"/>
-              <w:right w:val="single" w:sz="4" w:color="D9D9D9"/>
+              <w:top w:val="single" w:sz="6" w:color="000000"/>
+              <w:left w:val="single" w:sz="6" w:color="000000"/>
+              <w:bottom w:val="single" w:sz="6" w:color="000000"/>
+              <w:right w:val="single" w:sz="6" w:color="000000"/>
             </w:tcBorders>
-            <w:shd w:fill="F0F4F7"/>
+            <w:shd w:val="clear" w:fill="FFFFFF"/>
             <w:tcMar>
               <w:top w:w="85" w:type="dxa"/>
               <w:bottom w:w="85" w:type="dxa"/>
@@ -2715,7 +2715,7 @@
             <w:r>
               <w:rPr>
                 <w:b w:val="0"/>
-                <w:color w:val="000000"/>
+                <w:color w:val="auto"/>
                 <w:sz w:val="19"/>
               </w:rPr>
               <w:t>12.44%</w:t>
@@ -2732,12 +2732,12 @@
             <w:tcW w:type="dxa" w:w="2160"/>
             <w:vAlign w:val="center"/>
             <w:tcBorders>
-              <w:top w:val="single" w:sz="4" w:color="D9D9D9"/>
-              <w:left w:val="single" w:sz="4" w:color="D9D9D9"/>
-              <w:bottom w:val="single" w:sz="4" w:color="D9D9D9"/>
-              <w:right w:val="single" w:sz="4" w:color="D9D9D9"/>
+              <w:top w:val="single" w:sz="6" w:color="000000"/>
+              <w:left w:val="single" w:sz="6" w:color="000000"/>
+              <w:bottom w:val="single" w:sz="6" w:color="000000"/>
+              <w:right w:val="single" w:sz="6" w:color="000000"/>
             </w:tcBorders>
-            <w:shd w:fill="FFFFFF"/>
+            <w:shd w:val="clear" w:fill="FFFFFF"/>
             <w:tcMar>
               <w:top w:w="85" w:type="dxa"/>
               <w:bottom w:w="85" w:type="dxa"/>
@@ -2752,7 +2752,7 @@
             <w:r>
               <w:rPr>
                 <w:b w:val="0"/>
-                <w:color w:val="000000"/>
+                <w:color w:val="auto"/>
                 <w:sz w:val="19"/>
               </w:rPr>
               <w:t>Total</w:t>
@@ -2764,12 +2764,12 @@
             <w:tcW w:type="dxa" w:w="1872"/>
             <w:vAlign w:val="center"/>
             <w:tcBorders>
-              <w:top w:val="single" w:sz="4" w:color="D9D9D9"/>
-              <w:left w:val="single" w:sz="4" w:color="D9D9D9"/>
-              <w:bottom w:val="single" w:sz="4" w:color="D9D9D9"/>
-              <w:right w:val="single" w:sz="4" w:color="D9D9D9"/>
+              <w:top w:val="single" w:sz="6" w:color="000000"/>
+              <w:left w:val="single" w:sz="6" w:color="000000"/>
+              <w:bottom w:val="single" w:sz="6" w:color="000000"/>
+              <w:right w:val="single" w:sz="6" w:color="000000"/>
             </w:tcBorders>
-            <w:shd w:fill="FFFFFF"/>
+            <w:shd w:val="clear" w:fill="FFFFFF"/>
             <w:tcMar>
               <w:top w:w="85" w:type="dxa"/>
               <w:bottom w:w="85" w:type="dxa"/>
@@ -2784,7 +2784,7 @@
             <w:r>
               <w:rPr>
                 <w:b w:val="0"/>
-                <w:color w:val="000000"/>
+                <w:color w:val="auto"/>
                 <w:sz w:val="19"/>
               </w:rPr>
               <w:t>5160</w:t>
@@ -2796,12 +2796,12 @@
             <w:tcW w:type="dxa" w:w="2880"/>
             <w:vAlign w:val="center"/>
             <w:tcBorders>
-              <w:top w:val="single" w:sz="4" w:color="D9D9D9"/>
-              <w:left w:val="single" w:sz="4" w:color="D9D9D9"/>
-              <w:bottom w:val="single" w:sz="4" w:color="D9D9D9"/>
-              <w:right w:val="single" w:sz="4" w:color="D9D9D9"/>
+              <w:top w:val="single" w:sz="6" w:color="000000"/>
+              <w:left w:val="single" w:sz="6" w:color="000000"/>
+              <w:bottom w:val="single" w:sz="6" w:color="000000"/>
+              <w:right w:val="single" w:sz="6" w:color="000000"/>
             </w:tcBorders>
-            <w:shd w:fill="FFFFFF"/>
+            <w:shd w:val="clear" w:fill="FFFFFF"/>
             <w:tcMar>
               <w:top w:w="85" w:type="dxa"/>
               <w:bottom w:w="85" w:type="dxa"/>
@@ -2816,7 +2816,7 @@
             <w:r>
               <w:rPr>
                 <w:b w:val="0"/>
-                <w:color w:val="000000"/>
+                <w:color w:val="auto"/>
                 <w:sz w:val="19"/>
               </w:rPr>
               <w:t>1.00000000</w:t>
@@ -2828,12 +2828,12 @@
             <w:tcW w:type="dxa" w:w="2592"/>
             <w:vAlign w:val="center"/>
             <w:tcBorders>
-              <w:top w:val="single" w:sz="4" w:color="D9D9D9"/>
-              <w:left w:val="single" w:sz="4" w:color="D9D9D9"/>
-              <w:bottom w:val="single" w:sz="4" w:color="D9D9D9"/>
-              <w:right w:val="single" w:sz="4" w:color="D9D9D9"/>
+              <w:top w:val="single" w:sz="6" w:color="000000"/>
+              <w:left w:val="single" w:sz="6" w:color="000000"/>
+              <w:bottom w:val="single" w:sz="6" w:color="000000"/>
+              <w:right w:val="single" w:sz="6" w:color="000000"/>
             </w:tcBorders>
-            <w:shd w:fill="FFFFFF"/>
+            <w:shd w:val="clear" w:fill="FFFFFF"/>
             <w:tcMar>
               <w:top w:w="85" w:type="dxa"/>
               <w:bottom w:w="85" w:type="dxa"/>
@@ -2848,7 +2848,7 @@
             <w:r>
               <w:rPr>
                 <w:b w:val="0"/>
-                <w:color w:val="000000"/>
+                <w:color w:val="auto"/>
                 <w:sz w:val="19"/>
               </w:rPr>
               <w:t>100.00%</w:t>
@@ -2993,12 +2993,12 @@
             <w:tcW w:type="dxa" w:w="1440"/>
             <w:vAlign w:val="center"/>
             <w:tcBorders>
-              <w:top w:val="single" w:sz="4" w:color="D9D9D9"/>
-              <w:left w:val="single" w:sz="4" w:color="D9D9D9"/>
-              <w:bottom w:val="single" w:sz="4" w:color="D9D9D9"/>
-              <w:right w:val="single" w:sz="4" w:color="D9D9D9"/>
+              <w:top w:val="single" w:sz="6" w:color="000000"/>
+              <w:left w:val="single" w:sz="6" w:color="000000"/>
+              <w:bottom w:val="single" w:sz="6" w:color="000000"/>
+              <w:right w:val="single" w:sz="6" w:color="000000"/>
             </w:tcBorders>
-            <w:shd w:fill="18324D"/>
+            <w:shd w:val="clear" w:fill="FFFFFF"/>
             <w:tcMar>
               <w:top w:w="85" w:type="dxa"/>
               <w:bottom w:w="85" w:type="dxa"/>
@@ -3013,7 +3013,7 @@
             <w:r>
               <w:rPr>
                 <w:b/>
-                <w:color w:val="FFFFFF"/>
+                <w:color w:val="auto"/>
                 <w:sz w:val="19"/>
               </w:rPr>
               <w:t>Word</w:t>
@@ -3025,12 +3025,12 @@
             <w:tcW w:type="dxa" w:w="2016"/>
             <w:vAlign w:val="center"/>
             <w:tcBorders>
-              <w:top w:val="single" w:sz="4" w:color="D9D9D9"/>
-              <w:left w:val="single" w:sz="4" w:color="D9D9D9"/>
-              <w:bottom w:val="single" w:sz="4" w:color="D9D9D9"/>
-              <w:right w:val="single" w:sz="4" w:color="D9D9D9"/>
+              <w:top w:val="single" w:sz="6" w:color="000000"/>
+              <w:left w:val="single" w:sz="6" w:color="000000"/>
+              <w:bottom w:val="single" w:sz="6" w:color="000000"/>
+              <w:right w:val="single" w:sz="6" w:color="000000"/>
             </w:tcBorders>
-            <w:shd w:fill="18324D"/>
+            <w:shd w:val="clear" w:fill="FFFFFF"/>
             <w:tcMar>
               <w:top w:w="85" w:type="dxa"/>
               <w:bottom w:w="85" w:type="dxa"/>
@@ -3045,7 +3045,7 @@
             <w:r>
               <w:rPr>
                 <w:b/>
-                <w:color w:val="FFFFFF"/>
+                <w:color w:val="auto"/>
                 <w:sz w:val="19"/>
               </w:rPr>
               <w:t>All with word</w:t>
@@ -3057,12 +3057,12 @@
             <w:tcW w:type="dxa" w:w="1152"/>
             <w:vAlign w:val="center"/>
             <w:tcBorders>
-              <w:top w:val="single" w:sz="4" w:color="D9D9D9"/>
-              <w:left w:val="single" w:sz="4" w:color="D9D9D9"/>
-              <w:bottom w:val="single" w:sz="4" w:color="D9D9D9"/>
-              <w:right w:val="single" w:sz="4" w:color="D9D9D9"/>
+              <w:top w:val="single" w:sz="6" w:color="000000"/>
+              <w:left w:val="single" w:sz="6" w:color="000000"/>
+              <w:bottom w:val="single" w:sz="6" w:color="000000"/>
+              <w:right w:val="single" w:sz="6" w:color="000000"/>
             </w:tcBorders>
-            <w:shd w:fill="18324D"/>
+            <w:shd w:val="clear" w:fill="FFFFFF"/>
             <w:tcMar>
               <w:top w:w="85" w:type="dxa"/>
               <w:bottom w:w="85" w:type="dxa"/>
@@ -3077,7 +3077,7 @@
             <w:r>
               <w:rPr>
                 <w:b/>
-                <w:color w:val="FFFFFF"/>
+                <w:color w:val="auto"/>
                 <w:sz w:val="19"/>
               </w:rPr>
               <w:t>Spam</w:t>
@@ -3089,12 +3089,12 @@
             <w:tcW w:type="dxa" w:w="1152"/>
             <w:vAlign w:val="center"/>
             <w:tcBorders>
-              <w:top w:val="single" w:sz="4" w:color="D9D9D9"/>
-              <w:left w:val="single" w:sz="4" w:color="D9D9D9"/>
-              <w:bottom w:val="single" w:sz="4" w:color="D9D9D9"/>
-              <w:right w:val="single" w:sz="4" w:color="D9D9D9"/>
+              <w:top w:val="single" w:sz="6" w:color="000000"/>
+              <w:left w:val="single" w:sz="6" w:color="000000"/>
+              <w:bottom w:val="single" w:sz="6" w:color="000000"/>
+              <w:right w:val="single" w:sz="6" w:color="000000"/>
             </w:tcBorders>
-            <w:shd w:fill="18324D"/>
+            <w:shd w:val="clear" w:fill="FFFFFF"/>
             <w:tcMar>
               <w:top w:w="85" w:type="dxa"/>
               <w:bottom w:w="85" w:type="dxa"/>
@@ -3109,7 +3109,7 @@
             <w:r>
               <w:rPr>
                 <w:b/>
-                <w:color w:val="FFFFFF"/>
+                <w:color w:val="auto"/>
                 <w:sz w:val="19"/>
               </w:rPr>
               <w:t>Ham</w:t>
@@ -3121,12 +3121,12 @@
             <w:tcW w:type="dxa" w:w="3744"/>
             <w:vAlign w:val="center"/>
             <w:tcBorders>
-              <w:top w:val="single" w:sz="4" w:color="D9D9D9"/>
-              <w:left w:val="single" w:sz="4" w:color="D9D9D9"/>
-              <w:bottom w:val="single" w:sz="4" w:color="D9D9D9"/>
-              <w:right w:val="single" w:sz="4" w:color="D9D9D9"/>
+              <w:top w:val="single" w:sz="6" w:color="000000"/>
+              <w:left w:val="single" w:sz="6" w:color="000000"/>
+              <w:bottom w:val="single" w:sz="6" w:color="000000"/>
+              <w:right w:val="single" w:sz="6" w:color="000000"/>
             </w:tcBorders>
-            <w:shd w:fill="18324D"/>
+            <w:shd w:val="clear" w:fill="FFFFFF"/>
             <w:tcMar>
               <w:top w:w="85" w:type="dxa"/>
               <w:bottom w:w="85" w:type="dxa"/>
@@ -3141,7 +3141,7 @@
             <w:r>
               <w:rPr>
                 <w:b/>
-                <w:color w:val="FFFFFF"/>
+                <w:color w:val="auto"/>
                 <w:sz w:val="19"/>
               </w:rPr>
               <w:t>Direct P(S | W)</w:t>
@@ -3158,12 +3158,12 @@
             <w:tcW w:type="dxa" w:w="1440"/>
             <w:vAlign w:val="center"/>
             <w:tcBorders>
-              <w:top w:val="single" w:sz="4" w:color="D9D9D9"/>
-              <w:left w:val="single" w:sz="4" w:color="D9D9D9"/>
-              <w:bottom w:val="single" w:sz="4" w:color="D9D9D9"/>
-              <w:right w:val="single" w:sz="4" w:color="D9D9D9"/>
+              <w:top w:val="single" w:sz="6" w:color="000000"/>
+              <w:left w:val="single" w:sz="6" w:color="000000"/>
+              <w:bottom w:val="single" w:sz="6" w:color="000000"/>
+              <w:right w:val="single" w:sz="6" w:color="000000"/>
             </w:tcBorders>
-            <w:shd w:fill="FFFFFF"/>
+            <w:shd w:val="clear" w:fill="FFFFFF"/>
             <w:tcMar>
               <w:top w:w="85" w:type="dxa"/>
               <w:bottom w:w="85" w:type="dxa"/>
@@ -3178,7 +3178,7 @@
             <w:r>
               <w:rPr>
                 <w:b w:val="0"/>
-                <w:color w:val="000000"/>
+                <w:color w:val="auto"/>
                 <w:sz w:val="19"/>
               </w:rPr>
               <w:t>free</w:t>
@@ -3190,12 +3190,12 @@
             <w:tcW w:type="dxa" w:w="2016"/>
             <w:vAlign w:val="center"/>
             <w:tcBorders>
-              <w:top w:val="single" w:sz="4" w:color="D9D9D9"/>
-              <w:left w:val="single" w:sz="4" w:color="D9D9D9"/>
-              <w:bottom w:val="single" w:sz="4" w:color="D9D9D9"/>
-              <w:right w:val="single" w:sz="4" w:color="D9D9D9"/>
+              <w:top w:val="single" w:sz="6" w:color="000000"/>
+              <w:left w:val="single" w:sz="6" w:color="000000"/>
+              <w:bottom w:val="single" w:sz="6" w:color="000000"/>
+              <w:right w:val="single" w:sz="6" w:color="000000"/>
             </w:tcBorders>
-            <w:shd w:fill="FFFFFF"/>
+            <w:shd w:val="clear" w:fill="FFFFFF"/>
             <w:tcMar>
               <w:top w:w="85" w:type="dxa"/>
               <w:bottom w:w="85" w:type="dxa"/>
@@ -3210,7 +3210,7 @@
             <w:r>
               <w:rPr>
                 <w:b w:val="0"/>
-                <w:color w:val="000000"/>
+                <w:color w:val="auto"/>
                 <w:sz w:val="19"/>
               </w:rPr>
               <w:t>199</w:t>
@@ -3222,12 +3222,12 @@
             <w:tcW w:type="dxa" w:w="1152"/>
             <w:vAlign w:val="center"/>
             <w:tcBorders>
-              <w:top w:val="single" w:sz="4" w:color="D9D9D9"/>
-              <w:left w:val="single" w:sz="4" w:color="D9D9D9"/>
-              <w:bottom w:val="single" w:sz="4" w:color="D9D9D9"/>
-              <w:right w:val="single" w:sz="4" w:color="D9D9D9"/>
+              <w:top w:val="single" w:sz="6" w:color="000000"/>
+              <w:left w:val="single" w:sz="6" w:color="000000"/>
+              <w:bottom w:val="single" w:sz="6" w:color="000000"/>
+              <w:right w:val="single" w:sz="6" w:color="000000"/>
             </w:tcBorders>
-            <w:shd w:fill="FFFFFF"/>
+            <w:shd w:val="clear" w:fill="FFFFFF"/>
             <w:tcMar>
               <w:top w:w="85" w:type="dxa"/>
               <w:bottom w:w="85" w:type="dxa"/>
@@ -3242,7 +3242,7 @@
             <w:r>
               <w:rPr>
                 <w:b w:val="0"/>
-                <w:color w:val="000000"/>
+                <w:color w:val="auto"/>
                 <w:sz w:val="19"/>
               </w:rPr>
               <w:t>144</w:t>
@@ -3254,12 +3254,12 @@
             <w:tcW w:type="dxa" w:w="1152"/>
             <w:vAlign w:val="center"/>
             <w:tcBorders>
-              <w:top w:val="single" w:sz="4" w:color="D9D9D9"/>
-              <w:left w:val="single" w:sz="4" w:color="D9D9D9"/>
-              <w:bottom w:val="single" w:sz="4" w:color="D9D9D9"/>
-              <w:right w:val="single" w:sz="4" w:color="D9D9D9"/>
+              <w:top w:val="single" w:sz="6" w:color="000000"/>
+              <w:left w:val="single" w:sz="6" w:color="000000"/>
+              <w:bottom w:val="single" w:sz="6" w:color="000000"/>
+              <w:right w:val="single" w:sz="6" w:color="000000"/>
             </w:tcBorders>
-            <w:shd w:fill="FFFFFF"/>
+            <w:shd w:val="clear" w:fill="FFFFFF"/>
             <w:tcMar>
               <w:top w:w="85" w:type="dxa"/>
               <w:bottom w:w="85" w:type="dxa"/>
@@ -3274,7 +3274,7 @@
             <w:r>
               <w:rPr>
                 <w:b w:val="0"/>
-                <w:color w:val="000000"/>
+                <w:color w:val="auto"/>
                 <w:sz w:val="19"/>
               </w:rPr>
               <w:t>55</w:t>
@@ -3286,12 +3286,12 @@
             <w:tcW w:type="dxa" w:w="3744"/>
             <w:vAlign w:val="center"/>
             <w:tcBorders>
-              <w:top w:val="single" w:sz="4" w:color="D9D9D9"/>
-              <w:left w:val="single" w:sz="4" w:color="D9D9D9"/>
-              <w:bottom w:val="single" w:sz="4" w:color="D9D9D9"/>
-              <w:right w:val="single" w:sz="4" w:color="D9D9D9"/>
+              <w:top w:val="single" w:sz="6" w:color="000000"/>
+              <w:left w:val="single" w:sz="6" w:color="000000"/>
+              <w:bottom w:val="single" w:sz="6" w:color="000000"/>
+              <w:right w:val="single" w:sz="6" w:color="000000"/>
             </w:tcBorders>
-            <w:shd w:fill="FFFFFF"/>
+            <w:shd w:val="clear" w:fill="FFFFFF"/>
             <w:tcMar>
               <w:top w:w="85" w:type="dxa"/>
               <w:bottom w:w="85" w:type="dxa"/>
@@ -3306,7 +3306,7 @@
             <w:r>
               <w:rPr>
                 <w:b w:val="0"/>
-                <w:color w:val="000000"/>
+                <w:color w:val="auto"/>
                 <w:sz w:val="19"/>
               </w:rPr>
               <w:t>0.723618</w:t>
@@ -3323,12 +3323,12 @@
             <w:tcW w:type="dxa" w:w="1440"/>
             <w:vAlign w:val="center"/>
             <w:tcBorders>
-              <w:top w:val="single" w:sz="4" w:color="D9D9D9"/>
-              <w:left w:val="single" w:sz="4" w:color="D9D9D9"/>
-              <w:bottom w:val="single" w:sz="4" w:color="D9D9D9"/>
-              <w:right w:val="single" w:sz="4" w:color="D9D9D9"/>
+              <w:top w:val="single" w:sz="6" w:color="000000"/>
+              <w:left w:val="single" w:sz="6" w:color="000000"/>
+              <w:bottom w:val="single" w:sz="6" w:color="000000"/>
+              <w:right w:val="single" w:sz="6" w:color="000000"/>
             </w:tcBorders>
-            <w:shd w:fill="F0F4F7"/>
+            <w:shd w:val="clear" w:fill="FFFFFF"/>
             <w:tcMar>
               <w:top w:w="85" w:type="dxa"/>
               <w:bottom w:w="85" w:type="dxa"/>
@@ -3343,7 +3343,7 @@
             <w:r>
               <w:rPr>
                 <w:b w:val="0"/>
-                <w:color w:val="000000"/>
+                <w:color w:val="auto"/>
                 <w:sz w:val="19"/>
               </w:rPr>
               <w:t>prize</w:t>
@@ -3355,12 +3355,12 @@
             <w:tcW w:type="dxa" w:w="2016"/>
             <w:vAlign w:val="center"/>
             <w:tcBorders>
-              <w:top w:val="single" w:sz="4" w:color="D9D9D9"/>
-              <w:left w:val="single" w:sz="4" w:color="D9D9D9"/>
-              <w:bottom w:val="single" w:sz="4" w:color="D9D9D9"/>
-              <w:right w:val="single" w:sz="4" w:color="D9D9D9"/>
+              <w:top w:val="single" w:sz="6" w:color="000000"/>
+              <w:left w:val="single" w:sz="6" w:color="000000"/>
+              <w:bottom w:val="single" w:sz="6" w:color="000000"/>
+              <w:right w:val="single" w:sz="6" w:color="000000"/>
             </w:tcBorders>
-            <w:shd w:fill="F0F4F7"/>
+            <w:shd w:val="clear" w:fill="FFFFFF"/>
             <w:tcMar>
               <w:top w:w="85" w:type="dxa"/>
               <w:bottom w:w="85" w:type="dxa"/>
@@ -3375,7 +3375,7 @@
             <w:r>
               <w:rPr>
                 <w:b w:val="0"/>
-                <w:color w:val="000000"/>
+                <w:color w:val="auto"/>
                 <w:sz w:val="19"/>
               </w:rPr>
               <w:t>70</w:t>
@@ -3387,12 +3387,12 @@
             <w:tcW w:type="dxa" w:w="1152"/>
             <w:vAlign w:val="center"/>
             <w:tcBorders>
-              <w:top w:val="single" w:sz="4" w:color="D9D9D9"/>
-              <w:left w:val="single" w:sz="4" w:color="D9D9D9"/>
-              <w:bottom w:val="single" w:sz="4" w:color="D9D9D9"/>
-              <w:right w:val="single" w:sz="4" w:color="D9D9D9"/>
+              <w:top w:val="single" w:sz="6" w:color="000000"/>
+              <w:left w:val="single" w:sz="6" w:color="000000"/>
+              <w:bottom w:val="single" w:sz="6" w:color="000000"/>
+              <w:right w:val="single" w:sz="6" w:color="000000"/>
             </w:tcBorders>
-            <w:shd w:fill="F0F4F7"/>
+            <w:shd w:val="clear" w:fill="FFFFFF"/>
             <w:tcMar>
               <w:top w:w="85" w:type="dxa"/>
               <w:bottom w:w="85" w:type="dxa"/>
@@ -3407,7 +3407,7 @@
             <w:r>
               <w:rPr>
                 <w:b w:val="0"/>
-                <w:color w:val="000000"/>
+                <w:color w:val="auto"/>
                 <w:sz w:val="19"/>
               </w:rPr>
               <w:t>70</w:t>
@@ -3419,12 +3419,12 @@
             <w:tcW w:type="dxa" w:w="1152"/>
             <w:vAlign w:val="center"/>
             <w:tcBorders>
-              <w:top w:val="single" w:sz="4" w:color="D9D9D9"/>
-              <w:left w:val="single" w:sz="4" w:color="D9D9D9"/>
-              <w:bottom w:val="single" w:sz="4" w:color="D9D9D9"/>
-              <w:right w:val="single" w:sz="4" w:color="D9D9D9"/>
+              <w:top w:val="single" w:sz="6" w:color="000000"/>
+              <w:left w:val="single" w:sz="6" w:color="000000"/>
+              <w:bottom w:val="single" w:sz="6" w:color="000000"/>
+              <w:right w:val="single" w:sz="6" w:color="000000"/>
             </w:tcBorders>
-            <w:shd w:fill="F0F4F7"/>
+            <w:shd w:val="clear" w:fill="FFFFFF"/>
             <w:tcMar>
               <w:top w:w="85" w:type="dxa"/>
               <w:bottom w:w="85" w:type="dxa"/>
@@ -3439,7 +3439,7 @@
             <w:r>
               <w:rPr>
                 <w:b w:val="0"/>
-                <w:color w:val="000000"/>
+                <w:color w:val="auto"/>
                 <w:sz w:val="19"/>
               </w:rPr>
               <w:t>0</w:t>
@@ -3451,12 +3451,12 @@
             <w:tcW w:type="dxa" w:w="3744"/>
             <w:vAlign w:val="center"/>
             <w:tcBorders>
-              <w:top w:val="single" w:sz="4" w:color="D9D9D9"/>
-              <w:left w:val="single" w:sz="4" w:color="D9D9D9"/>
-              <w:bottom w:val="single" w:sz="4" w:color="D9D9D9"/>
-              <w:right w:val="single" w:sz="4" w:color="D9D9D9"/>
+              <w:top w:val="single" w:sz="6" w:color="000000"/>
+              <w:left w:val="single" w:sz="6" w:color="000000"/>
+              <w:bottom w:val="single" w:sz="6" w:color="000000"/>
+              <w:right w:val="single" w:sz="6" w:color="000000"/>
             </w:tcBorders>
-            <w:shd w:fill="F0F4F7"/>
+            <w:shd w:val="clear" w:fill="FFFFFF"/>
             <w:tcMar>
               <w:top w:w="85" w:type="dxa"/>
               <w:bottom w:w="85" w:type="dxa"/>
@@ -3471,7 +3471,7 @@
             <w:r>
               <w:rPr>
                 <w:b w:val="0"/>
-                <w:color w:val="000000"/>
+                <w:color w:val="auto"/>
                 <w:sz w:val="19"/>
               </w:rPr>
               <w:t>1.000000</w:t>
@@ -3488,12 +3488,12 @@
             <w:tcW w:type="dxa" w:w="1440"/>
             <w:vAlign w:val="center"/>
             <w:tcBorders>
-              <w:top w:val="single" w:sz="4" w:color="D9D9D9"/>
-              <w:left w:val="single" w:sz="4" w:color="D9D9D9"/>
-              <w:bottom w:val="single" w:sz="4" w:color="D9D9D9"/>
-              <w:right w:val="single" w:sz="4" w:color="D9D9D9"/>
+              <w:top w:val="single" w:sz="6" w:color="000000"/>
+              <w:left w:val="single" w:sz="6" w:color="000000"/>
+              <w:bottom w:val="single" w:sz="6" w:color="000000"/>
+              <w:right w:val="single" w:sz="6" w:color="000000"/>
             </w:tcBorders>
-            <w:shd w:fill="FFFFFF"/>
+            <w:shd w:val="clear" w:fill="FFFFFF"/>
             <w:tcMar>
               <w:top w:w="85" w:type="dxa"/>
               <w:bottom w:w="85" w:type="dxa"/>
@@ -3508,7 +3508,7 @@
             <w:r>
               <w:rPr>
                 <w:b w:val="0"/>
-                <w:color w:val="000000"/>
+                <w:color w:val="auto"/>
                 <w:sz w:val="19"/>
               </w:rPr>
               <w:t>win</w:t>
@@ -3520,12 +3520,12 @@
             <w:tcW w:type="dxa" w:w="2016"/>
             <w:vAlign w:val="center"/>
             <w:tcBorders>
-              <w:top w:val="single" w:sz="4" w:color="D9D9D9"/>
-              <w:left w:val="single" w:sz="4" w:color="D9D9D9"/>
-              <w:bottom w:val="single" w:sz="4" w:color="D9D9D9"/>
-              <w:right w:val="single" w:sz="4" w:color="D9D9D9"/>
+              <w:top w:val="single" w:sz="6" w:color="000000"/>
+              <w:left w:val="single" w:sz="6" w:color="000000"/>
+              <w:bottom w:val="single" w:sz="6" w:color="000000"/>
+              <w:right w:val="single" w:sz="6" w:color="000000"/>
             </w:tcBorders>
-            <w:shd w:fill="FFFFFF"/>
+            <w:shd w:val="clear" w:fill="FFFFFF"/>
             <w:tcMar>
               <w:top w:w="85" w:type="dxa"/>
               <w:bottom w:w="85" w:type="dxa"/>
@@ -3540,7 +3540,7 @@
             <w:r>
               <w:rPr>
                 <w:b w:val="0"/>
-                <w:color w:val="000000"/>
+                <w:color w:val="auto"/>
                 <w:sz w:val="19"/>
               </w:rPr>
               <w:t>53</w:t>
@@ -3552,12 +3552,12 @@
             <w:tcW w:type="dxa" w:w="1152"/>
             <w:vAlign w:val="center"/>
             <w:tcBorders>
-              <w:top w:val="single" w:sz="4" w:color="D9D9D9"/>
-              <w:left w:val="single" w:sz="4" w:color="D9D9D9"/>
-              <w:bottom w:val="single" w:sz="4" w:color="D9D9D9"/>
-              <w:right w:val="single" w:sz="4" w:color="D9D9D9"/>
+              <w:top w:val="single" w:sz="6" w:color="000000"/>
+              <w:left w:val="single" w:sz="6" w:color="000000"/>
+              <w:bottom w:val="single" w:sz="6" w:color="000000"/>
+              <w:right w:val="single" w:sz="6" w:color="000000"/>
             </w:tcBorders>
-            <w:shd w:fill="FFFFFF"/>
+            <w:shd w:val="clear" w:fill="FFFFFF"/>
             <w:tcMar>
               <w:top w:w="85" w:type="dxa"/>
               <w:bottom w:w="85" w:type="dxa"/>
@@ -3572,7 +3572,7 @@
             <w:r>
               <w:rPr>
                 <w:b w:val="0"/>
-                <w:color w:val="000000"/>
+                <w:color w:val="auto"/>
                 <w:sz w:val="19"/>
               </w:rPr>
               <w:t>47</w:t>
@@ -3584,12 +3584,12 @@
             <w:tcW w:type="dxa" w:w="1152"/>
             <w:vAlign w:val="center"/>
             <w:tcBorders>
-              <w:top w:val="single" w:sz="4" w:color="D9D9D9"/>
-              <w:left w:val="single" w:sz="4" w:color="D9D9D9"/>
-              <w:bottom w:val="single" w:sz="4" w:color="D9D9D9"/>
-              <w:right w:val="single" w:sz="4" w:color="D9D9D9"/>
+              <w:top w:val="single" w:sz="6" w:color="000000"/>
+              <w:left w:val="single" w:sz="6" w:color="000000"/>
+              <w:bottom w:val="single" w:sz="6" w:color="000000"/>
+              <w:right w:val="single" w:sz="6" w:color="000000"/>
             </w:tcBorders>
-            <w:shd w:fill="FFFFFF"/>
+            <w:shd w:val="clear" w:fill="FFFFFF"/>
             <w:tcMar>
               <w:top w:w="85" w:type="dxa"/>
               <w:bottom w:w="85" w:type="dxa"/>
@@ -3604,7 +3604,7 @@
             <w:r>
               <w:rPr>
                 <w:b w:val="0"/>
-                <w:color w:val="000000"/>
+                <w:color w:val="auto"/>
                 <w:sz w:val="19"/>
               </w:rPr>
               <w:t>6</w:t>
@@ -3616,12 +3616,12 @@
             <w:tcW w:type="dxa" w:w="3744"/>
             <w:vAlign w:val="center"/>
             <w:tcBorders>
-              <w:top w:val="single" w:sz="4" w:color="D9D9D9"/>
-              <w:left w:val="single" w:sz="4" w:color="D9D9D9"/>
-              <w:bottom w:val="single" w:sz="4" w:color="D9D9D9"/>
-              <w:right w:val="single" w:sz="4" w:color="D9D9D9"/>
+              <w:top w:val="single" w:sz="6" w:color="000000"/>
+              <w:left w:val="single" w:sz="6" w:color="000000"/>
+              <w:bottom w:val="single" w:sz="6" w:color="000000"/>
+              <w:right w:val="single" w:sz="6" w:color="000000"/>
             </w:tcBorders>
-            <w:shd w:fill="FFFFFF"/>
+            <w:shd w:val="clear" w:fill="FFFFFF"/>
             <w:tcMar>
               <w:top w:w="85" w:type="dxa"/>
               <w:bottom w:w="85" w:type="dxa"/>
@@ -3636,7 +3636,7 @@
             <w:r>
               <w:rPr>
                 <w:b w:val="0"/>
-                <w:color w:val="000000"/>
+                <w:color w:val="auto"/>
                 <w:sz w:val="19"/>
               </w:rPr>
               <w:t>0.886792</w:t>
@@ -3653,12 +3653,12 @@
             <w:tcW w:type="dxa" w:w="1440"/>
             <w:vAlign w:val="center"/>
             <w:tcBorders>
-              <w:top w:val="single" w:sz="4" w:color="D9D9D9"/>
-              <w:left w:val="single" w:sz="4" w:color="D9D9D9"/>
-              <w:bottom w:val="single" w:sz="4" w:color="D9D9D9"/>
-              <w:right w:val="single" w:sz="4" w:color="D9D9D9"/>
+              <w:top w:val="single" w:sz="6" w:color="000000"/>
+              <w:left w:val="single" w:sz="6" w:color="000000"/>
+              <w:bottom w:val="single" w:sz="6" w:color="000000"/>
+              <w:right w:val="single" w:sz="6" w:color="000000"/>
             </w:tcBorders>
-            <w:shd w:fill="F0F4F7"/>
+            <w:shd w:val="clear" w:fill="FFFFFF"/>
             <w:tcMar>
               <w:top w:w="85" w:type="dxa"/>
               <w:bottom w:w="85" w:type="dxa"/>
@@ -3673,7 +3673,7 @@
             <w:r>
               <w:rPr>
                 <w:b w:val="0"/>
-                <w:color w:val="000000"/>
+                <w:color w:val="auto"/>
                 <w:sz w:val="19"/>
               </w:rPr>
               <w:t>urgent</w:t>
@@ -3685,12 +3685,12 @@
             <w:tcW w:type="dxa" w:w="2016"/>
             <w:vAlign w:val="center"/>
             <w:tcBorders>
-              <w:top w:val="single" w:sz="4" w:color="D9D9D9"/>
-              <w:left w:val="single" w:sz="4" w:color="D9D9D9"/>
-              <w:bottom w:val="single" w:sz="4" w:color="D9D9D9"/>
-              <w:right w:val="single" w:sz="4" w:color="D9D9D9"/>
+              <w:top w:val="single" w:sz="6" w:color="000000"/>
+              <w:left w:val="single" w:sz="6" w:color="000000"/>
+              <w:bottom w:val="single" w:sz="6" w:color="000000"/>
+              <w:right w:val="single" w:sz="6" w:color="000000"/>
             </w:tcBorders>
-            <w:shd w:fill="F0F4F7"/>
+            <w:shd w:val="clear" w:fill="FFFFFF"/>
             <w:tcMar>
               <w:top w:w="85" w:type="dxa"/>
               <w:bottom w:w="85" w:type="dxa"/>
@@ -3705,7 +3705,7 @@
             <w:r>
               <w:rPr>
                 <w:b w:val="0"/>
-                <w:color w:val="000000"/>
+                <w:color w:val="auto"/>
                 <w:sz w:val="19"/>
               </w:rPr>
               <w:t>61</w:t>
@@ -3717,12 +3717,12 @@
             <w:tcW w:type="dxa" w:w="1152"/>
             <w:vAlign w:val="center"/>
             <w:tcBorders>
-              <w:top w:val="single" w:sz="4" w:color="D9D9D9"/>
-              <w:left w:val="single" w:sz="4" w:color="D9D9D9"/>
-              <w:bottom w:val="single" w:sz="4" w:color="D9D9D9"/>
-              <w:right w:val="single" w:sz="4" w:color="D9D9D9"/>
+              <w:top w:val="single" w:sz="6" w:color="000000"/>
+              <w:left w:val="single" w:sz="6" w:color="000000"/>
+              <w:bottom w:val="single" w:sz="6" w:color="000000"/>
+              <w:right w:val="single" w:sz="6" w:color="000000"/>
             </w:tcBorders>
-            <w:shd w:fill="F0F4F7"/>
+            <w:shd w:val="clear" w:fill="FFFFFF"/>
             <w:tcMar>
               <w:top w:w="85" w:type="dxa"/>
               <w:bottom w:w="85" w:type="dxa"/>
@@ -3737,7 +3737,7 @@
             <w:r>
               <w:rPr>
                 <w:b w:val="0"/>
-                <w:color w:val="000000"/>
+                <w:color w:val="auto"/>
                 <w:sz w:val="19"/>
               </w:rPr>
               <w:t>56</w:t>
@@ -3749,12 +3749,12 @@
             <w:tcW w:type="dxa" w:w="1152"/>
             <w:vAlign w:val="center"/>
             <w:tcBorders>
-              <w:top w:val="single" w:sz="4" w:color="D9D9D9"/>
-              <w:left w:val="single" w:sz="4" w:color="D9D9D9"/>
-              <w:bottom w:val="single" w:sz="4" w:color="D9D9D9"/>
-              <w:right w:val="single" w:sz="4" w:color="D9D9D9"/>
+              <w:top w:val="single" w:sz="6" w:color="000000"/>
+              <w:left w:val="single" w:sz="6" w:color="000000"/>
+              <w:bottom w:val="single" w:sz="6" w:color="000000"/>
+              <w:right w:val="single" w:sz="6" w:color="000000"/>
             </w:tcBorders>
-            <w:shd w:fill="F0F4F7"/>
+            <w:shd w:val="clear" w:fill="FFFFFF"/>
             <w:tcMar>
               <w:top w:w="85" w:type="dxa"/>
               <w:bottom w:w="85" w:type="dxa"/>
@@ -3769,7 +3769,7 @@
             <w:r>
               <w:rPr>
                 <w:b w:val="0"/>
-                <w:color w:val="000000"/>
+                <w:color w:val="auto"/>
                 <w:sz w:val="19"/>
               </w:rPr>
               <w:t>5</w:t>
@@ -3781,12 +3781,12 @@
             <w:tcW w:type="dxa" w:w="3744"/>
             <w:vAlign w:val="center"/>
             <w:tcBorders>
-              <w:top w:val="single" w:sz="4" w:color="D9D9D9"/>
-              <w:left w:val="single" w:sz="4" w:color="D9D9D9"/>
-              <w:bottom w:val="single" w:sz="4" w:color="D9D9D9"/>
-              <w:right w:val="single" w:sz="4" w:color="D9D9D9"/>
+              <w:top w:val="single" w:sz="6" w:color="000000"/>
+              <w:left w:val="single" w:sz="6" w:color="000000"/>
+              <w:bottom w:val="single" w:sz="6" w:color="000000"/>
+              <w:right w:val="single" w:sz="6" w:color="000000"/>
             </w:tcBorders>
-            <w:shd w:fill="F0F4F7"/>
+            <w:shd w:val="clear" w:fill="FFFFFF"/>
             <w:tcMar>
               <w:top w:w="85" w:type="dxa"/>
               <w:bottom w:w="85" w:type="dxa"/>
@@ -3801,7 +3801,7 @@
             <w:r>
               <w:rPr>
                 <w:b w:val="0"/>
-                <w:color w:val="000000"/>
+                <w:color w:val="auto"/>
                 <w:sz w:val="19"/>
               </w:rPr>
               <w:t>0.918033</w:t>
@@ -3818,12 +3818,12 @@
             <w:tcW w:type="dxa" w:w="1440"/>
             <w:vAlign w:val="center"/>
             <w:tcBorders>
-              <w:top w:val="single" w:sz="4" w:color="D9D9D9"/>
-              <w:left w:val="single" w:sz="4" w:color="D9D9D9"/>
-              <w:bottom w:val="single" w:sz="4" w:color="D9D9D9"/>
-              <w:right w:val="single" w:sz="4" w:color="D9D9D9"/>
+              <w:top w:val="single" w:sz="6" w:color="000000"/>
+              <w:left w:val="single" w:sz="6" w:color="000000"/>
+              <w:bottom w:val="single" w:sz="6" w:color="000000"/>
+              <w:right w:val="single" w:sz="6" w:color="000000"/>
             </w:tcBorders>
-            <w:shd w:fill="FFFFFF"/>
+            <w:shd w:val="clear" w:fill="FFFFFF"/>
             <w:tcMar>
               <w:top w:w="85" w:type="dxa"/>
               <w:bottom w:w="85" w:type="dxa"/>
@@ -3838,7 +3838,7 @@
             <w:r>
               <w:rPr>
                 <w:b w:val="0"/>
-                <w:color w:val="000000"/>
+                <w:color w:val="auto"/>
                 <w:sz w:val="19"/>
               </w:rPr>
               <w:t>offer</w:t>
@@ -3850,12 +3850,12 @@
             <w:tcW w:type="dxa" w:w="2016"/>
             <w:vAlign w:val="center"/>
             <w:tcBorders>
-              <w:top w:val="single" w:sz="4" w:color="D9D9D9"/>
-              <w:left w:val="single" w:sz="4" w:color="D9D9D9"/>
-              <w:bottom w:val="single" w:sz="4" w:color="D9D9D9"/>
-              <w:right w:val="single" w:sz="4" w:color="D9D9D9"/>
+              <w:top w:val="single" w:sz="6" w:color="000000"/>
+              <w:left w:val="single" w:sz="6" w:color="000000"/>
+              <w:bottom w:val="single" w:sz="6" w:color="000000"/>
+              <w:right w:val="single" w:sz="6" w:color="000000"/>
             </w:tcBorders>
-            <w:shd w:fill="FFFFFF"/>
+            <w:shd w:val="clear" w:fill="FFFFFF"/>
             <w:tcMar>
               <w:top w:w="85" w:type="dxa"/>
               <w:bottom w:w="85" w:type="dxa"/>
@@ -3870,7 +3870,7 @@
             <w:r>
               <w:rPr>
                 <w:b w:val="0"/>
-                <w:color w:val="000000"/>
+                <w:color w:val="auto"/>
                 <w:sz w:val="19"/>
               </w:rPr>
               <w:t>30</w:t>
@@ -3882,12 +3882,12 @@
             <w:tcW w:type="dxa" w:w="1152"/>
             <w:vAlign w:val="center"/>
             <w:tcBorders>
-              <w:top w:val="single" w:sz="4" w:color="D9D9D9"/>
-              <w:left w:val="single" w:sz="4" w:color="D9D9D9"/>
-              <w:bottom w:val="single" w:sz="4" w:color="D9D9D9"/>
-              <w:right w:val="single" w:sz="4" w:color="D9D9D9"/>
+              <w:top w:val="single" w:sz="6" w:color="000000"/>
+              <w:left w:val="single" w:sz="6" w:color="000000"/>
+              <w:bottom w:val="single" w:sz="6" w:color="000000"/>
+              <w:right w:val="single" w:sz="6" w:color="000000"/>
             </w:tcBorders>
-            <w:shd w:fill="FFFFFF"/>
+            <w:shd w:val="clear" w:fill="FFFFFF"/>
             <w:tcMar>
               <w:top w:w="85" w:type="dxa"/>
               <w:bottom w:w="85" w:type="dxa"/>
@@ -3902,7 +3902,7 @@
             <w:r>
               <w:rPr>
                 <w:b w:val="0"/>
-                <w:color w:val="000000"/>
+                <w:color w:val="auto"/>
                 <w:sz w:val="19"/>
               </w:rPr>
               <w:t>24</w:t>
@@ -3914,12 +3914,12 @@
             <w:tcW w:type="dxa" w:w="1152"/>
             <w:vAlign w:val="center"/>
             <w:tcBorders>
-              <w:top w:val="single" w:sz="4" w:color="D9D9D9"/>
-              <w:left w:val="single" w:sz="4" w:color="D9D9D9"/>
-              <w:bottom w:val="single" w:sz="4" w:color="D9D9D9"/>
-              <w:right w:val="single" w:sz="4" w:color="D9D9D9"/>
+              <w:top w:val="single" w:sz="6" w:color="000000"/>
+              <w:left w:val="single" w:sz="6" w:color="000000"/>
+              <w:bottom w:val="single" w:sz="6" w:color="000000"/>
+              <w:right w:val="single" w:sz="6" w:color="000000"/>
             </w:tcBorders>
-            <w:shd w:fill="FFFFFF"/>
+            <w:shd w:val="clear" w:fill="FFFFFF"/>
             <w:tcMar>
               <w:top w:w="85" w:type="dxa"/>
               <w:bottom w:w="85" w:type="dxa"/>
@@ -3934,7 +3934,7 @@
             <w:r>
               <w:rPr>
                 <w:b w:val="0"/>
-                <w:color w:val="000000"/>
+                <w:color w:val="auto"/>
                 <w:sz w:val="19"/>
               </w:rPr>
               <w:t>6</w:t>
@@ -3946,12 +3946,12 @@
             <w:tcW w:type="dxa" w:w="3744"/>
             <w:vAlign w:val="center"/>
             <w:tcBorders>
-              <w:top w:val="single" w:sz="4" w:color="D9D9D9"/>
-              <w:left w:val="single" w:sz="4" w:color="D9D9D9"/>
-              <w:bottom w:val="single" w:sz="4" w:color="D9D9D9"/>
-              <w:right w:val="single" w:sz="4" w:color="D9D9D9"/>
+              <w:top w:val="single" w:sz="6" w:color="000000"/>
+              <w:left w:val="single" w:sz="6" w:color="000000"/>
+              <w:bottom w:val="single" w:sz="6" w:color="000000"/>
+              <w:right w:val="single" w:sz="6" w:color="000000"/>
             </w:tcBorders>
-            <w:shd w:fill="FFFFFF"/>
+            <w:shd w:val="clear" w:fill="FFFFFF"/>
             <w:tcMar>
               <w:top w:w="85" w:type="dxa"/>
               <w:bottom w:w="85" w:type="dxa"/>
@@ -3966,7 +3966,7 @@
             <w:r>
               <w:rPr>
                 <w:b w:val="0"/>
-                <w:color w:val="000000"/>
+                <w:color w:val="auto"/>
                 <w:sz w:val="19"/>
               </w:rPr>
               <w:t>0.800000</w:t>
@@ -4092,12 +4092,12 @@
             <w:tcW w:type="dxa" w:w="1584"/>
             <w:vAlign w:val="center"/>
             <w:tcBorders>
-              <w:top w:val="single" w:sz="4" w:color="D9D9D9"/>
-              <w:left w:val="single" w:sz="4" w:color="D9D9D9"/>
-              <w:bottom w:val="single" w:sz="4" w:color="D9D9D9"/>
-              <w:right w:val="single" w:sz="4" w:color="D9D9D9"/>
+              <w:top w:val="single" w:sz="6" w:color="000000"/>
+              <w:left w:val="single" w:sz="6" w:color="000000"/>
+              <w:bottom w:val="single" w:sz="6" w:color="000000"/>
+              <w:right w:val="single" w:sz="6" w:color="000000"/>
             </w:tcBorders>
-            <w:shd w:fill="18324D"/>
+            <w:shd w:val="clear" w:fill="FFFFFF"/>
             <w:tcMar>
               <w:top w:w="85" w:type="dxa"/>
               <w:bottom w:w="85" w:type="dxa"/>
@@ -4112,7 +4112,7 @@
             <w:r>
               <w:rPr>
                 <w:b/>
-                <w:color w:val="FFFFFF"/>
+                <w:color w:val="auto"/>
                 <w:sz w:val="19"/>
               </w:rPr>
               <w:t>Word</w:t>
@@ -4124,12 +4124,12 @@
             <w:tcW w:type="dxa" w:w="2592"/>
             <w:vAlign w:val="center"/>
             <w:tcBorders>
-              <w:top w:val="single" w:sz="4" w:color="D9D9D9"/>
-              <w:left w:val="single" w:sz="4" w:color="D9D9D9"/>
-              <w:bottom w:val="single" w:sz="4" w:color="D9D9D9"/>
-              <w:right w:val="single" w:sz="4" w:color="D9D9D9"/>
+              <w:top w:val="single" w:sz="6" w:color="000000"/>
+              <w:left w:val="single" w:sz="6" w:color="000000"/>
+              <w:bottom w:val="single" w:sz="6" w:color="000000"/>
+              <w:right w:val="single" w:sz="6" w:color="000000"/>
             </w:tcBorders>
-            <w:shd w:fill="18324D"/>
+            <w:shd w:val="clear" w:fill="FFFFFF"/>
             <w:tcMar>
               <w:top w:w="85" w:type="dxa"/>
               <w:bottom w:w="85" w:type="dxa"/>
@@ -4144,7 +4144,7 @@
             <w:r>
               <w:rPr>
                 <w:b/>
-                <w:color w:val="FFFFFF"/>
+                <w:color w:val="auto"/>
                 <w:sz w:val="19"/>
               </w:rPr>
               <w:t>P(W | S)</w:t>
@@ -4156,12 +4156,12 @@
             <w:tcW w:type="dxa" w:w="2448"/>
             <w:vAlign w:val="center"/>
             <w:tcBorders>
-              <w:top w:val="single" w:sz="4" w:color="D9D9D9"/>
-              <w:left w:val="single" w:sz="4" w:color="D9D9D9"/>
-              <w:bottom w:val="single" w:sz="4" w:color="D9D9D9"/>
-              <w:right w:val="single" w:sz="4" w:color="D9D9D9"/>
+              <w:top w:val="single" w:sz="6" w:color="000000"/>
+              <w:left w:val="single" w:sz="6" w:color="000000"/>
+              <w:bottom w:val="single" w:sz="6" w:color="000000"/>
+              <w:right w:val="single" w:sz="6" w:color="000000"/>
             </w:tcBorders>
-            <w:shd w:fill="18324D"/>
+            <w:shd w:val="clear" w:fill="FFFFFF"/>
             <w:tcMar>
               <w:top w:w="85" w:type="dxa"/>
               <w:bottom w:w="85" w:type="dxa"/>
@@ -4176,7 +4176,7 @@
             <w:r>
               <w:rPr>
                 <w:b/>
-                <w:color w:val="FFFFFF"/>
+                <w:color w:val="auto"/>
                 <w:sz w:val="19"/>
               </w:rPr>
               <w:t>P(W)</w:t>
@@ -4188,12 +4188,12 @@
             <w:tcW w:type="dxa" w:w="2880"/>
             <w:vAlign w:val="center"/>
             <w:tcBorders>
-              <w:top w:val="single" w:sz="4" w:color="D9D9D9"/>
-              <w:left w:val="single" w:sz="4" w:color="D9D9D9"/>
-              <w:bottom w:val="single" w:sz="4" w:color="D9D9D9"/>
-              <w:right w:val="single" w:sz="4" w:color="D9D9D9"/>
+              <w:top w:val="single" w:sz="6" w:color="000000"/>
+              <w:left w:val="single" w:sz="6" w:color="000000"/>
+              <w:bottom w:val="single" w:sz="6" w:color="000000"/>
+              <w:right w:val="single" w:sz="6" w:color="000000"/>
             </w:tcBorders>
-            <w:shd w:fill="18324D"/>
+            <w:shd w:val="clear" w:fill="FFFFFF"/>
             <w:tcMar>
               <w:top w:w="85" w:type="dxa"/>
               <w:bottom w:w="85" w:type="dxa"/>
@@ -4208,7 +4208,7 @@
             <w:r>
               <w:rPr>
                 <w:b/>
-                <w:color w:val="FFFFFF"/>
+                <w:color w:val="auto"/>
                 <w:sz w:val="19"/>
               </w:rPr>
               <w:t>Bayes P(S | W)</w:t>
@@ -4225,12 +4225,12 @@
             <w:tcW w:type="dxa" w:w="1584"/>
             <w:vAlign w:val="center"/>
             <w:tcBorders>
-              <w:top w:val="single" w:sz="4" w:color="D9D9D9"/>
-              <w:left w:val="single" w:sz="4" w:color="D9D9D9"/>
-              <w:bottom w:val="single" w:sz="4" w:color="D9D9D9"/>
-              <w:right w:val="single" w:sz="4" w:color="D9D9D9"/>
+              <w:top w:val="single" w:sz="6" w:color="000000"/>
+              <w:left w:val="single" w:sz="6" w:color="000000"/>
+              <w:bottom w:val="single" w:sz="6" w:color="000000"/>
+              <w:right w:val="single" w:sz="6" w:color="000000"/>
             </w:tcBorders>
-            <w:shd w:fill="FFFFFF"/>
+            <w:shd w:val="clear" w:fill="FFFFFF"/>
             <w:tcMar>
               <w:top w:w="85" w:type="dxa"/>
               <w:bottom w:w="85" w:type="dxa"/>
@@ -4245,7 +4245,7 @@
             <w:r>
               <w:rPr>
                 <w:b w:val="0"/>
-                <w:color w:val="000000"/>
+                <w:color w:val="auto"/>
                 <w:sz w:val="19"/>
               </w:rPr>
               <w:t>free</w:t>
@@ -4257,12 +4257,12 @@
             <w:tcW w:type="dxa" w:w="2592"/>
             <w:vAlign w:val="center"/>
             <w:tcBorders>
-              <w:top w:val="single" w:sz="4" w:color="D9D9D9"/>
-              <w:left w:val="single" w:sz="4" w:color="D9D9D9"/>
-              <w:bottom w:val="single" w:sz="4" w:color="D9D9D9"/>
-              <w:right w:val="single" w:sz="4" w:color="D9D9D9"/>
+              <w:top w:val="single" w:sz="6" w:color="000000"/>
+              <w:left w:val="single" w:sz="6" w:color="000000"/>
+              <w:bottom w:val="single" w:sz="6" w:color="000000"/>
+              <w:right w:val="single" w:sz="6" w:color="000000"/>
             </w:tcBorders>
-            <w:shd w:fill="FFFFFF"/>
+            <w:shd w:val="clear" w:fill="FFFFFF"/>
             <w:tcMar>
               <w:top w:w="85" w:type="dxa"/>
               <w:bottom w:w="85" w:type="dxa"/>
@@ -4277,7 +4277,7 @@
             <w:r>
               <w:rPr>
                 <w:b w:val="0"/>
-                <w:color w:val="000000"/>
+                <w:color w:val="auto"/>
                 <w:sz w:val="19"/>
               </w:rPr>
               <w:t>0.224299</w:t>
@@ -4289,12 +4289,12 @@
             <w:tcW w:type="dxa" w:w="2448"/>
             <w:vAlign w:val="center"/>
             <w:tcBorders>
-              <w:top w:val="single" w:sz="4" w:color="D9D9D9"/>
-              <w:left w:val="single" w:sz="4" w:color="D9D9D9"/>
-              <w:bottom w:val="single" w:sz="4" w:color="D9D9D9"/>
-              <w:right w:val="single" w:sz="4" w:color="D9D9D9"/>
+              <w:top w:val="single" w:sz="6" w:color="000000"/>
+              <w:left w:val="single" w:sz="6" w:color="000000"/>
+              <w:bottom w:val="single" w:sz="6" w:color="000000"/>
+              <w:right w:val="single" w:sz="6" w:color="000000"/>
             </w:tcBorders>
-            <w:shd w:fill="FFFFFF"/>
+            <w:shd w:val="clear" w:fill="FFFFFF"/>
             <w:tcMar>
               <w:top w:w="85" w:type="dxa"/>
               <w:bottom w:w="85" w:type="dxa"/>
@@ -4309,7 +4309,7 @@
             <w:r>
               <w:rPr>
                 <w:b w:val="0"/>
-                <w:color w:val="000000"/>
+                <w:color w:val="auto"/>
                 <w:sz w:val="19"/>
               </w:rPr>
               <w:t>0.038566</w:t>
@@ -4321,12 +4321,12 @@
             <w:tcW w:type="dxa" w:w="2880"/>
             <w:vAlign w:val="center"/>
             <w:tcBorders>
-              <w:top w:val="single" w:sz="4" w:color="D9D9D9"/>
-              <w:left w:val="single" w:sz="4" w:color="D9D9D9"/>
-              <w:bottom w:val="single" w:sz="4" w:color="D9D9D9"/>
-              <w:right w:val="single" w:sz="4" w:color="D9D9D9"/>
+              <w:top w:val="single" w:sz="6" w:color="000000"/>
+              <w:left w:val="single" w:sz="6" w:color="000000"/>
+              <w:bottom w:val="single" w:sz="6" w:color="000000"/>
+              <w:right w:val="single" w:sz="6" w:color="000000"/>
             </w:tcBorders>
-            <w:shd w:fill="FFFFFF"/>
+            <w:shd w:val="clear" w:fill="FFFFFF"/>
             <w:tcMar>
               <w:top w:w="85" w:type="dxa"/>
               <w:bottom w:w="85" w:type="dxa"/>
@@ -4341,7 +4341,7 @@
             <w:r>
               <w:rPr>
                 <w:b w:val="0"/>
-                <w:color w:val="000000"/>
+                <w:color w:val="auto"/>
                 <w:sz w:val="19"/>
               </w:rPr>
               <w:t>0.723618</w:t>
@@ -4358,12 +4358,12 @@
             <w:tcW w:type="dxa" w:w="1584"/>
             <w:vAlign w:val="center"/>
             <w:tcBorders>
-              <w:top w:val="single" w:sz="4" w:color="D9D9D9"/>
-              <w:left w:val="single" w:sz="4" w:color="D9D9D9"/>
-              <w:bottom w:val="single" w:sz="4" w:color="D9D9D9"/>
-              <w:right w:val="single" w:sz="4" w:color="D9D9D9"/>
+              <w:top w:val="single" w:sz="6" w:color="000000"/>
+              <w:left w:val="single" w:sz="6" w:color="000000"/>
+              <w:bottom w:val="single" w:sz="6" w:color="000000"/>
+              <w:right w:val="single" w:sz="6" w:color="000000"/>
             </w:tcBorders>
-            <w:shd w:fill="F0F4F7"/>
+            <w:shd w:val="clear" w:fill="FFFFFF"/>
             <w:tcMar>
               <w:top w:w="85" w:type="dxa"/>
               <w:bottom w:w="85" w:type="dxa"/>
@@ -4378,7 +4378,7 @@
             <w:r>
               <w:rPr>
                 <w:b w:val="0"/>
-                <w:color w:val="000000"/>
+                <w:color w:val="auto"/>
                 <w:sz w:val="19"/>
               </w:rPr>
               <w:t>prize</w:t>
@@ -4390,12 +4390,12 @@
             <w:tcW w:type="dxa" w:w="2592"/>
             <w:vAlign w:val="center"/>
             <w:tcBorders>
-              <w:top w:val="single" w:sz="4" w:color="D9D9D9"/>
-              <w:left w:val="single" w:sz="4" w:color="D9D9D9"/>
-              <w:bottom w:val="single" w:sz="4" w:color="D9D9D9"/>
-              <w:right w:val="single" w:sz="4" w:color="D9D9D9"/>
+              <w:top w:val="single" w:sz="6" w:color="000000"/>
+              <w:left w:val="single" w:sz="6" w:color="000000"/>
+              <w:bottom w:val="single" w:sz="6" w:color="000000"/>
+              <w:right w:val="single" w:sz="6" w:color="000000"/>
             </w:tcBorders>
-            <w:shd w:fill="F0F4F7"/>
+            <w:shd w:val="clear" w:fill="FFFFFF"/>
             <w:tcMar>
               <w:top w:w="85" w:type="dxa"/>
               <w:bottom w:w="85" w:type="dxa"/>
@@ -4410,7 +4410,7 @@
             <w:r>
               <w:rPr>
                 <w:b w:val="0"/>
-                <w:color w:val="000000"/>
+                <w:color w:val="auto"/>
                 <w:sz w:val="19"/>
               </w:rPr>
               <w:t>0.109034</w:t>
@@ -4422,12 +4422,12 @@
             <w:tcW w:type="dxa" w:w="2448"/>
             <w:vAlign w:val="center"/>
             <w:tcBorders>
-              <w:top w:val="single" w:sz="4" w:color="D9D9D9"/>
-              <w:left w:val="single" w:sz="4" w:color="D9D9D9"/>
-              <w:bottom w:val="single" w:sz="4" w:color="D9D9D9"/>
-              <w:right w:val="single" w:sz="4" w:color="D9D9D9"/>
+              <w:top w:val="single" w:sz="6" w:color="000000"/>
+              <w:left w:val="single" w:sz="6" w:color="000000"/>
+              <w:bottom w:val="single" w:sz="6" w:color="000000"/>
+              <w:right w:val="single" w:sz="6" w:color="000000"/>
             </w:tcBorders>
-            <w:shd w:fill="F0F4F7"/>
+            <w:shd w:val="clear" w:fill="FFFFFF"/>
             <w:tcMar>
               <w:top w:w="85" w:type="dxa"/>
               <w:bottom w:w="85" w:type="dxa"/>
@@ -4442,7 +4442,7 @@
             <w:r>
               <w:rPr>
                 <w:b w:val="0"/>
-                <w:color w:val="000000"/>
+                <w:color w:val="auto"/>
                 <w:sz w:val="19"/>
               </w:rPr>
               <w:t>0.013566</w:t>
@@ -4454,12 +4454,12 @@
             <w:tcW w:type="dxa" w:w="2880"/>
             <w:vAlign w:val="center"/>
             <w:tcBorders>
-              <w:top w:val="single" w:sz="4" w:color="D9D9D9"/>
-              <w:left w:val="single" w:sz="4" w:color="D9D9D9"/>
-              <w:bottom w:val="single" w:sz="4" w:color="D9D9D9"/>
-              <w:right w:val="single" w:sz="4" w:color="D9D9D9"/>
+              <w:top w:val="single" w:sz="6" w:color="000000"/>
+              <w:left w:val="single" w:sz="6" w:color="000000"/>
+              <w:bottom w:val="single" w:sz="6" w:color="000000"/>
+              <w:right w:val="single" w:sz="6" w:color="000000"/>
             </w:tcBorders>
-            <w:shd w:fill="F0F4F7"/>
+            <w:shd w:val="clear" w:fill="FFFFFF"/>
             <w:tcMar>
               <w:top w:w="85" w:type="dxa"/>
               <w:bottom w:w="85" w:type="dxa"/>
@@ -4474,7 +4474,7 @@
             <w:r>
               <w:rPr>
                 <w:b w:val="0"/>
-                <w:color w:val="000000"/>
+                <w:color w:val="auto"/>
                 <w:sz w:val="19"/>
               </w:rPr>
               <w:t>1.000000</w:t>
@@ -4491,12 +4491,12 @@
             <w:tcW w:type="dxa" w:w="1584"/>
             <w:vAlign w:val="center"/>
             <w:tcBorders>
-              <w:top w:val="single" w:sz="4" w:color="D9D9D9"/>
-              <w:left w:val="single" w:sz="4" w:color="D9D9D9"/>
-              <w:bottom w:val="single" w:sz="4" w:color="D9D9D9"/>
-              <w:right w:val="single" w:sz="4" w:color="D9D9D9"/>
+              <w:top w:val="single" w:sz="6" w:color="000000"/>
+              <w:left w:val="single" w:sz="6" w:color="000000"/>
+              <w:bottom w:val="single" w:sz="6" w:color="000000"/>
+              <w:right w:val="single" w:sz="6" w:color="000000"/>
             </w:tcBorders>
-            <w:shd w:fill="FFFFFF"/>
+            <w:shd w:val="clear" w:fill="FFFFFF"/>
             <w:tcMar>
               <w:top w:w="85" w:type="dxa"/>
               <w:bottom w:w="85" w:type="dxa"/>
@@ -4511,7 +4511,7 @@
             <w:r>
               <w:rPr>
                 <w:b w:val="0"/>
-                <w:color w:val="000000"/>
+                <w:color w:val="auto"/>
                 <w:sz w:val="19"/>
               </w:rPr>
               <w:t>win</w:t>
@@ -4523,12 +4523,12 @@
             <w:tcW w:type="dxa" w:w="2592"/>
             <w:vAlign w:val="center"/>
             <w:tcBorders>
-              <w:top w:val="single" w:sz="4" w:color="D9D9D9"/>
-              <w:left w:val="single" w:sz="4" w:color="D9D9D9"/>
-              <w:bottom w:val="single" w:sz="4" w:color="D9D9D9"/>
-              <w:right w:val="single" w:sz="4" w:color="D9D9D9"/>
+              <w:top w:val="single" w:sz="6" w:color="000000"/>
+              <w:left w:val="single" w:sz="6" w:color="000000"/>
+              <w:bottom w:val="single" w:sz="6" w:color="000000"/>
+              <w:right w:val="single" w:sz="6" w:color="000000"/>
             </w:tcBorders>
-            <w:shd w:fill="FFFFFF"/>
+            <w:shd w:val="clear" w:fill="FFFFFF"/>
             <w:tcMar>
               <w:top w:w="85" w:type="dxa"/>
               <w:bottom w:w="85" w:type="dxa"/>
@@ -4543,7 +4543,7 @@
             <w:r>
               <w:rPr>
                 <w:b w:val="0"/>
-                <w:color w:val="000000"/>
+                <w:color w:val="auto"/>
                 <w:sz w:val="19"/>
               </w:rPr>
               <w:t>0.073209</w:t>
@@ -4555,12 +4555,12 @@
             <w:tcW w:type="dxa" w:w="2448"/>
             <w:vAlign w:val="center"/>
             <w:tcBorders>
-              <w:top w:val="single" w:sz="4" w:color="D9D9D9"/>
-              <w:left w:val="single" w:sz="4" w:color="D9D9D9"/>
-              <w:bottom w:val="single" w:sz="4" w:color="D9D9D9"/>
-              <w:right w:val="single" w:sz="4" w:color="D9D9D9"/>
+              <w:top w:val="single" w:sz="6" w:color="000000"/>
+              <w:left w:val="single" w:sz="6" w:color="000000"/>
+              <w:bottom w:val="single" w:sz="6" w:color="000000"/>
+              <w:right w:val="single" w:sz="6" w:color="000000"/>
             </w:tcBorders>
-            <w:shd w:fill="FFFFFF"/>
+            <w:shd w:val="clear" w:fill="FFFFFF"/>
             <w:tcMar>
               <w:top w:w="85" w:type="dxa"/>
               <w:bottom w:w="85" w:type="dxa"/>
@@ -4575,7 +4575,7 @@
             <w:r>
               <w:rPr>
                 <w:b w:val="0"/>
-                <w:color w:val="000000"/>
+                <w:color w:val="auto"/>
                 <w:sz w:val="19"/>
               </w:rPr>
               <w:t>0.010271</w:t>
@@ -4587,12 +4587,12 @@
             <w:tcW w:type="dxa" w:w="2880"/>
             <w:vAlign w:val="center"/>
             <w:tcBorders>
-              <w:top w:val="single" w:sz="4" w:color="D9D9D9"/>
-              <w:left w:val="single" w:sz="4" w:color="D9D9D9"/>
-              <w:bottom w:val="single" w:sz="4" w:color="D9D9D9"/>
-              <w:right w:val="single" w:sz="4" w:color="D9D9D9"/>
+              <w:top w:val="single" w:sz="6" w:color="000000"/>
+              <w:left w:val="single" w:sz="6" w:color="000000"/>
+              <w:bottom w:val="single" w:sz="6" w:color="000000"/>
+              <w:right w:val="single" w:sz="6" w:color="000000"/>
             </w:tcBorders>
-            <w:shd w:fill="FFFFFF"/>
+            <w:shd w:val="clear" w:fill="FFFFFF"/>
             <w:tcMar>
               <w:top w:w="85" w:type="dxa"/>
               <w:bottom w:w="85" w:type="dxa"/>
@@ -4607,7 +4607,7 @@
             <w:r>
               <w:rPr>
                 <w:b w:val="0"/>
-                <w:color w:val="000000"/>
+                <w:color w:val="auto"/>
                 <w:sz w:val="19"/>
               </w:rPr>
               <w:t>0.886792</w:t>
@@ -4624,12 +4624,12 @@
             <w:tcW w:type="dxa" w:w="1584"/>
             <w:vAlign w:val="center"/>
             <w:tcBorders>
-              <w:top w:val="single" w:sz="4" w:color="D9D9D9"/>
-              <w:left w:val="single" w:sz="4" w:color="D9D9D9"/>
-              <w:bottom w:val="single" w:sz="4" w:color="D9D9D9"/>
-              <w:right w:val="single" w:sz="4" w:color="D9D9D9"/>
+              <w:top w:val="single" w:sz="6" w:color="000000"/>
+              <w:left w:val="single" w:sz="6" w:color="000000"/>
+              <w:bottom w:val="single" w:sz="6" w:color="000000"/>
+              <w:right w:val="single" w:sz="6" w:color="000000"/>
             </w:tcBorders>
-            <w:shd w:fill="F0F4F7"/>
+            <w:shd w:val="clear" w:fill="FFFFFF"/>
             <w:tcMar>
               <w:top w:w="85" w:type="dxa"/>
               <w:bottom w:w="85" w:type="dxa"/>
@@ -4644,7 +4644,7 @@
             <w:r>
               <w:rPr>
                 <w:b w:val="0"/>
-                <w:color w:val="000000"/>
+                <w:color w:val="auto"/>
                 <w:sz w:val="19"/>
               </w:rPr>
               <w:t>urgent</w:t>
@@ -4656,12 +4656,12 @@
             <w:tcW w:type="dxa" w:w="2592"/>
             <w:vAlign w:val="center"/>
             <w:tcBorders>
-              <w:top w:val="single" w:sz="4" w:color="D9D9D9"/>
-              <w:left w:val="single" w:sz="4" w:color="D9D9D9"/>
-              <w:bottom w:val="single" w:sz="4" w:color="D9D9D9"/>
-              <w:right w:val="single" w:sz="4" w:color="D9D9D9"/>
+              <w:top w:val="single" w:sz="6" w:color="000000"/>
+              <w:left w:val="single" w:sz="6" w:color="000000"/>
+              <w:bottom w:val="single" w:sz="6" w:color="000000"/>
+              <w:right w:val="single" w:sz="6" w:color="000000"/>
             </w:tcBorders>
-            <w:shd w:fill="F0F4F7"/>
+            <w:shd w:val="clear" w:fill="FFFFFF"/>
             <w:tcMar>
               <w:top w:w="85" w:type="dxa"/>
               <w:bottom w:w="85" w:type="dxa"/>
@@ -4676,7 +4676,7 @@
             <w:r>
               <w:rPr>
                 <w:b w:val="0"/>
-                <w:color w:val="000000"/>
+                <w:color w:val="auto"/>
                 <w:sz w:val="19"/>
               </w:rPr>
               <w:t>0.087227</w:t>
@@ -4688,12 +4688,12 @@
             <w:tcW w:type="dxa" w:w="2448"/>
             <w:vAlign w:val="center"/>
             <w:tcBorders>
-              <w:top w:val="single" w:sz="4" w:color="D9D9D9"/>
-              <w:left w:val="single" w:sz="4" w:color="D9D9D9"/>
-              <w:bottom w:val="single" w:sz="4" w:color="D9D9D9"/>
-              <w:right w:val="single" w:sz="4" w:color="D9D9D9"/>
+              <w:top w:val="single" w:sz="6" w:color="000000"/>
+              <w:left w:val="single" w:sz="6" w:color="000000"/>
+              <w:bottom w:val="single" w:sz="6" w:color="000000"/>
+              <w:right w:val="single" w:sz="6" w:color="000000"/>
             </w:tcBorders>
-            <w:shd w:fill="F0F4F7"/>
+            <w:shd w:val="clear" w:fill="FFFFFF"/>
             <w:tcMar>
               <w:top w:w="85" w:type="dxa"/>
               <w:bottom w:w="85" w:type="dxa"/>
@@ -4708,7 +4708,7 @@
             <w:r>
               <w:rPr>
                 <w:b w:val="0"/>
-                <w:color w:val="000000"/>
+                <w:color w:val="auto"/>
                 <w:sz w:val="19"/>
               </w:rPr>
               <w:t>0.011822</w:t>
@@ -4720,12 +4720,12 @@
             <w:tcW w:type="dxa" w:w="2880"/>
             <w:vAlign w:val="center"/>
             <w:tcBorders>
-              <w:top w:val="single" w:sz="4" w:color="D9D9D9"/>
-              <w:left w:val="single" w:sz="4" w:color="D9D9D9"/>
-              <w:bottom w:val="single" w:sz="4" w:color="D9D9D9"/>
-              <w:right w:val="single" w:sz="4" w:color="D9D9D9"/>
+              <w:top w:val="single" w:sz="6" w:color="000000"/>
+              <w:left w:val="single" w:sz="6" w:color="000000"/>
+              <w:bottom w:val="single" w:sz="6" w:color="000000"/>
+              <w:right w:val="single" w:sz="6" w:color="000000"/>
             </w:tcBorders>
-            <w:shd w:fill="F0F4F7"/>
+            <w:shd w:val="clear" w:fill="FFFFFF"/>
             <w:tcMar>
               <w:top w:w="85" w:type="dxa"/>
               <w:bottom w:w="85" w:type="dxa"/>
@@ -4740,7 +4740,7 @@
             <w:r>
               <w:rPr>
                 <w:b w:val="0"/>
-                <w:color w:val="000000"/>
+                <w:color w:val="auto"/>
                 <w:sz w:val="19"/>
               </w:rPr>
               <w:t>0.918033</w:t>
@@ -4757,12 +4757,12 @@
             <w:tcW w:type="dxa" w:w="1584"/>
             <w:vAlign w:val="center"/>
             <w:tcBorders>
-              <w:top w:val="single" w:sz="4" w:color="D9D9D9"/>
-              <w:left w:val="single" w:sz="4" w:color="D9D9D9"/>
-              <w:bottom w:val="single" w:sz="4" w:color="D9D9D9"/>
-              <w:right w:val="single" w:sz="4" w:color="D9D9D9"/>
+              <w:top w:val="single" w:sz="6" w:color="000000"/>
+              <w:left w:val="single" w:sz="6" w:color="000000"/>
+              <w:bottom w:val="single" w:sz="6" w:color="000000"/>
+              <w:right w:val="single" w:sz="6" w:color="000000"/>
             </w:tcBorders>
-            <w:shd w:fill="FFFFFF"/>
+            <w:shd w:val="clear" w:fill="FFFFFF"/>
             <w:tcMar>
               <w:top w:w="85" w:type="dxa"/>
               <w:bottom w:w="85" w:type="dxa"/>
@@ -4777,7 +4777,7 @@
             <w:r>
               <w:rPr>
                 <w:b w:val="0"/>
-                <w:color w:val="000000"/>
+                <w:color w:val="auto"/>
                 <w:sz w:val="19"/>
               </w:rPr>
               <w:t>offer</w:t>
@@ -4789,12 +4789,12 @@
             <w:tcW w:type="dxa" w:w="2592"/>
             <w:vAlign w:val="center"/>
             <w:tcBorders>
-              <w:top w:val="single" w:sz="4" w:color="D9D9D9"/>
-              <w:left w:val="single" w:sz="4" w:color="D9D9D9"/>
-              <w:bottom w:val="single" w:sz="4" w:color="D9D9D9"/>
-              <w:right w:val="single" w:sz="4" w:color="D9D9D9"/>
+              <w:top w:val="single" w:sz="6" w:color="000000"/>
+              <w:left w:val="single" w:sz="6" w:color="000000"/>
+              <w:bottom w:val="single" w:sz="6" w:color="000000"/>
+              <w:right w:val="single" w:sz="6" w:color="000000"/>
             </w:tcBorders>
-            <w:shd w:fill="FFFFFF"/>
+            <w:shd w:val="clear" w:fill="FFFFFF"/>
             <w:tcMar>
               <w:top w:w="85" w:type="dxa"/>
               <w:bottom w:w="85" w:type="dxa"/>
@@ -4809,7 +4809,7 @@
             <w:r>
               <w:rPr>
                 <w:b w:val="0"/>
-                <w:color w:val="000000"/>
+                <w:color w:val="auto"/>
                 <w:sz w:val="19"/>
               </w:rPr>
               <w:t>0.037383</w:t>
@@ -4821,12 +4821,12 @@
             <w:tcW w:type="dxa" w:w="2448"/>
             <w:vAlign w:val="center"/>
             <w:tcBorders>
-              <w:top w:val="single" w:sz="4" w:color="D9D9D9"/>
-              <w:left w:val="single" w:sz="4" w:color="D9D9D9"/>
-              <w:bottom w:val="single" w:sz="4" w:color="D9D9D9"/>
-              <w:right w:val="single" w:sz="4" w:color="D9D9D9"/>
+              <w:top w:val="single" w:sz="6" w:color="000000"/>
+              <w:left w:val="single" w:sz="6" w:color="000000"/>
+              <w:bottom w:val="single" w:sz="6" w:color="000000"/>
+              <w:right w:val="single" w:sz="6" w:color="000000"/>
             </w:tcBorders>
-            <w:shd w:fill="FFFFFF"/>
+            <w:shd w:val="clear" w:fill="FFFFFF"/>
             <w:tcMar>
               <w:top w:w="85" w:type="dxa"/>
               <w:bottom w:w="85" w:type="dxa"/>
@@ -4841,7 +4841,7 @@
             <w:r>
               <w:rPr>
                 <w:b w:val="0"/>
-                <w:color w:val="000000"/>
+                <w:color w:val="auto"/>
                 <w:sz w:val="19"/>
               </w:rPr>
               <w:t>0.005814</w:t>
@@ -4853,12 +4853,12 @@
             <w:tcW w:type="dxa" w:w="2880"/>
             <w:vAlign w:val="center"/>
             <w:tcBorders>
-              <w:top w:val="single" w:sz="4" w:color="D9D9D9"/>
-              <w:left w:val="single" w:sz="4" w:color="D9D9D9"/>
-              <w:bottom w:val="single" w:sz="4" w:color="D9D9D9"/>
-              <w:right w:val="single" w:sz="4" w:color="D9D9D9"/>
+              <w:top w:val="single" w:sz="6" w:color="000000"/>
+              <w:left w:val="single" w:sz="6" w:color="000000"/>
+              <w:bottom w:val="single" w:sz="6" w:color="000000"/>
+              <w:right w:val="single" w:sz="6" w:color="000000"/>
             </w:tcBorders>
-            <w:shd w:fill="FFFFFF"/>
+            <w:shd w:val="clear" w:fill="FFFFFF"/>
             <w:tcMar>
               <w:top w:w="85" w:type="dxa"/>
               <w:bottom w:w="85" w:type="dxa"/>
@@ -4873,7 +4873,7 @@
             <w:r>
               <w:rPr>
                 <w:b w:val="0"/>
-                <w:color w:val="000000"/>
+                <w:color w:val="auto"/>
                 <w:sz w:val="19"/>
               </w:rPr>
               <w:t>0.800000</w:t>
@@ -5018,12 +5018,12 @@
             <w:tcW w:type="dxa" w:w="1440"/>
             <w:vAlign w:val="center"/>
             <w:tcBorders>
-              <w:top w:val="single" w:sz="4" w:color="D9D9D9"/>
-              <w:left w:val="single" w:sz="4" w:color="D9D9D9"/>
-              <w:bottom w:val="single" w:sz="4" w:color="D9D9D9"/>
-              <w:right w:val="single" w:sz="4" w:color="D9D9D9"/>
+              <w:top w:val="single" w:sz="6" w:color="000000"/>
+              <w:left w:val="single" w:sz="6" w:color="000000"/>
+              <w:bottom w:val="single" w:sz="6" w:color="000000"/>
+              <w:right w:val="single" w:sz="6" w:color="000000"/>
             </w:tcBorders>
-            <w:shd w:fill="18324D"/>
+            <w:shd w:val="clear" w:fill="FFFFFF"/>
             <w:tcMar>
               <w:top w:w="85" w:type="dxa"/>
               <w:bottom w:w="85" w:type="dxa"/>
@@ -5038,7 +5038,7 @@
             <w:r>
               <w:rPr>
                 <w:b/>
-                <w:color w:val="FFFFFF"/>
+                <w:color w:val="auto"/>
                 <w:sz w:val="19"/>
               </w:rPr>
               <w:t>Value y</w:t>
@@ -5050,12 +5050,12 @@
             <w:tcW w:type="dxa" w:w="4608"/>
             <w:vAlign w:val="center"/>
             <w:tcBorders>
-              <w:top w:val="single" w:sz="4" w:color="D9D9D9"/>
-              <w:left w:val="single" w:sz="4" w:color="D9D9D9"/>
-              <w:bottom w:val="single" w:sz="4" w:color="D9D9D9"/>
-              <w:right w:val="single" w:sz="4" w:color="D9D9D9"/>
+              <w:top w:val="single" w:sz="6" w:color="000000"/>
+              <w:left w:val="single" w:sz="6" w:color="000000"/>
+              <w:bottom w:val="single" w:sz="6" w:color="000000"/>
+              <w:right w:val="single" w:sz="6" w:color="000000"/>
             </w:tcBorders>
-            <w:shd w:fill="18324D"/>
+            <w:shd w:val="clear" w:fill="FFFFFF"/>
             <w:tcMar>
               <w:top w:w="85" w:type="dxa"/>
               <w:bottom w:w="85" w:type="dxa"/>
@@ -5070,7 +5070,7 @@
             <w:r>
               <w:rPr>
                 <w:b/>
-                <w:color w:val="FFFFFF"/>
+                <w:color w:val="auto"/>
                 <w:sz w:val="19"/>
               </w:rPr>
               <w:t>Interpretation</w:t>
@@ -5082,12 +5082,12 @@
             <w:tcW w:type="dxa" w:w="3456"/>
             <w:vAlign w:val="center"/>
             <w:tcBorders>
-              <w:top w:val="single" w:sz="4" w:color="D9D9D9"/>
-              <w:left w:val="single" w:sz="4" w:color="D9D9D9"/>
-              <w:bottom w:val="single" w:sz="4" w:color="D9D9D9"/>
-              <w:right w:val="single" w:sz="4" w:color="D9D9D9"/>
+              <w:top w:val="single" w:sz="6" w:color="000000"/>
+              <w:left w:val="single" w:sz="6" w:color="000000"/>
+              <w:bottom w:val="single" w:sz="6" w:color="000000"/>
+              <w:right w:val="single" w:sz="6" w:color="000000"/>
             </w:tcBorders>
-            <w:shd w:fill="18324D"/>
+            <w:shd w:val="clear" w:fill="FFFFFF"/>
             <w:tcMar>
               <w:top w:w="85" w:type="dxa"/>
               <w:bottom w:w="85" w:type="dxa"/>
@@ -5102,7 +5102,7 @@
             <w:r>
               <w:rPr>
                 <w:b/>
-                <w:color w:val="FFFFFF"/>
+                <w:color w:val="auto"/>
                 <w:sz w:val="19"/>
               </w:rPr>
               <w:t>P(Y = y)</w:t>
@@ -5119,12 +5119,12 @@
             <w:tcW w:type="dxa" w:w="1440"/>
             <w:vAlign w:val="center"/>
             <w:tcBorders>
-              <w:top w:val="single" w:sz="4" w:color="D9D9D9"/>
-              <w:left w:val="single" w:sz="4" w:color="D9D9D9"/>
-              <w:bottom w:val="single" w:sz="4" w:color="D9D9D9"/>
-              <w:right w:val="single" w:sz="4" w:color="D9D9D9"/>
+              <w:top w:val="single" w:sz="6" w:color="000000"/>
+              <w:left w:val="single" w:sz="6" w:color="000000"/>
+              <w:bottom w:val="single" w:sz="6" w:color="000000"/>
+              <w:right w:val="single" w:sz="6" w:color="000000"/>
             </w:tcBorders>
-            <w:shd w:fill="FFFFFF"/>
+            <w:shd w:val="clear" w:fill="FFFFFF"/>
             <w:tcMar>
               <w:top w:w="85" w:type="dxa"/>
               <w:bottom w:w="85" w:type="dxa"/>
@@ -5139,7 +5139,7 @@
             <w:r>
               <w:rPr>
                 <w:b w:val="0"/>
-                <w:color w:val="000000"/>
+                <w:color w:val="auto"/>
                 <w:sz w:val="19"/>
               </w:rPr>
               <w:t>0</w:t>
@@ -5151,12 +5151,12 @@
             <w:tcW w:type="dxa" w:w="4608"/>
             <w:vAlign w:val="center"/>
             <w:tcBorders>
-              <w:top w:val="single" w:sz="4" w:color="D9D9D9"/>
-              <w:left w:val="single" w:sz="4" w:color="D9D9D9"/>
-              <w:bottom w:val="single" w:sz="4" w:color="D9D9D9"/>
-              <w:right w:val="single" w:sz="4" w:color="D9D9D9"/>
+              <w:top w:val="single" w:sz="6" w:color="000000"/>
+              <w:left w:val="single" w:sz="6" w:color="000000"/>
+              <w:bottom w:val="single" w:sz="6" w:color="000000"/>
+              <w:right w:val="single" w:sz="6" w:color="000000"/>
             </w:tcBorders>
-            <w:shd w:fill="FFFFFF"/>
+            <w:shd w:val="clear" w:fill="FFFFFF"/>
             <w:tcMar>
               <w:top w:w="85" w:type="dxa"/>
               <w:bottom w:w="85" w:type="dxa"/>
@@ -5171,7 +5171,7 @@
             <w:r>
               <w:rPr>
                 <w:b w:val="0"/>
-                <w:color w:val="000000"/>
+                <w:color w:val="auto"/>
                 <w:sz w:val="19"/>
               </w:rPr>
               <w:t>Ham</w:t>
@@ -5183,12 +5183,12 @@
             <w:tcW w:type="dxa" w:w="3456"/>
             <w:vAlign w:val="center"/>
             <w:tcBorders>
-              <w:top w:val="single" w:sz="4" w:color="D9D9D9"/>
-              <w:left w:val="single" w:sz="4" w:color="D9D9D9"/>
-              <w:bottom w:val="single" w:sz="4" w:color="D9D9D9"/>
-              <w:right w:val="single" w:sz="4" w:color="D9D9D9"/>
+              <w:top w:val="single" w:sz="6" w:color="000000"/>
+              <w:left w:val="single" w:sz="6" w:color="000000"/>
+              <w:bottom w:val="single" w:sz="6" w:color="000000"/>
+              <w:right w:val="single" w:sz="6" w:color="000000"/>
             </w:tcBorders>
-            <w:shd w:fill="FFFFFF"/>
+            <w:shd w:val="clear" w:fill="FFFFFF"/>
             <w:tcMar>
               <w:top w:w="85" w:type="dxa"/>
               <w:bottom w:w="85" w:type="dxa"/>
@@ -5203,7 +5203,7 @@
             <w:r>
               <w:rPr>
                 <w:b w:val="0"/>
-                <w:color w:val="000000"/>
+                <w:color w:val="auto"/>
                 <w:sz w:val="19"/>
               </w:rPr>
               <w:t>0.87558140</w:t>
@@ -5220,12 +5220,12 @@
             <w:tcW w:type="dxa" w:w="1440"/>
             <w:vAlign w:val="center"/>
             <w:tcBorders>
-              <w:top w:val="single" w:sz="4" w:color="D9D9D9"/>
-              <w:left w:val="single" w:sz="4" w:color="D9D9D9"/>
-              <w:bottom w:val="single" w:sz="4" w:color="D9D9D9"/>
-              <w:right w:val="single" w:sz="4" w:color="D9D9D9"/>
+              <w:top w:val="single" w:sz="6" w:color="000000"/>
+              <w:left w:val="single" w:sz="6" w:color="000000"/>
+              <w:bottom w:val="single" w:sz="6" w:color="000000"/>
+              <w:right w:val="single" w:sz="6" w:color="000000"/>
             </w:tcBorders>
-            <w:shd w:fill="F0F4F7"/>
+            <w:shd w:val="clear" w:fill="FFFFFF"/>
             <w:tcMar>
               <w:top w:w="85" w:type="dxa"/>
               <w:bottom w:w="85" w:type="dxa"/>
@@ -5240,7 +5240,7 @@
             <w:r>
               <w:rPr>
                 <w:b w:val="0"/>
-                <w:color w:val="000000"/>
+                <w:color w:val="auto"/>
                 <w:sz w:val="19"/>
               </w:rPr>
               <w:t>1</w:t>
@@ -5252,12 +5252,12 @@
             <w:tcW w:type="dxa" w:w="4608"/>
             <w:vAlign w:val="center"/>
             <w:tcBorders>
-              <w:top w:val="single" w:sz="4" w:color="D9D9D9"/>
-              <w:left w:val="single" w:sz="4" w:color="D9D9D9"/>
-              <w:bottom w:val="single" w:sz="4" w:color="D9D9D9"/>
-              <w:right w:val="single" w:sz="4" w:color="D9D9D9"/>
+              <w:top w:val="single" w:sz="6" w:color="000000"/>
+              <w:left w:val="single" w:sz="6" w:color="000000"/>
+              <w:bottom w:val="single" w:sz="6" w:color="000000"/>
+              <w:right w:val="single" w:sz="6" w:color="000000"/>
             </w:tcBorders>
-            <w:shd w:fill="F0F4F7"/>
+            <w:shd w:val="clear" w:fill="FFFFFF"/>
             <w:tcMar>
               <w:top w:w="85" w:type="dxa"/>
               <w:bottom w:w="85" w:type="dxa"/>
@@ -5272,7 +5272,7 @@
             <w:r>
               <w:rPr>
                 <w:b w:val="0"/>
-                <w:color w:val="000000"/>
+                <w:color w:val="auto"/>
                 <w:sz w:val="19"/>
               </w:rPr>
               <w:t>Spam</w:t>
@@ -5284,12 +5284,12 @@
             <w:tcW w:type="dxa" w:w="3456"/>
             <w:vAlign w:val="center"/>
             <w:tcBorders>
-              <w:top w:val="single" w:sz="4" w:color="D9D9D9"/>
-              <w:left w:val="single" w:sz="4" w:color="D9D9D9"/>
-              <w:bottom w:val="single" w:sz="4" w:color="D9D9D9"/>
-              <w:right w:val="single" w:sz="4" w:color="D9D9D9"/>
+              <w:top w:val="single" w:sz="6" w:color="000000"/>
+              <w:left w:val="single" w:sz="6" w:color="000000"/>
+              <w:bottom w:val="single" w:sz="6" w:color="000000"/>
+              <w:right w:val="single" w:sz="6" w:color="000000"/>
             </w:tcBorders>
-            <w:shd w:fill="F0F4F7"/>
+            <w:shd w:val="clear" w:fill="FFFFFF"/>
             <w:tcMar>
               <w:top w:w="85" w:type="dxa"/>
               <w:bottom w:w="85" w:type="dxa"/>
@@ -5304,7 +5304,7 @@
             <w:r>
               <w:rPr>
                 <w:b w:val="0"/>
-                <w:color w:val="000000"/>
+                <w:color w:val="auto"/>
                 <w:sz w:val="19"/>
               </w:rPr>
               <w:t>0.12441860</w:t>
@@ -5462,12 +5462,12 @@
             <w:tcW w:type="dxa" w:w="3168"/>
             <w:vAlign w:val="center"/>
             <w:tcBorders>
-              <w:top w:val="single" w:sz="4" w:color="D9D9D9"/>
-              <w:left w:val="single" w:sz="4" w:color="D9D9D9"/>
-              <w:bottom w:val="single" w:sz="4" w:color="D9D9D9"/>
-              <w:right w:val="single" w:sz="4" w:color="D9D9D9"/>
+              <w:top w:val="single" w:sz="6" w:color="000000"/>
+              <w:left w:val="single" w:sz="6" w:color="000000"/>
+              <w:bottom w:val="single" w:sz="6" w:color="000000"/>
+              <w:right w:val="single" w:sz="6" w:color="000000"/>
             </w:tcBorders>
-            <w:shd w:fill="18324D"/>
+            <w:shd w:val="clear" w:fill="FFFFFF"/>
             <w:tcMar>
               <w:top w:w="85" w:type="dxa"/>
               <w:bottom w:w="85" w:type="dxa"/>
@@ -5482,7 +5482,7 @@
             <w:r>
               <w:rPr>
                 <w:b/>
-                <w:color w:val="FFFFFF"/>
+                <w:color w:val="auto"/>
                 <w:sz w:val="19"/>
               </w:rPr>
               <w:t>Partition</w:t>
@@ -5494,12 +5494,12 @@
             <w:tcW w:type="dxa" w:w="2016"/>
             <w:vAlign w:val="center"/>
             <w:tcBorders>
-              <w:top w:val="single" w:sz="4" w:color="D9D9D9"/>
-              <w:left w:val="single" w:sz="4" w:color="D9D9D9"/>
-              <w:bottom w:val="single" w:sz="4" w:color="D9D9D9"/>
-              <w:right w:val="single" w:sz="4" w:color="D9D9D9"/>
+              <w:top w:val="single" w:sz="6" w:color="000000"/>
+              <w:left w:val="single" w:sz="6" w:color="000000"/>
+              <w:bottom w:val="single" w:sz="6" w:color="000000"/>
+              <w:right w:val="single" w:sz="6" w:color="000000"/>
             </w:tcBorders>
-            <w:shd w:fill="18324D"/>
+            <w:shd w:val="clear" w:fill="FFFFFF"/>
             <w:tcMar>
               <w:top w:w="85" w:type="dxa"/>
               <w:bottom w:w="85" w:type="dxa"/>
@@ -5514,7 +5514,7 @@
             <w:r>
               <w:rPr>
                 <w:b/>
-                <w:color w:val="FFFFFF"/>
+                <w:color w:val="auto"/>
                 <w:sz w:val="19"/>
               </w:rPr>
               <w:t>Ham</w:t>
@@ -5526,12 +5526,12 @@
             <w:tcW w:type="dxa" w:w="2016"/>
             <w:vAlign w:val="center"/>
             <w:tcBorders>
-              <w:top w:val="single" w:sz="4" w:color="D9D9D9"/>
-              <w:left w:val="single" w:sz="4" w:color="D9D9D9"/>
-              <w:bottom w:val="single" w:sz="4" w:color="D9D9D9"/>
-              <w:right w:val="single" w:sz="4" w:color="D9D9D9"/>
+              <w:top w:val="single" w:sz="6" w:color="000000"/>
+              <w:left w:val="single" w:sz="6" w:color="000000"/>
+              <w:bottom w:val="single" w:sz="6" w:color="000000"/>
+              <w:right w:val="single" w:sz="6" w:color="000000"/>
             </w:tcBorders>
-            <w:shd w:fill="18324D"/>
+            <w:shd w:val="clear" w:fill="FFFFFF"/>
             <w:tcMar>
               <w:top w:w="85" w:type="dxa"/>
               <w:bottom w:w="85" w:type="dxa"/>
@@ -5546,7 +5546,7 @@
             <w:r>
               <w:rPr>
                 <w:b/>
-                <w:color w:val="FFFFFF"/>
+                <w:color w:val="auto"/>
                 <w:sz w:val="19"/>
               </w:rPr>
               <w:t>Spam</w:t>
@@ -5558,12 +5558,12 @@
             <w:tcW w:type="dxa" w:w="2304"/>
             <w:vAlign w:val="center"/>
             <w:tcBorders>
-              <w:top w:val="single" w:sz="4" w:color="D9D9D9"/>
-              <w:left w:val="single" w:sz="4" w:color="D9D9D9"/>
-              <w:bottom w:val="single" w:sz="4" w:color="D9D9D9"/>
-              <w:right w:val="single" w:sz="4" w:color="D9D9D9"/>
+              <w:top w:val="single" w:sz="6" w:color="000000"/>
+              <w:left w:val="single" w:sz="6" w:color="000000"/>
+              <w:bottom w:val="single" w:sz="6" w:color="000000"/>
+              <w:right w:val="single" w:sz="6" w:color="000000"/>
             </w:tcBorders>
-            <w:shd w:fill="18324D"/>
+            <w:shd w:val="clear" w:fill="FFFFFF"/>
             <w:tcMar>
               <w:top w:w="85" w:type="dxa"/>
               <w:bottom w:w="85" w:type="dxa"/>
@@ -5578,7 +5578,7 @@
             <w:r>
               <w:rPr>
                 <w:b/>
-                <w:color w:val="FFFFFF"/>
+                <w:color w:val="auto"/>
                 <w:sz w:val="19"/>
               </w:rPr>
               <w:t>Total</w:t>
@@ -5595,12 +5595,12 @@
             <w:tcW w:type="dxa" w:w="3168"/>
             <w:vAlign w:val="center"/>
             <w:tcBorders>
-              <w:top w:val="single" w:sz="4" w:color="D9D9D9"/>
-              <w:left w:val="single" w:sz="4" w:color="D9D9D9"/>
-              <w:bottom w:val="single" w:sz="4" w:color="D9D9D9"/>
-              <w:right w:val="single" w:sz="4" w:color="D9D9D9"/>
+              <w:top w:val="single" w:sz="6" w:color="000000"/>
+              <w:left w:val="single" w:sz="6" w:color="000000"/>
+              <w:bottom w:val="single" w:sz="6" w:color="000000"/>
+              <w:right w:val="single" w:sz="6" w:color="000000"/>
             </w:tcBorders>
-            <w:shd w:fill="FFFFFF"/>
+            <w:shd w:val="clear" w:fill="FFFFFF"/>
             <w:tcMar>
               <w:top w:w="85" w:type="dxa"/>
               <w:bottom w:w="85" w:type="dxa"/>
@@ -5615,7 +5615,7 @@
             <w:r>
               <w:rPr>
                 <w:b w:val="0"/>
-                <w:color w:val="000000"/>
+                <w:color w:val="auto"/>
                 <w:sz w:val="19"/>
               </w:rPr>
               <w:t>Training</w:t>
@@ -5627,12 +5627,12 @@
             <w:tcW w:type="dxa" w:w="2016"/>
             <w:vAlign w:val="center"/>
             <w:tcBorders>
-              <w:top w:val="single" w:sz="4" w:color="D9D9D9"/>
-              <w:left w:val="single" w:sz="4" w:color="D9D9D9"/>
-              <w:bottom w:val="single" w:sz="4" w:color="D9D9D9"/>
-              <w:right w:val="single" w:sz="4" w:color="D9D9D9"/>
+              <w:top w:val="single" w:sz="6" w:color="000000"/>
+              <w:left w:val="single" w:sz="6" w:color="000000"/>
+              <w:bottom w:val="single" w:sz="6" w:color="000000"/>
+              <w:right w:val="single" w:sz="6" w:color="000000"/>
             </w:tcBorders>
-            <w:shd w:fill="FFFFFF"/>
+            <w:shd w:val="clear" w:fill="FFFFFF"/>
             <w:tcMar>
               <w:top w:w="85" w:type="dxa"/>
               <w:bottom w:w="85" w:type="dxa"/>
@@ -5647,7 +5647,7 @@
             <w:r>
               <w:rPr>
                 <w:b w:val="0"/>
-                <w:color w:val="000000"/>
+                <w:color w:val="auto"/>
                 <w:sz w:val="19"/>
               </w:rPr>
               <w:t>3614</w:t>
@@ -5659,12 +5659,12 @@
             <w:tcW w:type="dxa" w:w="2016"/>
             <w:vAlign w:val="center"/>
             <w:tcBorders>
-              <w:top w:val="single" w:sz="4" w:color="D9D9D9"/>
-              <w:left w:val="single" w:sz="4" w:color="D9D9D9"/>
-              <w:bottom w:val="single" w:sz="4" w:color="D9D9D9"/>
-              <w:right w:val="single" w:sz="4" w:color="D9D9D9"/>
+              <w:top w:val="single" w:sz="6" w:color="000000"/>
+              <w:left w:val="single" w:sz="6" w:color="000000"/>
+              <w:bottom w:val="single" w:sz="6" w:color="000000"/>
+              <w:right w:val="single" w:sz="6" w:color="000000"/>
             </w:tcBorders>
-            <w:shd w:fill="FFFFFF"/>
+            <w:shd w:val="clear" w:fill="FFFFFF"/>
             <w:tcMar>
               <w:top w:w="85" w:type="dxa"/>
               <w:bottom w:w="85" w:type="dxa"/>
@@ -5679,7 +5679,7 @@
             <w:r>
               <w:rPr>
                 <w:b w:val="0"/>
-                <w:color w:val="000000"/>
+                <w:color w:val="auto"/>
                 <w:sz w:val="19"/>
               </w:rPr>
               <w:t>514</w:t>
@@ -5691,12 +5691,12 @@
             <w:tcW w:type="dxa" w:w="2304"/>
             <w:vAlign w:val="center"/>
             <w:tcBorders>
-              <w:top w:val="single" w:sz="4" w:color="D9D9D9"/>
-              <w:left w:val="single" w:sz="4" w:color="D9D9D9"/>
-              <w:bottom w:val="single" w:sz="4" w:color="D9D9D9"/>
-              <w:right w:val="single" w:sz="4" w:color="D9D9D9"/>
+              <w:top w:val="single" w:sz="6" w:color="000000"/>
+              <w:left w:val="single" w:sz="6" w:color="000000"/>
+              <w:bottom w:val="single" w:sz="6" w:color="000000"/>
+              <w:right w:val="single" w:sz="6" w:color="000000"/>
             </w:tcBorders>
-            <w:shd w:fill="FFFFFF"/>
+            <w:shd w:val="clear" w:fill="FFFFFF"/>
             <w:tcMar>
               <w:top w:w="85" w:type="dxa"/>
               <w:bottom w:w="85" w:type="dxa"/>
@@ -5711,7 +5711,7 @@
             <w:r>
               <w:rPr>
                 <w:b w:val="0"/>
-                <w:color w:val="000000"/>
+                <w:color w:val="auto"/>
                 <w:sz w:val="19"/>
               </w:rPr>
               <w:t>4128</w:t>
@@ -5728,12 +5728,12 @@
             <w:tcW w:type="dxa" w:w="3168"/>
             <w:vAlign w:val="center"/>
             <w:tcBorders>
-              <w:top w:val="single" w:sz="4" w:color="D9D9D9"/>
-              <w:left w:val="single" w:sz="4" w:color="D9D9D9"/>
-              <w:bottom w:val="single" w:sz="4" w:color="D9D9D9"/>
-              <w:right w:val="single" w:sz="4" w:color="D9D9D9"/>
+              <w:top w:val="single" w:sz="6" w:color="000000"/>
+              <w:left w:val="single" w:sz="6" w:color="000000"/>
+              <w:bottom w:val="single" w:sz="6" w:color="000000"/>
+              <w:right w:val="single" w:sz="6" w:color="000000"/>
             </w:tcBorders>
-            <w:shd w:fill="F0F4F7"/>
+            <w:shd w:val="clear" w:fill="FFFFFF"/>
             <w:tcMar>
               <w:top w:w="85" w:type="dxa"/>
               <w:bottom w:w="85" w:type="dxa"/>
@@ -5748,7 +5748,7 @@
             <w:r>
               <w:rPr>
                 <w:b w:val="0"/>
-                <w:color w:val="000000"/>
+                <w:color w:val="auto"/>
                 <w:sz w:val="19"/>
               </w:rPr>
               <w:t>Test</w:t>
@@ -5760,12 +5760,12 @@
             <w:tcW w:type="dxa" w:w="2016"/>
             <w:vAlign w:val="center"/>
             <w:tcBorders>
-              <w:top w:val="single" w:sz="4" w:color="D9D9D9"/>
-              <w:left w:val="single" w:sz="4" w:color="D9D9D9"/>
-              <w:bottom w:val="single" w:sz="4" w:color="D9D9D9"/>
-              <w:right w:val="single" w:sz="4" w:color="D9D9D9"/>
+              <w:top w:val="single" w:sz="6" w:color="000000"/>
+              <w:left w:val="single" w:sz="6" w:color="000000"/>
+              <w:bottom w:val="single" w:sz="6" w:color="000000"/>
+              <w:right w:val="single" w:sz="6" w:color="000000"/>
             </w:tcBorders>
-            <w:shd w:fill="F0F4F7"/>
+            <w:shd w:val="clear" w:fill="FFFFFF"/>
             <w:tcMar>
               <w:top w:w="85" w:type="dxa"/>
               <w:bottom w:w="85" w:type="dxa"/>
@@ -5780,7 +5780,7 @@
             <w:r>
               <w:rPr>
                 <w:b w:val="0"/>
-                <w:color w:val="000000"/>
+                <w:color w:val="auto"/>
                 <w:sz w:val="19"/>
               </w:rPr>
               <w:t>904</w:t>
@@ -5792,12 +5792,12 @@
             <w:tcW w:type="dxa" w:w="2016"/>
             <w:vAlign w:val="center"/>
             <w:tcBorders>
-              <w:top w:val="single" w:sz="4" w:color="D9D9D9"/>
-              <w:left w:val="single" w:sz="4" w:color="D9D9D9"/>
-              <w:bottom w:val="single" w:sz="4" w:color="D9D9D9"/>
-              <w:right w:val="single" w:sz="4" w:color="D9D9D9"/>
+              <w:top w:val="single" w:sz="6" w:color="000000"/>
+              <w:left w:val="single" w:sz="6" w:color="000000"/>
+              <w:bottom w:val="single" w:sz="6" w:color="000000"/>
+              <w:right w:val="single" w:sz="6" w:color="000000"/>
             </w:tcBorders>
-            <w:shd w:fill="F0F4F7"/>
+            <w:shd w:val="clear" w:fill="FFFFFF"/>
             <w:tcMar>
               <w:top w:w="85" w:type="dxa"/>
               <w:bottom w:w="85" w:type="dxa"/>
@@ -5812,7 +5812,7 @@
             <w:r>
               <w:rPr>
                 <w:b w:val="0"/>
-                <w:color w:val="000000"/>
+                <w:color w:val="auto"/>
                 <w:sz w:val="19"/>
               </w:rPr>
               <w:t>128</w:t>
@@ -5824,12 +5824,12 @@
             <w:tcW w:type="dxa" w:w="2304"/>
             <w:vAlign w:val="center"/>
             <w:tcBorders>
-              <w:top w:val="single" w:sz="4" w:color="D9D9D9"/>
-              <w:left w:val="single" w:sz="4" w:color="D9D9D9"/>
-              <w:bottom w:val="single" w:sz="4" w:color="D9D9D9"/>
-              <w:right w:val="single" w:sz="4" w:color="D9D9D9"/>
+              <w:top w:val="single" w:sz="6" w:color="000000"/>
+              <w:left w:val="single" w:sz="6" w:color="000000"/>
+              <w:bottom w:val="single" w:sz="6" w:color="000000"/>
+              <w:right w:val="single" w:sz="6" w:color="000000"/>
             </w:tcBorders>
-            <w:shd w:fill="F0F4F7"/>
+            <w:shd w:val="clear" w:fill="FFFFFF"/>
             <w:tcMar>
               <w:top w:w="85" w:type="dxa"/>
               <w:bottom w:w="85" w:type="dxa"/>
@@ -5844,7 +5844,7 @@
             <w:r>
               <w:rPr>
                 <w:b w:val="0"/>
-                <w:color w:val="000000"/>
+                <w:color w:val="auto"/>
                 <w:sz w:val="19"/>
               </w:rPr>
               <w:t>1032</w:t>
@@ -5861,12 +5861,12 @@
             <w:tcW w:type="dxa" w:w="3168"/>
             <w:vAlign w:val="center"/>
             <w:tcBorders>
-              <w:top w:val="single" w:sz="4" w:color="D9D9D9"/>
-              <w:left w:val="single" w:sz="4" w:color="D9D9D9"/>
-              <w:bottom w:val="single" w:sz="4" w:color="D9D9D9"/>
-              <w:right w:val="single" w:sz="4" w:color="D9D9D9"/>
+              <w:top w:val="single" w:sz="6" w:color="000000"/>
+              <w:left w:val="single" w:sz="6" w:color="000000"/>
+              <w:bottom w:val="single" w:sz="6" w:color="000000"/>
+              <w:right w:val="single" w:sz="6" w:color="000000"/>
             </w:tcBorders>
-            <w:shd w:fill="FFFFFF"/>
+            <w:shd w:val="clear" w:fill="FFFFFF"/>
             <w:tcMar>
               <w:top w:w="85" w:type="dxa"/>
               <w:bottom w:w="85" w:type="dxa"/>
@@ -5881,7 +5881,7 @@
             <w:r>
               <w:rPr>
                 <w:b w:val="0"/>
-                <w:color w:val="000000"/>
+                <w:color w:val="auto"/>
                 <w:sz w:val="19"/>
               </w:rPr>
               <w:t>Total</w:t>
@@ -5893,12 +5893,12 @@
             <w:tcW w:type="dxa" w:w="2016"/>
             <w:vAlign w:val="center"/>
             <w:tcBorders>
-              <w:top w:val="single" w:sz="4" w:color="D9D9D9"/>
-              <w:left w:val="single" w:sz="4" w:color="D9D9D9"/>
-              <w:bottom w:val="single" w:sz="4" w:color="D9D9D9"/>
-              <w:right w:val="single" w:sz="4" w:color="D9D9D9"/>
+              <w:top w:val="single" w:sz="6" w:color="000000"/>
+              <w:left w:val="single" w:sz="6" w:color="000000"/>
+              <w:bottom w:val="single" w:sz="6" w:color="000000"/>
+              <w:right w:val="single" w:sz="6" w:color="000000"/>
             </w:tcBorders>
-            <w:shd w:fill="FFFFFF"/>
+            <w:shd w:val="clear" w:fill="FFFFFF"/>
             <w:tcMar>
               <w:top w:w="85" w:type="dxa"/>
               <w:bottom w:w="85" w:type="dxa"/>
@@ -5913,7 +5913,7 @@
             <w:r>
               <w:rPr>
                 <w:b w:val="0"/>
-                <w:color w:val="000000"/>
+                <w:color w:val="auto"/>
                 <w:sz w:val="19"/>
               </w:rPr>
               <w:t>4518</w:t>
@@ -5925,12 +5925,12 @@
             <w:tcW w:type="dxa" w:w="2016"/>
             <w:vAlign w:val="center"/>
             <w:tcBorders>
-              <w:top w:val="single" w:sz="4" w:color="D9D9D9"/>
-              <w:left w:val="single" w:sz="4" w:color="D9D9D9"/>
-              <w:bottom w:val="single" w:sz="4" w:color="D9D9D9"/>
-              <w:right w:val="single" w:sz="4" w:color="D9D9D9"/>
+              <w:top w:val="single" w:sz="6" w:color="000000"/>
+              <w:left w:val="single" w:sz="6" w:color="000000"/>
+              <w:bottom w:val="single" w:sz="6" w:color="000000"/>
+              <w:right w:val="single" w:sz="6" w:color="000000"/>
             </w:tcBorders>
-            <w:shd w:fill="FFFFFF"/>
+            <w:shd w:val="clear" w:fill="FFFFFF"/>
             <w:tcMar>
               <w:top w:w="85" w:type="dxa"/>
               <w:bottom w:w="85" w:type="dxa"/>
@@ -5945,7 +5945,7 @@
             <w:r>
               <w:rPr>
                 <w:b w:val="0"/>
-                <w:color w:val="000000"/>
+                <w:color w:val="auto"/>
                 <w:sz w:val="19"/>
               </w:rPr>
               <w:t>642</w:t>
@@ -5957,12 +5957,12 @@
             <w:tcW w:type="dxa" w:w="2304"/>
             <w:vAlign w:val="center"/>
             <w:tcBorders>
-              <w:top w:val="single" w:sz="4" w:color="D9D9D9"/>
-              <w:left w:val="single" w:sz="4" w:color="D9D9D9"/>
-              <w:bottom w:val="single" w:sz="4" w:color="D9D9D9"/>
-              <w:right w:val="single" w:sz="4" w:color="D9D9D9"/>
+              <w:top w:val="single" w:sz="6" w:color="000000"/>
+              <w:left w:val="single" w:sz="6" w:color="000000"/>
+              <w:bottom w:val="single" w:sz="6" w:color="000000"/>
+              <w:right w:val="single" w:sz="6" w:color="000000"/>
             </w:tcBorders>
-            <w:shd w:fill="FFFFFF"/>
+            <w:shd w:val="clear" w:fill="FFFFFF"/>
             <w:tcMar>
               <w:top w:w="85" w:type="dxa"/>
               <w:bottom w:w="85" w:type="dxa"/>
@@ -5977,7 +5977,7 @@
             <w:r>
               <w:rPr>
                 <w:b w:val="0"/>
-                <w:color w:val="000000"/>
+                <w:color w:val="auto"/>
                 <w:sz w:val="19"/>
               </w:rPr>
               <w:t>5160</w:t>
@@ -6145,12 +6145,12 @@
             <w:tcW w:type="dxa" w:w="3168"/>
             <w:vAlign w:val="center"/>
             <w:tcBorders>
-              <w:top w:val="single" w:sz="4" w:color="D9D9D9"/>
-              <w:left w:val="single" w:sz="4" w:color="D9D9D9"/>
-              <w:bottom w:val="single" w:sz="4" w:color="D9D9D9"/>
-              <w:right w:val="single" w:sz="4" w:color="D9D9D9"/>
+              <w:top w:val="single" w:sz="6" w:color="000000"/>
+              <w:left w:val="single" w:sz="6" w:color="000000"/>
+              <w:bottom w:val="single" w:sz="6" w:color="000000"/>
+              <w:right w:val="single" w:sz="6" w:color="000000"/>
             </w:tcBorders>
-            <w:shd w:fill="18324D"/>
+            <w:shd w:val="clear" w:fill="FFFFFF"/>
             <w:tcMar>
               <w:top w:w="85" w:type="dxa"/>
               <w:bottom w:w="85" w:type="dxa"/>
@@ -6165,7 +6165,7 @@
             <w:r>
               <w:rPr>
                 <w:b/>
-                <w:color w:val="FFFFFF"/>
+                <w:color w:val="auto"/>
                 <w:sz w:val="19"/>
               </w:rPr>
               <w:t>Class or average</w:t>
@@ -6177,12 +6177,12 @@
             <w:tcW w:type="dxa" w:w="1584"/>
             <w:vAlign w:val="center"/>
             <w:tcBorders>
-              <w:top w:val="single" w:sz="4" w:color="D9D9D9"/>
-              <w:left w:val="single" w:sz="4" w:color="D9D9D9"/>
-              <w:bottom w:val="single" w:sz="4" w:color="D9D9D9"/>
-              <w:right w:val="single" w:sz="4" w:color="D9D9D9"/>
+              <w:top w:val="single" w:sz="6" w:color="000000"/>
+              <w:left w:val="single" w:sz="6" w:color="000000"/>
+              <w:bottom w:val="single" w:sz="6" w:color="000000"/>
+              <w:right w:val="single" w:sz="6" w:color="000000"/>
             </w:tcBorders>
-            <w:shd w:fill="18324D"/>
+            <w:shd w:val="clear" w:fill="FFFFFF"/>
             <w:tcMar>
               <w:top w:w="85" w:type="dxa"/>
               <w:bottom w:w="85" w:type="dxa"/>
@@ -6197,7 +6197,7 @@
             <w:r>
               <w:rPr>
                 <w:b/>
-                <w:color w:val="FFFFFF"/>
+                <w:color w:val="auto"/>
                 <w:sz w:val="19"/>
               </w:rPr>
               <w:t>Precision</w:t>
@@ -6209,12 +6209,12 @@
             <w:tcW w:type="dxa" w:w="1584"/>
             <w:vAlign w:val="center"/>
             <w:tcBorders>
-              <w:top w:val="single" w:sz="4" w:color="D9D9D9"/>
-              <w:left w:val="single" w:sz="4" w:color="D9D9D9"/>
-              <w:bottom w:val="single" w:sz="4" w:color="D9D9D9"/>
-              <w:right w:val="single" w:sz="4" w:color="D9D9D9"/>
+              <w:top w:val="single" w:sz="6" w:color="000000"/>
+              <w:left w:val="single" w:sz="6" w:color="000000"/>
+              <w:bottom w:val="single" w:sz="6" w:color="000000"/>
+              <w:right w:val="single" w:sz="6" w:color="000000"/>
             </w:tcBorders>
-            <w:shd w:fill="18324D"/>
+            <w:shd w:val="clear" w:fill="FFFFFF"/>
             <w:tcMar>
               <w:top w:w="85" w:type="dxa"/>
               <w:bottom w:w="85" w:type="dxa"/>
@@ -6229,7 +6229,7 @@
             <w:r>
               <w:rPr>
                 <w:b/>
-                <w:color w:val="FFFFFF"/>
+                <w:color w:val="auto"/>
                 <w:sz w:val="19"/>
               </w:rPr>
               <w:t>Recall</w:t>
@@ -6241,12 +6241,12 @@
             <w:tcW w:type="dxa" w:w="1728"/>
             <w:vAlign w:val="center"/>
             <w:tcBorders>
-              <w:top w:val="single" w:sz="4" w:color="D9D9D9"/>
-              <w:left w:val="single" w:sz="4" w:color="D9D9D9"/>
-              <w:bottom w:val="single" w:sz="4" w:color="D9D9D9"/>
-              <w:right w:val="single" w:sz="4" w:color="D9D9D9"/>
+              <w:top w:val="single" w:sz="6" w:color="000000"/>
+              <w:left w:val="single" w:sz="6" w:color="000000"/>
+              <w:bottom w:val="single" w:sz="6" w:color="000000"/>
+              <w:right w:val="single" w:sz="6" w:color="000000"/>
             </w:tcBorders>
-            <w:shd w:fill="18324D"/>
+            <w:shd w:val="clear" w:fill="FFFFFF"/>
             <w:tcMar>
               <w:top w:w="85" w:type="dxa"/>
               <w:bottom w:w="85" w:type="dxa"/>
@@ -6261,7 +6261,7 @@
             <w:r>
               <w:rPr>
                 <w:b/>
-                <w:color w:val="FFFFFF"/>
+                <w:color w:val="auto"/>
                 <w:sz w:val="19"/>
               </w:rPr>
               <w:t>F1 score</w:t>
@@ -6273,12 +6273,12 @@
             <w:tcW w:type="dxa" w:w="1440"/>
             <w:vAlign w:val="center"/>
             <w:tcBorders>
-              <w:top w:val="single" w:sz="4" w:color="D9D9D9"/>
-              <w:left w:val="single" w:sz="4" w:color="D9D9D9"/>
-              <w:bottom w:val="single" w:sz="4" w:color="D9D9D9"/>
-              <w:right w:val="single" w:sz="4" w:color="D9D9D9"/>
+              <w:top w:val="single" w:sz="6" w:color="000000"/>
+              <w:left w:val="single" w:sz="6" w:color="000000"/>
+              <w:bottom w:val="single" w:sz="6" w:color="000000"/>
+              <w:right w:val="single" w:sz="6" w:color="000000"/>
             </w:tcBorders>
-            <w:shd w:fill="18324D"/>
+            <w:shd w:val="clear" w:fill="FFFFFF"/>
             <w:tcMar>
               <w:top w:w="85" w:type="dxa"/>
               <w:bottom w:w="85" w:type="dxa"/>
@@ -6293,7 +6293,7 @@
             <w:r>
               <w:rPr>
                 <w:b/>
-                <w:color w:val="FFFFFF"/>
+                <w:color w:val="auto"/>
                 <w:sz w:val="19"/>
               </w:rPr>
               <w:t>Support</w:t>
@@ -6310,12 +6310,12 @@
             <w:tcW w:type="dxa" w:w="3168"/>
             <w:vAlign w:val="center"/>
             <w:tcBorders>
-              <w:top w:val="single" w:sz="4" w:color="D9D9D9"/>
-              <w:left w:val="single" w:sz="4" w:color="D9D9D9"/>
-              <w:bottom w:val="single" w:sz="4" w:color="D9D9D9"/>
-              <w:right w:val="single" w:sz="4" w:color="D9D9D9"/>
+              <w:top w:val="single" w:sz="6" w:color="000000"/>
+              <w:left w:val="single" w:sz="6" w:color="000000"/>
+              <w:bottom w:val="single" w:sz="6" w:color="000000"/>
+              <w:right w:val="single" w:sz="6" w:color="000000"/>
             </w:tcBorders>
-            <w:shd w:fill="FFFFFF"/>
+            <w:shd w:val="clear" w:fill="FFFFFF"/>
             <w:tcMar>
               <w:top w:w="85" w:type="dxa"/>
               <w:bottom w:w="85" w:type="dxa"/>
@@ -6330,7 +6330,7 @@
             <w:r>
               <w:rPr>
                 <w:b w:val="0"/>
-                <w:color w:val="000000"/>
+                <w:color w:val="auto"/>
                 <w:sz w:val="19"/>
               </w:rPr>
               <w:t>Ham</w:t>
@@ -6342,12 +6342,12 @@
             <w:tcW w:type="dxa" w:w="1584"/>
             <w:vAlign w:val="center"/>
             <w:tcBorders>
-              <w:top w:val="single" w:sz="4" w:color="D9D9D9"/>
-              <w:left w:val="single" w:sz="4" w:color="D9D9D9"/>
-              <w:bottom w:val="single" w:sz="4" w:color="D9D9D9"/>
-              <w:right w:val="single" w:sz="4" w:color="D9D9D9"/>
+              <w:top w:val="single" w:sz="6" w:color="000000"/>
+              <w:left w:val="single" w:sz="6" w:color="000000"/>
+              <w:bottom w:val="single" w:sz="6" w:color="000000"/>
+              <w:right w:val="single" w:sz="6" w:color="000000"/>
             </w:tcBorders>
-            <w:shd w:fill="FFFFFF"/>
+            <w:shd w:val="clear" w:fill="FFFFFF"/>
             <w:tcMar>
               <w:top w:w="85" w:type="dxa"/>
               <w:bottom w:w="85" w:type="dxa"/>
@@ -6362,7 +6362,7 @@
             <w:r>
               <w:rPr>
                 <w:b w:val="0"/>
-                <w:color w:val="000000"/>
+                <w:color w:val="auto"/>
                 <w:sz w:val="19"/>
               </w:rPr>
               <w:t>0.9868</w:t>
@@ -6374,12 +6374,12 @@
             <w:tcW w:type="dxa" w:w="1584"/>
             <w:vAlign w:val="center"/>
             <w:tcBorders>
-              <w:top w:val="single" w:sz="4" w:color="D9D9D9"/>
-              <w:left w:val="single" w:sz="4" w:color="D9D9D9"/>
-              <w:bottom w:val="single" w:sz="4" w:color="D9D9D9"/>
-              <w:right w:val="single" w:sz="4" w:color="D9D9D9"/>
+              <w:top w:val="single" w:sz="6" w:color="000000"/>
+              <w:left w:val="single" w:sz="6" w:color="000000"/>
+              <w:bottom w:val="single" w:sz="6" w:color="000000"/>
+              <w:right w:val="single" w:sz="6" w:color="000000"/>
             </w:tcBorders>
-            <w:shd w:fill="FFFFFF"/>
+            <w:shd w:val="clear" w:fill="FFFFFF"/>
             <w:tcMar>
               <w:top w:w="85" w:type="dxa"/>
               <w:bottom w:w="85" w:type="dxa"/>
@@ -6394,7 +6394,7 @@
             <w:r>
               <w:rPr>
                 <w:b w:val="0"/>
-                <w:color w:val="000000"/>
+                <w:color w:val="auto"/>
                 <w:sz w:val="19"/>
               </w:rPr>
               <w:t>0.9934</w:t>
@@ -6406,12 +6406,12 @@
             <w:tcW w:type="dxa" w:w="1728"/>
             <w:vAlign w:val="center"/>
             <w:tcBorders>
-              <w:top w:val="single" w:sz="4" w:color="D9D9D9"/>
-              <w:left w:val="single" w:sz="4" w:color="D9D9D9"/>
-              <w:bottom w:val="single" w:sz="4" w:color="D9D9D9"/>
-              <w:right w:val="single" w:sz="4" w:color="D9D9D9"/>
+              <w:top w:val="single" w:sz="6" w:color="000000"/>
+              <w:left w:val="single" w:sz="6" w:color="000000"/>
+              <w:bottom w:val="single" w:sz="6" w:color="000000"/>
+              <w:right w:val="single" w:sz="6" w:color="000000"/>
             </w:tcBorders>
-            <w:shd w:fill="FFFFFF"/>
+            <w:shd w:val="clear" w:fill="FFFFFF"/>
             <w:tcMar>
               <w:top w:w="85" w:type="dxa"/>
               <w:bottom w:w="85" w:type="dxa"/>
@@ -6426,7 +6426,7 @@
             <w:r>
               <w:rPr>
                 <w:b w:val="0"/>
-                <w:color w:val="000000"/>
+                <w:color w:val="auto"/>
                 <w:sz w:val="19"/>
               </w:rPr>
               <w:t>0.9901</w:t>
@@ -6438,12 +6438,12 @@
             <w:tcW w:type="dxa" w:w="1440"/>
             <w:vAlign w:val="center"/>
             <w:tcBorders>
-              <w:top w:val="single" w:sz="4" w:color="D9D9D9"/>
-              <w:left w:val="single" w:sz="4" w:color="D9D9D9"/>
-              <w:bottom w:val="single" w:sz="4" w:color="D9D9D9"/>
-              <w:right w:val="single" w:sz="4" w:color="D9D9D9"/>
+              <w:top w:val="single" w:sz="6" w:color="000000"/>
+              <w:left w:val="single" w:sz="6" w:color="000000"/>
+              <w:bottom w:val="single" w:sz="6" w:color="000000"/>
+              <w:right w:val="single" w:sz="6" w:color="000000"/>
             </w:tcBorders>
-            <w:shd w:fill="FFFFFF"/>
+            <w:shd w:val="clear" w:fill="FFFFFF"/>
             <w:tcMar>
               <w:top w:w="85" w:type="dxa"/>
               <w:bottom w:w="85" w:type="dxa"/>
@@ -6458,7 +6458,7 @@
             <w:r>
               <w:rPr>
                 <w:b w:val="0"/>
-                <w:color w:val="000000"/>
+                <w:color w:val="auto"/>
                 <w:sz w:val="19"/>
               </w:rPr>
               <w:t>904</w:t>
@@ -6475,12 +6475,12 @@
             <w:tcW w:type="dxa" w:w="3168"/>
             <w:vAlign w:val="center"/>
             <w:tcBorders>
-              <w:top w:val="single" w:sz="4" w:color="D9D9D9"/>
-              <w:left w:val="single" w:sz="4" w:color="D9D9D9"/>
-              <w:bottom w:val="single" w:sz="4" w:color="D9D9D9"/>
-              <w:right w:val="single" w:sz="4" w:color="D9D9D9"/>
+              <w:top w:val="single" w:sz="6" w:color="000000"/>
+              <w:left w:val="single" w:sz="6" w:color="000000"/>
+              <w:bottom w:val="single" w:sz="6" w:color="000000"/>
+              <w:right w:val="single" w:sz="6" w:color="000000"/>
             </w:tcBorders>
-            <w:shd w:fill="F0F4F7"/>
+            <w:shd w:val="clear" w:fill="FFFFFF"/>
             <w:tcMar>
               <w:top w:w="85" w:type="dxa"/>
               <w:bottom w:w="85" w:type="dxa"/>
@@ -6495,7 +6495,7 @@
             <w:r>
               <w:rPr>
                 <w:b w:val="0"/>
-                <w:color w:val="000000"/>
+                <w:color w:val="auto"/>
                 <w:sz w:val="19"/>
               </w:rPr>
               <w:t>Spam</w:t>
@@ -6507,12 +6507,12 @@
             <w:tcW w:type="dxa" w:w="1584"/>
             <w:vAlign w:val="center"/>
             <w:tcBorders>
-              <w:top w:val="single" w:sz="4" w:color="D9D9D9"/>
-              <w:left w:val="single" w:sz="4" w:color="D9D9D9"/>
-              <w:bottom w:val="single" w:sz="4" w:color="D9D9D9"/>
-              <w:right w:val="single" w:sz="4" w:color="D9D9D9"/>
+              <w:top w:val="single" w:sz="6" w:color="000000"/>
+              <w:left w:val="single" w:sz="6" w:color="000000"/>
+              <w:bottom w:val="single" w:sz="6" w:color="000000"/>
+              <w:right w:val="single" w:sz="6" w:color="000000"/>
             </w:tcBorders>
-            <w:shd w:fill="F0F4F7"/>
+            <w:shd w:val="clear" w:fill="FFFFFF"/>
             <w:tcMar>
               <w:top w:w="85" w:type="dxa"/>
               <w:bottom w:w="85" w:type="dxa"/>
@@ -6527,7 +6527,7 @@
             <w:r>
               <w:rPr>
                 <w:b w:val="0"/>
-                <w:color w:val="000000"/>
+                <w:color w:val="auto"/>
                 <w:sz w:val="19"/>
               </w:rPr>
               <w:t>0.9508</w:t>
@@ -6539,12 +6539,12 @@
             <w:tcW w:type="dxa" w:w="1584"/>
             <w:vAlign w:val="center"/>
             <w:tcBorders>
-              <w:top w:val="single" w:sz="4" w:color="D9D9D9"/>
-              <w:left w:val="single" w:sz="4" w:color="D9D9D9"/>
-              <w:bottom w:val="single" w:sz="4" w:color="D9D9D9"/>
-              <w:right w:val="single" w:sz="4" w:color="D9D9D9"/>
+              <w:top w:val="single" w:sz="6" w:color="000000"/>
+              <w:left w:val="single" w:sz="6" w:color="000000"/>
+              <w:bottom w:val="single" w:sz="6" w:color="000000"/>
+              <w:right w:val="single" w:sz="6" w:color="000000"/>
             </w:tcBorders>
-            <w:shd w:fill="F0F4F7"/>
+            <w:shd w:val="clear" w:fill="FFFFFF"/>
             <w:tcMar>
               <w:top w:w="85" w:type="dxa"/>
               <w:bottom w:w="85" w:type="dxa"/>
@@ -6559,7 +6559,7 @@
             <w:r>
               <w:rPr>
                 <w:b w:val="0"/>
-                <w:color w:val="000000"/>
+                <w:color w:val="auto"/>
                 <w:sz w:val="19"/>
               </w:rPr>
               <w:t>0.9062</w:t>
@@ -6571,12 +6571,12 @@
             <w:tcW w:type="dxa" w:w="1728"/>
             <w:vAlign w:val="center"/>
             <w:tcBorders>
-              <w:top w:val="single" w:sz="4" w:color="D9D9D9"/>
-              <w:left w:val="single" w:sz="4" w:color="D9D9D9"/>
-              <w:bottom w:val="single" w:sz="4" w:color="D9D9D9"/>
-              <w:right w:val="single" w:sz="4" w:color="D9D9D9"/>
+              <w:top w:val="single" w:sz="6" w:color="000000"/>
+              <w:left w:val="single" w:sz="6" w:color="000000"/>
+              <w:bottom w:val="single" w:sz="6" w:color="000000"/>
+              <w:right w:val="single" w:sz="6" w:color="000000"/>
             </w:tcBorders>
-            <w:shd w:fill="F0F4F7"/>
+            <w:shd w:val="clear" w:fill="FFFFFF"/>
             <w:tcMar>
               <w:top w:w="85" w:type="dxa"/>
               <w:bottom w:w="85" w:type="dxa"/>
@@ -6591,7 +6591,7 @@
             <w:r>
               <w:rPr>
                 <w:b w:val="0"/>
-                <w:color w:val="000000"/>
+                <w:color w:val="auto"/>
                 <w:sz w:val="19"/>
               </w:rPr>
               <w:t>0.9280</w:t>
@@ -6603,12 +6603,12 @@
             <w:tcW w:type="dxa" w:w="1440"/>
             <w:vAlign w:val="center"/>
             <w:tcBorders>
-              <w:top w:val="single" w:sz="4" w:color="D9D9D9"/>
-              <w:left w:val="single" w:sz="4" w:color="D9D9D9"/>
-              <w:bottom w:val="single" w:sz="4" w:color="D9D9D9"/>
-              <w:right w:val="single" w:sz="4" w:color="D9D9D9"/>
+              <w:top w:val="single" w:sz="6" w:color="000000"/>
+              <w:left w:val="single" w:sz="6" w:color="000000"/>
+              <w:bottom w:val="single" w:sz="6" w:color="000000"/>
+              <w:right w:val="single" w:sz="6" w:color="000000"/>
             </w:tcBorders>
-            <w:shd w:fill="F0F4F7"/>
+            <w:shd w:val="clear" w:fill="FFFFFF"/>
             <w:tcMar>
               <w:top w:w="85" w:type="dxa"/>
               <w:bottom w:w="85" w:type="dxa"/>
@@ -6623,7 +6623,7 @@
             <w:r>
               <w:rPr>
                 <w:b w:val="0"/>
-                <w:color w:val="000000"/>
+                <w:color w:val="auto"/>
                 <w:sz w:val="19"/>
               </w:rPr>
               <w:t>128</w:t>
@@ -6640,12 +6640,12 @@
             <w:tcW w:type="dxa" w:w="3168"/>
             <w:vAlign w:val="center"/>
             <w:tcBorders>
-              <w:top w:val="single" w:sz="4" w:color="D9D9D9"/>
-              <w:left w:val="single" w:sz="4" w:color="D9D9D9"/>
-              <w:bottom w:val="single" w:sz="4" w:color="D9D9D9"/>
-              <w:right w:val="single" w:sz="4" w:color="D9D9D9"/>
+              <w:top w:val="single" w:sz="6" w:color="000000"/>
+              <w:left w:val="single" w:sz="6" w:color="000000"/>
+              <w:bottom w:val="single" w:sz="6" w:color="000000"/>
+              <w:right w:val="single" w:sz="6" w:color="000000"/>
             </w:tcBorders>
-            <w:shd w:fill="FFFFFF"/>
+            <w:shd w:val="clear" w:fill="FFFFFF"/>
             <w:tcMar>
               <w:top w:w="85" w:type="dxa"/>
               <w:bottom w:w="85" w:type="dxa"/>
@@ -6660,7 +6660,7 @@
             <w:r>
               <w:rPr>
                 <w:b w:val="0"/>
-                <w:color w:val="000000"/>
+                <w:color w:val="auto"/>
                 <w:sz w:val="19"/>
               </w:rPr>
               <w:t>Macro average</w:t>
@@ -6672,12 +6672,12 @@
             <w:tcW w:type="dxa" w:w="1584"/>
             <w:vAlign w:val="center"/>
             <w:tcBorders>
-              <w:top w:val="single" w:sz="4" w:color="D9D9D9"/>
-              <w:left w:val="single" w:sz="4" w:color="D9D9D9"/>
-              <w:bottom w:val="single" w:sz="4" w:color="D9D9D9"/>
-              <w:right w:val="single" w:sz="4" w:color="D9D9D9"/>
+              <w:top w:val="single" w:sz="6" w:color="000000"/>
+              <w:left w:val="single" w:sz="6" w:color="000000"/>
+              <w:bottom w:val="single" w:sz="6" w:color="000000"/>
+              <w:right w:val="single" w:sz="6" w:color="000000"/>
             </w:tcBorders>
-            <w:shd w:fill="FFFFFF"/>
+            <w:shd w:val="clear" w:fill="FFFFFF"/>
             <w:tcMar>
               <w:top w:w="85" w:type="dxa"/>
               <w:bottom w:w="85" w:type="dxa"/>
@@ -6692,7 +6692,7 @@
             <w:r>
               <w:rPr>
                 <w:b w:val="0"/>
-                <w:color w:val="000000"/>
+                <w:color w:val="auto"/>
                 <w:sz w:val="19"/>
               </w:rPr>
               <w:t>0.9688</w:t>
@@ -6704,12 +6704,12 @@
             <w:tcW w:type="dxa" w:w="1584"/>
             <w:vAlign w:val="center"/>
             <w:tcBorders>
-              <w:top w:val="single" w:sz="4" w:color="D9D9D9"/>
-              <w:left w:val="single" w:sz="4" w:color="D9D9D9"/>
-              <w:bottom w:val="single" w:sz="4" w:color="D9D9D9"/>
-              <w:right w:val="single" w:sz="4" w:color="D9D9D9"/>
+              <w:top w:val="single" w:sz="6" w:color="000000"/>
+              <w:left w:val="single" w:sz="6" w:color="000000"/>
+              <w:bottom w:val="single" w:sz="6" w:color="000000"/>
+              <w:right w:val="single" w:sz="6" w:color="000000"/>
             </w:tcBorders>
-            <w:shd w:fill="FFFFFF"/>
+            <w:shd w:val="clear" w:fill="FFFFFF"/>
             <w:tcMar>
               <w:top w:w="85" w:type="dxa"/>
               <w:bottom w:w="85" w:type="dxa"/>
@@ -6724,7 +6724,7 @@
             <w:r>
               <w:rPr>
                 <w:b w:val="0"/>
-                <w:color w:val="000000"/>
+                <w:color w:val="auto"/>
                 <w:sz w:val="19"/>
               </w:rPr>
               <w:t>0.9498</w:t>
@@ -6736,12 +6736,12 @@
             <w:tcW w:type="dxa" w:w="1728"/>
             <w:vAlign w:val="center"/>
             <w:tcBorders>
-              <w:top w:val="single" w:sz="4" w:color="D9D9D9"/>
-              <w:left w:val="single" w:sz="4" w:color="D9D9D9"/>
-              <w:bottom w:val="single" w:sz="4" w:color="D9D9D9"/>
-              <w:right w:val="single" w:sz="4" w:color="D9D9D9"/>
+              <w:top w:val="single" w:sz="6" w:color="000000"/>
+              <w:left w:val="single" w:sz="6" w:color="000000"/>
+              <w:bottom w:val="single" w:sz="6" w:color="000000"/>
+              <w:right w:val="single" w:sz="6" w:color="000000"/>
             </w:tcBorders>
-            <w:shd w:fill="FFFFFF"/>
+            <w:shd w:val="clear" w:fill="FFFFFF"/>
             <w:tcMar>
               <w:top w:w="85" w:type="dxa"/>
               <w:bottom w:w="85" w:type="dxa"/>
@@ -6756,7 +6756,7 @@
             <w:r>
               <w:rPr>
                 <w:b w:val="0"/>
-                <w:color w:val="000000"/>
+                <w:color w:val="auto"/>
                 <w:sz w:val="19"/>
               </w:rPr>
               <w:t>0.9590</w:t>
@@ -6768,12 +6768,12 @@
             <w:tcW w:type="dxa" w:w="1440"/>
             <w:vAlign w:val="center"/>
             <w:tcBorders>
-              <w:top w:val="single" w:sz="4" w:color="D9D9D9"/>
-              <w:left w:val="single" w:sz="4" w:color="D9D9D9"/>
-              <w:bottom w:val="single" w:sz="4" w:color="D9D9D9"/>
-              <w:right w:val="single" w:sz="4" w:color="D9D9D9"/>
+              <w:top w:val="single" w:sz="6" w:color="000000"/>
+              <w:left w:val="single" w:sz="6" w:color="000000"/>
+              <w:bottom w:val="single" w:sz="6" w:color="000000"/>
+              <w:right w:val="single" w:sz="6" w:color="000000"/>
             </w:tcBorders>
-            <w:shd w:fill="FFFFFF"/>
+            <w:shd w:val="clear" w:fill="FFFFFF"/>
             <w:tcMar>
               <w:top w:w="85" w:type="dxa"/>
               <w:bottom w:w="85" w:type="dxa"/>
@@ -6788,7 +6788,7 @@
             <w:r>
               <w:rPr>
                 <w:b w:val="0"/>
-                <w:color w:val="000000"/>
+                <w:color w:val="auto"/>
                 <w:sz w:val="19"/>
               </w:rPr>
               <w:t>1032</w:t>
@@ -6805,12 +6805,12 @@
             <w:tcW w:type="dxa" w:w="3168"/>
             <w:vAlign w:val="center"/>
             <w:tcBorders>
-              <w:top w:val="single" w:sz="4" w:color="D9D9D9"/>
-              <w:left w:val="single" w:sz="4" w:color="D9D9D9"/>
-              <w:bottom w:val="single" w:sz="4" w:color="D9D9D9"/>
-              <w:right w:val="single" w:sz="4" w:color="D9D9D9"/>
+              <w:top w:val="single" w:sz="6" w:color="000000"/>
+              <w:left w:val="single" w:sz="6" w:color="000000"/>
+              <w:bottom w:val="single" w:sz="6" w:color="000000"/>
+              <w:right w:val="single" w:sz="6" w:color="000000"/>
             </w:tcBorders>
-            <w:shd w:fill="F0F4F7"/>
+            <w:shd w:val="clear" w:fill="FFFFFF"/>
             <w:tcMar>
               <w:top w:w="85" w:type="dxa"/>
               <w:bottom w:w="85" w:type="dxa"/>
@@ -6825,7 +6825,7 @@
             <w:r>
               <w:rPr>
                 <w:b w:val="0"/>
-                <w:color w:val="000000"/>
+                <w:color w:val="auto"/>
                 <w:sz w:val="19"/>
               </w:rPr>
               <w:t>Weighted average</w:t>
@@ -6837,12 +6837,12 @@
             <w:tcW w:type="dxa" w:w="1584"/>
             <w:vAlign w:val="center"/>
             <w:tcBorders>
-              <w:top w:val="single" w:sz="4" w:color="D9D9D9"/>
-              <w:left w:val="single" w:sz="4" w:color="D9D9D9"/>
-              <w:bottom w:val="single" w:sz="4" w:color="D9D9D9"/>
-              <w:right w:val="single" w:sz="4" w:color="D9D9D9"/>
+              <w:top w:val="single" w:sz="6" w:color="000000"/>
+              <w:left w:val="single" w:sz="6" w:color="000000"/>
+              <w:bottom w:val="single" w:sz="6" w:color="000000"/>
+              <w:right w:val="single" w:sz="6" w:color="000000"/>
             </w:tcBorders>
-            <w:shd w:fill="F0F4F7"/>
+            <w:shd w:val="clear" w:fill="FFFFFF"/>
             <w:tcMar>
               <w:top w:w="85" w:type="dxa"/>
               <w:bottom w:w="85" w:type="dxa"/>
@@ -6857,7 +6857,7 @@
             <w:r>
               <w:rPr>
                 <w:b w:val="0"/>
-                <w:color w:val="000000"/>
+                <w:color w:val="auto"/>
                 <w:sz w:val="19"/>
               </w:rPr>
               <w:t>0.9823</w:t>
@@ -6869,12 +6869,12 @@
             <w:tcW w:type="dxa" w:w="1584"/>
             <w:vAlign w:val="center"/>
             <w:tcBorders>
-              <w:top w:val="single" w:sz="4" w:color="D9D9D9"/>
-              <w:left w:val="single" w:sz="4" w:color="D9D9D9"/>
-              <w:bottom w:val="single" w:sz="4" w:color="D9D9D9"/>
-              <w:right w:val="single" w:sz="4" w:color="D9D9D9"/>
+              <w:top w:val="single" w:sz="6" w:color="000000"/>
+              <w:left w:val="single" w:sz="6" w:color="000000"/>
+              <w:bottom w:val="single" w:sz="6" w:color="000000"/>
+              <w:right w:val="single" w:sz="6" w:color="000000"/>
             </w:tcBorders>
-            <w:shd w:fill="F0F4F7"/>
+            <w:shd w:val="clear" w:fill="FFFFFF"/>
             <w:tcMar>
               <w:top w:w="85" w:type="dxa"/>
               <w:bottom w:w="85" w:type="dxa"/>
@@ -6889,7 +6889,7 @@
             <w:r>
               <w:rPr>
                 <w:b w:val="0"/>
-                <w:color w:val="000000"/>
+                <w:color w:val="auto"/>
                 <w:sz w:val="19"/>
               </w:rPr>
               <w:t>0.9826</w:t>
@@ -6901,12 +6901,12 @@
             <w:tcW w:type="dxa" w:w="1728"/>
             <w:vAlign w:val="center"/>
             <w:tcBorders>
-              <w:top w:val="single" w:sz="4" w:color="D9D9D9"/>
-              <w:left w:val="single" w:sz="4" w:color="D9D9D9"/>
-              <w:bottom w:val="single" w:sz="4" w:color="D9D9D9"/>
-              <w:right w:val="single" w:sz="4" w:color="D9D9D9"/>
+              <w:top w:val="single" w:sz="6" w:color="000000"/>
+              <w:left w:val="single" w:sz="6" w:color="000000"/>
+              <w:bottom w:val="single" w:sz="6" w:color="000000"/>
+              <w:right w:val="single" w:sz="6" w:color="000000"/>
             </w:tcBorders>
-            <w:shd w:fill="F0F4F7"/>
+            <w:shd w:val="clear" w:fill="FFFFFF"/>
             <w:tcMar>
               <w:top w:w="85" w:type="dxa"/>
               <w:bottom w:w="85" w:type="dxa"/>
@@ -6921,7 +6921,7 @@
             <w:r>
               <w:rPr>
                 <w:b w:val="0"/>
-                <w:color w:val="000000"/>
+                <w:color w:val="auto"/>
                 <w:sz w:val="19"/>
               </w:rPr>
               <w:t>0.9824</w:t>
@@ -6933,12 +6933,12 @@
             <w:tcW w:type="dxa" w:w="1440"/>
             <w:vAlign w:val="center"/>
             <w:tcBorders>
-              <w:top w:val="single" w:sz="4" w:color="D9D9D9"/>
-              <w:left w:val="single" w:sz="4" w:color="D9D9D9"/>
-              <w:bottom w:val="single" w:sz="4" w:color="D9D9D9"/>
-              <w:right w:val="single" w:sz="4" w:color="D9D9D9"/>
+              <w:top w:val="single" w:sz="6" w:color="000000"/>
+              <w:left w:val="single" w:sz="6" w:color="000000"/>
+              <w:bottom w:val="single" w:sz="6" w:color="000000"/>
+              <w:right w:val="single" w:sz="6" w:color="000000"/>
             </w:tcBorders>
-            <w:shd w:fill="F0F4F7"/>
+            <w:shd w:val="clear" w:fill="FFFFFF"/>
             <w:tcMar>
               <w:top w:w="85" w:type="dxa"/>
               <w:bottom w:w="85" w:type="dxa"/>
@@ -6953,7 +6953,7 @@
             <w:r>
               <w:rPr>
                 <w:b w:val="0"/>
-                <w:color w:val="000000"/>
+                <w:color w:val="auto"/>
                 <w:sz w:val="19"/>
               </w:rPr>
               <w:t>1032</w:t>
@@ -7231,12 +7231,12 @@
             <w:tcW w:type="dxa" w:w="3600"/>
             <w:vAlign w:val="center"/>
             <w:tcBorders>
-              <w:top w:val="single" w:sz="4" w:color="D9D9D9"/>
-              <w:left w:val="single" w:sz="4" w:color="D9D9D9"/>
-              <w:bottom w:val="single" w:sz="4" w:color="D9D9D9"/>
-              <w:right w:val="single" w:sz="4" w:color="D9D9D9"/>
+              <w:top w:val="single" w:sz="6" w:color="000000"/>
+              <w:left w:val="single" w:sz="6" w:color="000000"/>
+              <w:bottom w:val="single" w:sz="6" w:color="000000"/>
+              <w:right w:val="single" w:sz="6" w:color="000000"/>
             </w:tcBorders>
-            <w:shd w:fill="18324D"/>
+            <w:shd w:val="clear" w:fill="FFFFFF"/>
             <w:tcMar>
               <w:top w:w="85" w:type="dxa"/>
               <w:bottom w:w="85" w:type="dxa"/>
@@ -7251,7 +7251,7 @@
             <w:r>
               <w:rPr>
                 <w:b/>
-                <w:color w:val="FFFFFF"/>
+                <w:color w:val="auto"/>
                 <w:sz w:val="19"/>
               </w:rPr>
               <w:t>Term</w:t>
@@ -7263,12 +7263,12 @@
             <w:tcW w:type="dxa" w:w="1440"/>
             <w:vAlign w:val="center"/>
             <w:tcBorders>
-              <w:top w:val="single" w:sz="4" w:color="D9D9D9"/>
-              <w:left w:val="single" w:sz="4" w:color="D9D9D9"/>
-              <w:bottom w:val="single" w:sz="4" w:color="D9D9D9"/>
-              <w:right w:val="single" w:sz="4" w:color="D9D9D9"/>
+              <w:top w:val="single" w:sz="6" w:color="000000"/>
+              <w:left w:val="single" w:sz="6" w:color="000000"/>
+              <w:bottom w:val="single" w:sz="6" w:color="000000"/>
+              <w:right w:val="single" w:sz="6" w:color="000000"/>
             </w:tcBorders>
-            <w:shd w:fill="18324D"/>
+            <w:shd w:val="clear" w:fill="FFFFFF"/>
             <w:tcMar>
               <w:top w:w="85" w:type="dxa"/>
               <w:bottom w:w="85" w:type="dxa"/>
@@ -7283,7 +7283,7 @@
             <w:r>
               <w:rPr>
                 <w:b/>
-                <w:color w:val="FFFFFF"/>
+                <w:color w:val="auto"/>
                 <w:sz w:val="19"/>
               </w:rPr>
               <w:t>Count</w:t>
@@ -7295,12 +7295,12 @@
             <w:tcW w:type="dxa" w:w="4464"/>
             <w:vAlign w:val="center"/>
             <w:tcBorders>
-              <w:top w:val="single" w:sz="4" w:color="D9D9D9"/>
-              <w:left w:val="single" w:sz="4" w:color="D9D9D9"/>
-              <w:bottom w:val="single" w:sz="4" w:color="D9D9D9"/>
-              <w:right w:val="single" w:sz="4" w:color="D9D9D9"/>
+              <w:top w:val="single" w:sz="6" w:color="000000"/>
+              <w:left w:val="single" w:sz="6" w:color="000000"/>
+              <w:bottom w:val="single" w:sz="6" w:color="000000"/>
+              <w:right w:val="single" w:sz="6" w:color="000000"/>
             </w:tcBorders>
-            <w:shd w:fill="18324D"/>
+            <w:shd w:val="clear" w:fill="FFFFFF"/>
             <w:tcMar>
               <w:top w:w="85" w:type="dxa"/>
               <w:bottom w:w="85" w:type="dxa"/>
@@ -7315,7 +7315,7 @@
             <w:r>
               <w:rPr>
                 <w:b/>
-                <w:color w:val="FFFFFF"/>
+                <w:color w:val="auto"/>
                 <w:sz w:val="19"/>
               </w:rPr>
               <w:t>Log odds contribution</w:t>
@@ -7332,12 +7332,12 @@
             <w:tcW w:type="dxa" w:w="3600"/>
             <w:vAlign w:val="center"/>
             <w:tcBorders>
-              <w:top w:val="single" w:sz="4" w:color="D9D9D9"/>
-              <w:left w:val="single" w:sz="4" w:color="D9D9D9"/>
-              <w:bottom w:val="single" w:sz="4" w:color="D9D9D9"/>
-              <w:right w:val="single" w:sz="4" w:color="D9D9D9"/>
+              <w:top w:val="single" w:sz="6" w:color="000000"/>
+              <w:left w:val="single" w:sz="6" w:color="000000"/>
+              <w:bottom w:val="single" w:sz="6" w:color="000000"/>
+              <w:right w:val="single" w:sz="6" w:color="000000"/>
             </w:tcBorders>
-            <w:shd w:fill="FFFFFF"/>
+            <w:shd w:val="clear" w:fill="FFFFFF"/>
             <w:tcMar>
               <w:top w:w="85" w:type="dxa"/>
               <w:bottom w:w="85" w:type="dxa"/>
@@ -7352,7 +7352,7 @@
             <w:r>
               <w:rPr>
                 <w:b w:val="0"/>
-                <w:color w:val="000000"/>
+                <w:color w:val="auto"/>
                 <w:sz w:val="19"/>
               </w:rPr>
               <w:t>claim</w:t>
@@ -7364,12 +7364,12 @@
             <w:tcW w:type="dxa" w:w="1440"/>
             <w:vAlign w:val="center"/>
             <w:tcBorders>
-              <w:top w:val="single" w:sz="4" w:color="D9D9D9"/>
-              <w:left w:val="single" w:sz="4" w:color="D9D9D9"/>
-              <w:bottom w:val="single" w:sz="4" w:color="D9D9D9"/>
-              <w:right w:val="single" w:sz="4" w:color="D9D9D9"/>
+              <w:top w:val="single" w:sz="6" w:color="000000"/>
+              <w:left w:val="single" w:sz="6" w:color="000000"/>
+              <w:bottom w:val="single" w:sz="6" w:color="000000"/>
+              <w:right w:val="single" w:sz="6" w:color="000000"/>
             </w:tcBorders>
-            <w:shd w:fill="FFFFFF"/>
+            <w:shd w:val="clear" w:fill="FFFFFF"/>
             <w:tcMar>
               <w:top w:w="85" w:type="dxa"/>
               <w:bottom w:w="85" w:type="dxa"/>
@@ -7384,7 +7384,7 @@
             <w:r>
               <w:rPr>
                 <w:b w:val="0"/>
-                <w:color w:val="000000"/>
+                <w:color w:val="auto"/>
                 <w:sz w:val="19"/>
               </w:rPr>
               <w:t>1</w:t>
@@ -7396,12 +7396,12 @@
             <w:tcW w:type="dxa" w:w="4464"/>
             <w:vAlign w:val="center"/>
             <w:tcBorders>
-              <w:top w:val="single" w:sz="4" w:color="D9D9D9"/>
-              <w:left w:val="single" w:sz="4" w:color="D9D9D9"/>
-              <w:bottom w:val="single" w:sz="4" w:color="D9D9D9"/>
-              <w:right w:val="single" w:sz="4" w:color="D9D9D9"/>
+              <w:top w:val="single" w:sz="6" w:color="000000"/>
+              <w:left w:val="single" w:sz="6" w:color="000000"/>
+              <w:bottom w:val="single" w:sz="6" w:color="000000"/>
+              <w:right w:val="single" w:sz="6" w:color="000000"/>
             </w:tcBorders>
-            <w:shd w:fill="FFFFFF"/>
+            <w:shd w:val="clear" w:fill="FFFFFF"/>
             <w:tcMar>
               <w:top w:w="85" w:type="dxa"/>
               <w:bottom w:w="85" w:type="dxa"/>
@@ -7416,7 +7416,7 @@
             <w:r>
               <w:rPr>
                 <w:b w:val="0"/>
-                <w:color w:val="000000"/>
+                <w:color w:val="auto"/>
                 <w:sz w:val="19"/>
               </w:rPr>
               <w:t>+5.3448</w:t>
@@ -7433,12 +7433,12 @@
             <w:tcW w:type="dxa" w:w="3600"/>
             <w:vAlign w:val="center"/>
             <w:tcBorders>
-              <w:top w:val="single" w:sz="4" w:color="D9D9D9"/>
-              <w:left w:val="single" w:sz="4" w:color="D9D9D9"/>
-              <w:bottom w:val="single" w:sz="4" w:color="D9D9D9"/>
-              <w:right w:val="single" w:sz="4" w:color="D9D9D9"/>
+              <w:top w:val="single" w:sz="6" w:color="000000"/>
+              <w:left w:val="single" w:sz="6" w:color="000000"/>
+              <w:bottom w:val="single" w:sz="6" w:color="000000"/>
+              <w:right w:val="single" w:sz="6" w:color="000000"/>
             </w:tcBorders>
-            <w:shd w:fill="F0F4F7"/>
+            <w:shd w:val="clear" w:fill="FFFFFF"/>
             <w:tcMar>
               <w:top w:w="85" w:type="dxa"/>
               <w:bottom w:w="85" w:type="dxa"/>
@@ -7453,7 +7453,7 @@
             <w:r>
               <w:rPr>
                 <w:b w:val="0"/>
-                <w:color w:val="000000"/>
+                <w:color w:val="auto"/>
                 <w:sz w:val="19"/>
               </w:rPr>
               <w:t>prize</w:t>
@@ -7465,12 +7465,12 @@
             <w:tcW w:type="dxa" w:w="1440"/>
             <w:vAlign w:val="center"/>
             <w:tcBorders>
-              <w:top w:val="single" w:sz="4" w:color="D9D9D9"/>
-              <w:left w:val="single" w:sz="4" w:color="D9D9D9"/>
-              <w:bottom w:val="single" w:sz="4" w:color="D9D9D9"/>
-              <w:right w:val="single" w:sz="4" w:color="D9D9D9"/>
+              <w:top w:val="single" w:sz="6" w:color="000000"/>
+              <w:left w:val="single" w:sz="6" w:color="000000"/>
+              <w:bottom w:val="single" w:sz="6" w:color="000000"/>
+              <w:right w:val="single" w:sz="6" w:color="000000"/>
             </w:tcBorders>
-            <w:shd w:fill="F0F4F7"/>
+            <w:shd w:val="clear" w:fill="FFFFFF"/>
             <w:tcMar>
               <w:top w:w="85" w:type="dxa"/>
               <w:bottom w:w="85" w:type="dxa"/>
@@ -7485,7 +7485,7 @@
             <w:r>
               <w:rPr>
                 <w:b w:val="0"/>
-                <w:color w:val="000000"/>
+                <w:color w:val="auto"/>
                 <w:sz w:val="19"/>
               </w:rPr>
               <w:t>1</w:t>
@@ -7497,12 +7497,12 @@
             <w:tcW w:type="dxa" w:w="4464"/>
             <w:vAlign w:val="center"/>
             <w:tcBorders>
-              <w:top w:val="single" w:sz="4" w:color="D9D9D9"/>
-              <w:left w:val="single" w:sz="4" w:color="D9D9D9"/>
-              <w:bottom w:val="single" w:sz="4" w:color="D9D9D9"/>
-              <w:right w:val="single" w:sz="4" w:color="D9D9D9"/>
+              <w:top w:val="single" w:sz="6" w:color="000000"/>
+              <w:left w:val="single" w:sz="6" w:color="000000"/>
+              <w:bottom w:val="single" w:sz="6" w:color="000000"/>
+              <w:right w:val="single" w:sz="6" w:color="000000"/>
             </w:tcBorders>
-            <w:shd w:fill="F0F4F7"/>
+            <w:shd w:val="clear" w:fill="FFFFFF"/>
             <w:tcMar>
               <w:top w:w="85" w:type="dxa"/>
               <w:bottom w:w="85" w:type="dxa"/>
@@ -7517,7 +7517,7 @@
             <w:r>
               <w:rPr>
                 <w:b w:val="0"/>
-                <w:color w:val="000000"/>
+                <w:color w:val="auto"/>
                 <w:sz w:val="19"/>
               </w:rPr>
               <w:t>+5.1705</w:t>
@@ -7534,12 +7534,12 @@
             <w:tcW w:type="dxa" w:w="3600"/>
             <w:vAlign w:val="center"/>
             <w:tcBorders>
-              <w:top w:val="single" w:sz="4" w:color="D9D9D9"/>
-              <w:left w:val="single" w:sz="4" w:color="D9D9D9"/>
-              <w:bottom w:val="single" w:sz="4" w:color="D9D9D9"/>
-              <w:right w:val="single" w:sz="4" w:color="D9D9D9"/>
+              <w:top w:val="single" w:sz="6" w:color="000000"/>
+              <w:left w:val="single" w:sz="6" w:color="000000"/>
+              <w:bottom w:val="single" w:sz="6" w:color="000000"/>
+              <w:right w:val="single" w:sz="6" w:color="000000"/>
             </w:tcBorders>
-            <w:shd w:fill="FFFFFF"/>
+            <w:shd w:val="clear" w:fill="FFFFFF"/>
             <w:tcMar>
               <w:top w:w="85" w:type="dxa"/>
               <w:bottom w:w="85" w:type="dxa"/>
@@ -7554,7 +7554,7 @@
             <w:r>
               <w:rPr>
                 <w:b w:val="0"/>
-                <w:color w:val="000000"/>
+                <w:color w:val="auto"/>
                 <w:sz w:val="19"/>
               </w:rPr>
               <w:t>congratulations</w:t>
@@ -7566,12 +7566,12 @@
             <w:tcW w:type="dxa" w:w="1440"/>
             <w:vAlign w:val="center"/>
             <w:tcBorders>
-              <w:top w:val="single" w:sz="4" w:color="D9D9D9"/>
-              <w:left w:val="single" w:sz="4" w:color="D9D9D9"/>
-              <w:bottom w:val="single" w:sz="4" w:color="D9D9D9"/>
-              <w:right w:val="single" w:sz="4" w:color="D9D9D9"/>
+              <w:top w:val="single" w:sz="6" w:color="000000"/>
+              <w:left w:val="single" w:sz="6" w:color="000000"/>
+              <w:bottom w:val="single" w:sz="6" w:color="000000"/>
+              <w:right w:val="single" w:sz="6" w:color="000000"/>
             </w:tcBorders>
-            <w:shd w:fill="FFFFFF"/>
+            <w:shd w:val="clear" w:fill="FFFFFF"/>
             <w:tcMar>
               <w:top w:w="85" w:type="dxa"/>
               <w:bottom w:w="85" w:type="dxa"/>
@@ -7586,7 +7586,7 @@
             <w:r>
               <w:rPr>
                 <w:b w:val="0"/>
-                <w:color w:val="000000"/>
+                <w:color w:val="auto"/>
                 <w:sz w:val="19"/>
               </w:rPr>
               <w:t>1</w:t>
@@ -7598,12 +7598,12 @@
             <w:tcW w:type="dxa" w:w="4464"/>
             <w:vAlign w:val="center"/>
             <w:tcBorders>
-              <w:top w:val="single" w:sz="4" w:color="D9D9D9"/>
-              <w:left w:val="single" w:sz="4" w:color="D9D9D9"/>
-              <w:bottom w:val="single" w:sz="4" w:color="D9D9D9"/>
-              <w:right w:val="single" w:sz="4" w:color="D9D9D9"/>
+              <w:top w:val="single" w:sz="6" w:color="000000"/>
+              <w:left w:val="single" w:sz="6" w:color="000000"/>
+              <w:bottom w:val="single" w:sz="6" w:color="000000"/>
+              <w:right w:val="single" w:sz="6" w:color="000000"/>
             </w:tcBorders>
-            <w:shd w:fill="FFFFFF"/>
+            <w:shd w:val="clear" w:fill="FFFFFF"/>
             <w:tcMar>
               <w:top w:w="85" w:type="dxa"/>
               <w:bottom w:w="85" w:type="dxa"/>
@@ -7618,7 +7618,7 @@
             <w:r>
               <w:rPr>
                 <w:b w:val="0"/>
-                <w:color w:val="000000"/>
+                <w:color w:val="auto"/>
                 <w:sz w:val="19"/>
               </w:rPr>
               <w:t>+3.3299</w:t>
@@ -7635,12 +7635,12 @@
             <w:tcW w:type="dxa" w:w="3600"/>
             <w:vAlign w:val="center"/>
             <w:tcBorders>
-              <w:top w:val="single" w:sz="4" w:color="D9D9D9"/>
-              <w:left w:val="single" w:sz="4" w:color="D9D9D9"/>
-              <w:bottom w:val="single" w:sz="4" w:color="D9D9D9"/>
-              <w:right w:val="single" w:sz="4" w:color="D9D9D9"/>
+              <w:top w:val="single" w:sz="6" w:color="000000"/>
+              <w:left w:val="single" w:sz="6" w:color="000000"/>
+              <w:bottom w:val="single" w:sz="6" w:color="000000"/>
+              <w:right w:val="single" w:sz="6" w:color="000000"/>
             </w:tcBorders>
-            <w:shd w:fill="F0F4F7"/>
+            <w:shd w:val="clear" w:fill="FFFFFF"/>
             <w:tcMar>
               <w:top w:w="85" w:type="dxa"/>
               <w:bottom w:w="85" w:type="dxa"/>
@@ -7655,7 +7655,7 @@
             <w:r>
               <w:rPr>
                 <w:b w:val="0"/>
-                <w:color w:val="000000"/>
+                <w:color w:val="auto"/>
                 <w:sz w:val="19"/>
               </w:rPr>
               <w:t>free</w:t>
@@ -7667,12 +7667,12 @@
             <w:tcW w:type="dxa" w:w="1440"/>
             <w:vAlign w:val="center"/>
             <w:tcBorders>
-              <w:top w:val="single" w:sz="4" w:color="D9D9D9"/>
-              <w:left w:val="single" w:sz="4" w:color="D9D9D9"/>
-              <w:bottom w:val="single" w:sz="4" w:color="D9D9D9"/>
-              <w:right w:val="single" w:sz="4" w:color="D9D9D9"/>
+              <w:top w:val="single" w:sz="6" w:color="000000"/>
+              <w:left w:val="single" w:sz="6" w:color="000000"/>
+              <w:bottom w:val="single" w:sz="6" w:color="000000"/>
+              <w:right w:val="single" w:sz="6" w:color="000000"/>
             </w:tcBorders>
-            <w:shd w:fill="F0F4F7"/>
+            <w:shd w:val="clear" w:fill="FFFFFF"/>
             <w:tcMar>
               <w:top w:w="85" w:type="dxa"/>
               <w:bottom w:w="85" w:type="dxa"/>
@@ -7687,7 +7687,7 @@
             <w:r>
               <w:rPr>
                 <w:b w:val="0"/>
-                <w:color w:val="000000"/>
+                <w:color w:val="auto"/>
                 <w:sz w:val="19"/>
               </w:rPr>
               <w:t>1</w:t>
@@ -7699,12 +7699,12 @@
             <w:tcW w:type="dxa" w:w="4464"/>
             <w:vAlign w:val="center"/>
             <w:tcBorders>
-              <w:top w:val="single" w:sz="4" w:color="D9D9D9"/>
-              <w:left w:val="single" w:sz="4" w:color="D9D9D9"/>
-              <w:bottom w:val="single" w:sz="4" w:color="D9D9D9"/>
-              <w:right w:val="single" w:sz="4" w:color="D9D9D9"/>
+              <w:top w:val="single" w:sz="6" w:color="000000"/>
+              <w:left w:val="single" w:sz="6" w:color="000000"/>
+              <w:bottom w:val="single" w:sz="6" w:color="000000"/>
+              <w:right w:val="single" w:sz="6" w:color="000000"/>
             </w:tcBorders>
-            <w:shd w:fill="F0F4F7"/>
+            <w:shd w:val="clear" w:fill="FFFFFF"/>
             <w:tcMar>
               <w:top w:w="85" w:type="dxa"/>
               <w:bottom w:w="85" w:type="dxa"/>
@@ -7719,7 +7719,7 @@
             <w:r>
               <w:rPr>
                 <w:b w:val="0"/>
-                <w:color w:val="000000"/>
+                <w:color w:val="auto"/>
                 <w:sz w:val="19"/>
               </w:rPr>
               <w:t>+2.3459</w:t>
@@ -7736,12 +7736,12 @@
             <w:tcW w:type="dxa" w:w="3600"/>
             <w:vAlign w:val="center"/>
             <w:tcBorders>
-              <w:top w:val="single" w:sz="4" w:color="D9D9D9"/>
-              <w:left w:val="single" w:sz="4" w:color="D9D9D9"/>
-              <w:bottom w:val="single" w:sz="4" w:color="D9D9D9"/>
-              <w:right w:val="single" w:sz="4" w:color="D9D9D9"/>
+              <w:top w:val="single" w:sz="6" w:color="000000"/>
+              <w:left w:val="single" w:sz="6" w:color="000000"/>
+              <w:bottom w:val="single" w:sz="6" w:color="000000"/>
+              <w:right w:val="single" w:sz="6" w:color="000000"/>
             </w:tcBorders>
-            <w:shd w:fill="FFFFFF"/>
+            <w:shd w:val="clear" w:fill="FFFFFF"/>
             <w:tcMar>
               <w:top w:w="85" w:type="dxa"/>
               <w:bottom w:w="85" w:type="dxa"/>
@@ -7756,7 +7756,7 @@
             <w:r>
               <w:rPr>
                 <w:b w:val="0"/>
-                <w:color w:val="000000"/>
+                <w:color w:val="auto"/>
                 <w:sz w:val="19"/>
               </w:rPr>
               <w:t>won</w:t>
@@ -7768,12 +7768,12 @@
             <w:tcW w:type="dxa" w:w="1440"/>
             <w:vAlign w:val="center"/>
             <w:tcBorders>
-              <w:top w:val="single" w:sz="4" w:color="D9D9D9"/>
-              <w:left w:val="single" w:sz="4" w:color="D9D9D9"/>
-              <w:bottom w:val="single" w:sz="4" w:color="D9D9D9"/>
-              <w:right w:val="single" w:sz="4" w:color="D9D9D9"/>
+              <w:top w:val="single" w:sz="6" w:color="000000"/>
+              <w:left w:val="single" w:sz="6" w:color="000000"/>
+              <w:bottom w:val="single" w:sz="6" w:color="000000"/>
+              <w:right w:val="single" w:sz="6" w:color="000000"/>
             </w:tcBorders>
-            <w:shd w:fill="FFFFFF"/>
+            <w:shd w:val="clear" w:fill="FFFFFF"/>
             <w:tcMar>
               <w:top w:w="85" w:type="dxa"/>
               <w:bottom w:w="85" w:type="dxa"/>
@@ -7788,7 +7788,7 @@
             <w:r>
               <w:rPr>
                 <w:b w:val="0"/>
-                <w:color w:val="000000"/>
+                <w:color w:val="auto"/>
                 <w:sz w:val="19"/>
               </w:rPr>
               <w:t>1</w:t>
@@ -7800,12 +7800,12 @@
             <w:tcW w:type="dxa" w:w="4464"/>
             <w:vAlign w:val="center"/>
             <w:tcBorders>
-              <w:top w:val="single" w:sz="4" w:color="D9D9D9"/>
-              <w:left w:val="single" w:sz="4" w:color="D9D9D9"/>
-              <w:bottom w:val="single" w:sz="4" w:color="D9D9D9"/>
-              <w:right w:val="single" w:sz="4" w:color="D9D9D9"/>
+              <w:top w:val="single" w:sz="6" w:color="000000"/>
+              <w:left w:val="single" w:sz="6" w:color="000000"/>
+              <w:bottom w:val="single" w:sz="6" w:color="000000"/>
+              <w:right w:val="single" w:sz="6" w:color="000000"/>
             </w:tcBorders>
-            <w:shd w:fill="FFFFFF"/>
+            <w:shd w:val="clear" w:fill="FFFFFF"/>
             <w:tcMar>
               <w:top w:w="85" w:type="dxa"/>
               <w:bottom w:w="85" w:type="dxa"/>
@@ -7820,7 +7820,7 @@
             <w:r>
               <w:rPr>
                 <w:b w:val="0"/>
-                <w:color w:val="000000"/>
+                <w:color w:val="auto"/>
                 <w:sz w:val="19"/>
               </w:rPr>
               <w:t>+2.0490</w:t>
@@ -7837,12 +7837,12 @@
             <w:tcW w:type="dxa" w:w="3600"/>
             <w:vAlign w:val="center"/>
             <w:tcBorders>
-              <w:top w:val="single" w:sz="4" w:color="D9D9D9"/>
-              <w:left w:val="single" w:sz="4" w:color="D9D9D9"/>
-              <w:bottom w:val="single" w:sz="4" w:color="D9D9D9"/>
-              <w:right w:val="single" w:sz="4" w:color="D9D9D9"/>
+              <w:top w:val="single" w:sz="6" w:color="000000"/>
+              <w:left w:val="single" w:sz="6" w:color="000000"/>
+              <w:bottom w:val="single" w:sz="6" w:color="000000"/>
+              <w:right w:val="single" w:sz="6" w:color="000000"/>
             </w:tcBorders>
-            <w:shd w:fill="F0F4F7"/>
+            <w:shd w:val="clear" w:fill="FFFFFF"/>
             <w:tcMar>
               <w:top w:w="85" w:type="dxa"/>
               <w:bottom w:w="85" w:type="dxa"/>
@@ -7857,7 +7857,7 @@
             <w:r>
               <w:rPr>
                 <w:b w:val="0"/>
-                <w:color w:val="000000"/>
+                <w:color w:val="auto"/>
                 <w:sz w:val="19"/>
               </w:rPr>
               <w:t>you</w:t>
@@ -7869,12 +7869,12 @@
             <w:tcW w:type="dxa" w:w="1440"/>
             <w:vAlign w:val="center"/>
             <w:tcBorders>
-              <w:top w:val="single" w:sz="4" w:color="D9D9D9"/>
-              <w:left w:val="single" w:sz="4" w:color="D9D9D9"/>
-              <w:bottom w:val="single" w:sz="4" w:color="D9D9D9"/>
-              <w:right w:val="single" w:sz="4" w:color="D9D9D9"/>
+              <w:top w:val="single" w:sz="6" w:color="000000"/>
+              <w:left w:val="single" w:sz="6" w:color="000000"/>
+              <w:bottom w:val="single" w:sz="6" w:color="000000"/>
+              <w:right w:val="single" w:sz="6" w:color="000000"/>
             </w:tcBorders>
-            <w:shd w:fill="F0F4F7"/>
+            <w:shd w:val="clear" w:fill="FFFFFF"/>
             <w:tcMar>
               <w:top w:w="85" w:type="dxa"/>
               <w:bottom w:w="85" w:type="dxa"/>
@@ -7889,7 +7889,7 @@
             <w:r>
               <w:rPr>
                 <w:b w:val="0"/>
-                <w:color w:val="000000"/>
+                <w:color w:val="auto"/>
                 <w:sz w:val="19"/>
               </w:rPr>
               <w:t>1</w:t>
@@ -7901,12 +7901,12 @@
             <w:tcW w:type="dxa" w:w="4464"/>
             <w:vAlign w:val="center"/>
             <w:tcBorders>
-              <w:top w:val="single" w:sz="4" w:color="D9D9D9"/>
-              <w:left w:val="single" w:sz="4" w:color="D9D9D9"/>
-              <w:bottom w:val="single" w:sz="4" w:color="D9D9D9"/>
-              <w:right w:val="single" w:sz="4" w:color="D9D9D9"/>
+              <w:top w:val="single" w:sz="6" w:color="000000"/>
+              <w:left w:val="single" w:sz="6" w:color="000000"/>
+              <w:bottom w:val="single" w:sz="6" w:color="000000"/>
+              <w:right w:val="single" w:sz="6" w:color="000000"/>
             </w:tcBorders>
-            <w:shd w:fill="F0F4F7"/>
+            <w:shd w:val="clear" w:fill="FFFFFF"/>
             <w:tcMar>
               <w:top w:w="85" w:type="dxa"/>
               <w:bottom w:w="85" w:type="dxa"/>
@@ -7921,7 +7921,7 @@
             <w:r>
               <w:rPr>
                 <w:b w:val="0"/>
-                <w:color w:val="000000"/>
+                <w:color w:val="auto"/>
                 <w:sz w:val="19"/>
               </w:rPr>
               <w:t>-0.9552</w:t>
@@ -7938,12 +7938,12 @@
             <w:tcW w:type="dxa" w:w="3600"/>
             <w:vAlign w:val="center"/>
             <w:tcBorders>
-              <w:top w:val="single" w:sz="4" w:color="D9D9D9"/>
-              <w:left w:val="single" w:sz="4" w:color="D9D9D9"/>
-              <w:bottom w:val="single" w:sz="4" w:color="D9D9D9"/>
-              <w:right w:val="single" w:sz="4" w:color="D9D9D9"/>
+              <w:top w:val="single" w:sz="6" w:color="000000"/>
+              <w:left w:val="single" w:sz="6" w:color="000000"/>
+              <w:bottom w:val="single" w:sz="6" w:color="000000"/>
+              <w:right w:val="single" w:sz="6" w:color="000000"/>
             </w:tcBorders>
-            <w:shd w:fill="FFFFFF"/>
+            <w:shd w:val="clear" w:fill="FFFFFF"/>
             <w:tcMar>
               <w:top w:w="85" w:type="dxa"/>
               <w:bottom w:w="85" w:type="dxa"/>
@@ -7958,7 +7958,7 @@
             <w:r>
               <w:rPr>
                 <w:b w:val="0"/>
-                <w:color w:val="000000"/>
+                <w:color w:val="auto"/>
                 <w:sz w:val="19"/>
               </w:rPr>
               <w:t>now</w:t>
@@ -7970,12 +7970,12 @@
             <w:tcW w:type="dxa" w:w="1440"/>
             <w:vAlign w:val="center"/>
             <w:tcBorders>
-              <w:top w:val="single" w:sz="4" w:color="D9D9D9"/>
-              <w:left w:val="single" w:sz="4" w:color="D9D9D9"/>
-              <w:bottom w:val="single" w:sz="4" w:color="D9D9D9"/>
-              <w:right w:val="single" w:sz="4" w:color="D9D9D9"/>
+              <w:top w:val="single" w:sz="6" w:color="000000"/>
+              <w:left w:val="single" w:sz="6" w:color="000000"/>
+              <w:bottom w:val="single" w:sz="6" w:color="000000"/>
+              <w:right w:val="single" w:sz="6" w:color="000000"/>
             </w:tcBorders>
-            <w:shd w:fill="FFFFFF"/>
+            <w:shd w:val="clear" w:fill="FFFFFF"/>
             <w:tcMar>
               <w:top w:w="85" w:type="dxa"/>
               <w:bottom w:w="85" w:type="dxa"/>
@@ -7990,7 +7990,7 @@
             <w:r>
               <w:rPr>
                 <w:b w:val="0"/>
-                <w:color w:val="000000"/>
+                <w:color w:val="auto"/>
                 <w:sz w:val="19"/>
               </w:rPr>
               <w:t>1</w:t>
@@ -8002,12 +8002,12 @@
             <w:tcW w:type="dxa" w:w="4464"/>
             <w:vAlign w:val="center"/>
             <w:tcBorders>
-              <w:top w:val="single" w:sz="4" w:color="D9D9D9"/>
-              <w:left w:val="single" w:sz="4" w:color="D9D9D9"/>
-              <w:bottom w:val="single" w:sz="4" w:color="D9D9D9"/>
-              <w:right w:val="single" w:sz="4" w:color="D9D9D9"/>
+              <w:top w:val="single" w:sz="6" w:color="000000"/>
+              <w:left w:val="single" w:sz="6" w:color="000000"/>
+              <w:bottom w:val="single" w:sz="6" w:color="000000"/>
+              <w:right w:val="single" w:sz="6" w:color="000000"/>
             </w:tcBorders>
-            <w:shd w:fill="FFFFFF"/>
+            <w:shd w:val="clear" w:fill="FFFFFF"/>
             <w:tcMar>
               <w:top w:w="85" w:type="dxa"/>
               <w:bottom w:w="85" w:type="dxa"/>
@@ -8022,7 +8022,7 @@
             <w:r>
               <w:rPr>
                 <w:b w:val="0"/>
-                <w:color w:val="000000"/>
+                <w:color w:val="auto"/>
                 <w:sz w:val="19"/>
               </w:rPr>
               <w:t>+0.4472</w:t>
@@ -8039,12 +8039,12 @@
             <w:tcW w:type="dxa" w:w="3600"/>
             <w:vAlign w:val="center"/>
             <w:tcBorders>
-              <w:top w:val="single" w:sz="4" w:color="D9D9D9"/>
-              <w:left w:val="single" w:sz="4" w:color="D9D9D9"/>
-              <w:bottom w:val="single" w:sz="4" w:color="D9D9D9"/>
-              <w:right w:val="single" w:sz="4" w:color="D9D9D9"/>
+              <w:top w:val="single" w:sz="6" w:color="000000"/>
+              <w:left w:val="single" w:sz="6" w:color="000000"/>
+              <w:bottom w:val="single" w:sz="6" w:color="000000"/>
+              <w:right w:val="single" w:sz="6" w:color="000000"/>
             </w:tcBorders>
-            <w:shd w:fill="F0F4F7"/>
+            <w:shd w:val="clear" w:fill="FFFFFF"/>
             <w:tcMar>
               <w:top w:w="85" w:type="dxa"/>
               <w:bottom w:w="85" w:type="dxa"/>
@@ -8059,7 +8059,7 @@
             <w:r>
               <w:rPr>
                 <w:b w:val="0"/>
-                <w:color w:val="000000"/>
+                <w:color w:val="auto"/>
                 <w:sz w:val="19"/>
               </w:rPr>
               <w:t>have</w:t>
@@ -8071,12 +8071,12 @@
             <w:tcW w:type="dxa" w:w="1440"/>
             <w:vAlign w:val="center"/>
             <w:tcBorders>
-              <w:top w:val="single" w:sz="4" w:color="D9D9D9"/>
-              <w:left w:val="single" w:sz="4" w:color="D9D9D9"/>
-              <w:bottom w:val="single" w:sz="4" w:color="D9D9D9"/>
-              <w:right w:val="single" w:sz="4" w:color="D9D9D9"/>
+              <w:top w:val="single" w:sz="6" w:color="000000"/>
+              <w:left w:val="single" w:sz="6" w:color="000000"/>
+              <w:bottom w:val="single" w:sz="6" w:color="000000"/>
+              <w:right w:val="single" w:sz="6" w:color="000000"/>
             </w:tcBorders>
-            <w:shd w:fill="F0F4F7"/>
+            <w:shd w:val="clear" w:fill="FFFFFF"/>
             <w:tcMar>
               <w:top w:w="85" w:type="dxa"/>
               <w:bottom w:w="85" w:type="dxa"/>
@@ -8091,7 +8091,7 @@
             <w:r>
               <w:rPr>
                 <w:b w:val="0"/>
-                <w:color w:val="000000"/>
+                <w:color w:val="auto"/>
                 <w:sz w:val="19"/>
               </w:rPr>
               <w:t>1</w:t>
@@ -8103,12 +8103,12 @@
             <w:tcW w:type="dxa" w:w="4464"/>
             <w:vAlign w:val="center"/>
             <w:tcBorders>
-              <w:top w:val="single" w:sz="4" w:color="D9D9D9"/>
-              <w:left w:val="single" w:sz="4" w:color="D9D9D9"/>
-              <w:bottom w:val="single" w:sz="4" w:color="D9D9D9"/>
-              <w:right w:val="single" w:sz="4" w:color="D9D9D9"/>
+              <w:top w:val="single" w:sz="6" w:color="000000"/>
+              <w:left w:val="single" w:sz="6" w:color="000000"/>
+              <w:bottom w:val="single" w:sz="6" w:color="000000"/>
+              <w:right w:val="single" w:sz="6" w:color="000000"/>
             </w:tcBorders>
-            <w:shd w:fill="F0F4F7"/>
+            <w:shd w:val="clear" w:fill="FFFFFF"/>
             <w:tcMar>
               <w:top w:w="85" w:type="dxa"/>
               <w:bottom w:w="85" w:type="dxa"/>
@@ -8123,7 +8123,7 @@
             <w:r>
               <w:rPr>
                 <w:b w:val="0"/>
-                <w:color w:val="000000"/>
+                <w:color w:val="auto"/>
                 <w:sz w:val="19"/>
               </w:rPr>
               <w:t>-0.3475</w:t>
@@ -8198,12 +8198,12 @@
             <w:tcW w:type="dxa" w:w="3600"/>
             <w:vAlign w:val="center"/>
             <w:tcBorders>
-              <w:top w:val="single" w:sz="4" w:color="D9D9D9"/>
-              <w:left w:val="single" w:sz="4" w:color="D9D9D9"/>
-              <w:bottom w:val="single" w:sz="4" w:color="D9D9D9"/>
-              <w:right w:val="single" w:sz="4" w:color="D9D9D9"/>
+              <w:top w:val="single" w:sz="6" w:color="000000"/>
+              <w:left w:val="single" w:sz="6" w:color="000000"/>
+              <w:bottom w:val="single" w:sz="6" w:color="000000"/>
+              <w:right w:val="single" w:sz="6" w:color="000000"/>
             </w:tcBorders>
-            <w:shd w:fill="18324D"/>
+            <w:shd w:val="clear" w:fill="FFFFFF"/>
             <w:tcMar>
               <w:top w:w="85" w:type="dxa"/>
               <w:bottom w:w="85" w:type="dxa"/>
@@ -8218,7 +8218,7 @@
             <w:r>
               <w:rPr>
                 <w:b/>
-                <w:color w:val="FFFFFF"/>
+                <w:color w:val="auto"/>
                 <w:sz w:val="19"/>
               </w:rPr>
               <w:t>File or folder</w:t>
@@ -8230,12 +8230,12 @@
             <w:tcW w:type="dxa" w:w="5904"/>
             <w:vAlign w:val="center"/>
             <w:tcBorders>
-              <w:top w:val="single" w:sz="4" w:color="D9D9D9"/>
-              <w:left w:val="single" w:sz="4" w:color="D9D9D9"/>
-              <w:bottom w:val="single" w:sz="4" w:color="D9D9D9"/>
-              <w:right w:val="single" w:sz="4" w:color="D9D9D9"/>
+              <w:top w:val="single" w:sz="6" w:color="000000"/>
+              <w:left w:val="single" w:sz="6" w:color="000000"/>
+              <w:bottom w:val="single" w:sz="6" w:color="000000"/>
+              <w:right w:val="single" w:sz="6" w:color="000000"/>
             </w:tcBorders>
-            <w:shd w:fill="18324D"/>
+            <w:shd w:val="clear" w:fill="FFFFFF"/>
             <w:tcMar>
               <w:top w:w="85" w:type="dxa"/>
               <w:bottom w:w="85" w:type="dxa"/>
@@ -8250,7 +8250,7 @@
             <w:r>
               <w:rPr>
                 <w:b/>
-                <w:color w:val="FFFFFF"/>
+                <w:color w:val="auto"/>
                 <w:sz w:val="19"/>
               </w:rPr>
               <w:t>Purpose</w:t>
@@ -8267,12 +8267,12 @@
             <w:tcW w:type="dxa" w:w="3600"/>
             <w:vAlign w:val="center"/>
             <w:tcBorders>
-              <w:top w:val="single" w:sz="4" w:color="D9D9D9"/>
-              <w:left w:val="single" w:sz="4" w:color="D9D9D9"/>
-              <w:bottom w:val="single" w:sz="4" w:color="D9D9D9"/>
-              <w:right w:val="single" w:sz="4" w:color="D9D9D9"/>
+              <w:top w:val="single" w:sz="6" w:color="000000"/>
+              <w:left w:val="single" w:sz="6" w:color="000000"/>
+              <w:bottom w:val="single" w:sz="6" w:color="000000"/>
+              <w:right w:val="single" w:sz="6" w:color="000000"/>
             </w:tcBorders>
-            <w:shd w:fill="FFFFFF"/>
+            <w:shd w:val="clear" w:fill="FFFFFF"/>
             <w:tcMar>
               <w:top w:w="85" w:type="dxa"/>
               <w:bottom w:w="85" w:type="dxa"/>
@@ -8287,7 +8287,7 @@
             <w:r>
               <w:rPr>
                 <w:b w:val="0"/>
-                <w:color w:val="000000"/>
+                <w:color w:val="auto"/>
                 <w:sz w:val="19"/>
               </w:rPr>
               <w:t>spam_detector.py</w:t>
@@ -8299,12 +8299,12 @@
             <w:tcW w:type="dxa" w:w="5904"/>
             <w:vAlign w:val="center"/>
             <w:tcBorders>
-              <w:top w:val="single" w:sz="4" w:color="D9D9D9"/>
-              <w:left w:val="single" w:sz="4" w:color="D9D9D9"/>
-              <w:bottom w:val="single" w:sz="4" w:color="D9D9D9"/>
-              <w:right w:val="single" w:sz="4" w:color="D9D9D9"/>
+              <w:top w:val="single" w:sz="6" w:color="000000"/>
+              <w:left w:val="single" w:sz="6" w:color="000000"/>
+              <w:bottom w:val="single" w:sz="6" w:color="000000"/>
+              <w:right w:val="single" w:sz="6" w:color="000000"/>
             </w:tcBorders>
-            <w:shd w:fill="FFFFFF"/>
+            <w:shd w:val="clear" w:fill="FFFFFF"/>
             <w:tcMar>
               <w:top w:w="85" w:type="dxa"/>
               <w:bottom w:w="85" w:type="dxa"/>
@@ -8319,7 +8319,7 @@
             <w:r>
               <w:rPr>
                 <w:b w:val="0"/>
-                <w:color w:val="000000"/>
+                <w:color w:val="auto"/>
                 <w:sz w:val="19"/>
               </w:rPr>
               <w:t>Loading, cleaning, probabilities, training, evaluation and prediction</w:t>
@@ -8336,12 +8336,12 @@
             <w:tcW w:type="dxa" w:w="3600"/>
             <w:vAlign w:val="center"/>
             <w:tcBorders>
-              <w:top w:val="single" w:sz="4" w:color="D9D9D9"/>
-              <w:left w:val="single" w:sz="4" w:color="D9D9D9"/>
-              <w:bottom w:val="single" w:sz="4" w:color="D9D9D9"/>
-              <w:right w:val="single" w:sz="4" w:color="D9D9D9"/>
+              <w:top w:val="single" w:sz="6" w:color="000000"/>
+              <w:left w:val="single" w:sz="6" w:color="000000"/>
+              <w:bottom w:val="single" w:sz="6" w:color="000000"/>
+              <w:right w:val="single" w:sz="6" w:color="000000"/>
             </w:tcBorders>
-            <w:shd w:fill="F0F4F7"/>
+            <w:shd w:val="clear" w:fill="FFFFFF"/>
             <w:tcMar>
               <w:top w:w="85" w:type="dxa"/>
               <w:bottom w:w="85" w:type="dxa"/>
@@ -8356,7 +8356,7 @@
             <w:r>
               <w:rPr>
                 <w:b w:val="0"/>
-                <w:color w:val="000000"/>
+                <w:color w:val="auto"/>
                 <w:sz w:val="19"/>
               </w:rPr>
               <w:t>demo.py</w:t>
@@ -8368,12 +8368,12 @@
             <w:tcW w:type="dxa" w:w="5904"/>
             <w:vAlign w:val="center"/>
             <w:tcBorders>
-              <w:top w:val="single" w:sz="4" w:color="D9D9D9"/>
-              <w:left w:val="single" w:sz="4" w:color="D9D9D9"/>
-              <w:bottom w:val="single" w:sz="4" w:color="D9D9D9"/>
-              <w:right w:val="single" w:sz="4" w:color="D9D9D9"/>
+              <w:top w:val="single" w:sz="6" w:color="000000"/>
+              <w:left w:val="single" w:sz="6" w:color="000000"/>
+              <w:bottom w:val="single" w:sz="6" w:color="000000"/>
+              <w:right w:val="single" w:sz="6" w:color="000000"/>
             </w:tcBorders>
-            <w:shd w:fill="F0F4F7"/>
+            <w:shd w:val="clear" w:fill="FFFFFF"/>
             <w:tcMar>
               <w:top w:w="85" w:type="dxa"/>
               <w:bottom w:w="85" w:type="dxa"/>
@@ -8388,7 +8388,7 @@
             <w:r>
               <w:rPr>
                 <w:b w:val="0"/>
-                <w:color w:val="000000"/>
+                <w:color w:val="auto"/>
                 <w:sz w:val="19"/>
               </w:rPr>
               <w:t>Offline desktop interface for classroom presentation</w:t>
@@ -8405,12 +8405,12 @@
             <w:tcW w:type="dxa" w:w="3600"/>
             <w:vAlign w:val="center"/>
             <w:tcBorders>
-              <w:top w:val="single" w:sz="4" w:color="D9D9D9"/>
-              <w:left w:val="single" w:sz="4" w:color="D9D9D9"/>
-              <w:bottom w:val="single" w:sz="4" w:color="D9D9D9"/>
-              <w:right w:val="single" w:sz="4" w:color="D9D9D9"/>
+              <w:top w:val="single" w:sz="6" w:color="000000"/>
+              <w:left w:val="single" w:sz="6" w:color="000000"/>
+              <w:bottom w:val="single" w:sz="6" w:color="000000"/>
+              <w:right w:val="single" w:sz="6" w:color="000000"/>
             </w:tcBorders>
-            <w:shd w:fill="FFFFFF"/>
+            <w:shd w:val="clear" w:fill="FFFFFF"/>
             <w:tcMar>
               <w:top w:w="85" w:type="dxa"/>
               <w:bottom w:w="85" w:type="dxa"/>
@@ -8425,7 +8425,7 @@
             <w:r>
               <w:rPr>
                 <w:b w:val="0"/>
-                <w:color w:val="000000"/>
+                <w:color w:val="auto"/>
                 <w:sz w:val="19"/>
               </w:rPr>
               <w:t>SMS_Spam_Detection.ipynb</w:t>
@@ -8437,12 +8437,12 @@
             <w:tcW w:type="dxa" w:w="5904"/>
             <w:vAlign w:val="center"/>
             <w:tcBorders>
-              <w:top w:val="single" w:sz="4" w:color="D9D9D9"/>
-              <w:left w:val="single" w:sz="4" w:color="D9D9D9"/>
-              <w:bottom w:val="single" w:sz="4" w:color="D9D9D9"/>
-              <w:right w:val="single" w:sz="4" w:color="D9D9D9"/>
+              <w:top w:val="single" w:sz="6" w:color="000000"/>
+              <w:left w:val="single" w:sz="6" w:color="000000"/>
+              <w:bottom w:val="single" w:sz="6" w:color="000000"/>
+              <w:right w:val="single" w:sz="6" w:color="000000"/>
             </w:tcBorders>
-            <w:shd w:fill="FFFFFF"/>
+            <w:shd w:val="clear" w:fill="FFFFFF"/>
             <w:tcMar>
               <w:top w:w="85" w:type="dxa"/>
               <w:bottom w:w="85" w:type="dxa"/>
@@ -8457,7 +8457,7 @@
             <w:r>
               <w:rPr>
                 <w:b w:val="0"/>
-                <w:color w:val="000000"/>
+                <w:color w:val="auto"/>
                 <w:sz w:val="19"/>
               </w:rPr>
               <w:t>Executed notebook explaining all eight activities</w:t>
@@ -8474,12 +8474,12 @@
             <w:tcW w:type="dxa" w:w="3600"/>
             <w:vAlign w:val="center"/>
             <w:tcBorders>
-              <w:top w:val="single" w:sz="4" w:color="D9D9D9"/>
-              <w:left w:val="single" w:sz="4" w:color="D9D9D9"/>
-              <w:bottom w:val="single" w:sz="4" w:color="D9D9D9"/>
-              <w:right w:val="single" w:sz="4" w:color="D9D9D9"/>
+              <w:top w:val="single" w:sz="6" w:color="000000"/>
+              <w:left w:val="single" w:sz="6" w:color="000000"/>
+              <w:bottom w:val="single" w:sz="6" w:color="000000"/>
+              <w:right w:val="single" w:sz="6" w:color="000000"/>
             </w:tcBorders>
-            <w:shd w:fill="F0F4F7"/>
+            <w:shd w:val="clear" w:fill="FFFFFF"/>
             <w:tcMar>
               <w:top w:w="85" w:type="dxa"/>
               <w:bottom w:w="85" w:type="dxa"/>
@@ -8494,7 +8494,7 @@
             <w:r>
               <w:rPr>
                 <w:b w:val="0"/>
-                <w:color w:val="000000"/>
+                <w:color w:val="auto"/>
                 <w:sz w:val="19"/>
               </w:rPr>
               <w:t>data/</w:t>
@@ -8506,12 +8506,12 @@
             <w:tcW w:type="dxa" w:w="5904"/>
             <w:vAlign w:val="center"/>
             <w:tcBorders>
-              <w:top w:val="single" w:sz="4" w:color="D9D9D9"/>
-              <w:left w:val="single" w:sz="4" w:color="D9D9D9"/>
-              <w:bottom w:val="single" w:sz="4" w:color="D9D9D9"/>
-              <w:right w:val="single" w:sz="4" w:color="D9D9D9"/>
+              <w:top w:val="single" w:sz="6" w:color="000000"/>
+              <w:left w:val="single" w:sz="6" w:color="000000"/>
+              <w:bottom w:val="single" w:sz="6" w:color="000000"/>
+              <w:right w:val="single" w:sz="6" w:color="000000"/>
             </w:tcBorders>
-            <w:shd w:fill="F0F4F7"/>
+            <w:shd w:val="clear" w:fill="FFFFFF"/>
             <w:tcMar>
               <w:top w:w="85" w:type="dxa"/>
               <w:bottom w:w="85" w:type="dxa"/>
@@ -8526,7 +8526,7 @@
             <w:r>
               <w:rPr>
                 <w:b w:val="0"/>
-                <w:color w:val="000000"/>
+                <w:color w:val="auto"/>
                 <w:sz w:val="19"/>
               </w:rPr>
               <w:t>Official source, attribution and cleaned CSV</w:t>
@@ -8543,12 +8543,12 @@
             <w:tcW w:type="dxa" w:w="3600"/>
             <w:vAlign w:val="center"/>
             <w:tcBorders>
-              <w:top w:val="single" w:sz="4" w:color="D9D9D9"/>
-              <w:left w:val="single" w:sz="4" w:color="D9D9D9"/>
-              <w:bottom w:val="single" w:sz="4" w:color="D9D9D9"/>
-              <w:right w:val="single" w:sz="4" w:color="D9D9D9"/>
+              <w:top w:val="single" w:sz="6" w:color="000000"/>
+              <w:left w:val="single" w:sz="6" w:color="000000"/>
+              <w:bottom w:val="single" w:sz="6" w:color="000000"/>
+              <w:right w:val="single" w:sz="6" w:color="000000"/>
             </w:tcBorders>
-            <w:shd w:fill="FFFFFF"/>
+            <w:shd w:val="clear" w:fill="FFFFFF"/>
             <w:tcMar>
               <w:top w:w="85" w:type="dxa"/>
               <w:bottom w:w="85" w:type="dxa"/>
@@ -8563,7 +8563,7 @@
             <w:r>
               <w:rPr>
                 <w:b w:val="0"/>
-                <w:color w:val="000000"/>
+                <w:color w:val="auto"/>
                 <w:sz w:val="19"/>
               </w:rPr>
               <w:t>models/spam_pipeline.joblib</w:t>
@@ -8575,12 +8575,12 @@
             <w:tcW w:type="dxa" w:w="5904"/>
             <w:vAlign w:val="center"/>
             <w:tcBorders>
-              <w:top w:val="single" w:sz="4" w:color="D9D9D9"/>
-              <w:left w:val="single" w:sz="4" w:color="D9D9D9"/>
-              <w:bottom w:val="single" w:sz="4" w:color="D9D9D9"/>
-              <w:right w:val="single" w:sz="4" w:color="D9D9D9"/>
+              <w:top w:val="single" w:sz="6" w:color="000000"/>
+              <w:left w:val="single" w:sz="6" w:color="000000"/>
+              <w:bottom w:val="single" w:sz="6" w:color="000000"/>
+              <w:right w:val="single" w:sz="6" w:color="000000"/>
             </w:tcBorders>
-            <w:shd w:fill="FFFFFF"/>
+            <w:shd w:val="clear" w:fill="FFFFFF"/>
             <w:tcMar>
               <w:top w:w="85" w:type="dxa"/>
               <w:bottom w:w="85" w:type="dxa"/>
@@ -8595,7 +8595,7 @@
             <w:r>
               <w:rPr>
                 <w:b w:val="0"/>
-                <w:color w:val="000000"/>
+                <w:color w:val="auto"/>
                 <w:sz w:val="19"/>
               </w:rPr>
               <w:t>Fitted vectorizer and classifier in one pipeline</w:t>
@@ -8612,12 +8612,12 @@
             <w:tcW w:type="dxa" w:w="3600"/>
             <w:vAlign w:val="center"/>
             <w:tcBorders>
-              <w:top w:val="single" w:sz="4" w:color="D9D9D9"/>
-              <w:left w:val="single" w:sz="4" w:color="D9D9D9"/>
-              <w:bottom w:val="single" w:sz="4" w:color="D9D9D9"/>
-              <w:right w:val="single" w:sz="4" w:color="D9D9D9"/>
+              <w:top w:val="single" w:sz="6" w:color="000000"/>
+              <w:left w:val="single" w:sz="6" w:color="000000"/>
+              <w:bottom w:val="single" w:sz="6" w:color="000000"/>
+              <w:right w:val="single" w:sz="6" w:color="000000"/>
             </w:tcBorders>
-            <w:shd w:fill="F0F4F7"/>
+            <w:shd w:val="clear" w:fill="FFFFFF"/>
             <w:tcMar>
               <w:top w:w="85" w:type="dxa"/>
               <w:bottom w:w="85" w:type="dxa"/>
@@ -8632,7 +8632,7 @@
             <w:r>
               <w:rPr>
                 <w:b w:val="0"/>
-                <w:color w:val="000000"/>
+                <w:color w:val="auto"/>
                 <w:sz w:val="19"/>
               </w:rPr>
               <w:t>results/</w:t>
@@ -8644,12 +8644,12 @@
             <w:tcW w:type="dxa" w:w="5904"/>
             <w:vAlign w:val="center"/>
             <w:tcBorders>
-              <w:top w:val="single" w:sz="4" w:color="D9D9D9"/>
-              <w:left w:val="single" w:sz="4" w:color="D9D9D9"/>
-              <w:bottom w:val="single" w:sz="4" w:color="D9D9D9"/>
-              <w:right w:val="single" w:sz="4" w:color="D9D9D9"/>
+              <w:top w:val="single" w:sz="6" w:color="000000"/>
+              <w:left w:val="single" w:sz="6" w:color="000000"/>
+              <w:bottom w:val="single" w:sz="6" w:color="000000"/>
+              <w:right w:val="single" w:sz="6" w:color="000000"/>
             </w:tcBorders>
-            <w:shd w:fill="F0F4F7"/>
+            <w:shd w:val="clear" w:fill="FFFFFF"/>
             <w:tcMar>
               <w:top w:w="85" w:type="dxa"/>
               <w:bottom w:w="85" w:type="dxa"/>
@@ -8664,7 +8664,7 @@
             <w:r>
               <w:rPr>
                 <w:b w:val="0"/>
-                <w:color w:val="000000"/>
+                <w:color w:val="auto"/>
                 <w:sz w:val="19"/>
               </w:rPr>
               <w:t>Metrics, charts, word calculations, split manifest and all test predictions</w:t>
@@ -8681,12 +8681,12 @@
             <w:tcW w:type="dxa" w:w="3600"/>
             <w:vAlign w:val="center"/>
             <w:tcBorders>
-              <w:top w:val="single" w:sz="4" w:color="D9D9D9"/>
-              <w:left w:val="single" w:sz="4" w:color="D9D9D9"/>
-              <w:bottom w:val="single" w:sz="4" w:color="D9D9D9"/>
-              <w:right w:val="single" w:sz="4" w:color="D9D9D9"/>
+              <w:top w:val="single" w:sz="6" w:color="000000"/>
+              <w:left w:val="single" w:sz="6" w:color="000000"/>
+              <w:bottom w:val="single" w:sz="6" w:color="000000"/>
+              <w:right w:val="single" w:sz="6" w:color="000000"/>
             </w:tcBorders>
-            <w:shd w:fill="FFFFFF"/>
+            <w:shd w:val="clear" w:fill="FFFFFF"/>
             <w:tcMar>
               <w:top w:w="85" w:type="dxa"/>
               <w:bottom w:w="85" w:type="dxa"/>
@@ -8701,7 +8701,7 @@
             <w:r>
               <w:rPr>
                 <w:b w:val="0"/>
-                <w:color w:val="000000"/>
+                <w:color w:val="auto"/>
                 <w:sz w:val="19"/>
               </w:rPr>
               <w:t>tests/test_project.py</w:t>
@@ -8713,12 +8713,12 @@
             <w:tcW w:type="dxa" w:w="5904"/>
             <w:vAlign w:val="center"/>
             <w:tcBorders>
-              <w:top w:val="single" w:sz="4" w:color="D9D9D9"/>
-              <w:left w:val="single" w:sz="4" w:color="D9D9D9"/>
-              <w:bottom w:val="single" w:sz="4" w:color="D9D9D9"/>
-              <w:right w:val="single" w:sz="4" w:color="D9D9D9"/>
+              <w:top w:val="single" w:sz="6" w:color="000000"/>
+              <w:left w:val="single" w:sz="6" w:color="000000"/>
+              <w:bottom w:val="single" w:sz="6" w:color="000000"/>
+              <w:right w:val="single" w:sz="6" w:color="000000"/>
             </w:tcBorders>
-            <w:shd w:fill="FFFFFF"/>
+            <w:shd w:val="clear" w:fill="FFFFFF"/>
             <w:tcMar>
               <w:top w:w="85" w:type="dxa"/>
               <w:bottom w:w="85" w:type="dxa"/>
@@ -8733,7 +8733,7 @@
             <w:r>
               <w:rPr>
                 <w:b w:val="0"/>
-                <w:color w:val="000000"/>
+                <w:color w:val="auto"/>
                 <w:sz w:val="19"/>
               </w:rPr>
               <w:t>Automated correctness and consistency checks</w:t>
@@ -8750,12 +8750,12 @@
             <w:tcW w:type="dxa" w:w="3600"/>
             <w:vAlign w:val="center"/>
             <w:tcBorders>
-              <w:top w:val="single" w:sz="4" w:color="D9D9D9"/>
-              <w:left w:val="single" w:sz="4" w:color="D9D9D9"/>
-              <w:bottom w:val="single" w:sz="4" w:color="D9D9D9"/>
-              <w:right w:val="single" w:sz="4" w:color="D9D9D9"/>
+              <w:top w:val="single" w:sz="6" w:color="000000"/>
+              <w:left w:val="single" w:sz="6" w:color="000000"/>
+              <w:bottom w:val="single" w:sz="6" w:color="000000"/>
+              <w:right w:val="single" w:sz="6" w:color="000000"/>
             </w:tcBorders>
-            <w:shd w:fill="F0F4F7"/>
+            <w:shd w:val="clear" w:fill="FFFFFF"/>
             <w:tcMar>
               <w:top w:w="85" w:type="dxa"/>
               <w:bottom w:w="85" w:type="dxa"/>
@@ -8770,7 +8770,7 @@
             <w:r>
               <w:rPr>
                 <w:b w:val="0"/>
-                <w:color w:val="000000"/>
+                <w:color w:val="auto"/>
                 <w:sz w:val="19"/>
               </w:rPr>
               <w:t>DEMO_GUIDE.md</w:t>
@@ -8782,12 +8782,12 @@
             <w:tcW w:type="dxa" w:w="5904"/>
             <w:vAlign w:val="center"/>
             <w:tcBorders>
-              <w:top w:val="single" w:sz="4" w:color="D9D9D9"/>
-              <w:left w:val="single" w:sz="4" w:color="D9D9D9"/>
-              <w:bottom w:val="single" w:sz="4" w:color="D9D9D9"/>
-              <w:right w:val="single" w:sz="4" w:color="D9D9D9"/>
+              <w:top w:val="single" w:sz="6" w:color="000000"/>
+              <w:left w:val="single" w:sz="6" w:color="000000"/>
+              <w:bottom w:val="single" w:sz="6" w:color="000000"/>
+              <w:right w:val="single" w:sz="6" w:color="000000"/>
             </w:tcBorders>
-            <w:shd w:fill="F0F4F7"/>
+            <w:shd w:val="clear" w:fill="FFFFFF"/>
             <w:tcMar>
               <w:top w:w="85" w:type="dxa"/>
               <w:bottom w:w="85" w:type="dxa"/>
@@ -8802,7 +8802,7 @@
             <w:r>
               <w:rPr>
                 <w:b w:val="0"/>
-                <w:color w:val="000000"/>
+                <w:color w:val="auto"/>
                 <w:sz w:val="19"/>
               </w:rPr>
               <w:t>Presentation sequence and viva preparation</w:t>
@@ -9049,12 +9049,12 @@
             <w:tcW w:type="dxa" w:w="3744"/>
             <w:vAlign w:val="center"/>
             <w:tcBorders>
-              <w:top w:val="single" w:sz="4" w:color="D9D9D9"/>
-              <w:left w:val="single" w:sz="4" w:color="D9D9D9"/>
-              <w:bottom w:val="single" w:sz="4" w:color="D9D9D9"/>
-              <w:right w:val="single" w:sz="4" w:color="D9D9D9"/>
+              <w:top w:val="single" w:sz="6" w:color="000000"/>
+              <w:left w:val="single" w:sz="6" w:color="000000"/>
+              <w:bottom w:val="single" w:sz="6" w:color="000000"/>
+              <w:right w:val="single" w:sz="6" w:color="000000"/>
             </w:tcBorders>
-            <w:shd w:fill="18324D"/>
+            <w:shd w:val="clear" w:fill="FFFFFF"/>
             <w:tcMar>
               <w:top w:w="85" w:type="dxa"/>
               <w:bottom w:w="85" w:type="dxa"/>
@@ -9069,7 +9069,7 @@
             <w:r>
               <w:rPr>
                 <w:b/>
-                <w:color w:val="FFFFFF"/>
+                <w:color w:val="auto"/>
                 <w:sz w:val="19"/>
               </w:rPr>
               <w:t>Required deliverable</w:t>
@@ -9081,12 +9081,12 @@
             <w:tcW w:type="dxa" w:w="5760"/>
             <w:vAlign w:val="center"/>
             <w:tcBorders>
-              <w:top w:val="single" w:sz="4" w:color="D9D9D9"/>
-              <w:left w:val="single" w:sz="4" w:color="D9D9D9"/>
-              <w:bottom w:val="single" w:sz="4" w:color="D9D9D9"/>
-              <w:right w:val="single" w:sz="4" w:color="D9D9D9"/>
+              <w:top w:val="single" w:sz="6" w:color="000000"/>
+              <w:left w:val="single" w:sz="6" w:color="000000"/>
+              <w:bottom w:val="single" w:sz="6" w:color="000000"/>
+              <w:right w:val="single" w:sz="6" w:color="000000"/>
             </w:tcBorders>
-            <w:shd w:fill="18324D"/>
+            <w:shd w:val="clear" w:fill="FFFFFF"/>
             <w:tcMar>
               <w:top w:w="85" w:type="dxa"/>
               <w:bottom w:w="85" w:type="dxa"/>
@@ -9101,7 +9101,7 @@
             <w:r>
               <w:rPr>
                 <w:b/>
-                <w:color w:val="FFFFFF"/>
+                <w:color w:val="auto"/>
                 <w:sz w:val="19"/>
               </w:rPr>
               <w:t>Location in the submission</w:t>
@@ -9118,12 +9118,12 @@
             <w:tcW w:type="dxa" w:w="3744"/>
             <w:vAlign w:val="center"/>
             <w:tcBorders>
-              <w:top w:val="single" w:sz="4" w:color="D9D9D9"/>
-              <w:left w:val="single" w:sz="4" w:color="D9D9D9"/>
-              <w:bottom w:val="single" w:sz="4" w:color="D9D9D9"/>
-              <w:right w:val="single" w:sz="4" w:color="D9D9D9"/>
+              <w:top w:val="single" w:sz="6" w:color="000000"/>
+              <w:left w:val="single" w:sz="6" w:color="000000"/>
+              <w:bottom w:val="single" w:sz="6" w:color="000000"/>
+              <w:right w:val="single" w:sz="6" w:color="000000"/>
             </w:tcBorders>
-            <w:shd w:fill="FFFFFF"/>
+            <w:shd w:val="clear" w:fill="FFFFFF"/>
             <w:tcMar>
               <w:top w:w="85" w:type="dxa"/>
               <w:bottom w:w="85" w:type="dxa"/>
@@ -9138,7 +9138,7 @@
             <w:r>
               <w:rPr>
                 <w:b w:val="0"/>
-                <w:color w:val="000000"/>
+                <w:color w:val="auto"/>
                 <w:sz w:val="19"/>
               </w:rPr>
               <w:t>Python or Colab notebook</w:t>
@@ -9150,12 +9150,12 @@
             <w:tcW w:type="dxa" w:w="5760"/>
             <w:vAlign w:val="center"/>
             <w:tcBorders>
-              <w:top w:val="single" w:sz="4" w:color="D9D9D9"/>
-              <w:left w:val="single" w:sz="4" w:color="D9D9D9"/>
-              <w:bottom w:val="single" w:sz="4" w:color="D9D9D9"/>
-              <w:right w:val="single" w:sz="4" w:color="D9D9D9"/>
+              <w:top w:val="single" w:sz="6" w:color="000000"/>
+              <w:left w:val="single" w:sz="6" w:color="000000"/>
+              <w:bottom w:val="single" w:sz="6" w:color="000000"/>
+              <w:right w:val="single" w:sz="6" w:color="000000"/>
             </w:tcBorders>
-            <w:shd w:fill="FFFFFF"/>
+            <w:shd w:val="clear" w:fill="FFFFFF"/>
             <w:tcMar>
               <w:top w:w="85" w:type="dxa"/>
               <w:bottom w:w="85" w:type="dxa"/>
@@ -9170,7 +9170,7 @@
             <w:r>
               <w:rPr>
                 <w:b w:val="0"/>
-                <w:color w:val="000000"/>
+                <w:color w:val="auto"/>
                 <w:sz w:val="19"/>
               </w:rPr>
               <w:t>project/SMS_Spam_Detection.ipynb and spam_detector.py</w:t>
@@ -9187,12 +9187,12 @@
             <w:tcW w:type="dxa" w:w="3744"/>
             <w:vAlign w:val="center"/>
             <w:tcBorders>
-              <w:top w:val="single" w:sz="4" w:color="D9D9D9"/>
-              <w:left w:val="single" w:sz="4" w:color="D9D9D9"/>
-              <w:bottom w:val="single" w:sz="4" w:color="D9D9D9"/>
-              <w:right w:val="single" w:sz="4" w:color="D9D9D9"/>
+              <w:top w:val="single" w:sz="6" w:color="000000"/>
+              <w:left w:val="single" w:sz="6" w:color="000000"/>
+              <w:bottom w:val="single" w:sz="6" w:color="000000"/>
+              <w:right w:val="single" w:sz="6" w:color="000000"/>
             </w:tcBorders>
-            <w:shd w:fill="F0F4F7"/>
+            <w:shd w:val="clear" w:fill="FFFFFF"/>
             <w:tcMar>
               <w:top w:w="85" w:type="dxa"/>
               <w:bottom w:w="85" w:type="dxa"/>
@@ -9207,7 +9207,7 @@
             <w:r>
               <w:rPr>
                 <w:b w:val="0"/>
-                <w:color w:val="000000"/>
+                <w:color w:val="auto"/>
                 <w:sz w:val="19"/>
               </w:rPr>
               <w:t>Cleaned dataset summary</w:t>
@@ -9219,12 +9219,12 @@
             <w:tcW w:type="dxa" w:w="5760"/>
             <w:vAlign w:val="center"/>
             <w:tcBorders>
-              <w:top w:val="single" w:sz="4" w:color="D9D9D9"/>
-              <w:left w:val="single" w:sz="4" w:color="D9D9D9"/>
-              <w:bottom w:val="single" w:sz="4" w:color="D9D9D9"/>
-              <w:right w:val="single" w:sz="4" w:color="D9D9D9"/>
+              <w:top w:val="single" w:sz="6" w:color="000000"/>
+              <w:left w:val="single" w:sz="6" w:color="000000"/>
+              <w:bottom w:val="single" w:sz="6" w:color="000000"/>
+              <w:right w:val="single" w:sz="6" w:color="000000"/>
             </w:tcBorders>
-            <w:shd w:fill="F0F4F7"/>
+            <w:shd w:val="clear" w:fill="FFFFFF"/>
             <w:tcMar>
               <w:top w:w="85" w:type="dxa"/>
               <w:bottom w:w="85" w:type="dxa"/>
@@ -9239,7 +9239,7 @@
             <w:r>
               <w:rPr>
                 <w:b w:val="0"/>
-                <w:color w:val="000000"/>
+                <w:color w:val="auto"/>
                 <w:sz w:val="19"/>
               </w:rPr>
               <w:t>Report sections 2 and 3; data/cleaned_sms.csv; results/metrics.json</w:t>
@@ -9256,12 +9256,12 @@
             <w:tcW w:type="dxa" w:w="3744"/>
             <w:vAlign w:val="center"/>
             <w:tcBorders>
-              <w:top w:val="single" w:sz="4" w:color="D9D9D9"/>
-              <w:left w:val="single" w:sz="4" w:color="D9D9D9"/>
-              <w:bottom w:val="single" w:sz="4" w:color="D9D9D9"/>
-              <w:right w:val="single" w:sz="4" w:color="D9D9D9"/>
+              <w:top w:val="single" w:sz="6" w:color="000000"/>
+              <w:left w:val="single" w:sz="6" w:color="000000"/>
+              <w:bottom w:val="single" w:sz="6" w:color="000000"/>
+              <w:right w:val="single" w:sz="6" w:color="000000"/>
             </w:tcBorders>
-            <w:shd w:fill="FFFFFF"/>
+            <w:shd w:val="clear" w:fill="FFFFFF"/>
             <w:tcMar>
               <w:top w:w="85" w:type="dxa"/>
               <w:bottom w:w="85" w:type="dxa"/>
@@ -9276,7 +9276,7 @@
             <w:r>
               <w:rPr>
                 <w:b w:val="0"/>
-                <w:color w:val="000000"/>
+                <w:color w:val="auto"/>
                 <w:sz w:val="19"/>
               </w:rPr>
               <w:t>Class distribution chart</w:t>
@@ -9288,12 +9288,12 @@
             <w:tcW w:type="dxa" w:w="5760"/>
             <w:vAlign w:val="center"/>
             <w:tcBorders>
-              <w:top w:val="single" w:sz="4" w:color="D9D9D9"/>
-              <w:left w:val="single" w:sz="4" w:color="D9D9D9"/>
-              <w:bottom w:val="single" w:sz="4" w:color="D9D9D9"/>
-              <w:right w:val="single" w:sz="4" w:color="D9D9D9"/>
+              <w:top w:val="single" w:sz="6" w:color="000000"/>
+              <w:left w:val="single" w:sz="6" w:color="000000"/>
+              <w:bottom w:val="single" w:sz="6" w:color="000000"/>
+              <w:right w:val="single" w:sz="6" w:color="000000"/>
             </w:tcBorders>
-            <w:shd w:fill="FFFFFF"/>
+            <w:shd w:val="clear" w:fill="FFFFFF"/>
             <w:tcMar>
               <w:top w:w="85" w:type="dxa"/>
               <w:bottom w:w="85" w:type="dxa"/>
@@ -9308,7 +9308,7 @@
             <w:r>
               <w:rPr>
                 <w:b w:val="0"/>
-                <w:color w:val="000000"/>
+                <w:color w:val="auto"/>
                 <w:sz w:val="19"/>
               </w:rPr>
               <w:t>project/results/class_distribution.png</w:t>
@@ -9325,12 +9325,12 @@
             <w:tcW w:type="dxa" w:w="3744"/>
             <w:vAlign w:val="center"/>
             <w:tcBorders>
-              <w:top w:val="single" w:sz="4" w:color="D9D9D9"/>
-              <w:left w:val="single" w:sz="4" w:color="D9D9D9"/>
-              <w:bottom w:val="single" w:sz="4" w:color="D9D9D9"/>
-              <w:right w:val="single" w:sz="4" w:color="D9D9D9"/>
+              <w:top w:val="single" w:sz="6" w:color="000000"/>
+              <w:left w:val="single" w:sz="6" w:color="000000"/>
+              <w:bottom w:val="single" w:sz="6" w:color="000000"/>
+              <w:right w:val="single" w:sz="6" w:color="000000"/>
             </w:tcBorders>
-            <w:shd w:fill="F0F4F7"/>
+            <w:shd w:val="clear" w:fill="FFFFFF"/>
             <w:tcMar>
               <w:top w:w="85" w:type="dxa"/>
               <w:bottom w:w="85" w:type="dxa"/>
@@ -9345,7 +9345,7 @@
             <w:r>
               <w:rPr>
                 <w:b w:val="0"/>
-                <w:color w:val="000000"/>
+                <w:color w:val="auto"/>
                 <w:sz w:val="19"/>
               </w:rPr>
               <w:t>Five suspicious word probabilities</w:t>
@@ -9357,12 +9357,12 @@
             <w:tcW w:type="dxa" w:w="5760"/>
             <w:vAlign w:val="center"/>
             <w:tcBorders>
-              <w:top w:val="single" w:sz="4" w:color="D9D9D9"/>
-              <w:left w:val="single" w:sz="4" w:color="D9D9D9"/>
-              <w:bottom w:val="single" w:sz="4" w:color="D9D9D9"/>
-              <w:right w:val="single" w:sz="4" w:color="D9D9D9"/>
+              <w:top w:val="single" w:sz="6" w:color="000000"/>
+              <w:left w:val="single" w:sz="6" w:color="000000"/>
+              <w:bottom w:val="single" w:sz="6" w:color="000000"/>
+              <w:right w:val="single" w:sz="6" w:color="000000"/>
             </w:tcBorders>
-            <w:shd w:fill="F0F4F7"/>
+            <w:shd w:val="clear" w:fill="FFFFFF"/>
             <w:tcMar>
               <w:top w:w="85" w:type="dxa"/>
               <w:bottom w:w="85" w:type="dxa"/>
@@ -9377,7 +9377,7 @@
             <w:r>
               <w:rPr>
                 <w:b w:val="0"/>
-                <w:color w:val="000000"/>
+                <w:color w:val="auto"/>
                 <w:sz w:val="19"/>
               </w:rPr>
               <w:t>Report sections 4 and 5; results/word_probabilities.csv</w:t>
@@ -9394,12 +9394,12 @@
             <w:tcW w:type="dxa" w:w="3744"/>
             <w:vAlign w:val="center"/>
             <w:tcBorders>
-              <w:top w:val="single" w:sz="4" w:color="D9D9D9"/>
-              <w:left w:val="single" w:sz="4" w:color="D9D9D9"/>
-              <w:bottom w:val="single" w:sz="4" w:color="D9D9D9"/>
-              <w:right w:val="single" w:sz="4" w:color="D9D9D9"/>
+              <w:top w:val="single" w:sz="6" w:color="000000"/>
+              <w:left w:val="single" w:sz="6" w:color="000000"/>
+              <w:bottom w:val="single" w:sz="6" w:color="000000"/>
+              <w:right w:val="single" w:sz="6" w:color="000000"/>
             </w:tcBorders>
-            <w:shd w:fill="FFFFFF"/>
+            <w:shd w:val="clear" w:fill="FFFFFF"/>
             <w:tcMar>
               <w:top w:w="85" w:type="dxa"/>
               <w:bottom w:w="85" w:type="dxa"/>
@@ -9414,7 +9414,7 @@
             <w:r>
               <w:rPr>
                 <w:b w:val="0"/>
-                <w:color w:val="000000"/>
+                <w:color w:val="auto"/>
                 <w:sz w:val="19"/>
               </w:rPr>
               <w:t>Trained Naive Bayes model</w:t>
@@ -9426,12 +9426,12 @@
             <w:tcW w:type="dxa" w:w="5760"/>
             <w:vAlign w:val="center"/>
             <w:tcBorders>
-              <w:top w:val="single" w:sz="4" w:color="D9D9D9"/>
-              <w:left w:val="single" w:sz="4" w:color="D9D9D9"/>
-              <w:bottom w:val="single" w:sz="4" w:color="D9D9D9"/>
-              <w:right w:val="single" w:sz="4" w:color="D9D9D9"/>
+              <w:top w:val="single" w:sz="6" w:color="000000"/>
+              <w:left w:val="single" w:sz="6" w:color="000000"/>
+              <w:bottom w:val="single" w:sz="6" w:color="000000"/>
+              <w:right w:val="single" w:sz="6" w:color="000000"/>
             </w:tcBorders>
-            <w:shd w:fill="FFFFFF"/>
+            <w:shd w:val="clear" w:fill="FFFFFF"/>
             <w:tcMar>
               <w:top w:w="85" w:type="dxa"/>
               <w:bottom w:w="85" w:type="dxa"/>
@@ -9446,7 +9446,7 @@
             <w:r>
               <w:rPr>
                 <w:b w:val="0"/>
-                <w:color w:val="000000"/>
+                <w:color w:val="auto"/>
                 <w:sz w:val="19"/>
               </w:rPr>
               <w:t>project/models/spam_pipeline.joblib</w:t>
@@ -9463,12 +9463,12 @@
             <w:tcW w:type="dxa" w:w="3744"/>
             <w:vAlign w:val="center"/>
             <w:tcBorders>
-              <w:top w:val="single" w:sz="4" w:color="D9D9D9"/>
-              <w:left w:val="single" w:sz="4" w:color="D9D9D9"/>
-              <w:bottom w:val="single" w:sz="4" w:color="D9D9D9"/>
-              <w:right w:val="single" w:sz="4" w:color="D9D9D9"/>
+              <w:top w:val="single" w:sz="6" w:color="000000"/>
+              <w:left w:val="single" w:sz="6" w:color="000000"/>
+              <w:bottom w:val="single" w:sz="6" w:color="000000"/>
+              <w:right w:val="single" w:sz="6" w:color="000000"/>
             </w:tcBorders>
-            <w:shd w:fill="F0F4F7"/>
+            <w:shd w:val="clear" w:fill="FFFFFF"/>
             <w:tcMar>
               <w:top w:w="85" w:type="dxa"/>
               <w:bottom w:w="85" w:type="dxa"/>
@@ -9483,7 +9483,7 @@
             <w:r>
               <w:rPr>
                 <w:b w:val="0"/>
-                <w:color w:val="000000"/>
+                <w:color w:val="auto"/>
                 <w:sz w:val="19"/>
               </w:rPr>
               <w:t>Confusion matrix and performance report</w:t>
@@ -9495,12 +9495,12 @@
             <w:tcW w:type="dxa" w:w="5760"/>
             <w:vAlign w:val="center"/>
             <w:tcBorders>
-              <w:top w:val="single" w:sz="4" w:color="D9D9D9"/>
-              <w:left w:val="single" w:sz="4" w:color="D9D9D9"/>
-              <w:bottom w:val="single" w:sz="4" w:color="D9D9D9"/>
-              <w:right w:val="single" w:sz="4" w:color="D9D9D9"/>
+              <w:top w:val="single" w:sz="6" w:color="000000"/>
+              <w:left w:val="single" w:sz="6" w:color="000000"/>
+              <w:bottom w:val="single" w:sz="6" w:color="000000"/>
+              <w:right w:val="single" w:sz="6" w:color="000000"/>
             </w:tcBorders>
-            <w:shd w:fill="F0F4F7"/>
+            <w:shd w:val="clear" w:fill="FFFFFF"/>
             <w:tcMar>
               <w:top w:w="85" w:type="dxa"/>
               <w:bottom w:w="85" w:type="dxa"/>
@@ -9515,7 +9515,7 @@
             <w:r>
               <w:rPr>
                 <w:b w:val="0"/>
-                <w:color w:val="000000"/>
+                <w:color w:val="auto"/>
                 <w:sz w:val="19"/>
               </w:rPr>
               <w:t>project/results/confusion_matrix.png and classification_report.txt</w:t>
@@ -9532,12 +9532,12 @@
             <w:tcW w:type="dxa" w:w="3744"/>
             <w:vAlign w:val="center"/>
             <w:tcBorders>
-              <w:top w:val="single" w:sz="4" w:color="D9D9D9"/>
-              <w:left w:val="single" w:sz="4" w:color="D9D9D9"/>
-              <w:bottom w:val="single" w:sz="4" w:color="D9D9D9"/>
-              <w:right w:val="single" w:sz="4" w:color="D9D9D9"/>
+              <w:top w:val="single" w:sz="6" w:color="000000"/>
+              <w:left w:val="single" w:sz="6" w:color="000000"/>
+              <w:bottom w:val="single" w:sz="6" w:color="000000"/>
+              <w:right w:val="single" w:sz="6" w:color="000000"/>
             </w:tcBorders>
-            <w:shd w:fill="FFFFFF"/>
+            <w:shd w:val="clear" w:fill="FFFFFF"/>
             <w:tcMar>
               <w:top w:w="85" w:type="dxa"/>
               <w:bottom w:w="85" w:type="dxa"/>
@@ -9552,7 +9552,7 @@
             <w:r>
               <w:rPr>
                 <w:b w:val="0"/>
-                <w:color w:val="000000"/>
+                <w:color w:val="auto"/>
                 <w:sz w:val="19"/>
               </w:rPr>
               <w:t>Interactive SMS prediction</w:t>
@@ -9564,12 +9564,12 @@
             <w:tcW w:type="dxa" w:w="5760"/>
             <w:vAlign w:val="center"/>
             <w:tcBorders>
-              <w:top w:val="single" w:sz="4" w:color="D9D9D9"/>
-              <w:left w:val="single" w:sz="4" w:color="D9D9D9"/>
-              <w:bottom w:val="single" w:sz="4" w:color="D9D9D9"/>
-              <w:right w:val="single" w:sz="4" w:color="D9D9D9"/>
+              <w:top w:val="single" w:sz="6" w:color="000000"/>
+              <w:left w:val="single" w:sz="6" w:color="000000"/>
+              <w:bottom w:val="single" w:sz="6" w:color="000000"/>
+              <w:right w:val="single" w:sz="6" w:color="000000"/>
             </w:tcBorders>
-            <w:shd w:fill="FFFFFF"/>
+            <w:shd w:val="clear" w:fill="FFFFFF"/>
             <w:tcMar>
               <w:top w:w="85" w:type="dxa"/>
               <w:bottom w:w="85" w:type="dxa"/>
@@ -9584,7 +9584,7 @@
             <w:r>
               <w:rPr>
                 <w:b w:val="0"/>
-                <w:color w:val="000000"/>
+                <w:color w:val="auto"/>
                 <w:sz w:val="19"/>
               </w:rPr>
               <w:t>project/demo.py and command-line interactive mode</w:t>
@@ -9601,12 +9601,12 @@
             <w:tcW w:type="dxa" w:w="3744"/>
             <w:vAlign w:val="center"/>
             <w:tcBorders>
-              <w:top w:val="single" w:sz="4" w:color="D9D9D9"/>
-              <w:left w:val="single" w:sz="4" w:color="D9D9D9"/>
-              <w:bottom w:val="single" w:sz="4" w:color="D9D9D9"/>
-              <w:right w:val="single" w:sz="4" w:color="D9D9D9"/>
+              <w:top w:val="single" w:sz="6" w:color="000000"/>
+              <w:left w:val="single" w:sz="6" w:color="000000"/>
+              <w:bottom w:val="single" w:sz="6" w:color="000000"/>
+              <w:right w:val="single" w:sz="6" w:color="000000"/>
             </w:tcBorders>
-            <w:shd w:fill="F0F4F7"/>
+            <w:shd w:val="clear" w:fill="FFFFFF"/>
             <w:tcMar>
               <w:top w:w="85" w:type="dxa"/>
               <w:bottom w:w="85" w:type="dxa"/>
@@ -9621,7 +9621,7 @@
             <w:r>
               <w:rPr>
                 <w:b w:val="0"/>
-                <w:color w:val="000000"/>
+                <w:color w:val="auto"/>
                 <w:sz w:val="19"/>
               </w:rPr>
               <w:t>Report in editable and final formats</w:t>
@@ -9633,12 +9633,12 @@
             <w:tcW w:type="dxa" w:w="5760"/>
             <w:vAlign w:val="center"/>
             <w:tcBorders>
-              <w:top w:val="single" w:sz="4" w:color="D9D9D9"/>
-              <w:left w:val="single" w:sz="4" w:color="D9D9D9"/>
-              <w:bottom w:val="single" w:sz="4" w:color="D9D9D9"/>
-              <w:right w:val="single" w:sz="4" w:color="D9D9D9"/>
+              <w:top w:val="single" w:sz="6" w:color="000000"/>
+              <w:left w:val="single" w:sz="6" w:color="000000"/>
+              <w:bottom w:val="single" w:sz="6" w:color="000000"/>
+              <w:right w:val="single" w:sz="6" w:color="000000"/>
             </w:tcBorders>
-            <w:shd w:fill="F0F4F7"/>
+            <w:shd w:val="clear" w:fill="FFFFFF"/>
             <w:tcMar>
               <w:top w:w="85" w:type="dxa"/>
               <w:bottom w:w="85" w:type="dxa"/>
@@ -9653,7 +9653,7 @@
             <w:r>
               <w:rPr>
                 <w:b w:val="0"/>
-                <w:color w:val="000000"/>
+                <w:color w:val="auto"/>
                 <w:sz w:val="19"/>
               </w:rPr>
               <w:t>report/SMS_Spam_Detection_Report.docx and .pdf</w:t>
@@ -9670,12 +9670,12 @@
             <w:tcW w:type="dxa" w:w="3744"/>
             <w:vAlign w:val="center"/>
             <w:tcBorders>
-              <w:top w:val="single" w:sz="4" w:color="D9D9D9"/>
-              <w:left w:val="single" w:sz="4" w:color="D9D9D9"/>
-              <w:bottom w:val="single" w:sz="4" w:color="D9D9D9"/>
-              <w:right w:val="single" w:sz="4" w:color="D9D9D9"/>
+              <w:top w:val="single" w:sz="6" w:color="000000"/>
+              <w:left w:val="single" w:sz="6" w:color="000000"/>
+              <w:bottom w:val="single" w:sz="6" w:color="000000"/>
+              <w:right w:val="single" w:sz="6" w:color="000000"/>
             </w:tcBorders>
-            <w:shd w:fill="FFFFFF"/>
+            <w:shd w:val="clear" w:fill="FFFFFF"/>
             <w:tcMar>
               <w:top w:w="85" w:type="dxa"/>
               <w:bottom w:w="85" w:type="dxa"/>
@@ -9690,7 +9690,7 @@
             <w:r>
               <w:rPr>
                 <w:b w:val="0"/>
-                <w:color w:val="000000"/>
+                <w:color w:val="auto"/>
                 <w:sz w:val="19"/>
               </w:rPr>
               <w:t>GitHub submission address</w:t>
@@ -9702,12 +9702,12 @@
             <w:tcW w:type="dxa" w:w="5760"/>
             <w:vAlign w:val="center"/>
             <w:tcBorders>
-              <w:top w:val="single" w:sz="4" w:color="D9D9D9"/>
-              <w:left w:val="single" w:sz="4" w:color="D9D9D9"/>
-              <w:bottom w:val="single" w:sz="4" w:color="D9D9D9"/>
-              <w:right w:val="single" w:sz="4" w:color="D9D9D9"/>
+              <w:top w:val="single" w:sz="6" w:color="000000"/>
+              <w:left w:val="single" w:sz="6" w:color="000000"/>
+              <w:bottom w:val="single" w:sz="6" w:color="000000"/>
+              <w:right w:val="single" w:sz="6" w:color="000000"/>
             </w:tcBorders>
-            <w:shd w:fill="FFFFFF"/>
+            <w:shd w:val="clear" w:fill="FFFFFF"/>
             <w:tcMar>
               <w:top w:w="85" w:type="dxa"/>
               <w:bottom w:w="85" w:type="dxa"/>
@@ -9722,7 +9722,7 @@
             <w:r>
               <w:rPr>
                 <w:b w:val="0"/>
-                <w:color w:val="000000"/>
+                <w:color w:val="auto"/>
                 <w:sz w:val="19"/>
               </w:rPr>
               <w:t>https://github.com/YuvrajC7/sms-spam-detection</w:t>
@@ -10146,7 +10146,7 @@
     </w:pPr>
     <w:rPr>
       <w:rFonts w:ascii="Calibri" w:hAnsi="Calibri"/>
-      <w:color w:val="000000"/>
+      <w:color w:val="auto"/>
       <w:sz w:val="22"/>
     </w:rPr>
   </w:style>
@@ -10212,7 +10212,7 @@
       <w:rFonts w:asciiTheme="majorHAnsi" w:eastAsiaTheme="majorEastAsia" w:hAnsiTheme="majorHAnsi" w:cstheme="majorBidi" w:ascii="Calibri" w:hAnsi="Calibri"/>
       <w:b/>
       <w:bCs/>
-      <w:color w:val="000000"/>
+      <w:color w:val="auto"/>
       <w:sz w:val="40"/>
       <w:szCs w:val="28"/>
     </w:rPr>
@@ -10236,7 +10236,7 @@
       <w:rFonts w:asciiTheme="majorHAnsi" w:eastAsiaTheme="majorEastAsia" w:hAnsiTheme="majorHAnsi" w:cstheme="majorBidi" w:ascii="Calibri" w:hAnsi="Calibri"/>
       <w:b/>
       <w:bCs/>
-      <w:color w:val="000000"/>
+      <w:color w:val="auto"/>
       <w:sz w:val="26"/>
       <w:szCs w:val="26"/>
     </w:rPr>
@@ -10260,7 +10260,7 @@
       <w:rFonts w:asciiTheme="majorHAnsi" w:eastAsiaTheme="majorEastAsia" w:hAnsiTheme="majorHAnsi" w:cstheme="majorBidi" w:ascii="Calibri" w:hAnsi="Calibri"/>
       <w:b/>
       <w:bCs/>
-      <w:color w:val="000000"/>
+      <w:color w:val="auto"/>
     </w:rPr>
   </w:style>
   <w:style w:type="paragraph" w:styleId="Heading4">
@@ -10285,7 +10285,7 @@
       <w:bCs/>
       <w:i/>
       <w:iCs/>
-      <w:color w:val="4F81BD" w:themeColor="accent1"/>
+      <w:color w:val="auto"/>
     </w:rPr>
   </w:style>
   <w:style w:type="paragraph" w:styleId="Heading5">
@@ -10306,7 +10306,7 @@
     </w:pPr>
     <w:rPr>
       <w:rFonts w:asciiTheme="majorHAnsi" w:eastAsiaTheme="majorEastAsia" w:hAnsiTheme="majorHAnsi" w:cstheme="majorBidi"/>
-      <w:color w:val="243F60" w:themeColor="accent1" w:themeShade="7F"/>
+      <w:color w:val="auto"/>
     </w:rPr>
   </w:style>
   <w:style w:type="paragraph" w:styleId="Heading6">
@@ -10329,7 +10329,7 @@
       <w:rFonts w:asciiTheme="majorHAnsi" w:eastAsiaTheme="majorEastAsia" w:hAnsiTheme="majorHAnsi" w:cstheme="majorBidi"/>
       <w:i/>
       <w:iCs/>
-      <w:color w:val="243F60" w:themeColor="accent1" w:themeShade="7F"/>
+      <w:color w:val="auto"/>
     </w:rPr>
   </w:style>
   <w:style w:type="paragraph" w:styleId="Heading7">
@@ -10352,7 +10352,7 @@
       <w:rFonts w:asciiTheme="majorHAnsi" w:eastAsiaTheme="majorEastAsia" w:hAnsiTheme="majorHAnsi" w:cstheme="majorBidi"/>
       <w:i/>
       <w:iCs/>
-      <w:color w:val="404040" w:themeColor="text1" w:themeTint="BF"/>
+      <w:color w:val="auto"/>
     </w:rPr>
   </w:style>
   <w:style w:type="paragraph" w:styleId="Heading8">
@@ -10373,7 +10373,7 @@
     </w:pPr>
     <w:rPr>
       <w:rFonts w:asciiTheme="majorHAnsi" w:eastAsiaTheme="majorEastAsia" w:hAnsiTheme="majorHAnsi" w:cstheme="majorBidi"/>
-      <w:color w:val="4F81BD" w:themeColor="accent1"/>
+      <w:color w:val="auto"/>
       <w:sz w:val="20"/>
       <w:szCs w:val="20"/>
     </w:rPr>
@@ -10398,7 +10398,7 @@
       <w:rFonts w:asciiTheme="majorHAnsi" w:eastAsiaTheme="majorEastAsia" w:hAnsiTheme="majorHAnsi" w:cstheme="majorBidi"/>
       <w:i/>
       <w:iCs/>
-      <w:color w:val="404040" w:themeColor="text1" w:themeTint="BF"/>
+      <w:color w:val="auto"/>
       <w:sz w:val="20"/>
       <w:szCs w:val="20"/>
     </w:rPr>
@@ -10449,7 +10449,7 @@
       <w:rFonts w:asciiTheme="majorHAnsi" w:eastAsiaTheme="majorEastAsia" w:hAnsiTheme="majorHAnsi" w:cstheme="majorBidi"/>
       <w:b/>
       <w:bCs/>
-      <w:color w:val="365F91" w:themeColor="accent1" w:themeShade="BF"/>
+      <w:color w:val="auto"/>
       <w:sz w:val="28"/>
       <w:szCs w:val="28"/>
     </w:rPr>
@@ -10464,7 +10464,7 @@
       <w:rFonts w:asciiTheme="majorHAnsi" w:eastAsiaTheme="majorEastAsia" w:hAnsiTheme="majorHAnsi" w:cstheme="majorBidi"/>
       <w:b/>
       <w:bCs/>
-      <w:color w:val="4F81BD" w:themeColor="accent1"/>
+      <w:color w:val="auto"/>
       <w:sz w:val="26"/>
       <w:szCs w:val="26"/>
     </w:rPr>
@@ -10479,7 +10479,7 @@
       <w:rFonts w:asciiTheme="majorHAnsi" w:eastAsiaTheme="majorEastAsia" w:hAnsiTheme="majorHAnsi" w:cstheme="majorBidi"/>
       <w:b/>
       <w:bCs/>
-      <w:color w:val="4F81BD" w:themeColor="accent1"/>
+      <w:color w:val="auto"/>
     </w:rPr>
   </w:style>
   <w:style w:type="paragraph" w:styleId="Title">
@@ -10496,7 +10496,7 @@
     </w:pPr>
     <w:rPr>
       <w:rFonts w:asciiTheme="majorHAnsi" w:eastAsiaTheme="majorEastAsia" w:hAnsiTheme="majorHAnsi" w:cstheme="majorBidi" w:ascii="Calibri" w:hAnsi="Calibri"/>
-      <w:color w:val="000000"/>
+      <w:color w:val="auto"/>
       <w:spacing w:val="5"/>
       <w:kern w:val="28"/>
       <w:sz w:val="58"/>
@@ -10511,7 +10511,7 @@
     <w:rsid w:val="00FC693F"/>
     <w:rPr>
       <w:rFonts w:asciiTheme="majorHAnsi" w:eastAsiaTheme="majorEastAsia" w:hAnsiTheme="majorHAnsi" w:cstheme="majorBidi"/>
-      <w:color w:val="17365D" w:themeColor="text2" w:themeShade="BF"/>
+      <w:color w:val="auto"/>
       <w:spacing w:val="5"/>
       <w:kern w:val="28"/>
       <w:sz w:val="52"/>
@@ -10535,7 +10535,7 @@
       <w:rFonts w:asciiTheme="majorHAnsi" w:eastAsiaTheme="majorEastAsia" w:hAnsiTheme="majorHAnsi" w:cstheme="majorBidi" w:ascii="Calibri" w:hAnsi="Calibri"/>
       <w:i/>
       <w:iCs/>
-      <w:color w:val="000000"/>
+      <w:color w:val="auto"/>
       <w:spacing w:val="15"/>
       <w:sz w:val="24"/>
       <w:szCs w:val="24"/>
@@ -10551,7 +10551,7 @@
       <w:rFonts w:asciiTheme="majorHAnsi" w:eastAsiaTheme="majorEastAsia" w:hAnsiTheme="majorHAnsi" w:cstheme="majorBidi"/>
       <w:i/>
       <w:iCs/>
-      <w:color w:val="4F81BD" w:themeColor="accent1"/>
+      <w:color w:val="auto"/>
       <w:spacing w:val="15"/>
       <w:sz w:val="24"/>
       <w:szCs w:val="24"/>
@@ -10823,7 +10823,7 @@
     <w:rPr>
       <w:i/>
       <w:iCs/>
-      <w:color w:val="000000" w:themeColor="text1"/>
+      <w:color w:val="auto"/>
     </w:rPr>
   </w:style>
   <w:style w:type="character" w:customStyle="1" w:styleId="QuoteChar">
@@ -10835,7 +10835,7 @@
     <w:rPr>
       <w:i/>
       <w:iCs/>
-      <w:color w:val="000000" w:themeColor="text1"/>
+      <w:color w:val="auto"/>
     </w:rPr>
   </w:style>
   <w:style w:type="character" w:customStyle="1" w:styleId="Heading4Char">
@@ -10851,7 +10851,7 @@
       <w:bCs/>
       <w:i/>
       <w:iCs/>
-      <w:color w:val="4F81BD" w:themeColor="accent1"/>
+      <w:color w:val="auto"/>
     </w:rPr>
   </w:style>
   <w:style w:type="character" w:customStyle="1" w:styleId="Heading5Char">
@@ -10863,7 +10863,7 @@
     <w:rsid w:val="00FC693F"/>
     <w:rPr>
       <w:rFonts w:asciiTheme="majorHAnsi" w:eastAsiaTheme="majorEastAsia" w:hAnsiTheme="majorHAnsi" w:cstheme="majorBidi"/>
-      <w:color w:val="243F60" w:themeColor="accent1" w:themeShade="7F"/>
+      <w:color w:val="auto"/>
     </w:rPr>
   </w:style>
   <w:style w:type="character" w:customStyle="1" w:styleId="Heading6Char">
@@ -10877,7 +10877,7 @@
       <w:rFonts w:asciiTheme="majorHAnsi" w:eastAsiaTheme="majorEastAsia" w:hAnsiTheme="majorHAnsi" w:cstheme="majorBidi"/>
       <w:i/>
       <w:iCs/>
-      <w:color w:val="243F60" w:themeColor="accent1" w:themeShade="7F"/>
+      <w:color w:val="auto"/>
     </w:rPr>
   </w:style>
   <w:style w:type="character" w:customStyle="1" w:styleId="Heading7Char">
@@ -10891,7 +10891,7 @@
       <w:rFonts w:asciiTheme="majorHAnsi" w:eastAsiaTheme="majorEastAsia" w:hAnsiTheme="majorHAnsi" w:cstheme="majorBidi"/>
       <w:i/>
       <w:iCs/>
-      <w:color w:val="404040" w:themeColor="text1" w:themeTint="BF"/>
+      <w:color w:val="auto"/>
     </w:rPr>
   </w:style>
   <w:style w:type="character" w:customStyle="1" w:styleId="Heading8Char">
@@ -10903,7 +10903,7 @@
     <w:rsid w:val="00FC693F"/>
     <w:rPr>
       <w:rFonts w:asciiTheme="majorHAnsi" w:eastAsiaTheme="majorEastAsia" w:hAnsiTheme="majorHAnsi" w:cstheme="majorBidi"/>
-      <w:color w:val="4F81BD" w:themeColor="accent1"/>
+      <w:color w:val="auto"/>
       <w:sz w:val="20"/>
       <w:szCs w:val="20"/>
     </w:rPr>
@@ -10919,7 +10919,7 @@
       <w:rFonts w:asciiTheme="majorHAnsi" w:eastAsiaTheme="majorEastAsia" w:hAnsiTheme="majorHAnsi" w:cstheme="majorBidi"/>
       <w:i/>
       <w:iCs/>
-      <w:color w:val="404040" w:themeColor="text1" w:themeTint="BF"/>
+      <w:color w:val="auto"/>
       <w:sz w:val="20"/>
       <w:szCs w:val="20"/>
     </w:rPr>
@@ -10939,7 +10939,7 @@
     <w:rPr>
       <w:b/>
       <w:bCs/>
-      <w:color w:val="4F81BD" w:themeColor="accent1"/>
+      <w:color w:val="auto"/>
       <w:sz w:val="18"/>
       <w:szCs w:val="18"/>
     </w:rPr>
@@ -10983,7 +10983,7 @@
       <w:bCs/>
       <w:i/>
       <w:iCs/>
-      <w:color w:val="4F81BD" w:themeColor="accent1"/>
+      <w:color w:val="auto"/>
     </w:rPr>
   </w:style>
   <w:style w:type="character" w:customStyle="1" w:styleId="IntenseQuoteChar">
@@ -10997,7 +10997,7 @@
       <w:bCs/>
       <w:i/>
       <w:iCs/>
-      <w:color w:val="4F81BD" w:themeColor="accent1"/>
+      <w:color w:val="auto"/>
     </w:rPr>
   </w:style>
   <w:style w:type="character" w:styleId="SubtleEmphasis">
@@ -11009,7 +11009,7 @@
     <w:rPr>
       <w:i/>
       <w:iCs/>
-      <w:color w:val="808080" w:themeColor="text1" w:themeTint="7F"/>
+      <w:color w:val="auto"/>
     </w:rPr>
   </w:style>
   <w:style w:type="character" w:styleId="IntenseEmphasis">
@@ -11023,7 +11023,7 @@
       <w:bCs/>
       <w:i/>
       <w:iCs/>
-      <w:color w:val="4F81BD" w:themeColor="accent1"/>
+      <w:color w:val="auto"/>
     </w:rPr>
   </w:style>
   <w:style w:type="character" w:styleId="SubtleReference">
@@ -11034,7 +11034,7 @@
     <w:rsid w:val="00FC693F"/>
     <w:rPr>
       <w:smallCaps/>
-      <w:color w:val="C0504D" w:themeColor="accent2"/>
+      <w:color w:val="auto"/>
       <w:u w:val="single"/>
     </w:rPr>
   </w:style>
@@ -11048,7 +11048,7 @@
       <w:b/>
       <w:bCs/>
       <w:smallCaps/>
-      <w:color w:val="C0504D" w:themeColor="accent2"/>
+      <w:color w:val="auto"/>
       <w:spacing w:val="5"/>
       <w:u w:val="single"/>
     </w:rPr>
@@ -11114,7 +11114,7 @@
       <w:spacing w:after="0" w:line="240" w:lineRule="auto"/>
     </w:pPr>
     <w:rPr>
-      <w:color w:val="000000" w:themeColor="text1" w:themeShade="BF"/>
+      <w:color w:val="auto"/>
     </w:rPr>
     <w:tblPr>
       <w:tblStyleRowBandSize w:val="1"/>
@@ -11217,7 +11217,7 @@
       <w:spacing w:after="0" w:line="240" w:lineRule="auto"/>
     </w:pPr>
     <w:rPr>
-      <w:color w:val="365F91" w:themeColor="accent1" w:themeShade="BF"/>
+      <w:color w:val="auto"/>
     </w:rPr>
     <w:tblPr>
       <w:tblStyleRowBandSize w:val="1"/>
@@ -11320,7 +11320,7 @@
       <w:spacing w:after="0" w:line="240" w:lineRule="auto"/>
     </w:pPr>
     <w:rPr>
-      <w:color w:val="943634" w:themeColor="accent2" w:themeShade="BF"/>
+      <w:color w:val="auto"/>
     </w:rPr>
     <w:tblPr>
       <w:tblStyleRowBandSize w:val="1"/>
@@ -11423,7 +11423,7 @@
       <w:spacing w:after="0" w:line="240" w:lineRule="auto"/>
     </w:pPr>
     <w:rPr>
-      <w:color w:val="76923C" w:themeColor="accent3" w:themeShade="BF"/>
+      <w:color w:val="auto"/>
     </w:rPr>
     <w:tblPr>
       <w:tblStyleRowBandSize w:val="1"/>
@@ -11526,7 +11526,7 @@
       <w:spacing w:after="0" w:line="240" w:lineRule="auto"/>
     </w:pPr>
     <w:rPr>
-      <w:color w:val="5F497A" w:themeColor="accent4" w:themeShade="BF"/>
+      <w:color w:val="auto"/>
     </w:rPr>
     <w:tblPr>
       <w:tblStyleRowBandSize w:val="1"/>
@@ -11629,7 +11629,7 @@
       <w:spacing w:after="0" w:line="240" w:lineRule="auto"/>
     </w:pPr>
     <w:rPr>
-      <w:color w:val="31849B" w:themeColor="accent5" w:themeShade="BF"/>
+      <w:color w:val="auto"/>
     </w:rPr>
     <w:tblPr>
       <w:tblStyleRowBandSize w:val="1"/>
@@ -11732,7 +11732,7 @@
       <w:spacing w:after="0" w:line="240" w:lineRule="auto"/>
     </w:pPr>
     <w:rPr>
-      <w:color w:val="E36C0A" w:themeColor="accent6" w:themeShade="BF"/>
+      <w:color w:val="auto"/>
     </w:rPr>
     <w:tblPr>
       <w:tblStyleRowBandSize w:val="1"/>
@@ -11858,7 +11858,7 @@
       <w:rPr>
         <w:b/>
         <w:bCs/>
-        <w:color w:val="FFFFFF" w:themeColor="background1"/>
+        <w:color w:val="auto"/>
       </w:rPr>
       <w:tblPr/>
       <w:tcPr>
@@ -11950,7 +11950,7 @@
       <w:rPr>
         <w:b/>
         <w:bCs/>
-        <w:color w:val="FFFFFF" w:themeColor="background1"/>
+        <w:color w:val="auto"/>
       </w:rPr>
       <w:tblPr/>
       <w:tcPr>
@@ -12042,7 +12042,7 @@
       <w:rPr>
         <w:b/>
         <w:bCs/>
-        <w:color w:val="FFFFFF" w:themeColor="background1"/>
+        <w:color w:val="auto"/>
       </w:rPr>
       <w:tblPr/>
       <w:tcPr>
@@ -12134,7 +12134,7 @@
       <w:rPr>
         <w:b/>
         <w:bCs/>
-        <w:color w:val="FFFFFF" w:themeColor="background1"/>
+        <w:color w:val="auto"/>
       </w:rPr>
       <w:tblPr/>
       <w:tcPr>
@@ -12226,7 +12226,7 @@
       <w:rPr>
         <w:b/>
         <w:bCs/>
-        <w:color w:val="FFFFFF" w:themeColor="background1"/>
+        <w:color w:val="auto"/>
       </w:rPr>
       <w:tblPr/>
       <w:tcPr>
@@ -12318,7 +12318,7 @@
       <w:rPr>
         <w:b/>
         <w:bCs/>
-        <w:color w:val="FFFFFF" w:themeColor="background1"/>
+        <w:color w:val="auto"/>
       </w:rPr>
       <w:tblPr/>
       <w:tcPr>
@@ -12410,7 +12410,7 @@
       <w:rPr>
         <w:b/>
         <w:bCs/>
-        <w:color w:val="FFFFFF" w:themeColor="background1"/>
+        <w:color w:val="auto"/>
       </w:rPr>
       <w:tblPr/>
       <w:tcPr>
@@ -13413,7 +13413,7 @@
       <w:rPr>
         <w:b/>
         <w:bCs/>
-        <w:color w:val="FFFFFF" w:themeColor="background1"/>
+        <w:color w:val="auto"/>
       </w:rPr>
       <w:tblPr/>
       <w:tcPr>
@@ -13519,7 +13519,7 @@
       <w:rPr>
         <w:b/>
         <w:bCs/>
-        <w:color w:val="FFFFFF" w:themeColor="background1"/>
+        <w:color w:val="auto"/>
       </w:rPr>
       <w:tblPr/>
       <w:tcPr>
@@ -13625,7 +13625,7 @@
       <w:rPr>
         <w:b/>
         <w:bCs/>
-        <w:color w:val="FFFFFF" w:themeColor="background1"/>
+        <w:color w:val="auto"/>
       </w:rPr>
       <w:tblPr/>
       <w:tcPr>
@@ -13731,7 +13731,7 @@
       <w:rPr>
         <w:b/>
         <w:bCs/>
-        <w:color w:val="FFFFFF" w:themeColor="background1"/>
+        <w:color w:val="auto"/>
       </w:rPr>
       <w:tblPr/>
       <w:tcPr>
@@ -13837,7 +13837,7 @@
       <w:rPr>
         <w:b/>
         <w:bCs/>
-        <w:color w:val="FFFFFF" w:themeColor="background1"/>
+        <w:color w:val="auto"/>
       </w:rPr>
       <w:tblPr/>
       <w:tcPr>
@@ -13943,7 +13943,7 @@
       <w:rPr>
         <w:b/>
         <w:bCs/>
-        <w:color w:val="FFFFFF" w:themeColor="background1"/>
+        <w:color w:val="auto"/>
       </w:rPr>
       <w:tblPr/>
       <w:tcPr>
@@ -14049,7 +14049,7 @@
       <w:rPr>
         <w:b/>
         <w:bCs/>
-        <w:color w:val="FFFFFF" w:themeColor="background1"/>
+        <w:color w:val="auto"/>
       </w:rPr>
       <w:tblPr/>
       <w:tcPr>
@@ -14152,7 +14152,7 @@
       <w:rPr>
         <w:b/>
         <w:bCs/>
-        <w:color w:val="FFFFFF" w:themeColor="background1"/>
+        <w:color w:val="auto"/>
       </w:rPr>
       <w:tblPr/>
       <w:tcPr>
@@ -14191,7 +14191,7 @@
       <w:rPr>
         <w:b/>
         <w:bCs/>
-        <w:color w:val="FFFFFF" w:themeColor="background1"/>
+        <w:color w:val="auto"/>
       </w:rPr>
       <w:tblPr/>
       <w:tcPr>
@@ -14210,7 +14210,7 @@
       <w:rPr>
         <w:b/>
         <w:bCs/>
-        <w:color w:val="FFFFFF" w:themeColor="background1"/>
+        <w:color w:val="auto"/>
       </w:rPr>
       <w:tblPr/>
       <w:tcPr>
@@ -14256,7 +14256,7 @@
     </w:tblStylePr>
     <w:tblStylePr w:type="nwCell">
       <w:rPr>
-        <w:color w:val="FFFFFF" w:themeColor="background1"/>
+        <w:color w:val="auto"/>
       </w:rPr>
       <w:tblPr/>
       <w:tcPr>
@@ -14301,7 +14301,7 @@
       <w:rPr>
         <w:b/>
         <w:bCs/>
-        <w:color w:val="FFFFFF" w:themeColor="background1"/>
+        <w:color w:val="auto"/>
       </w:rPr>
       <w:tblPr/>
       <w:tcPr>
@@ -14340,7 +14340,7 @@
       <w:rPr>
         <w:b/>
         <w:bCs/>
-        <w:color w:val="FFFFFF" w:themeColor="background1"/>
+        <w:color w:val="auto"/>
       </w:rPr>
       <w:tblPr/>
       <w:tcPr>
@@ -14359,7 +14359,7 @@
       <w:rPr>
         <w:b/>
         <w:bCs/>
-        <w:color w:val="FFFFFF" w:themeColor="background1"/>
+        <w:color w:val="auto"/>
       </w:rPr>
       <w:tblPr/>
       <w:tcPr>
@@ -14405,7 +14405,7 @@
     </w:tblStylePr>
     <w:tblStylePr w:type="nwCell">
       <w:rPr>
-        <w:color w:val="FFFFFF" w:themeColor="background1"/>
+        <w:color w:val="auto"/>
       </w:rPr>
       <w:tblPr/>
       <w:tcPr>
@@ -14450,7 +14450,7 @@
       <w:rPr>
         <w:b/>
         <w:bCs/>
-        <w:color w:val="FFFFFF" w:themeColor="background1"/>
+        <w:color w:val="auto"/>
       </w:rPr>
       <w:tblPr/>
       <w:tcPr>
@@ -14489,7 +14489,7 @@
       <w:rPr>
         <w:b/>
         <w:bCs/>
-        <w:color w:val="FFFFFF" w:themeColor="background1"/>
+        <w:color w:val="auto"/>
       </w:rPr>
       <w:tblPr/>
       <w:tcPr>
@@ -14508,7 +14508,7 @@
       <w:rPr>
         <w:b/>
         <w:bCs/>
-        <w:color w:val="FFFFFF" w:themeColor="background1"/>
+        <w:color w:val="auto"/>
       </w:rPr>
       <w:tblPr/>
       <w:tcPr>
@@ -14554,7 +14554,7 @@
     </w:tblStylePr>
     <w:tblStylePr w:type="nwCell">
       <w:rPr>
-        <w:color w:val="FFFFFF" w:themeColor="background1"/>
+        <w:color w:val="auto"/>
       </w:rPr>
       <w:tblPr/>
       <w:tcPr>
@@ -14599,7 +14599,7 @@
       <w:rPr>
         <w:b/>
         <w:bCs/>
-        <w:color w:val="FFFFFF" w:themeColor="background1"/>
+        <w:color w:val="auto"/>
       </w:rPr>
       <w:tblPr/>
       <w:tcPr>
@@ -14638,7 +14638,7 @@
       <w:rPr>
         <w:b/>
         <w:bCs/>
-        <w:color w:val="FFFFFF" w:themeColor="background1"/>
+        <w:color w:val="auto"/>
       </w:rPr>
       <w:tblPr/>
       <w:tcPr>
@@ -14657,7 +14657,7 @@
       <w:rPr>
         <w:b/>
         <w:bCs/>
-        <w:color w:val="FFFFFF" w:themeColor="background1"/>
+        <w:color w:val="auto"/>
       </w:rPr>
       <w:tblPr/>
       <w:tcPr>
@@ -14703,7 +14703,7 @@
     </w:tblStylePr>
     <w:tblStylePr w:type="nwCell">
       <w:rPr>
-        <w:color w:val="FFFFFF" w:themeColor="background1"/>
+        <w:color w:val="auto"/>
       </w:rPr>
       <w:tblPr/>
       <w:tcPr>
@@ -14748,7 +14748,7 @@
       <w:rPr>
         <w:b/>
         <w:bCs/>
-        <w:color w:val="FFFFFF" w:themeColor="background1"/>
+        <w:color w:val="auto"/>
       </w:rPr>
       <w:tblPr/>
       <w:tcPr>
@@ -14787,7 +14787,7 @@
       <w:rPr>
         <w:b/>
         <w:bCs/>
-        <w:color w:val="FFFFFF" w:themeColor="background1"/>
+        <w:color w:val="auto"/>
       </w:rPr>
       <w:tblPr/>
       <w:tcPr>
@@ -14806,7 +14806,7 @@
       <w:rPr>
         <w:b/>
         <w:bCs/>
-        <w:color w:val="FFFFFF" w:themeColor="background1"/>
+        <w:color w:val="auto"/>
       </w:rPr>
       <w:tblPr/>
       <w:tcPr>
@@ -14852,7 +14852,7 @@
     </w:tblStylePr>
     <w:tblStylePr w:type="nwCell">
       <w:rPr>
-        <w:color w:val="FFFFFF" w:themeColor="background1"/>
+        <w:color w:val="auto"/>
       </w:rPr>
       <w:tblPr/>
       <w:tcPr>
@@ -14897,7 +14897,7 @@
       <w:rPr>
         <w:b/>
         <w:bCs/>
-        <w:color w:val="FFFFFF" w:themeColor="background1"/>
+        <w:color w:val="auto"/>
       </w:rPr>
       <w:tblPr/>
       <w:tcPr>
@@ -14936,7 +14936,7 @@
       <w:rPr>
         <w:b/>
         <w:bCs/>
-        <w:color w:val="FFFFFF" w:themeColor="background1"/>
+        <w:color w:val="auto"/>
       </w:rPr>
       <w:tblPr/>
       <w:tcPr>
@@ -14955,7 +14955,7 @@
       <w:rPr>
         <w:b/>
         <w:bCs/>
-        <w:color w:val="FFFFFF" w:themeColor="background1"/>
+        <w:color w:val="auto"/>
       </w:rPr>
       <w:tblPr/>
       <w:tcPr>
@@ -15001,7 +15001,7 @@
     </w:tblStylePr>
     <w:tblStylePr w:type="nwCell">
       <w:rPr>
-        <w:color w:val="FFFFFF" w:themeColor="background1"/>
+        <w:color w:val="auto"/>
       </w:rPr>
       <w:tblPr/>
       <w:tcPr>
@@ -15046,7 +15046,7 @@
       <w:rPr>
         <w:b/>
         <w:bCs/>
-        <w:color w:val="FFFFFF" w:themeColor="background1"/>
+        <w:color w:val="auto"/>
       </w:rPr>
       <w:tblPr/>
       <w:tcPr>
@@ -15085,7 +15085,7 @@
       <w:rPr>
         <w:b/>
         <w:bCs/>
-        <w:color w:val="FFFFFF" w:themeColor="background1"/>
+        <w:color w:val="auto"/>
       </w:rPr>
       <w:tblPr/>
       <w:tcPr>
@@ -15104,7 +15104,7 @@
       <w:rPr>
         <w:b/>
         <w:bCs/>
-        <w:color w:val="FFFFFF" w:themeColor="background1"/>
+        <w:color w:val="auto"/>
       </w:rPr>
       <w:tblPr/>
       <w:tcPr>
@@ -15150,7 +15150,7 @@
     </w:tblStylePr>
     <w:tblStylePr w:type="nwCell">
       <w:rPr>
-        <w:color w:val="FFFFFF" w:themeColor="background1"/>
+        <w:color w:val="auto"/>
       </w:rPr>
       <w:tblPr/>
       <w:tcPr>
@@ -15174,7 +15174,7 @@
       <w:spacing w:after="0" w:line="240" w:lineRule="auto"/>
     </w:pPr>
     <w:rPr>
-      <w:color w:val="000000" w:themeColor="text1"/>
+      <w:color w:val="auto"/>
     </w:rPr>
     <w:tblPr>
       <w:tblStyleRowBandSize w:val="1"/>
@@ -15207,7 +15207,7 @@
       <w:rPr>
         <w:b/>
         <w:bCs/>
-        <w:color w:val="1F497D" w:themeColor="text2"/>
+        <w:color w:val="auto"/>
       </w:rPr>
       <w:tblPr/>
       <w:tcPr>
@@ -15258,7 +15258,7 @@
       <w:spacing w:after="0" w:line="240" w:lineRule="auto"/>
     </w:pPr>
     <w:rPr>
-      <w:color w:val="000000" w:themeColor="text1"/>
+      <w:color w:val="auto"/>
     </w:rPr>
     <w:tblPr>
       <w:tblStyleRowBandSize w:val="1"/>
@@ -15291,7 +15291,7 @@
       <w:rPr>
         <w:b/>
         <w:bCs/>
-        <w:color w:val="1F497D" w:themeColor="text2"/>
+        <w:color w:val="auto"/>
       </w:rPr>
       <w:tblPr/>
       <w:tcPr>
@@ -15342,7 +15342,7 @@
       <w:spacing w:after="0" w:line="240" w:lineRule="auto"/>
     </w:pPr>
     <w:rPr>
-      <w:color w:val="000000" w:themeColor="text1"/>
+      <w:color w:val="auto"/>
     </w:rPr>
     <w:tblPr>
       <w:tblStyleRowBandSize w:val="1"/>
@@ -15375,7 +15375,7 @@
       <w:rPr>
         <w:b/>
         <w:bCs/>
-        <w:color w:val="1F497D" w:themeColor="text2"/>
+        <w:color w:val="auto"/>
       </w:rPr>
       <w:tblPr/>
       <w:tcPr>
@@ -15426,7 +15426,7 @@
       <w:spacing w:after="0" w:line="240" w:lineRule="auto"/>
     </w:pPr>
     <w:rPr>
-      <w:color w:val="000000" w:themeColor="text1"/>
+      <w:color w:val="auto"/>
     </w:rPr>
     <w:tblPr>
       <w:tblStyleRowBandSize w:val="1"/>
@@ -15459,7 +15459,7 @@
       <w:rPr>
         <w:b/>
         <w:bCs/>
-        <w:color w:val="1F497D" w:themeColor="text2"/>
+        <w:color w:val="auto"/>
       </w:rPr>
       <w:tblPr/>
       <w:tcPr>
@@ -15510,7 +15510,7 @@
       <w:spacing w:after="0" w:line="240" w:lineRule="auto"/>
     </w:pPr>
     <w:rPr>
-      <w:color w:val="000000" w:themeColor="text1"/>
+      <w:color w:val="auto"/>
     </w:rPr>
     <w:tblPr>
       <w:tblStyleRowBandSize w:val="1"/>
@@ -15543,7 +15543,7 @@
       <w:rPr>
         <w:b/>
         <w:bCs/>
-        <w:color w:val="1F497D" w:themeColor="text2"/>
+        <w:color w:val="auto"/>
       </w:rPr>
       <w:tblPr/>
       <w:tcPr>
@@ -15594,7 +15594,7 @@
       <w:spacing w:after="0" w:line="240" w:lineRule="auto"/>
     </w:pPr>
     <w:rPr>
-      <w:color w:val="000000" w:themeColor="text1"/>
+      <w:color w:val="auto"/>
     </w:rPr>
     <w:tblPr>
       <w:tblStyleRowBandSize w:val="1"/>
@@ -15627,7 +15627,7 @@
       <w:rPr>
         <w:b/>
         <w:bCs/>
-        <w:color w:val="1F497D" w:themeColor="text2"/>
+        <w:color w:val="auto"/>
       </w:rPr>
       <w:tblPr/>
       <w:tcPr>
@@ -15678,7 +15678,7 @@
       <w:spacing w:after="0" w:line="240" w:lineRule="auto"/>
     </w:pPr>
     <w:rPr>
-      <w:color w:val="000000" w:themeColor="text1"/>
+      <w:color w:val="auto"/>
     </w:rPr>
     <w:tblPr>
       <w:tblStyleRowBandSize w:val="1"/>
@@ -15711,7 +15711,7 @@
       <w:rPr>
         <w:b/>
         <w:bCs/>
-        <w:color w:val="1F497D" w:themeColor="text2"/>
+        <w:color w:val="auto"/>
       </w:rPr>
       <w:tblPr/>
       <w:tcPr>
@@ -15763,7 +15763,7 @@
     </w:pPr>
     <w:rPr>
       <w:rFonts w:asciiTheme="majorHAnsi" w:eastAsiaTheme="majorEastAsia" w:hAnsiTheme="majorHAnsi" w:cstheme="majorBidi"/>
-      <w:color w:val="000000" w:themeColor="text1"/>
+      <w:color w:val="auto"/>
     </w:rPr>
     <w:tblPr>
       <w:tblStyleRowBandSize w:val="1"/>
@@ -15891,7 +15891,7 @@
     </w:pPr>
     <w:rPr>
       <w:rFonts w:asciiTheme="majorHAnsi" w:eastAsiaTheme="majorEastAsia" w:hAnsiTheme="majorHAnsi" w:cstheme="majorBidi"/>
-      <w:color w:val="000000" w:themeColor="text1"/>
+      <w:color w:val="auto"/>
     </w:rPr>
     <w:tblPr>
       <w:tblStyleRowBandSize w:val="1"/>
@@ -16019,7 +16019,7 @@
     </w:pPr>
     <w:rPr>
       <w:rFonts w:asciiTheme="majorHAnsi" w:eastAsiaTheme="majorEastAsia" w:hAnsiTheme="majorHAnsi" w:cstheme="majorBidi"/>
-      <w:color w:val="000000" w:themeColor="text1"/>
+      <w:color w:val="auto"/>
     </w:rPr>
     <w:tblPr>
       <w:tblStyleRowBandSize w:val="1"/>
@@ -16147,7 +16147,7 @@
     </w:pPr>
     <w:rPr>
       <w:rFonts w:asciiTheme="majorHAnsi" w:eastAsiaTheme="majorEastAsia" w:hAnsiTheme="majorHAnsi" w:cstheme="majorBidi"/>
-      <w:color w:val="000000" w:themeColor="text1"/>
+      <w:color w:val="auto"/>
     </w:rPr>
     <w:tblPr>
       <w:tblStyleRowBandSize w:val="1"/>
@@ -16275,7 +16275,7 @@
     </w:pPr>
     <w:rPr>
       <w:rFonts w:asciiTheme="majorHAnsi" w:eastAsiaTheme="majorEastAsia" w:hAnsiTheme="majorHAnsi" w:cstheme="majorBidi"/>
-      <w:color w:val="000000" w:themeColor="text1"/>
+      <w:color w:val="auto"/>
     </w:rPr>
     <w:tblPr>
       <w:tblStyleRowBandSize w:val="1"/>
@@ -16403,7 +16403,7 @@
     </w:pPr>
     <w:rPr>
       <w:rFonts w:asciiTheme="majorHAnsi" w:eastAsiaTheme="majorEastAsia" w:hAnsiTheme="majorHAnsi" w:cstheme="majorBidi"/>
-      <w:color w:val="000000" w:themeColor="text1"/>
+      <w:color w:val="auto"/>
     </w:rPr>
     <w:tblPr>
       <w:tblStyleRowBandSize w:val="1"/>
@@ -16531,7 +16531,7 @@
     </w:pPr>
     <w:rPr>
       <w:rFonts w:asciiTheme="majorHAnsi" w:eastAsiaTheme="majorEastAsia" w:hAnsiTheme="majorHAnsi" w:cstheme="majorBidi"/>
-      <w:color w:val="000000" w:themeColor="text1"/>
+      <w:color w:val="auto"/>
     </w:rPr>
     <w:tblPr>
       <w:tblStyleRowBandSize w:val="1"/>
@@ -17170,7 +17170,7 @@
     </w:pPr>
     <w:rPr>
       <w:rFonts w:asciiTheme="majorHAnsi" w:eastAsiaTheme="majorEastAsia" w:hAnsiTheme="majorHAnsi" w:cstheme="majorBidi"/>
-      <w:color w:val="000000" w:themeColor="text1"/>
+      <w:color w:val="auto"/>
     </w:rPr>
     <w:tblPr>
       <w:tblStyleRowBandSize w:val="1"/>
@@ -17198,7 +17198,7 @@
       <w:rPr>
         <w:b/>
         <w:bCs/>
-        <w:color w:val="000000" w:themeColor="text1"/>
+        <w:color w:val="auto"/>
       </w:rPr>
       <w:tblPr/>
       <w:tcPr>
@@ -17209,7 +17209,7 @@
       <w:rPr>
         <w:b/>
         <w:bCs/>
-        <w:color w:val="000000" w:themeColor="text1"/>
+        <w:color w:val="auto"/>
       </w:rPr>
       <w:tblPr/>
       <w:tcPr>
@@ -17228,7 +17228,7 @@
       <w:rPr>
         <w:b/>
         <w:bCs/>
-        <w:color w:val="000000" w:themeColor="text1"/>
+        <w:color w:val="auto"/>
       </w:rPr>
       <w:tblPr/>
       <w:tcPr>
@@ -17247,7 +17247,7 @@
       <w:rPr>
         <w:b w:val="0"/>
         <w:bCs w:val="0"/>
-        <w:color w:val="000000" w:themeColor="text1"/>
+        <w:color w:val="auto"/>
       </w:rPr>
       <w:tblPr/>
       <w:tcPr>
@@ -17295,7 +17295,7 @@
     </w:pPr>
     <w:rPr>
       <w:rFonts w:asciiTheme="majorHAnsi" w:eastAsiaTheme="majorEastAsia" w:hAnsiTheme="majorHAnsi" w:cstheme="majorBidi"/>
-      <w:color w:val="000000" w:themeColor="text1"/>
+      <w:color w:val="auto"/>
     </w:rPr>
     <w:tblPr>
       <w:tblStyleRowBandSize w:val="1"/>
@@ -17323,7 +17323,7 @@
       <w:rPr>
         <w:b/>
         <w:bCs/>
-        <w:color w:val="000000" w:themeColor="text1"/>
+        <w:color w:val="auto"/>
       </w:rPr>
       <w:tblPr/>
       <w:tcPr>
@@ -17334,7 +17334,7 @@
       <w:rPr>
         <w:b/>
         <w:bCs/>
-        <w:color w:val="000000" w:themeColor="text1"/>
+        <w:color w:val="auto"/>
       </w:rPr>
       <w:tblPr/>
       <w:tcPr>
@@ -17353,7 +17353,7 @@
       <w:rPr>
         <w:b/>
         <w:bCs/>
-        <w:color w:val="000000" w:themeColor="text1"/>
+        <w:color w:val="auto"/>
       </w:rPr>
       <w:tblPr/>
       <w:tcPr>
@@ -17372,7 +17372,7 @@
       <w:rPr>
         <w:b w:val="0"/>
         <w:bCs w:val="0"/>
-        <w:color w:val="000000" w:themeColor="text1"/>
+        <w:color w:val="auto"/>
       </w:rPr>
       <w:tblPr/>
       <w:tcPr>
@@ -17420,7 +17420,7 @@
     </w:pPr>
     <w:rPr>
       <w:rFonts w:asciiTheme="majorHAnsi" w:eastAsiaTheme="majorEastAsia" w:hAnsiTheme="majorHAnsi" w:cstheme="majorBidi"/>
-      <w:color w:val="000000" w:themeColor="text1"/>
+      <w:color w:val="auto"/>
     </w:rPr>
     <w:tblPr>
       <w:tblStyleRowBandSize w:val="1"/>
@@ -17448,7 +17448,7 @@
       <w:rPr>
         <w:b/>
         <w:bCs/>
-        <w:color w:val="000000" w:themeColor="text1"/>
+        <w:color w:val="auto"/>
       </w:rPr>
       <w:tblPr/>
       <w:tcPr>
@@ -17459,7 +17459,7 @@
       <w:rPr>
         <w:b/>
         <w:bCs/>
-        <w:color w:val="000000" w:themeColor="text1"/>
+        <w:color w:val="auto"/>
       </w:rPr>
       <w:tblPr/>
       <w:tcPr>
@@ -17478,7 +17478,7 @@
       <w:rPr>
         <w:b/>
         <w:bCs/>
-        <w:color w:val="000000" w:themeColor="text1"/>
+        <w:color w:val="auto"/>
       </w:rPr>
       <w:tblPr/>
       <w:tcPr>
@@ -17497,7 +17497,7 @@
       <w:rPr>
         <w:b w:val="0"/>
         <w:bCs w:val="0"/>
-        <w:color w:val="000000" w:themeColor="text1"/>
+        <w:color w:val="auto"/>
       </w:rPr>
       <w:tblPr/>
       <w:tcPr>
@@ -17545,7 +17545,7 @@
     </w:pPr>
     <w:rPr>
       <w:rFonts w:asciiTheme="majorHAnsi" w:eastAsiaTheme="majorEastAsia" w:hAnsiTheme="majorHAnsi" w:cstheme="majorBidi"/>
-      <w:color w:val="000000" w:themeColor="text1"/>
+      <w:color w:val="auto"/>
     </w:rPr>
     <w:tblPr>
       <w:tblStyleRowBandSize w:val="1"/>
@@ -17573,7 +17573,7 @@
       <w:rPr>
         <w:b/>
         <w:bCs/>
-        <w:color w:val="000000" w:themeColor="text1"/>
+        <w:color w:val="auto"/>
       </w:rPr>
       <w:tblPr/>
       <w:tcPr>
@@ -17584,7 +17584,7 @@
       <w:rPr>
         <w:b/>
         <w:bCs/>
-        <w:color w:val="000000" w:themeColor="text1"/>
+        <w:color w:val="auto"/>
       </w:rPr>
       <w:tblPr/>
       <w:tcPr>
@@ -17603,7 +17603,7 @@
       <w:rPr>
         <w:b/>
         <w:bCs/>
-        <w:color w:val="000000" w:themeColor="text1"/>
+        <w:color w:val="auto"/>
       </w:rPr>
       <w:tblPr/>
       <w:tcPr>
@@ -17622,7 +17622,7 @@
       <w:rPr>
         <w:b w:val="0"/>
         <w:bCs w:val="0"/>
-        <w:color w:val="000000" w:themeColor="text1"/>
+        <w:color w:val="auto"/>
       </w:rPr>
       <w:tblPr/>
       <w:tcPr>
@@ -17670,7 +17670,7 @@
     </w:pPr>
     <w:rPr>
       <w:rFonts w:asciiTheme="majorHAnsi" w:eastAsiaTheme="majorEastAsia" w:hAnsiTheme="majorHAnsi" w:cstheme="majorBidi"/>
-      <w:color w:val="000000" w:themeColor="text1"/>
+      <w:color w:val="auto"/>
     </w:rPr>
     <w:tblPr>
       <w:tblStyleRowBandSize w:val="1"/>
@@ -17698,7 +17698,7 @@
       <w:rPr>
         <w:b/>
         <w:bCs/>
-        <w:color w:val="000000" w:themeColor="text1"/>
+        <w:color w:val="auto"/>
       </w:rPr>
       <w:tblPr/>
       <w:tcPr>
@@ -17709,7 +17709,7 @@
       <w:rPr>
         <w:b/>
         <w:bCs/>
-        <w:color w:val="000000" w:themeColor="text1"/>
+        <w:color w:val="auto"/>
       </w:rPr>
       <w:tblPr/>
       <w:tcPr>
@@ -17728,7 +17728,7 @@
       <w:rPr>
         <w:b/>
         <w:bCs/>
-        <w:color w:val="000000" w:themeColor="text1"/>
+        <w:color w:val="auto"/>
       </w:rPr>
       <w:tblPr/>
       <w:tcPr>
@@ -17747,7 +17747,7 @@
       <w:rPr>
         <w:b w:val="0"/>
         <w:bCs w:val="0"/>
-        <w:color w:val="000000" w:themeColor="text1"/>
+        <w:color w:val="auto"/>
       </w:rPr>
       <w:tblPr/>
       <w:tcPr>
@@ -17795,7 +17795,7 @@
     </w:pPr>
     <w:rPr>
       <w:rFonts w:asciiTheme="majorHAnsi" w:eastAsiaTheme="majorEastAsia" w:hAnsiTheme="majorHAnsi" w:cstheme="majorBidi"/>
-      <w:color w:val="000000" w:themeColor="text1"/>
+      <w:color w:val="auto"/>
     </w:rPr>
     <w:tblPr>
       <w:tblStyleRowBandSize w:val="1"/>
@@ -17823,7 +17823,7 @@
       <w:rPr>
         <w:b/>
         <w:bCs/>
-        <w:color w:val="000000" w:themeColor="text1"/>
+        <w:color w:val="auto"/>
       </w:rPr>
       <w:tblPr/>
       <w:tcPr>
@@ -17834,7 +17834,7 @@
       <w:rPr>
         <w:b/>
         <w:bCs/>
-        <w:color w:val="000000" w:themeColor="text1"/>
+        <w:color w:val="auto"/>
       </w:rPr>
       <w:tblPr/>
       <w:tcPr>
@@ -17853,7 +17853,7 @@
       <w:rPr>
         <w:b/>
         <w:bCs/>
-        <w:color w:val="000000" w:themeColor="text1"/>
+        <w:color w:val="auto"/>
       </w:rPr>
       <w:tblPr/>
       <w:tcPr>
@@ -17872,7 +17872,7 @@
       <w:rPr>
         <w:b w:val="0"/>
         <w:bCs w:val="0"/>
-        <w:color w:val="000000" w:themeColor="text1"/>
+        <w:color w:val="auto"/>
       </w:rPr>
       <w:tblPr/>
       <w:tcPr>
@@ -17920,7 +17920,7 @@
     </w:pPr>
     <w:rPr>
       <w:rFonts w:asciiTheme="majorHAnsi" w:eastAsiaTheme="majorEastAsia" w:hAnsiTheme="majorHAnsi" w:cstheme="majorBidi"/>
-      <w:color w:val="000000" w:themeColor="text1"/>
+      <w:color w:val="auto"/>
     </w:rPr>
     <w:tblPr>
       <w:tblStyleRowBandSize w:val="1"/>
@@ -17948,7 +17948,7 @@
       <w:rPr>
         <w:b/>
         <w:bCs/>
-        <w:color w:val="000000" w:themeColor="text1"/>
+        <w:color w:val="auto"/>
       </w:rPr>
       <w:tblPr/>
       <w:tcPr>
@@ -17959,7 +17959,7 @@
       <w:rPr>
         <w:b/>
         <w:bCs/>
-        <w:color w:val="000000" w:themeColor="text1"/>
+        <w:color w:val="auto"/>
       </w:rPr>
       <w:tblPr/>
       <w:tcPr>
@@ -17978,7 +17978,7 @@
       <w:rPr>
         <w:b/>
         <w:bCs/>
-        <w:color w:val="000000" w:themeColor="text1"/>
+        <w:color w:val="auto"/>
       </w:rPr>
       <w:tblPr/>
       <w:tcPr>
@@ -17997,7 +17997,7 @@
       <w:rPr>
         <w:b w:val="0"/>
         <w:bCs w:val="0"/>
-        <w:color w:val="000000" w:themeColor="text1"/>
+        <w:color w:val="auto"/>
       </w:rPr>
       <w:tblPr/>
       <w:tcPr>
@@ -18071,7 +18071,7 @@
         <w:bCs/>
         <w:i w:val="0"/>
         <w:iCs w:val="0"/>
-        <w:color w:val="FFFFFF" w:themeColor="background1"/>
+        <w:color w:val="auto"/>
       </w:rPr>
       <w:tblPr/>
       <w:tcPr>
@@ -18092,7 +18092,7 @@
         <w:bCs/>
         <w:i w:val="0"/>
         <w:iCs w:val="0"/>
-        <w:color w:val="FFFFFF" w:themeColor="background1"/>
+        <w:color w:val="auto"/>
       </w:rPr>
       <w:tblPr/>
       <w:tcPr>
@@ -18113,7 +18113,7 @@
         <w:bCs/>
         <w:i w:val="0"/>
         <w:iCs w:val="0"/>
-        <w:color w:val="FFFFFF" w:themeColor="background1"/>
+        <w:color w:val="auto"/>
       </w:rPr>
       <w:tblPr/>
       <w:tcPr>
@@ -18132,7 +18132,7 @@
         <w:bCs/>
         <w:i w:val="0"/>
         <w:iCs w:val="0"/>
-        <w:color w:val="FFFFFF" w:themeColor="background1"/>
+        <w:color w:val="auto"/>
       </w:rPr>
       <w:tblPr/>
       <w:tcPr>
@@ -18212,7 +18212,7 @@
         <w:bCs/>
         <w:i w:val="0"/>
         <w:iCs w:val="0"/>
-        <w:color w:val="FFFFFF" w:themeColor="background1"/>
+        <w:color w:val="auto"/>
       </w:rPr>
       <w:tblPr/>
       <w:tcPr>
@@ -18233,7 +18233,7 @@
         <w:bCs/>
         <w:i w:val="0"/>
         <w:iCs w:val="0"/>
-        <w:color w:val="FFFFFF" w:themeColor="background1"/>
+        <w:color w:val="auto"/>
       </w:rPr>
       <w:tblPr/>
       <w:tcPr>
@@ -18254,7 +18254,7 @@
         <w:bCs/>
         <w:i w:val="0"/>
         <w:iCs w:val="0"/>
-        <w:color w:val="FFFFFF" w:themeColor="background1"/>
+        <w:color w:val="auto"/>
       </w:rPr>
       <w:tblPr/>
       <w:tcPr>
@@ -18273,7 +18273,7 @@
         <w:bCs/>
         <w:i w:val="0"/>
         <w:iCs w:val="0"/>
-        <w:color w:val="FFFFFF" w:themeColor="background1"/>
+        <w:color w:val="auto"/>
       </w:rPr>
       <w:tblPr/>
       <w:tcPr>
@@ -18353,7 +18353,7 @@
         <w:bCs/>
         <w:i w:val="0"/>
         <w:iCs w:val="0"/>
-        <w:color w:val="FFFFFF" w:themeColor="background1"/>
+        <w:color w:val="auto"/>
       </w:rPr>
       <w:tblPr/>
       <w:tcPr>
@@ -18374,7 +18374,7 @@
         <w:bCs/>
         <w:i w:val="0"/>
         <w:iCs w:val="0"/>
-        <w:color w:val="FFFFFF" w:themeColor="background1"/>
+        <w:color w:val="auto"/>
       </w:rPr>
       <w:tblPr/>
       <w:tcPr>
@@ -18395,7 +18395,7 @@
         <w:bCs/>
         <w:i w:val="0"/>
         <w:iCs w:val="0"/>
-        <w:color w:val="FFFFFF" w:themeColor="background1"/>
+        <w:color w:val="auto"/>
       </w:rPr>
       <w:tblPr/>
       <w:tcPr>
@@ -18414,7 +18414,7 @@
         <w:bCs/>
         <w:i w:val="0"/>
         <w:iCs w:val="0"/>
-        <w:color w:val="FFFFFF" w:themeColor="background1"/>
+        <w:color w:val="auto"/>
       </w:rPr>
       <w:tblPr/>
       <w:tcPr>
@@ -18494,7 +18494,7 @@
         <w:bCs/>
         <w:i w:val="0"/>
         <w:iCs w:val="0"/>
-        <w:color w:val="FFFFFF" w:themeColor="background1"/>
+        <w:color w:val="auto"/>
       </w:rPr>
       <w:tblPr/>
       <w:tcPr>
@@ -18515,7 +18515,7 @@
         <w:bCs/>
         <w:i w:val="0"/>
         <w:iCs w:val="0"/>
-        <w:color w:val="FFFFFF" w:themeColor="background1"/>
+        <w:color w:val="auto"/>
       </w:rPr>
       <w:tblPr/>
       <w:tcPr>
@@ -18536,7 +18536,7 @@
         <w:bCs/>
         <w:i w:val="0"/>
         <w:iCs w:val="0"/>
-        <w:color w:val="FFFFFF" w:themeColor="background1"/>
+        <w:color w:val="auto"/>
       </w:rPr>
       <w:tblPr/>
       <w:tcPr>
@@ -18555,7 +18555,7 @@
         <w:bCs/>
         <w:i w:val="0"/>
         <w:iCs w:val="0"/>
-        <w:color w:val="FFFFFF" w:themeColor="background1"/>
+        <w:color w:val="auto"/>
       </w:rPr>
       <w:tblPr/>
       <w:tcPr>
@@ -18635,7 +18635,7 @@
         <w:bCs/>
         <w:i w:val="0"/>
         <w:iCs w:val="0"/>
-        <w:color w:val="FFFFFF" w:themeColor="background1"/>
+        <w:color w:val="auto"/>
       </w:rPr>
       <w:tblPr/>
       <w:tcPr>
@@ -18656,7 +18656,7 @@
         <w:bCs/>
         <w:i w:val="0"/>
         <w:iCs w:val="0"/>
-        <w:color w:val="FFFFFF" w:themeColor="background1"/>
+        <w:color w:val="auto"/>
       </w:rPr>
       <w:tblPr/>
       <w:tcPr>
@@ -18677,7 +18677,7 @@
         <w:bCs/>
         <w:i w:val="0"/>
         <w:iCs w:val="0"/>
-        <w:color w:val="FFFFFF" w:themeColor="background1"/>
+        <w:color w:val="auto"/>
       </w:rPr>
       <w:tblPr/>
       <w:tcPr>
@@ -18696,7 +18696,7 @@
         <w:bCs/>
         <w:i w:val="0"/>
         <w:iCs w:val="0"/>
-        <w:color w:val="FFFFFF" w:themeColor="background1"/>
+        <w:color w:val="auto"/>
       </w:rPr>
       <w:tblPr/>
       <w:tcPr>
@@ -18776,7 +18776,7 @@
         <w:bCs/>
         <w:i w:val="0"/>
         <w:iCs w:val="0"/>
-        <w:color w:val="FFFFFF" w:themeColor="background1"/>
+        <w:color w:val="auto"/>
       </w:rPr>
       <w:tblPr/>
       <w:tcPr>
@@ -18797,7 +18797,7 @@
         <w:bCs/>
         <w:i w:val="0"/>
         <w:iCs w:val="0"/>
-        <w:color w:val="FFFFFF" w:themeColor="background1"/>
+        <w:color w:val="auto"/>
       </w:rPr>
       <w:tblPr/>
       <w:tcPr>
@@ -18818,7 +18818,7 @@
         <w:bCs/>
         <w:i w:val="0"/>
         <w:iCs w:val="0"/>
-        <w:color w:val="FFFFFF" w:themeColor="background1"/>
+        <w:color w:val="auto"/>
       </w:rPr>
       <w:tblPr/>
       <w:tcPr>
@@ -18837,7 +18837,7 @@
         <w:bCs/>
         <w:i w:val="0"/>
         <w:iCs w:val="0"/>
-        <w:color w:val="FFFFFF" w:themeColor="background1"/>
+        <w:color w:val="auto"/>
       </w:rPr>
       <w:tblPr/>
       <w:tcPr>
@@ -18917,7 +18917,7 @@
         <w:bCs/>
         <w:i w:val="0"/>
         <w:iCs w:val="0"/>
-        <w:color w:val="FFFFFF" w:themeColor="background1"/>
+        <w:color w:val="auto"/>
       </w:rPr>
       <w:tblPr/>
       <w:tcPr>
@@ -18938,7 +18938,7 @@
         <w:bCs/>
         <w:i w:val="0"/>
         <w:iCs w:val="0"/>
-        <w:color w:val="FFFFFF" w:themeColor="background1"/>
+        <w:color w:val="auto"/>
       </w:rPr>
       <w:tblPr/>
       <w:tcPr>
@@ -18959,7 +18959,7 @@
         <w:bCs/>
         <w:i w:val="0"/>
         <w:iCs w:val="0"/>
-        <w:color w:val="FFFFFF" w:themeColor="background1"/>
+        <w:color w:val="auto"/>
       </w:rPr>
       <w:tblPr/>
       <w:tcPr>
@@ -18978,7 +18978,7 @@
         <w:bCs/>
         <w:i w:val="0"/>
         <w:iCs w:val="0"/>
-        <w:color w:val="FFFFFF" w:themeColor="background1"/>
+        <w:color w:val="auto"/>
       </w:rPr>
       <w:tblPr/>
       <w:tcPr>
@@ -19031,7 +19031,7 @@
       <w:spacing w:after="0" w:line="240" w:lineRule="auto"/>
     </w:pPr>
     <w:rPr>
-      <w:color w:val="FFFFFF" w:themeColor="background1"/>
+      <w:color w:val="auto"/>
     </w:rPr>
     <w:tblPr>
       <w:tblStyleRowBandSize w:val="1"/>
@@ -19145,7 +19145,7 @@
       <w:spacing w:after="0" w:line="240" w:lineRule="auto"/>
     </w:pPr>
     <w:rPr>
-      <w:color w:val="FFFFFF" w:themeColor="background1"/>
+      <w:color w:val="auto"/>
     </w:rPr>
     <w:tblPr>
       <w:tblStyleRowBandSize w:val="1"/>
@@ -19259,7 +19259,7 @@
       <w:spacing w:after="0" w:line="240" w:lineRule="auto"/>
     </w:pPr>
     <w:rPr>
-      <w:color w:val="FFFFFF" w:themeColor="background1"/>
+      <w:color w:val="auto"/>
     </w:rPr>
     <w:tblPr>
       <w:tblStyleRowBandSize w:val="1"/>
@@ -19373,7 +19373,7 @@
       <w:spacing w:after="0" w:line="240" w:lineRule="auto"/>
     </w:pPr>
     <w:rPr>
-      <w:color w:val="FFFFFF" w:themeColor="background1"/>
+      <w:color w:val="auto"/>
     </w:rPr>
     <w:tblPr>
       <w:tblStyleRowBandSize w:val="1"/>
@@ -19487,7 +19487,7 @@
       <w:spacing w:after="0" w:line="240" w:lineRule="auto"/>
     </w:pPr>
     <w:rPr>
-      <w:color w:val="FFFFFF" w:themeColor="background1"/>
+      <w:color w:val="auto"/>
     </w:rPr>
     <w:tblPr>
       <w:tblStyleRowBandSize w:val="1"/>
@@ -19601,7 +19601,7 @@
       <w:spacing w:after="0" w:line="240" w:lineRule="auto"/>
     </w:pPr>
     <w:rPr>
-      <w:color w:val="FFFFFF" w:themeColor="background1"/>
+      <w:color w:val="auto"/>
     </w:rPr>
     <w:tblPr>
       <w:tblStyleRowBandSize w:val="1"/>
@@ -19715,7 +19715,7 @@
       <w:spacing w:after="0" w:line="240" w:lineRule="auto"/>
     </w:pPr>
     <w:rPr>
-      <w:color w:val="FFFFFF" w:themeColor="background1"/>
+      <w:color w:val="auto"/>
     </w:rPr>
     <w:tblPr>
       <w:tblStyleRowBandSize w:val="1"/>
@@ -19829,7 +19829,7 @@
       <w:spacing w:after="0" w:line="240" w:lineRule="auto"/>
     </w:pPr>
     <w:rPr>
-      <w:color w:val="000000" w:themeColor="text1"/>
+      <w:color w:val="auto"/>
     </w:rPr>
     <w:tblPr>
       <w:tblStyleRowBandSize w:val="1"/>
@@ -19875,7 +19875,7 @@
       <w:rPr>
         <w:b/>
         <w:bCs/>
-        <w:color w:val="FFFFFF" w:themeColor="background1"/>
+        <w:color w:val="auto"/>
       </w:rPr>
       <w:tblPr/>
       <w:tcPr>
@@ -19887,7 +19887,7 @@
     </w:tblStylePr>
     <w:tblStylePr w:type="firstCol">
       <w:rPr>
-        <w:color w:val="FFFFFF" w:themeColor="background1"/>
+        <w:color w:val="auto"/>
       </w:rPr>
       <w:tblPr/>
       <w:tcPr>
@@ -19904,7 +19904,7 @@
     </w:tblStylePr>
     <w:tblStylePr w:type="lastCol">
       <w:rPr>
-        <w:color w:val="FFFFFF" w:themeColor="background1"/>
+        <w:color w:val="auto"/>
       </w:rPr>
       <w:tblPr/>
       <w:tcPr>
@@ -19933,12 +19933,12 @@
     </w:tblStylePr>
     <w:tblStylePr w:type="neCell">
       <w:rPr>
-        <w:color w:val="000000" w:themeColor="text1"/>
+        <w:color w:val="auto"/>
       </w:rPr>
     </w:tblStylePr>
     <w:tblStylePr w:type="nwCell">
       <w:rPr>
-        <w:color w:val="000000" w:themeColor="text1"/>
+        <w:color w:val="auto"/>
       </w:rPr>
     </w:tblStylePr>
   </w:style>
@@ -19951,7 +19951,7 @@
       <w:spacing w:after="0" w:line="240" w:lineRule="auto"/>
     </w:pPr>
     <w:rPr>
-      <w:color w:val="000000" w:themeColor="text1"/>
+      <w:color w:val="auto"/>
     </w:rPr>
     <w:tblPr>
       <w:tblStyleRowBandSize w:val="1"/>
@@ -19997,7 +19997,7 @@
       <w:rPr>
         <w:b/>
         <w:bCs/>
-        <w:color w:val="FFFFFF" w:themeColor="background1"/>
+        <w:color w:val="auto"/>
       </w:rPr>
       <w:tblPr/>
       <w:tcPr>
@@ -20009,7 +20009,7 @@
     </w:tblStylePr>
     <w:tblStylePr w:type="firstCol">
       <w:rPr>
-        <w:color w:val="FFFFFF" w:themeColor="background1"/>
+        <w:color w:val="auto"/>
       </w:rPr>
       <w:tblPr/>
       <w:tcPr>
@@ -20026,7 +20026,7 @@
     </w:tblStylePr>
     <w:tblStylePr w:type="lastCol">
       <w:rPr>
-        <w:color w:val="FFFFFF" w:themeColor="background1"/>
+        <w:color w:val="auto"/>
       </w:rPr>
       <w:tblPr/>
       <w:tcPr>
@@ -20055,12 +20055,12 @@
     </w:tblStylePr>
     <w:tblStylePr w:type="neCell">
       <w:rPr>
-        <w:color w:val="000000" w:themeColor="text1"/>
+        <w:color w:val="auto"/>
       </w:rPr>
     </w:tblStylePr>
     <w:tblStylePr w:type="nwCell">
       <w:rPr>
-        <w:color w:val="000000" w:themeColor="text1"/>
+        <w:color w:val="auto"/>
       </w:rPr>
     </w:tblStylePr>
   </w:style>
@@ -20073,7 +20073,7 @@
       <w:spacing w:after="0" w:line="240" w:lineRule="auto"/>
     </w:pPr>
     <w:rPr>
-      <w:color w:val="000000" w:themeColor="text1"/>
+      <w:color w:val="auto"/>
     </w:rPr>
     <w:tblPr>
       <w:tblStyleRowBandSize w:val="1"/>
@@ -20119,7 +20119,7 @@
       <w:rPr>
         <w:b/>
         <w:bCs/>
-        <w:color w:val="FFFFFF" w:themeColor="background1"/>
+        <w:color w:val="auto"/>
       </w:rPr>
       <w:tblPr/>
       <w:tcPr>
@@ -20131,7 +20131,7 @@
     </w:tblStylePr>
     <w:tblStylePr w:type="firstCol">
       <w:rPr>
-        <w:color w:val="FFFFFF" w:themeColor="background1"/>
+        <w:color w:val="auto"/>
       </w:rPr>
       <w:tblPr/>
       <w:tcPr>
@@ -20148,7 +20148,7 @@
     </w:tblStylePr>
     <w:tblStylePr w:type="lastCol">
       <w:rPr>
-        <w:color w:val="FFFFFF" w:themeColor="background1"/>
+        <w:color w:val="auto"/>
       </w:rPr>
       <w:tblPr/>
       <w:tcPr>
@@ -20177,12 +20177,12 @@
     </w:tblStylePr>
     <w:tblStylePr w:type="neCell">
       <w:rPr>
-        <w:color w:val="000000" w:themeColor="text1"/>
+        <w:color w:val="auto"/>
       </w:rPr>
     </w:tblStylePr>
     <w:tblStylePr w:type="nwCell">
       <w:rPr>
-        <w:color w:val="000000" w:themeColor="text1"/>
+        <w:color w:val="auto"/>
       </w:rPr>
     </w:tblStylePr>
   </w:style>
@@ -20195,7 +20195,7 @@
       <w:spacing w:after="0" w:line="240" w:lineRule="auto"/>
     </w:pPr>
     <w:rPr>
-      <w:color w:val="000000" w:themeColor="text1"/>
+      <w:color w:val="auto"/>
     </w:rPr>
     <w:tblPr>
       <w:tblStyleRowBandSize w:val="1"/>
@@ -20241,7 +20241,7 @@
       <w:rPr>
         <w:b/>
         <w:bCs/>
-        <w:color w:val="FFFFFF" w:themeColor="background1"/>
+        <w:color w:val="auto"/>
       </w:rPr>
       <w:tblPr/>
       <w:tcPr>
@@ -20253,7 +20253,7 @@
     </w:tblStylePr>
     <w:tblStylePr w:type="firstCol">
       <w:rPr>
-        <w:color w:val="FFFFFF" w:themeColor="background1"/>
+        <w:color w:val="auto"/>
       </w:rPr>
       <w:tblPr/>
       <w:tcPr>
@@ -20270,7 +20270,7 @@
     </w:tblStylePr>
     <w:tblStylePr w:type="lastCol">
       <w:rPr>
-        <w:color w:val="FFFFFF" w:themeColor="background1"/>
+        <w:color w:val="auto"/>
       </w:rPr>
       <w:tblPr/>
       <w:tcPr>
@@ -20307,7 +20307,7 @@
       <w:spacing w:after="0" w:line="240" w:lineRule="auto"/>
     </w:pPr>
     <w:rPr>
-      <w:color w:val="000000" w:themeColor="text1"/>
+      <w:color w:val="auto"/>
     </w:rPr>
     <w:tblPr>
       <w:tblStyleRowBandSize w:val="1"/>
@@ -20353,7 +20353,7 @@
       <w:rPr>
         <w:b/>
         <w:bCs/>
-        <w:color w:val="FFFFFF" w:themeColor="background1"/>
+        <w:color w:val="auto"/>
       </w:rPr>
       <w:tblPr/>
       <w:tcPr>
@@ -20365,7 +20365,7 @@
     </w:tblStylePr>
     <w:tblStylePr w:type="firstCol">
       <w:rPr>
-        <w:color w:val="FFFFFF" w:themeColor="background1"/>
+        <w:color w:val="auto"/>
       </w:rPr>
       <w:tblPr/>
       <w:tcPr>
@@ -20382,7 +20382,7 @@
     </w:tblStylePr>
     <w:tblStylePr w:type="lastCol">
       <w:rPr>
-        <w:color w:val="FFFFFF" w:themeColor="background1"/>
+        <w:color w:val="auto"/>
       </w:rPr>
       <w:tblPr/>
       <w:tcPr>
@@ -20411,12 +20411,12 @@
     </w:tblStylePr>
     <w:tblStylePr w:type="neCell">
       <w:rPr>
-        <w:color w:val="000000" w:themeColor="text1"/>
+        <w:color w:val="auto"/>
       </w:rPr>
     </w:tblStylePr>
     <w:tblStylePr w:type="nwCell">
       <w:rPr>
-        <w:color w:val="000000" w:themeColor="text1"/>
+        <w:color w:val="auto"/>
       </w:rPr>
     </w:tblStylePr>
   </w:style>
@@ -20429,7 +20429,7 @@
       <w:spacing w:after="0" w:line="240" w:lineRule="auto"/>
     </w:pPr>
     <w:rPr>
-      <w:color w:val="000000" w:themeColor="text1"/>
+      <w:color w:val="auto"/>
     </w:rPr>
     <w:tblPr>
       <w:tblStyleRowBandSize w:val="1"/>
@@ -20475,7 +20475,7 @@
       <w:rPr>
         <w:b/>
         <w:bCs/>
-        <w:color w:val="FFFFFF" w:themeColor="background1"/>
+        <w:color w:val="auto"/>
       </w:rPr>
       <w:tblPr/>
       <w:tcPr>
@@ -20487,7 +20487,7 @@
     </w:tblStylePr>
     <w:tblStylePr w:type="firstCol">
       <w:rPr>
-        <w:color w:val="FFFFFF" w:themeColor="background1"/>
+        <w:color w:val="auto"/>
       </w:rPr>
       <w:tblPr/>
       <w:tcPr>
@@ -20504,7 +20504,7 @@
     </w:tblStylePr>
     <w:tblStylePr w:type="lastCol">
       <w:rPr>
-        <w:color w:val="FFFFFF" w:themeColor="background1"/>
+        <w:color w:val="auto"/>
       </w:rPr>
       <w:tblPr/>
       <w:tcPr>
@@ -20533,12 +20533,12 @@
     </w:tblStylePr>
     <w:tblStylePr w:type="neCell">
       <w:rPr>
-        <w:color w:val="000000" w:themeColor="text1"/>
+        <w:color w:val="auto"/>
       </w:rPr>
     </w:tblStylePr>
     <w:tblStylePr w:type="nwCell">
       <w:rPr>
-        <w:color w:val="000000" w:themeColor="text1"/>
+        <w:color w:val="auto"/>
       </w:rPr>
     </w:tblStylePr>
   </w:style>
@@ -20551,7 +20551,7 @@
       <w:spacing w:after="0" w:line="240" w:lineRule="auto"/>
     </w:pPr>
     <w:rPr>
-      <w:color w:val="000000" w:themeColor="text1"/>
+      <w:color w:val="auto"/>
     </w:rPr>
     <w:tblPr>
       <w:tblStyleRowBandSize w:val="1"/>
@@ -20597,7 +20597,7 @@
       <w:rPr>
         <w:b/>
         <w:bCs/>
-        <w:color w:val="FFFFFF" w:themeColor="background1"/>
+        <w:color w:val="auto"/>
       </w:rPr>
       <w:tblPr/>
       <w:tcPr>
@@ -20609,7 +20609,7 @@
     </w:tblStylePr>
     <w:tblStylePr w:type="firstCol">
       <w:rPr>
-        <w:color w:val="FFFFFF" w:themeColor="background1"/>
+        <w:color w:val="auto"/>
       </w:rPr>
       <w:tblPr/>
       <w:tcPr>
@@ -20626,7 +20626,7 @@
     </w:tblStylePr>
     <w:tblStylePr w:type="lastCol">
       <w:rPr>
-        <w:color w:val="FFFFFF" w:themeColor="background1"/>
+        <w:color w:val="auto"/>
       </w:rPr>
       <w:tblPr/>
       <w:tcPr>
@@ -20655,12 +20655,12 @@
     </w:tblStylePr>
     <w:tblStylePr w:type="neCell">
       <w:rPr>
-        <w:color w:val="000000" w:themeColor="text1"/>
+        <w:color w:val="auto"/>
       </w:rPr>
     </w:tblStylePr>
     <w:tblStylePr w:type="nwCell">
       <w:rPr>
-        <w:color w:val="000000" w:themeColor="text1"/>
+        <w:color w:val="auto"/>
       </w:rPr>
     </w:tblStylePr>
   </w:style>
@@ -20673,7 +20673,7 @@
       <w:spacing w:after="0" w:line="240" w:lineRule="auto"/>
     </w:pPr>
     <w:rPr>
-      <w:color w:val="000000" w:themeColor="text1"/>
+      <w:color w:val="auto"/>
     </w:rPr>
     <w:tblPr>
       <w:tblStyleRowBandSize w:val="1"/>
@@ -20693,7 +20693,7 @@
       <w:rPr>
         <w:b/>
         <w:bCs/>
-        <w:color w:val="FFFFFF" w:themeColor="background1"/>
+        <w:color w:val="auto"/>
       </w:rPr>
       <w:tblPr/>
       <w:tcPr>
@@ -20707,7 +20707,7 @@
       <w:rPr>
         <w:b/>
         <w:bCs/>
-        <w:color w:val="9E3A38" w:themeColor="accent2" w:themeShade="CC"/>
+        <w:color w:val="auto"/>
       </w:rPr>
       <w:tblPr/>
       <w:tcPr>
@@ -20759,7 +20759,7 @@
       <w:spacing w:after="0" w:line="240" w:lineRule="auto"/>
     </w:pPr>
     <w:rPr>
-      <w:color w:val="000000" w:themeColor="text1"/>
+      <w:color w:val="auto"/>
     </w:rPr>
     <w:tblPr>
       <w:tblStyleRowBandSize w:val="1"/>
@@ -20779,7 +20779,7 @@
       <w:rPr>
         <w:b/>
         <w:bCs/>
-        <w:color w:val="FFFFFF" w:themeColor="background1"/>
+        <w:color w:val="auto"/>
       </w:rPr>
       <w:tblPr/>
       <w:tcPr>
@@ -20793,7 +20793,7 @@
       <w:rPr>
         <w:b/>
         <w:bCs/>
-        <w:color w:val="9E3A38" w:themeColor="accent2" w:themeShade="CC"/>
+        <w:color w:val="auto"/>
       </w:rPr>
       <w:tblPr/>
       <w:tcPr>
@@ -20845,7 +20845,7 @@
       <w:spacing w:after="0" w:line="240" w:lineRule="auto"/>
     </w:pPr>
     <w:rPr>
-      <w:color w:val="000000" w:themeColor="text1"/>
+      <w:color w:val="auto"/>
     </w:rPr>
     <w:tblPr>
       <w:tblStyleRowBandSize w:val="1"/>
@@ -20865,7 +20865,7 @@
       <w:rPr>
         <w:b/>
         <w:bCs/>
-        <w:color w:val="FFFFFF" w:themeColor="background1"/>
+        <w:color w:val="auto"/>
       </w:rPr>
       <w:tblPr/>
       <w:tcPr>
@@ -20879,7 +20879,7 @@
       <w:rPr>
         <w:b/>
         <w:bCs/>
-        <w:color w:val="9E3A38" w:themeColor="accent2" w:themeShade="CC"/>
+        <w:color w:val="auto"/>
       </w:rPr>
       <w:tblPr/>
       <w:tcPr>
@@ -20931,7 +20931,7 @@
       <w:spacing w:after="0" w:line="240" w:lineRule="auto"/>
     </w:pPr>
     <w:rPr>
-      <w:color w:val="000000" w:themeColor="text1"/>
+      <w:color w:val="auto"/>
     </w:rPr>
     <w:tblPr>
       <w:tblStyleRowBandSize w:val="1"/>
@@ -20951,7 +20951,7 @@
       <w:rPr>
         <w:b/>
         <w:bCs/>
-        <w:color w:val="FFFFFF" w:themeColor="background1"/>
+        <w:color w:val="auto"/>
       </w:rPr>
       <w:tblPr/>
       <w:tcPr>
@@ -20965,7 +20965,7 @@
       <w:rPr>
         <w:b/>
         <w:bCs/>
-        <w:color w:val="664E82" w:themeColor="accent4" w:themeShade="CC"/>
+        <w:color w:val="auto"/>
       </w:rPr>
       <w:tblPr/>
       <w:tcPr>
@@ -21017,7 +21017,7 @@
       <w:spacing w:after="0" w:line="240" w:lineRule="auto"/>
     </w:pPr>
     <w:rPr>
-      <w:color w:val="000000" w:themeColor="text1"/>
+      <w:color w:val="auto"/>
     </w:rPr>
     <w:tblPr>
       <w:tblStyleRowBandSize w:val="1"/>
@@ -21037,7 +21037,7 @@
       <w:rPr>
         <w:b/>
         <w:bCs/>
-        <w:color w:val="FFFFFF" w:themeColor="background1"/>
+        <w:color w:val="auto"/>
       </w:rPr>
       <w:tblPr/>
       <w:tcPr>
@@ -21051,7 +21051,7 @@
       <w:rPr>
         <w:b/>
         <w:bCs/>
-        <w:color w:val="7E9C40" w:themeColor="accent3" w:themeShade="CC"/>
+        <w:color w:val="auto"/>
       </w:rPr>
       <w:tblPr/>
       <w:tcPr>
@@ -21103,7 +21103,7 @@
       <w:spacing w:after="0" w:line="240" w:lineRule="auto"/>
     </w:pPr>
     <w:rPr>
-      <w:color w:val="000000" w:themeColor="text1"/>
+      <w:color w:val="auto"/>
     </w:rPr>
     <w:tblPr>
       <w:tblStyleRowBandSize w:val="1"/>
@@ -21123,7 +21123,7 @@
       <w:rPr>
         <w:b/>
         <w:bCs/>
-        <w:color w:val="FFFFFF" w:themeColor="background1"/>
+        <w:color w:val="auto"/>
       </w:rPr>
       <w:tblPr/>
       <w:tcPr>
@@ -21137,7 +21137,7 @@
       <w:rPr>
         <w:b/>
         <w:bCs/>
-        <w:color w:val="F2730A" w:themeColor="accent6" w:themeShade="CC"/>
+        <w:color w:val="auto"/>
       </w:rPr>
       <w:tblPr/>
       <w:tcPr>
@@ -21189,7 +21189,7 @@
       <w:spacing w:after="0" w:line="240" w:lineRule="auto"/>
     </w:pPr>
     <w:rPr>
-      <w:color w:val="000000" w:themeColor="text1"/>
+      <w:color w:val="auto"/>
     </w:rPr>
     <w:tblPr>
       <w:tblStyleRowBandSize w:val="1"/>
@@ -21209,7 +21209,7 @@
       <w:rPr>
         <w:b/>
         <w:bCs/>
-        <w:color w:val="FFFFFF" w:themeColor="background1"/>
+        <w:color w:val="auto"/>
       </w:rPr>
       <w:tblPr/>
       <w:tcPr>
@@ -21223,7 +21223,7 @@
       <w:rPr>
         <w:b/>
         <w:bCs/>
-        <w:color w:val="348DA5" w:themeColor="accent5" w:themeShade="CC"/>
+        <w:color w:val="auto"/>
       </w:rPr>
       <w:tblPr/>
       <w:tcPr>
@@ -21275,7 +21275,7 @@
       <w:spacing w:after="0" w:line="240" w:lineRule="auto"/>
     </w:pPr>
     <w:rPr>
-      <w:color w:val="000000" w:themeColor="text1"/>
+      <w:color w:val="auto"/>
     </w:rPr>
     <w:tblPr>
       <w:tblStyleRowBandSize w:val="1"/>
@@ -21308,7 +21308,7 @@
       <w:rPr>
         <w:b/>
         <w:bCs/>
-        <w:color w:val="000000" w:themeColor="text1"/>
+        <w:color w:val="auto"/>
       </w:rPr>
       <w:tblPr/>
       <w:tcPr>
@@ -21317,7 +21317,7 @@
     </w:tblStylePr>
     <w:tblStylePr w:type="firstCol">
       <w:rPr>
-        <w:color w:val="FFFFFF" w:themeColor="background1"/>
+        <w:color w:val="auto"/>
       </w:rPr>
       <w:tblPr/>
       <w:tcPr>
@@ -21326,7 +21326,7 @@
     </w:tblStylePr>
     <w:tblStylePr w:type="lastCol">
       <w:rPr>
-        <w:color w:val="FFFFFF" w:themeColor="background1"/>
+        <w:color w:val="auto"/>
       </w:rPr>
       <w:tblPr/>
       <w:tcPr>
@@ -21355,7 +21355,7 @@
       <w:spacing w:after="0" w:line="240" w:lineRule="auto"/>
     </w:pPr>
     <w:rPr>
-      <w:color w:val="000000" w:themeColor="text1"/>
+      <w:color w:val="auto"/>
     </w:rPr>
     <w:tblPr>
       <w:tblStyleRowBandSize w:val="1"/>
@@ -21388,7 +21388,7 @@
       <w:rPr>
         <w:b/>
         <w:bCs/>
-        <w:color w:val="000000" w:themeColor="text1"/>
+        <w:color w:val="auto"/>
       </w:rPr>
       <w:tblPr/>
       <w:tcPr>
@@ -21397,7 +21397,7 @@
     </w:tblStylePr>
     <w:tblStylePr w:type="firstCol">
       <w:rPr>
-        <w:color w:val="FFFFFF" w:themeColor="background1"/>
+        <w:color w:val="auto"/>
       </w:rPr>
       <w:tblPr/>
       <w:tcPr>
@@ -21406,7 +21406,7 @@
     </w:tblStylePr>
     <w:tblStylePr w:type="lastCol">
       <w:rPr>
-        <w:color w:val="FFFFFF" w:themeColor="background1"/>
+        <w:color w:val="auto"/>
       </w:rPr>
       <w:tblPr/>
       <w:tcPr>
@@ -21435,7 +21435,7 @@
       <w:spacing w:after="0" w:line="240" w:lineRule="auto"/>
     </w:pPr>
     <w:rPr>
-      <w:color w:val="000000" w:themeColor="text1"/>
+      <w:color w:val="auto"/>
     </w:rPr>
     <w:tblPr>
       <w:tblStyleRowBandSize w:val="1"/>
@@ -21468,7 +21468,7 @@
       <w:rPr>
         <w:b/>
         <w:bCs/>
-        <w:color w:val="000000" w:themeColor="text1"/>
+        <w:color w:val="auto"/>
       </w:rPr>
       <w:tblPr/>
       <w:tcPr>
@@ -21477,7 +21477,7 @@
     </w:tblStylePr>
     <w:tblStylePr w:type="firstCol">
       <w:rPr>
-        <w:color w:val="FFFFFF" w:themeColor="background1"/>
+        <w:color w:val="auto"/>
       </w:rPr>
       <w:tblPr/>
       <w:tcPr>
@@ -21486,7 +21486,7 @@
     </w:tblStylePr>
     <w:tblStylePr w:type="lastCol">
       <w:rPr>
-        <w:color w:val="FFFFFF" w:themeColor="background1"/>
+        <w:color w:val="auto"/>
       </w:rPr>
       <w:tblPr/>
       <w:tcPr>
@@ -21515,7 +21515,7 @@
       <w:spacing w:after="0" w:line="240" w:lineRule="auto"/>
     </w:pPr>
     <w:rPr>
-      <w:color w:val="000000" w:themeColor="text1"/>
+      <w:color w:val="auto"/>
     </w:rPr>
     <w:tblPr>
       <w:tblStyleRowBandSize w:val="1"/>
@@ -21548,7 +21548,7 @@
       <w:rPr>
         <w:b/>
         <w:bCs/>
-        <w:color w:val="000000" w:themeColor="text1"/>
+        <w:color w:val="auto"/>
       </w:rPr>
       <w:tblPr/>
       <w:tcPr>
@@ -21557,7 +21557,7 @@
     </w:tblStylePr>
     <w:tblStylePr w:type="firstCol">
       <w:rPr>
-        <w:color w:val="FFFFFF" w:themeColor="background1"/>
+        <w:color w:val="auto"/>
       </w:rPr>
       <w:tblPr/>
       <w:tcPr>
@@ -21566,7 +21566,7 @@
     </w:tblStylePr>
     <w:tblStylePr w:type="lastCol">
       <w:rPr>
-        <w:color w:val="FFFFFF" w:themeColor="background1"/>
+        <w:color w:val="auto"/>
       </w:rPr>
       <w:tblPr/>
       <w:tcPr>
@@ -21595,7 +21595,7 @@
       <w:spacing w:after="0" w:line="240" w:lineRule="auto"/>
     </w:pPr>
     <w:rPr>
-      <w:color w:val="000000" w:themeColor="text1"/>
+      <w:color w:val="auto"/>
     </w:rPr>
     <w:tblPr>
       <w:tblStyleRowBandSize w:val="1"/>
@@ -21628,7 +21628,7 @@
       <w:rPr>
         <w:b/>
         <w:bCs/>
-        <w:color w:val="000000" w:themeColor="text1"/>
+        <w:color w:val="auto"/>
       </w:rPr>
       <w:tblPr/>
       <w:tcPr>
@@ -21637,7 +21637,7 @@
     </w:tblStylePr>
     <w:tblStylePr w:type="firstCol">
       <w:rPr>
-        <w:color w:val="FFFFFF" w:themeColor="background1"/>
+        <w:color w:val="auto"/>
       </w:rPr>
       <w:tblPr/>
       <w:tcPr>
@@ -21646,7 +21646,7 @@
     </w:tblStylePr>
     <w:tblStylePr w:type="lastCol">
       <w:rPr>
-        <w:color w:val="FFFFFF" w:themeColor="background1"/>
+        <w:color w:val="auto"/>
       </w:rPr>
       <w:tblPr/>
       <w:tcPr>
@@ -21675,7 +21675,7 @@
       <w:spacing w:after="0" w:line="240" w:lineRule="auto"/>
     </w:pPr>
     <w:rPr>
-      <w:color w:val="000000" w:themeColor="text1"/>
+      <w:color w:val="auto"/>
     </w:rPr>
     <w:tblPr>
       <w:tblStyleRowBandSize w:val="1"/>
@@ -21708,7 +21708,7 @@
       <w:rPr>
         <w:b/>
         <w:bCs/>
-        <w:color w:val="000000" w:themeColor="text1"/>
+        <w:color w:val="auto"/>
       </w:rPr>
       <w:tblPr/>
       <w:tcPr>
@@ -21717,7 +21717,7 @@
     </w:tblStylePr>
     <w:tblStylePr w:type="firstCol">
       <w:rPr>
-        <w:color w:val="FFFFFF" w:themeColor="background1"/>
+        <w:color w:val="auto"/>
       </w:rPr>
       <w:tblPr/>
       <w:tcPr>
@@ -21726,7 +21726,7 @@
     </w:tblStylePr>
     <w:tblStylePr w:type="lastCol">
       <w:rPr>
-        <w:color w:val="FFFFFF" w:themeColor="background1"/>
+        <w:color w:val="auto"/>
       </w:rPr>
       <w:tblPr/>
       <w:tcPr>
@@ -21755,7 +21755,7 @@
       <w:spacing w:after="0" w:line="240" w:lineRule="auto"/>
     </w:pPr>
     <w:rPr>
-      <w:color w:val="000000" w:themeColor="text1"/>
+      <w:color w:val="auto"/>
     </w:rPr>
     <w:tblPr>
       <w:tblStyleRowBandSize w:val="1"/>
@@ -21788,7 +21788,7 @@
       <w:rPr>
         <w:b/>
         <w:bCs/>
-        <w:color w:val="000000" w:themeColor="text1"/>
+        <w:color w:val="auto"/>
       </w:rPr>
       <w:tblPr/>
       <w:tcPr>
@@ -21797,7 +21797,7 @@
     </w:tblStylePr>
     <w:tblStylePr w:type="firstCol">
       <w:rPr>
-        <w:color w:val="FFFFFF" w:themeColor="background1"/>
+        <w:color w:val="auto"/>
       </w:rPr>
       <w:tblPr/>
       <w:tcPr>
@@ -21806,7 +21806,7 @@
     </w:tblStylePr>
     <w:tblStylePr w:type="lastCol">
       <w:rPr>
-        <w:color w:val="FFFFFF" w:themeColor="background1"/>
+        <w:color w:val="auto"/>
       </w:rPr>
       <w:tblPr/>
       <w:tcPr>

--- a/report/SMS_Spam_Detection_Report.docx
+++ b/report/SMS_Spam_Detection_Report.docx
@@ -75,8 +75,17 @@
       <w:r>
         <w:t>Project repository</w:t>
         <w:br/>
-        <w:t>https://github.com/YuvrajC7/sms-spam-detection</w:t>
       </w:r>
+      <w:hyperlink r:id="rId13" w:history="1">
+        <w:r>
+          <w:rPr>
+            <w:b/>
+            <w:color w:val="0000FF"/>
+            <w:u w:val="single"/>
+          </w:rPr>
+          <w:t>https://github.com/YuvrajC7/sms-spam-detection</w:t>
+        </w:r>
+      </w:hyperlink>
     </w:p>
     <w:p>
       <w:pPr>
